--- a/docs/thesis/thesis.docx
+++ b/docs/thesis/thesis.docx
@@ -27,55 +27,31 @@
         <w:pStyle w:val="Subtitle"/>
       </w:pPr>
       <w:r>
-        <w:t xml:space="preserve">Cost-Aware</w:t>
-      </w:r>
-      <w:r>
-        <w:t xml:space="preserve"> </w:t>
-      </w:r>
-      <w:r>
-        <w:t xml:space="preserve">Routing</w:t>
-      </w:r>
-      <w:r>
-        <w:t xml:space="preserve"> </w:t>
-      </w:r>
-      <w:r>
-        <w:t xml:space="preserve">of</w:t>
-      </w:r>
-      <w:r>
-        <w:t xml:space="preserve"> </w:t>
-      </w:r>
-      <w:r>
-        <w:t xml:space="preserve">Open-Weight</w:t>
-      </w:r>
-      <w:r>
-        <w:t xml:space="preserve"> </w:t>
-      </w:r>
-      <w:r>
-        <w:t xml:space="preserve">Specialist</w:t>
-      </w:r>
-      <w:r>
-        <w:t xml:space="preserve"> </w:t>
-      </w:r>
-      <w:r>
-        <w:t xml:space="preserve">Models</w:t>
-      </w:r>
-      <w:r>
-        <w:t xml:space="preserve"> </w:t>
-      </w:r>
-      <w:r>
-        <w:t xml:space="preserve">Across</w:t>
-      </w:r>
-      <w:r>
-        <w:t xml:space="preserve"> </w:t>
-      </w:r>
-      <w:r>
-        <w:t xml:space="preserve">Software</w:t>
-      </w:r>
-      <w:r>
-        <w:t xml:space="preserve"> </w:t>
-      </w:r>
-      <w:r>
-        <w:t xml:space="preserve">Engineering</w:t>
+        <w:t xml:space="preserve">Personal</w:t>
+      </w:r>
+      <w:r>
+        <w:t xml:space="preserve"> </w:t>
+      </w:r>
+      <w:r>
+        <w:t xml:space="preserve">AI</w:t>
+      </w:r>
+      <w:r>
+        <w:t xml:space="preserve"> </w:t>
+      </w:r>
+      <w:r>
+        <w:t xml:space="preserve">Through</w:t>
+      </w:r>
+      <w:r>
+        <w:t xml:space="preserve"> </w:t>
+      </w:r>
+      <w:r>
+        <w:t xml:space="preserve">Open-Model</w:t>
+      </w:r>
+      <w:r>
+        <w:t xml:space="preserve"> </w:t>
+      </w:r>
+      <w:r>
+        <w:t xml:space="preserve">Collaboration</w:t>
       </w:r>
       <w:r>
         <w:t xml:space="preserve"> </w:t>
@@ -87,13 +63,13 @@
         <w:t xml:space="preserve"> </w:t>
       </w:r>
       <w:r>
-        <w:t xml:space="preserve">Browser</w:t>
-      </w:r>
-      <w:r>
-        <w:t xml:space="preserve"> </w:t>
-      </w:r>
-      <w:r>
-        <w:t xml:space="preserve">Tasks</w:t>
+        <w:t xml:space="preserve">Continual</w:t>
+      </w:r>
+      <w:r>
+        <w:t xml:space="preserve"> </w:t>
+      </w:r>
+      <w:r>
+        <w:t xml:space="preserve">Distillation</w:t>
       </w:r>
     </w:p>
     <w:p>
@@ -240,7 +216,7 @@
         <w:t xml:space="preserve"> </w:t>
       </w:r>
       <w:r>
-        <w:t xml:space="preserve">No claim that the proposed model portfolio improves accuracy, reduces measured cost or benefits from adaptation is made. The revised scope replaces a fixed local/remote pair with a pool of eligible specialist models; the earlier two-model protocol remains a restricted baseline and integration pilot.</w:t>
+        <w:t xml:space="preserve">No claim that the proposed personal agent or model portfolio improves accuracy, reduces measured cost or benefits from adaptation is made. The central objective is an affordable, user-controlled personal agent that learns to work independently and to collaborate with external experts. Portfolio routing supplies an enabling mechanism; fixed two-model routing remains a restricted baseline and integration pilot.</w:t>
       </w:r>
     </w:p>
     <w:p>
@@ -295,23 +271,31 @@
         <w:pStyle w:val="FirstParagraph"/>
       </w:pPr>
       <w:r>
-        <w:t xml:space="preserve">Language models differ in their strengths, deployment requirements and cost. A model suited to backend repair need not be the best choice for frontend development or browser interaction; parameter count and a single aggregate benchmark do not establish a universal ordering. An assistant can instead select from a portfolio of open-weight specialists, with optional closed-model references, according to expected task performance, total cost, latency and customer constraints. Small models may run locally or remotely, and customer-specific adaptation may improve selected members of the portfolio.</w:t>
-      </w:r>
-    </w:p>
-    <w:p>
-      <w:pPr>
-        <w:pStyle w:val="BodyText"/>
-      </w:pPr>
-      <w:r>
-        <w:t xml:space="preserve">This thesis proposes a controlled evaluation of cost-aware portfolio routing across software-engineering and browser tasks. The primary software-engineering comparison tests a frozen multi-model policy against a strong fixed model selected on development data under a common agent harness. Domain-specific selection, two-model routing, random allocation and simple rules provide additional controls; browser interaction supplies a separate transfer study. Accuracy–cost frontiers are reported in dollars per assigned task and per successful task, with workload-specific success definitions and complete accounting for failures. Task-level model selection is the default. Phase-level and per-call switching are evaluated separately, including model loading, context reprocessing and state-transfer costs.</w:t>
-      </w:r>
-    </w:p>
-    <w:p>
-      <w:pPr>
-        <w:pStyle w:val="BodyText"/>
-      </w:pPr>
-      <w:r>
-        <w:t xml:space="preserve">The design separates portfolio selection, router recalibration and model adaptation. New releases are admitted through versioned development evaluations, while final tests remain unavailable for selection. Customer adapters are associated with compatible base-model revisions; shared training data does not imply interchangeable adapter weights or key–value caches. The study measures whether additional specialists or adaptation improve the attainable frontier enough to justify their operational cost. Published model and price evidence informs candidate selection but does not establish a universal best combination. The intended contribution is a reproducible account of how closely a deployable policy can approach the capabilities of its eligible model pool at a chosen price sensitivity. No empirical outcomes for that hypothesis are reported.</w:t>
+        <w:t xml:space="preserve">An open model ecosystem can support personal AI in two complementary ways: by providing external expertise when a compact model cannot complete a task, and by supplying verified experience from which that personal model can learn. The resulting system need not treat the small model as merely a cheap substitute. It can maintain the user’s goals, preferences and ongoing work, consult larger specialists, verify their proposals and integrate the results. Its usefulness depends on the quality of that cooperation as well as the capability retained for independent local use.</w:t>
+      </w:r>
+    </w:p>
+    <w:p>
+      <w:pPr>
+        <w:pStyle w:val="BodyText"/>
+      </w:pPr>
+      <w:r>
+        <w:t xml:space="preserve">This thesis proposes a study of a small personal controller combined with a versioned portfolio of open-weight experts for agentic software engineering, with browser interaction as a transfer domain. The fixed-model cooperation study compares hierarchical assistance with local-only, large-model-only and flat-routing controls under shared personal context, tools and resource limits. A separate longitudinal study measures standalone student performance, collaboration quality and verified local completion across cumulative usage and distillation rounds. Distillation targets observable actions, expert requests, context selection, verified repairs and integration behavior. Router recalibration, personal memory and generator adaptation are separated experimentally.</w:t>
+      </w:r>
+    </w:p>
+    <w:p>
+      <w:pPr>
+        <w:pStyle w:val="BodyText"/>
+      </w:pPr>
+      <w:r>
+        <w:t xml:space="preserve">The economic account includes dollars per assigned and successful task, teacher-data acquisition, verification, adaptation, model loading and state handoff. Local accessibility is assessed through measured memory, latency, offline functionality and artifact portability rather than assuming that a small checkpoint runs acceptably on every device. Reduced external-model use is a useful outcome only when task quality is maintained; improved cooperation may remain valuable when difficult tasks still require external expertise. New model releases and customer adapters enter through versioned development evaluations.</w:t>
+      </w:r>
+    </w:p>
+    <w:p>
+      <w:pPr>
+        <w:pStyle w:val="BodyText"/>
+      </w:pPr>
+      <w:r>
+        <w:t xml:space="preserve">The intended contribution is a reproducible account of how the open ecosystem can strengthen a personal model over time, where compact-model capacity limits persist, and when cooperation produces benefits beyond giving a large model the same personal information. Democratization is the motivating objective; the proposed experiments measure technical access and capability proxies rather than claiming societal impact. The manuscript contains literature synthesis, architecture, experimental designs and attributable background evidence. It reports no TTGL outcomes for the proposed cooperative or longitudinal studies.</w:t>
       </w:r>
     </w:p>
     <w:p>
@@ -329,7 +313,7 @@
         <w:t xml:space="preserve"> </w:t>
       </w:r>
       <w:r>
-        <w:t xml:space="preserve">model portfolios; software-engineering agents; browser agents; cost-sensitive routing; calibrated confidence; customer adaptation; LoRA; open-weight language models.</w:t>
+        <w:t xml:space="preserve">personal AI; local agents; small language models; cooperative agents; model portfolios; verified distillation; continual adaptation; open-weight models.</w:t>
       </w:r>
     </w:p>
     <w:bookmarkEnd w:id="21"/>
@@ -381,7 +365,7 @@
         <w:t xml:space="preserve">Introduction</w:t>
       </w:r>
     </w:p>
-    <w:bookmarkStart w:id="23" w:name="motivation"/>
+    <w:bookmarkStart w:id="23" w:name="X204b78b9df4732649d82f9d91827ec5dc90ed3e"/>
     <w:p>
       <w:pPr>
         <w:pStyle w:val="Heading2"/>
@@ -396,7 +380,7 @@
         <w:tab/>
       </w:r>
       <w:r>
-        <w:t xml:space="preserve">Motivation</w:t>
+        <w:t xml:space="preserve">Motivation: personal capability from an open ecosystem</w:t>
       </w:r>
     </w:p>
     <w:p>
@@ -404,31 +388,23 @@
         <w:pStyle w:val="FirstParagraph"/>
       </w:pPr>
       <w:r>
-        <w:t xml:space="preserve">An assistant’s useful output is completed work: a repository change that passes its acceptance checks, a browser workflow that reaches the requested state, or a frontend that meets a specified interaction requirement. Generating a plausible answer is only part of that process. The model operates through tools, observations, execution environments and stopping rules, so its performance must be measured as part of an agent system. A single language-model score does not fully characterize the service the customer receives.</w:t>
-      </w:r>
-    </w:p>
-    <w:p>
-      <w:pPr>
-        <w:pStyle w:val="BodyText"/>
-      </w:pPr>
-      <w:r>
-        <w:t xml:space="preserve">Model capabilities are heterogeneous. Backend debugging, visual frontend work, unfamiliar programming languages, long repository contexts and browser navigation can require different strengths. Some tasks need visual grounding; others can be completed efficiently from structured text. A smaller specialist may outperform a larger general model on one workload while failing on another. These possibilities motivate empirical comparison, not an assumption that specialization or parameter count guarantees superior performance.</w:t>
-      </w:r>
-    </w:p>
-    <w:p>
-      <w:pPr>
-        <w:pStyle w:val="BodyText"/>
-      </w:pPr>
-      <w:r>
-        <w:t xml:space="preserve">The proposed TTGL assistant therefore selects among a portfolio of eligible models. The portfolio may include several small models, larger general models, browser specialists and compatible customer-adapted variants. A model can run on a desktop, a shared GPU service or a managed endpoint. Model size, weight availability, execution location and customer billing are separate attributes. An open-weight model served remotely still incurs infrastructure cost; local execution consumes memory, energy and time even when the customer pays no per-call fee.</w:t>
-      </w:r>
-    </w:p>
-    <w:p>
-      <w:pPr>
-        <w:pStyle w:val="BodyText"/>
-      </w:pPr>
-      <w:r>
-        <w:t xml:space="preserve">The working title,</w:t>
+        <w:t xml:space="preserve">The motivating objective is to democratize AI: make useful assistance affordable, adaptable and controllable by the person using it. This requires more than a low token tariff. A personal agent should retain relevant preferences and work context, operate within the user’s permissions, remain useful on accessible hardware, and preserve value when an external service is unavailable or replaced. These properties are research objectives, not claims that an existing small model already provides them to every user.</w:t>
+      </w:r>
+    </w:p>
+    <w:p>
+      <w:pPr>
+        <w:pStyle w:val="BodyText"/>
+      </w:pPr>
+      <w:r>
+        <w:t xml:space="preserve">The open model ecosystem offers complementary sources of capability. Larger models and domain specialists can solve demanding problems, while compact models can provide responsive local behavior and potentially learn a person’s recurring workflows. The proposed system combines them through a small personal controller. It can inspect a task, use local tools, request bounded help from eligible experts, check their outputs and integrate the result into the user’s work. The personal model need not reproduce every expert’s knowledge in its own parameters to benefit from that knowledge.</w:t>
+      </w:r>
+    </w:p>
+    <w:p>
+      <w:pPr>
+        <w:pStyle w:val="BodyText"/>
+      </w:pPr>
+      <w:r>
+        <w:t xml:space="preserve">This makes</w:t>
       </w:r>
       <w:r>
         <w:t xml:space="preserve"> </w:t>
@@ -441,7 +417,18 @@
         <w:t xml:space="preserve">We Gotta Combine!</w:t>
       </w:r>
       <w:r>
-        <w:t xml:space="preserve">, expresses the hypothesis that complementary models can be more useful together than a fixed choice. Here, combination primarily means selecting an appropriate model for each task. It does not require running every model, voting on every answer, merging their weights or switching after every generated response. Those interventions have different costs and require separate experiments.</w:t>
+        <w:t xml:space="preserve"> </w:t>
+      </w:r>
+      <w:r>
+        <w:t xml:space="preserve">a hypothesis about cooperation and learning, not only model selection. Routing decides which expert is appropriate. The personal controller also decides what help to request, which context is necessary, how to assess an answer and how to continue after it arrives. A large model can advise on a plan as well as produce a patch, while the controller retains the task contract and personal context. If the controller’s competence becomes the bottleneck, the system needs an explicit route to stronger planning or broader delegation.</w:t>
+      </w:r>
+    </w:p>
+    <w:p>
+      <w:pPr>
+        <w:pStyle w:val="BodyText"/>
+      </w:pPr>
+      <w:r>
+        <w:t xml:space="preserve">Verified interactions can then become learning material. Some teach skills that the compact model can later perform independently; others teach it to collaborate more effectively. Both can improve the assistant. Fewer large-model calls is not by itself evidence of learning: the system could simply tolerate more failures or encounter easier tasks. Conversely, a controller that uses the same number of expert calls but solves substantially harder work may have improved. Independent capability, cooperative performance and external dependence must therefore be measured separately.</w:t>
       </w:r>
     </w:p>
     <w:bookmarkEnd w:id="23"/>
@@ -468,61 +455,31 @@
         <w:pStyle w:val="FirstParagraph"/>
       </w:pPr>
       <w:r>
-        <w:t xml:space="preserve">The central problem is to predict which eligible model offers the best expected outcome for a task at the customer’s price sensitivity. An inexpensive model may be sufficient; a more expensive model may provide enough additional success probability to justify its cost; or neither may have a reasonable chance of success within the budget. The router must learn those conditional differences. Detecting that a task is difficult is insufficient if all candidates fail on it.</w:t>
-      </w:r>
-    </w:p>
-    <w:p>
-      <w:pPr>
-        <w:pStyle w:val="BodyText"/>
-      </w:pPr>
-      <w:r>
-        <w:t xml:space="preserve">A task’s full price is not its advertised output-token rate. Repeated context processing, tool calls, failed attempts, verification, model loading, cache behavior, queueing and infrastructure allocation all affect the final bill or economic cost. The study therefore reports both dollars per assigned task and dollars per successful task. The latter includes the cost of failures in its numerator. Price scenarios derived from token rates are useful for planning, but measured task costs require actual traces and an explicit accounting boundary.</w:t>
-      </w:r>
-    </w:p>
-    <w:p>
-      <w:pPr>
-        <w:pStyle w:val="BodyText"/>
-      </w:pPr>
-      <w:r>
-        <w:t xml:space="preserve">Choosing the portfolio itself is part of the problem. Adding a specialist may improve coverage while increasing data acquisition, model residency, adapter training and maintenance costs. Several small remote models may be practical for a shared service but unsuitable for a memory-constrained laptop. Conversely, one well-adapted local model may be preferable when offline operation or privacy dominates small average accuracy gains. The experiment treats the number and sizes of models as choices to evaluate, not fixed consequences of the words</w:t>
-      </w:r>
-      <w:r>
-        <w:t xml:space="preserve"> </w:t>
-      </w:r>
-      <w:r>
-        <w:t xml:space="preserve">“</w:t>
-      </w:r>
-      <w:r>
-        <w:t xml:space="preserve">small</w:t>
-      </w:r>
-      <w:r>
-        <w:t xml:space="preserve">”</w:t>
-      </w:r>
-      <w:r>
-        <w:t xml:space="preserve"> </w:t>
-      </w:r>
-      <w:r>
-        <w:t xml:space="preserve">and</w:t>
-      </w:r>
-      <w:r>
-        <w:t xml:space="preserve"> </w:t>
-      </w:r>
-      <w:r>
-        <w:t xml:space="preserve">“</w:t>
-      </w:r>
-      <w:r>
-        <w:t xml:space="preserve">large.</w:t>
-      </w:r>
-      <w:r>
-        <w:t xml:space="preserve">”</w:t>
-      </w:r>
-    </w:p>
-    <w:p>
-      <w:pPr>
-        <w:pStyle w:val="BodyText"/>
-      </w:pPr>
-      <w:r>
-        <w:t xml:space="preserve">Model releases and workloads also change over time. A newly released model cannot be assigned a reliable router score merely because its provider reports a better benchmark. It must pass interface and licensing checks, acquire development measurements and enter a versioned pool. Updating router parameters can then be much cheaper than retraining every generative model, but it still requires evidence. Customer adaptation and portfolio refresh are separate interventions whose effects must be identified independently.</w:t>
+        <w:t xml:space="preserve">The first problem is whether a compact personal controller and larger experts can work better together than simpler systems with the same information and resources. Giving only the controller access to user preferences would create an unfair comparison. The large-model baseline must receive the same permitted memory, task contract, tool access and opportunity to retrieve relevant context. Any resulting advantage can then be investigated as an effect of decomposition, delegation, verification or integration rather than an information advantage hidden inside the architecture.</w:t>
+      </w:r>
+    </w:p>
+    <w:p>
+      <w:pPr>
+        <w:pStyle w:val="BodyText"/>
+      </w:pPr>
+      <w:r>
+        <w:t xml:space="preserve">The second problem is how experience changes that relationship. A useful learning loop observes work, identifies trustworthy demonstrations, trains or adapts the student, recalibrates its decisions and evaluates the next version on untouched tasks. Training only on teacher answers ignores the control skills needed to obtain and use those answers. Training only on requests already escalated can also bias the data toward tasks that are too difficult for the small model. The study records the acquisition policy and verification yield, uses a controlled learning curriculum before closed-loop adaptation, and tests whether gains survive changes in task distribution.</w:t>
+      </w:r>
+    </w:p>
+    <w:p>
+      <w:pPr>
+        <w:pStyle w:val="BodyText"/>
+      </w:pPr>
+      <w:r>
+        <w:t xml:space="preserve">A third problem is the cost of making personalization persistent. Current facts, user corrections and project state belong in editable memory, where they can be retrieved, updated and deleted. Repeated behavioral patterns may justify an adapter or full-model adaptation. A separate adapter for every model and user can become expensive to train and maintain, while full fine-tuning may exceed a desktop’s memory. The experiment distinguishes memory, routing adaptation and changes to model weights; it does not assume that every personal detail should become a parameter update.</w:t>
+      </w:r>
+    </w:p>
+    <w:p>
+      <w:pPr>
+        <w:pStyle w:val="BodyText"/>
+      </w:pPr>
+      <w:r>
+        <w:t xml:space="preserve">The surrounding expert pool is also a decision variable. Specialists may differ across frontend/backend coding, programming language, browser interaction and visual grounding. Small models can run remotely, and local hardware can support different sizes. Pool membership and execution location are chosen using development evidence and customer constraints. Newly released models enter a versioned evaluation process; the personal agent’s identity and memory need not be replaced whenever its expert provider changes.</w:t>
       </w:r>
     </w:p>
     <w:bookmarkEnd w:id="24"/>
@@ -559,13 +516,13 @@
           <w:b/>
           <w:bCs/>
         </w:rPr>
-        <w:t xml:space="preserve">model configuration</w:t>
-      </w:r>
-      <w:r>
-        <w:t xml:space="preserve"> </w:t>
-      </w:r>
-      <w:r>
-        <w:t xml:space="preserve">includes the base checkpoint or service revision, tokenizer and prompt template, precision, inference settings, adapter where applicable, runtime and endpoint. Two deployments of the same checkpoint can have different cost and latency; an adapted checkpoint can have different accuracy. A</w:t>
+        <w:t xml:space="preserve">personal controller</w:t>
+      </w:r>
+      <w:r>
+        <w:t xml:space="preserve"> </w:t>
+      </w:r>
+      <w:r>
+        <w:t xml:space="preserve">is a model-driven agent with access to a permitted user-state store, task state and bounded tools. The controller does not itself define security permissions: the harness enforces them. An</w:t>
       </w:r>
       <w:r>
         <w:t xml:space="preserve"> </w:t>
@@ -575,13 +532,13 @@
           <w:b/>
           <w:bCs/>
         </w:rPr>
-        <w:t xml:space="preserve">portfolio</w:t>
-      </w:r>
-      <w:r>
-        <w:t xml:space="preserve"> </w:t>
-      </w:r>
-      <w:r>
-        <w:t xml:space="preserve">is the finite, frozen set of configurations eligible within a study epoch. A</w:t>
+        <w:t xml:space="preserve">expert</w:t>
+      </w:r>
+      <w:r>
+        <w:t xml:space="preserve"> </w:t>
+      </w:r>
+      <w:r>
+        <w:t xml:space="preserve">is a model configuration invoked for a declared role such as plan advice, code generation, critique, visual interpretation or a bounded subtask. Its result returns through a recorded interface. A</w:t>
       </w:r>
       <w:r>
         <w:t xml:space="preserve"> </w:t>
@@ -591,13 +548,13 @@
           <w:b/>
           <w:bCs/>
         </w:rPr>
-        <w:t xml:space="preserve">router</w:t>
-      </w:r>
-      <w:r>
-        <w:t xml:space="preserve"> </w:t>
-      </w:r>
-      <w:r>
-        <w:t xml:space="preserve">predicts their conditional value and chooses an eligible action subject to budget, permissions, modality and device constraints.</w:t>
+        <w:t xml:space="preserve">portfolio router</w:t>
+      </w:r>
+      <w:r>
+        <w:t xml:space="preserve"> </w:t>
+      </w:r>
+      <w:r>
+        <w:t xml:space="preserve">selects eligible experts; it is one component of the controller rather than the complete cooperative system.</w:t>
       </w:r>
     </w:p>
     <w:p>
@@ -615,13 +572,13 @@
           <w:b/>
           <w:bCs/>
         </w:rPr>
-        <w:t xml:space="preserve">single-model agent</w:t>
-      </w:r>
-      <w:r>
-        <w:t xml:space="preserve"> </w:t>
-      </w:r>
-      <w:r>
-        <w:t xml:space="preserve">may invoke many tools and make many model calls, but keeps the same configuration throughout its trajectory. A</w:t>
+        <w:t xml:space="preserve">model configuration</w:t>
+      </w:r>
+      <w:r>
+        <w:t xml:space="preserve"> </w:t>
+      </w:r>
+      <w:r>
+        <w:t xml:space="preserve">identifies the checkpoint or service revision, tokenizer and template, precision, inference settings, runtime, endpoint and compatible adapter. A</w:t>
       </w:r>
       <w:r>
         <w:t xml:space="preserve"> </w:t>
@@ -631,13 +588,13 @@
           <w:b/>
           <w:bCs/>
         </w:rPr>
-        <w:t xml:space="preserve">portfolio-routed agent</w:t>
-      </w:r>
-      <w:r>
-        <w:t xml:space="preserve"> </w:t>
-      </w:r>
-      <w:r>
-        <w:t xml:space="preserve">can choose a different configuration for different tasks. A</w:t>
+        <w:t xml:space="preserve">learning round</w:t>
+      </w:r>
+      <w:r>
+        <w:t xml:space="preserve"> </w:t>
+      </w:r>
+      <w:r>
+        <w:t xml:space="preserve">produces a versioned student and policy from a declared cumulative development exposure. A</w:t>
       </w:r>
       <w:r>
         <w:t xml:space="preserve"> </w:t>
@@ -647,13 +604,13 @@
           <w:b/>
           <w:bCs/>
         </w:rPr>
-        <w:t xml:space="preserve">switching agent</w:t>
-      </w:r>
-      <w:r>
-        <w:t xml:space="preserve"> </w:t>
-      </w:r>
-      <w:r>
-        <w:t xml:space="preserve">can also transfer an ongoing task between configurations. The initial portfolio experiment uses task-level selection so that routing quality can be assessed before adding the confounding effects of state transfer. Two-model local/remote routing is a restricted case, retained as a useful baseline and inexpensive integration pilot.</w:t>
+        <w:t xml:space="preserve">local-only completion</w:t>
+      </w:r>
+      <w:r>
+        <w:t xml:space="preserve"> </w:t>
+      </w:r>
+      <w:r>
+        <w:t xml:space="preserve">requires successful work with no external model assistance during the attempt, including remote planning, judging or embedding calls. Ordinary local tools and tests remain available. Past training on permitted teacher outputs does not make every future local attempt externally assisted.</w:t>
       </w:r>
     </w:p>
     <w:p>
@@ -673,33 +630,15 @@
         <w:t xml:space="preserve"> </w:t>
       </w:r>
       <w:r>
-        <w:t xml:space="preserve">means weights are available under a published license; it does not establish all properties of an open-source AI system or grant unrestricted commercial use. Weight licenses, source-code licenses, API terms and training permissions are recorded separately.</w:t>
-      </w:r>
-      <w:r>
-        <w:t xml:space="preserve"> </w:t>
-      </w:r>
-      <w:r>
-        <w:t xml:space="preserve">“</w:t>
-      </w:r>
-      <w:r>
-        <w:t xml:space="preserve">Free model</w:t>
-      </w:r>
-      <w:r>
-        <w:t xml:space="preserve">”</w:t>
-      </w:r>
-      <w:r>
-        <w:t xml:space="preserve"> </w:t>
-      </w:r>
-      <w:r>
-        <w:t xml:space="preserve">is consequently not used as a synonym for zero total cost. An open-only pool and a pool permitting closed APIs can be compared under clearly declared availability rules.</w:t>
-      </w:r>
-    </w:p>
-    <w:p>
-      <w:pPr>
-        <w:pStyle w:val="BodyText"/>
-      </w:pPr>
-      <w:r>
-        <w:t xml:space="preserve">The primary confirmatory outcome is repository-level issue resolution under a pinned software-engineering evaluator. Browser interaction is a separate domain study using its own common scaffold and task-success definition. Frontend development is not interchangeable with browser navigation: producing an application and operating an existing website require different acceptance checks. Programming language, frontend/backend role and task type are prespecified, potentially overlapping strata. Domain-level scores are not pooled into one accuracy number unless the workload weights and normalization have been declared in advance.</w:t>
+        <w:t xml:space="preserve">describes available weights under a published license. Source-code openness, redistribution rights, API output-training terms and inference location are recorded separately. A free local product tier does not eliminate energy, hardware or training cost. The mission of democratization is operationalized through capability, cost, memory requirements, offline operation, user control and portability. A benchmark study cannot demonstrate universal accessibility or broad social impact merely by improving one score.</w:t>
+      </w:r>
+    </w:p>
+    <w:p>
+      <w:pPr>
+        <w:pStyle w:val="BodyText"/>
+      </w:pPr>
+      <w:r>
+        <w:t xml:space="preserve">Agentic software engineering is the main experimental setting. Functional resolution requires the pinned benchmark’s execution checks. Study 1’s accepted-task success additionally requires the prespecified feasible mandatory user constraints; both components are reported separately, with subjective personalization quality as a secondary outcome. Browser use is a transfer domain with its own environment and success definition. Frontend implementation, browser navigation and desktop operation are distinct workloads. A Python-heavy repository benchmark cannot establish performance across all languages or all forms of frontend work.</w:t>
       </w:r>
     </w:p>
     <w:bookmarkEnd w:id="25"/>
@@ -726,7 +665,7 @@
         <w:pStyle w:val="FirstParagraph"/>
       </w:pPr>
       <w:r>
-        <w:t xml:space="preserve">The thesis organizes the empirical work around six questions:</w:t>
+        <w:t xml:space="preserve">The thesis addresses six linked questions:</w:t>
       </w:r>
     </w:p>
     <w:p>
@@ -742,13 +681,13 @@
           <w:b/>
           <w:bCs/>
         </w:rPr>
-        <w:t xml:space="preserve">Portfolio value:</w:t>
-      </w:r>
-      <w:r>
-        <w:t xml:space="preserve"> </w:t>
-      </w:r>
-      <w:r>
-        <w:t xml:space="preserve">Can a frozen multi-model policy retain success within a prespecified tolerance of a strong fixed model selected on development data while reducing total cost per task?</w:t>
+        <w:t xml:space="preserve">Cooperative capability:</w:t>
+      </w:r>
+      <w:r>
+        <w:t xml:space="preserve"> </w:t>
+      </w:r>
+      <w:r>
+        <w:t xml:space="preserve">Does a small personal controller with external experts improve task outcomes or the quality–cost tradeoff compared with a large-model agent given the same personal context, and compared with flat routing?</w:t>
       </w:r>
     </w:p>
     <w:p>
@@ -764,13 +703,13 @@
           <w:b/>
           <w:bCs/>
         </w:rPr>
-        <w:t xml:space="preserve">Routing quality:</w:t>
-      </w:r>
-      <w:r>
-        <w:t xml:space="preserve"> </w:t>
-      </w:r>
-      <w:r>
-        <w:t xml:space="preserve">Does learned allocation outperform random, domain-based, simple-rule and two-model allocation at comparable expected budgets, and are predicted outcomes and costs calibrated?</w:t>
+        <w:t xml:space="preserve">Learning from use:</w:t>
+      </w:r>
+      <w:r>
+        <w:t xml:space="preserve"> </w:t>
+      </w:r>
+      <w:r>
+        <w:t xml:space="preserve">Across fixed cumulative exposure rounds, which verified demonstrations improve independent student skills, and which improve delegation, context selection, verification and integration?</w:t>
       </w:r>
     </w:p>
     <w:p>
@@ -786,13 +725,13 @@
           <w:b/>
           <w:bCs/>
         </w:rPr>
-        <w:t xml:space="preserve">Complementarity:</w:t>
-      </w:r>
-      <w:r>
-        <w:t xml:space="preserve"> </w:t>
-      </w:r>
-      <w:r>
-        <w:t xml:space="preserve">How do the attainable frontier and the selected model mix vary with frontend/backend work, programming language, browser interaction, portfolio size and price sensitivity?</w:t>
+        <w:t xml:space="preserve">Personal independence:</w:t>
+      </w:r>
+      <w:r>
+        <w:t xml:space="preserve"> </w:t>
+      </w:r>
+      <w:r>
+        <w:t xml:space="preserve">How much useful work can be completed locally at a maintained quality level, how does external-model burden change, and what hardware and lifecycle cost are required?</w:t>
       </w:r>
     </w:p>
     <w:p>
@@ -808,13 +747,13 @@
           <w:b/>
           <w:bCs/>
         </w:rPr>
-        <w:t xml:space="preserve">Switching granularity:</w:t>
-      </w:r>
-      <w:r>
-        <w:t xml:space="preserve"> </w:t>
-      </w:r>
-      <w:r>
-        <w:t xml:space="preserve">When do task-level selection, phase-level handoff or per-call switching provide the best tradeoff after accounting for context replay, cache validity, model loading and handoff failures?</w:t>
+        <w:t xml:space="preserve">Specialist complementarity:</w:t>
+      </w:r>
+      <w:r>
+        <w:t xml:space="preserve"> </w:t>
+      </w:r>
+      <w:r>
+        <w:t xml:space="preserve">When do additional experts, different model sizes and domain-specific choices improve the system enough to justify their acquisition and serving cost?</w:t>
       </w:r>
     </w:p>
     <w:p>
@@ -830,13 +769,13 @@
           <w:b/>
           <w:bCs/>
         </w:rPr>
-        <w:t xml:space="preserve">Customer adaptation:</w:t>
-      </w:r>
-      <w:r>
-        <w:t xml:space="preserve"> </w:t>
-      </w:r>
-      <w:r>
-        <w:t xml:space="preserve">Which small models, if any, justify per-customer adapters or full-model adaptation, and how much improvement comes from changed model capability versus router recalibration?</w:t>
+        <w:t xml:space="preserve">Personalization mechanisms:</w:t>
+      </w:r>
+      <w:r>
+        <w:t xml:space="preserve"> </w:t>
+      </w:r>
+      <w:r>
+        <w:t xml:space="preserve">What is supplied by editable memory, router adaptation, per-base customer adapters or full fine-tuning, and how do those effects generalize to unseen tasks and users?</w:t>
       </w:r>
     </w:p>
     <w:p>
@@ -852,13 +791,13 @@
           <w:b/>
           <w:bCs/>
         </w:rPr>
-        <w:t xml:space="preserve">Continual selection:</w:t>
-      </w:r>
-      <w:r>
-        <w:t xml:space="preserve"> </w:t>
-      </w:r>
-      <w:r>
-        <w:t xml:space="preserve">Can a versioned admission and recalibration process incorporate new model releases without losing calibration, leaking test data or consuming more resources than the resulting savings justify?</w:t>
+        <w:t xml:space="preserve">Operational evolution:</w:t>
+      </w:r>
+      <w:r>
+        <w:t xml:space="preserve"> </w:t>
+      </w:r>
+      <w:r>
+        <w:t xml:space="preserve">How do handoff granularity, cache reuse, model release updates and workload shift affect the reliability and economics of the cooperative system?</w:t>
       </w:r>
     </w:p>
     <w:p>
@@ -866,11 +805,11 @@
         <w:pStyle w:val="FirstParagraph"/>
       </w:pPr>
       <w:r>
-        <w:t xml:space="preserve">The ensemble methodology defines one confirmatory comparison and a restricted statistical claim. Browser transfer, wider portfolio sweeps, switching and customer adaptation are prespecified extensions unless separately funded and registered. This separation keeps the central thesis answerable while retaining the broader product direction.</w:t>
+        <w:t xml:space="preserve">The research program has an enabling portfolio study, a fixed-model cooperation study and a separate longitudinal learning study. Their contrasts and evidence requirements are named explicitly. Success in a routing baseline does not establish cooperative superiority; success after one fine-tune does not establish progressive independence over many rounds. Each confirmatory scope must be frozen and resourced before its final outcomes are observed.</w:t>
       </w:r>
     </w:p>
     <w:bookmarkEnd w:id="26"/>
-    <w:bookmarkStart w:id="27" w:name="X2c16b6d10a3d910ac8feef291915771afd7bade"/>
+    <w:bookmarkStart w:id="27" w:name="intended-contribution-and-limits"/>
     <w:p>
       <w:pPr>
         <w:pStyle w:val="Heading2"/>
@@ -885,7 +824,7 @@
         <w:tab/>
       </w:r>
       <w:r>
-        <w:t xml:space="preserve">Intended contribution and the frontier objective</w:t>
+        <w:t xml:space="preserve">Intended contribution and limits</w:t>
       </w:r>
     </w:p>
     <w:p>
@@ -893,31 +832,23 @@
         <w:pStyle w:val="FirstParagraph"/>
       </w:pPr>
       <w:r>
-        <w:t xml:space="preserve">The thesis does not claim to invent model routing, calibration, parameter-efficient adaptation or agent harnesses. Its intended contribution is a controlled study of their interaction across task domains, with a reproducible per-task economic account and explicit operational costs. Existing libraries supply the agent loops, browser interaction, model transport, inference and training. New code is limited to the research-specific routing, integration and evidence record where maintained tools do not provide them.</w:t>
-      </w:r>
-    </w:p>
-    <w:p>
-      <w:pPr>
-        <w:pStyle w:val="BodyText"/>
-      </w:pPr>
-      <w:r>
-        <w:t xml:space="preserve">The combined capability of a model pool is an attractive upper bound, not a promised deployed frontier. An outcome-informed oracle can choose a successful model after seeing every candidate’s outcome; a real router must choose before observing that outcome. Correlated failures, prediction error, insufficient training data and the cost of acquiring routing features can leave a substantial gap. Even the oracle only characterizes the finite evaluated pool and task distribution, not every available open model or every future release.</w:t>
-      </w:r>
-    </w:p>
-    <w:p>
-      <w:pPr>
-        <w:pStyle w:val="BodyText"/>
-      </w:pPr>
-      <w:r>
-        <w:t xml:space="preserve">A useful result could therefore be positive, negative or qualified. Extra models might improve one language but provide no benefit elsewhere. A domain lookup might match an expensive learned router. State handoff might erase the gains from finer-grained selection. A customer adapter might improve its target workload while damaging other tasks or never amortizing its training cost. The protocol is designed to expose these possibilities rather than select only favorable demonstrations.</w:t>
-      </w:r>
-    </w:p>
-    <w:p>
-      <w:pPr>
-        <w:pStyle w:val="BodyText"/>
-      </w:pPr>
-      <w:r>
-        <w:t xml:space="preserve">The repository already contains a historical coding-problem replay, data validation, teacher-example preparation and a training/inference scaffold. These do not establish the performance of the proposed portfolio, browser agent or latest checkpoints. New integration and empirical execution remain necessary. The approved single-80-GB-GPU, US$100 Runpod allocation supports bounded feasibility work; it does not imply that the expanded confirmatory study or additional paid APIs have been funded.</w:t>
+        <w:t xml:space="preserve">The contribution is the controlled evaluation of a personal agent that draws on open expertise while retaining and developing useful capability for its owner. Existing software supplies model serving, agent tools, memory interfaces, training and benchmarks. Custom work is confined to missing control, measurement and integration behavior. The experiment compares cooperation patterns and learning interventions without claiming to invent the underlying routing, memory or distillation methods.</w:t>
+      </w:r>
+    </w:p>
+    <w:p>
+      <w:pPr>
+        <w:pStyle w:val="BodyText"/>
+      </w:pPr>
+      <w:r>
+        <w:t xml:space="preserve">The combined capability of all experts is an optimistic opportunity bound. A real controller can choose the wrong expert, omit decisive context, misunderstand a correct answer or fail to recognize an error. A small model may learn common workflows while retaining limits on novel reasoning or long-horizon planning. Increased usage may produce redundant or biased data rather than continual improvement. Negative transfer and plateaus are possible results, and the study must preserve them rather than select the best-looking checkpoint after testing.</w:t>
+      </w:r>
+    </w:p>
+    <w:p>
+      <w:pPr>
+        <w:pStyle w:val="BodyText"/>
+      </w:pPr>
+      <w:r>
+        <w:t xml:space="preserve">The existing TTGL repository contains a historical coding-problem replay, data checks, teacher-example preparation and a training/inference scaffold. It does not yet supply measured evidence for this cooperative or longitudinal system. The approved US$100, single-80-GB Runpod allocation supports bounded feasibility work. A full controlled program, multiple adaptation rounds and device measurements require a costed execution plan and the necessary access; the manuscript does not claim that they have occurred.</w:t>
       </w:r>
     </w:p>
     <w:bookmarkEnd w:id="27"/>
@@ -944,7 +875,7 @@
         <w:pStyle w:val="FirstParagraph"/>
       </w:pPr>
       <w:r>
-        <w:t xml:space="preserve">The foundations chapter reviews routing, calibration, speculative inference, distillation and agent evaluation. System design defines the model portfolio and decision interface. The dated model landscape and historical accuracy evidence motivate candidate selection, while the task-economics chapter separates published task costs from hypothetical price scenarios. Browser evaluation and customer adaptation receive dedicated chapters. The ensemble protocol controls the expanded experiment, and the software-engineering chapter retains detailed benchmark procedures and the restricted two-model pilot. The analysis plan and reproducibility chapter specify reporting, limitations and completion criteria. Empirical results and result-dependent conclusions are reserved for later completion.</w:t>
+        <w:t xml:space="preserve">The foundations and agent-learning evidence chapters review the methods and their limits. System design and the personal-controller chapter specify cooperation, followed by the longitudinal learning protocol. The model catalog, historical accuracy and task-economics chapters supply dated context. Browser evaluation and adaptation/switching provide domain and deployment details. The portfolio study and repository procedures remain reusable controls. The analysis and reproducibility chapters define reporting and completion boundaries. Empirical results and result-dependent conclusions remain unwritten.</w:t>
       </w:r>
     </w:p>
     <w:bookmarkEnd w:id="28"/>
@@ -990,7 +921,7 @@
         <w:pStyle w:val="FirstParagraph"/>
       </w:pPr>
       <w:r>
-        <w:t xml:space="preserve">This chapter develops the conceptual basis for a portfolio-routed assistant spanning software engineering and browser interaction and identifies the claims that the proposed experiment can test. Its scope is deliberately broader than model routing alone. A useful system must choose a model, obtain a usable solution through an interaction interface, verify that solution, and account for the resources consumed by both successful and unsuccessful attempts. The relevant literature therefore spans selective prediction, learning to defer, LLM routing, agent-computer interfaces, code evaluation, knowledge distillation and parameter-efficient adaptation.</w:t>
+        <w:t xml:space="preserve">This chapter develops the conceptual basis for a personal agent that collaborates with open-model experts and learns from verified use and identifies the claims that the proposed experiment can test. Its scope is deliberately broader than model routing alone. A useful system must choose a model, obtain a usable solution through an interaction interface, verify that solution, and account for the resources consumed by both successful and unsuccessful attempts. The relevant literature therefore spans selective prediction, learning to defer, LLM routing, agent-computer interfaces, code evaluation, knowledge distillation and parameter-efficient adaptation.</w:t>
       </w:r>
     </w:p>
     <w:p>
@@ -1138,6 +1069,14 @@
       </w:pPr>
       <w:r>
         <w:t xml:space="preserve">Evidence quality varies across sources. Relevant definitions, methods and discussion were inspected in primary full texts for sixteen works: calibration, SelectiveNet, learning to defer, FrugalGPT, RouteLLM, speculative decoding, dynamic speculation, distillation, LoRA, QLoRA, DPO, Constitutional AI, DeepSeek-R1, SWE-agent, SWE-bench and SWE-bench Pro. This is targeted section-level reading, not a claim that every proof, appendix and empirical table was independently audited. DeepInfer’s confidence head and scheduling code were inspected at a pinned revision, and its claims remain implementation evidence. Other benchmark and SDK references rely on official repository documentation; their bibliographic notes identify this narrower evidence. The review does not treat authors’ reported improvements as a replication or as predicted thesis outcomes.</w:t>
+      </w:r>
+    </w:p>
+    <w:p>
+      <w:pPr>
+        <w:pStyle w:val="BodyText"/>
+      </w:pPr>
+      <w:r>
+        <w:t xml:space="preserve">The agent-learning chapter additionally examines SWE-Gym, SWE-smith, DAgger and AgentTuning, including evidence of gains, regressions and saturation. The personal-controller chapter reviews ReAct, MemGPT and HuggingGPT alongside current memory-software documentation. These sources motivate observable collaboration and learning mechanisms without establishing small-controller superiority.</w:t>
       </w:r>
     </w:p>
     <w:p>
@@ -2560,7 +2499,7 @@
         <w:pStyle w:val="FirstParagraph"/>
       </w:pPr>
       <w:r>
-        <w:t xml:space="preserve">The literature already supplies routing frameworks, deferral objectives, calibrated predictors, agent harnesses, executable benchmarks and efficient adaptation methods. The defensible contribution is their controlled evaluation in a particular setting: whether a portfolio of specialist configurations can complete tasks at lower total cost while meeting an explicit quality requirement, and whether a router can allocate that work better than fixed, domain-based and restricted two-model alternatives.</w:t>
+        <w:t xml:space="preserve">The literature already supplies routing frameworks, deferral objectives, calibrated predictors, agent harnesses, executable benchmarks and efficient adaptation methods. The defensible contribution is their controlled evaluation in a particular setting: whether a compact personal agent can use complementary expertise effectively, improve through verified experience and retain useful capability for its owner at an affordable resource cost. Portfolio allocation remains an enabling comparison against fixed and domain-based alternatives; deeper cooperation requires matched-context controls and actual interactions.</w:t>
       </w:r>
     </w:p>
     <w:p>
@@ -2978,7 +2917,7 @@
     </w:p>
     <w:bookmarkEnd w:id="39"/>
     <w:bookmarkEnd w:id="40"/>
-    <w:bookmarkStart w:id="53" w:name="system-design-and-formalization"/>
+    <w:bookmarkStart w:id="47" w:name="X610d844ab401bb1fec484ac7cd1ed4e610958cc"/>
     <w:p>
       <w:pPr>
         <w:pStyle w:val="Heading1"/>
@@ -2993,10 +2932,10 @@
         <w:tab/>
       </w:r>
       <w:r>
-        <w:t xml:space="preserve">System design and formalization</w:t>
-      </w:r>
-    </w:p>
-    <w:bookmarkStart w:id="44" w:name="design-principles"/>
+        <w:t xml:space="preserve">Evidence for learning a personal coding agent</w:t>
+      </w:r>
+    </w:p>
+    <w:bookmarkStart w:id="41" w:name="Xaa107c5caeaaa9dbd45b35aa4d7634c7c29747c"/>
     <w:p>
       <w:pPr>
         <w:pStyle w:val="Heading2"/>
@@ -3011,6 +2950,543 @@
         <w:tab/>
       </w:r>
       <w:r>
+        <w:t xml:space="preserve">From borrowing capability to learning how to act</w:t>
+      </w:r>
+    </w:p>
+    <w:p>
+      <w:pPr>
+        <w:pStyle w:val="FirstParagraph"/>
+      </w:pPr>
+      <w:r>
+        <w:t xml:space="preserve">The democratization objective requires more than sending inexpensive tasks to an existing small model. A personal model should become more capable at operating its tools, preserving the user’s objective, deciding when an expert is needed, and integrating expert work. Two improvements are possible: independent completion of tasks that previously required help, and better collaboration on tasks that remain beyond the local model’s standalone capacity. Fewer expert calls is therefore meaningful only alongside maintained quality and a declared task distribution. A local coordinator that asks a more useful question and obtains a better joint result may improve without reducing the number of consultations.</w:t>
+      </w:r>
+    </w:p>
+    <w:p>
+      <w:pPr>
+        <w:pStyle w:val="BodyText"/>
+      </w:pPr>
+      <w:r>
+        <w:t xml:space="preserve">The relevant training object is an</w:t>
+      </w:r>
+      <w:r>
+        <w:t xml:space="preserve"> </w:t>
+      </w:r>
+      <w:r>
+        <w:rPr>
+          <w:b/>
+          <w:bCs/>
+        </w:rPr>
+        <w:t xml:space="preserve">agent trajectory</w:t>
+      </w:r>
+      <w:r>
+        <w:t xml:space="preserve">: the task, permitted environment observations, model-generated actions, tool responses and final disposition. A final successful patch alone omits the decisions that produced it. Code-completion fine-tuning can improve a component of an agent, but it does not by itself establish better repository exploration, error recovery, tool selection or expert coordination. The four primary works reviewed here connect these questions to executable training environments, trajectory learning and distribution shift. Relevant methods, results and limitations were inspected in versioned full texts; official repository documentation supplies implementation evidence. Their source hashes and review scope are preserved in</w:t>
+      </w:r>
+      <w:r>
+        <w:t xml:space="preserve"> </w:t>
+      </w:r>
+      <w:r>
+        <w:rPr>
+          <w:rStyle w:val="VerbatimChar"/>
+        </w:rPr>
+        <w:t xml:space="preserve">agent-learning-sources.json</w:t>
+      </w:r>
+      <w:r>
+        <w:t xml:space="preserve">.</w:t>
+      </w:r>
+    </w:p>
+    <w:bookmarkEnd w:id="41"/>
+    <w:bookmarkStart w:id="42" w:name="X2aa8716dfa30276b028e3d7bc3467a70d7aac2b"/>
+    <w:p>
+      <w:pPr>
+        <w:pStyle w:val="Heading2"/>
+      </w:pPr>
+      <w:r>
+        <w:rPr>
+          <w:rStyle w:val="SectionNumber"/>
+        </w:rPr>
+        <w:t xml:space="preserve">3.2</w:t>
+      </w:r>
+      <w:r>
+        <w:tab/>
+      </w:r>
+      <w:r>
+        <w:t xml:space="preserve">SWE-Gym: evidence for gains and for limits</w:t>
+      </w:r>
+    </w:p>
+    <w:p>
+      <w:pPr>
+        <w:pStyle w:val="FirstParagraph"/>
+      </w:pPr>
+      <w:r>
+        <w:t xml:space="preserve">SWE-Gym provides 2,438 executable training tasks drawn from real software issues and evaluates trajectory-based learning with OpenHands and MoatlessTools</w:t>
+      </w:r>
+      <w:r>
+        <w:t xml:space="preserve"> </w:t>
+      </w:r>
+      <w:r>
+        <w:t xml:space="preserve">(</w:t>
+      </w:r>
+      <w:hyperlink w:anchor="ref-pan2025swegym">
+        <w:r>
+          <w:rPr>
+            <w:rStyle w:val="Hyperlink"/>
+          </w:rPr>
+          <w:t xml:space="preserve">Pan et al. 2025</w:t>
+        </w:r>
+      </w:hyperlink>
+      <w:r>
+        <w:t xml:space="preserve">)</w:t>
+      </w:r>
+      <w:r>
+        <w:t xml:space="preserve">. Its general-purpose OpenHands experiment collected 491 successful trajectories from GPT-4o and Claude 3.5 Sonnet and fine-tuned Qwen2.5-Coder-Instruct models. Table 3 reports that the 7B model’s SWE-bench Verified resolution increased from</w:t>
+      </w:r>
+      <w:r>
+        <w:t xml:space="preserve"> </w:t>
+      </w:r>
+      <w:r>
+        <w:rPr>
+          <w:b/>
+          <w:bCs/>
+        </w:rPr>
+        <w:t xml:space="preserve">1.8% to 10.6%</w:t>
+      </w:r>
+      <w:r>
+        <w:t xml:space="preserve"> </w:t>
+      </w:r>
+      <w:r>
+        <w:t xml:space="preserve">with OpenHands CodeActAgent 2.1. The trajectories averaged roughly 19 turns and 19,000 tokens; this is not ordinary single-answer code supervision.</w:t>
+      </w:r>
+    </w:p>
+    <w:p>
+      <w:pPr>
+        <w:pStyle w:val="BodyText"/>
+      </w:pPr>
+      <w:r>
+        <w:t xml:space="preserve">That is historical evidence that agent training can improve a relatively small model under a specified scaffold. It is not an estimate for current Qwen models, ordinary desktop hardware, a different harness, or the proposed local coordinator. The teachers in that experiment were closed APIs; the thesis’s intended open-weight teacher pool requires its own comparison. Reported aggregate gains also do not guarantee improvement on each task class.</w:t>
+      </w:r>
+    </w:p>
+    <w:p>
+      <w:pPr>
+        <w:pStyle w:val="BodyText"/>
+      </w:pPr>
+      <w:r>
+        <w:t xml:space="preserve">The same paper provides an important counterexample to automatic self-improvement. In its general-purpose 32B experiment, mixing 868 successful on-policy trajectories with the original teacher trajectories reduced SWE-bench Lite resolution from</w:t>
+      </w:r>
+      <w:r>
+        <w:t xml:space="preserve"> </w:t>
+      </w:r>
+      <w:r>
+        <w:rPr>
+          <w:b/>
+          <w:bCs/>
+        </w:rPr>
+        <w:t xml:space="preserve">15.3% to 8.7%</w:t>
+      </w:r>
+      <w:r>
+        <w:t xml:space="preserve">. Under the more constrained MoatlessTools workflow, iterative rejection-sampling fine-tuning improved the 7B model from</w:t>
+      </w:r>
+      <w:r>
+        <w:t xml:space="preserve"> </w:t>
+      </w:r>
+      <w:r>
+        <w:rPr>
+          <w:b/>
+          <w:bCs/>
+        </w:rPr>
+        <w:t xml:space="preserve">7.0% to 9.0% to 10.0%</w:t>
+      </w:r>
+      <w:r>
+        <w:t xml:space="preserve"> </w:t>
+      </w:r>
+      <w:r>
+        <w:t xml:space="preserve">across the initial state and two iterations, while the 32B model moved from</w:t>
+      </w:r>
+      <w:r>
+        <w:t xml:space="preserve"> </w:t>
+      </w:r>
+      <w:r>
+        <w:rPr>
+          <w:b/>
+          <w:bCs/>
+        </w:rPr>
+        <w:t xml:space="preserve">19.0% to 19.7% to 19.7%</w:t>
+      </w:r>
+      <w:r>
+        <w:t xml:space="preserve">. The authors report negligible further improvement after two iterations. Those settings differ, so their figures must not be combined into one learning curve.</w:t>
+      </w:r>
+    </w:p>
+    <w:p>
+      <w:pPr>
+        <w:pStyle w:val="BodyText"/>
+      </w:pPr>
+      <w:r>
+        <w:t xml:space="preserve">These observations motivate a longitudinal experiment with explicit failure and plateau outcomes. More usage does not ensure more useful supervision, and successful self-generated trajectories can reinforce a narrow distribution. The paper also caps repeated successes per task to reduce bias toward easily solved examples. The proposed study should preserve collection and filtering counts, sample failure states and task strata deliberately, and measure the cost of unsuccessful trajectory collection.</w:t>
+      </w:r>
+    </w:p>
+    <w:bookmarkEnd w:id="42"/>
+    <w:bookmarkStart w:id="43" w:name="X687f8c85b02b8f728856eb300f5fdb5bd288487"/>
+    <w:p>
+      <w:pPr>
+        <w:pStyle w:val="Heading2"/>
+      </w:pPr>
+      <w:r>
+        <w:rPr>
+          <w:rStyle w:val="SectionNumber"/>
+        </w:rPr>
+        <w:t xml:space="preserve">3.3</w:t>
+      </w:r>
+      <w:r>
+        <w:tab/>
+      </w:r>
+      <w:r>
+        <w:t xml:space="preserve">SWE-smith: reuse executable data construction</w:t>
+      </w:r>
+    </w:p>
+    <w:p>
+      <w:pPr>
+        <w:pStyle w:val="FirstParagraph"/>
+      </w:pPr>
+      <w:r>
+        <w:t xml:space="preserve">SWE-smith reverses a costly data-construction pattern: it first establishes a working repository environment, then synthesizes faults and retains candidates that break previously passing tests</w:t>
+      </w:r>
+      <w:r>
+        <w:t xml:space="preserve"> </w:t>
+      </w:r>
+      <w:r>
+        <w:t xml:space="preserve">(</w:t>
+      </w:r>
+      <w:hyperlink w:anchor="ref-yang2025swesmith">
+        <w:r>
+          <w:rPr>
+            <w:rStyle w:val="Hyperlink"/>
+          </w:rPr>
+          <w:t xml:space="preserve">Yang et al. 2025</w:t>
+        </w:r>
+      </w:hyperlink>
+      <w:r>
+        <w:t xml:space="preserve">)</w:t>
+      </w:r>
+      <w:r>
+        <w:t xml:space="preserve">. Its methods include language-model modifications, procedural transformations, combined bugs and transformations based on historical pull requests. This provides a reusable way to obtain many agent-training opportunities from an environment whose dependencies and tests are already understood.</w:t>
+      </w:r>
+    </w:p>
+    <w:p>
+      <w:pPr>
+        <w:pStyle w:val="BodyText"/>
+      </w:pPr>
+      <w:r>
+        <w:t xml:space="preserve">The paper’s training study uses successful expert trajectories, examines the effect of generation strategy, and limits repeated examples from the same instance. Its ablations show that different ways of creating apparently valid tasks do not yield equally useful training data. The problem statement matters as well as the patch: an instruction that gives away a failing test or localizes the exact defect can make the learning problem unlike a later user request. A generated task should not be considered realistic simply because it has a test-based reward.</w:t>
+      </w:r>
+    </w:p>
+    <w:p>
+      <w:pPr>
+        <w:pStyle w:val="BodyText"/>
+      </w:pPr>
+      <w:r>
+        <w:t xml:space="preserve">The current official toolkit supplies environment construction, trajectory generation, evaluation and conversion to supervised fine-tuning data. Its training guide explicitly centers SWE-agent and says that other scaffolds require adaptation of expert-trajectory generation and prediction interfaces. The thesis can reuse its environments and evaluators without claiming that an existing SWE-agent trajectory is automatically suitable for mini-SWE-agent or for a local coordinator with expert-consultation actions. Conversion must preserve the observation/action contract and be validated on excluded development tasks.</w:t>
+      </w:r>
+    </w:p>
+    <w:p>
+      <w:pPr>
+        <w:pStyle w:val="BodyText"/>
+      </w:pPr>
+      <w:r>
+        <w:t xml:space="preserve">SWE-smith’s MIT toolkit license also does not resolve the licenses of every underlying repository or teacher output. Training provenance must follow the actual material. Its Linux/Docker environment-building requirements concern research infrastructure; they do not require end users to train or serve their personal model on the same machine. Neither its large public dataset nor a historical multi-GPU training recipe establishes what fits in the initial US$100 pilot.</w:t>
+      </w:r>
+    </w:p>
+    <w:bookmarkEnd w:id="43"/>
+    <w:bookmarkStart w:id="44" w:name="X7b03191384e45d923951e84cd765c304041f9e6"/>
+    <w:p>
+      <w:pPr>
+        <w:pStyle w:val="Heading2"/>
+      </w:pPr>
+      <w:r>
+        <w:rPr>
+          <w:rStyle w:val="SectionNumber"/>
+        </w:rPr>
+        <w:t xml:space="preserve">3.4</w:t>
+      </w:r>
+      <w:r>
+        <w:tab/>
+      </w:r>
+      <w:r>
+        <w:t xml:space="preserve">Learner-state distribution and corrective teaching</w:t>
+      </w:r>
+    </w:p>
+    <w:p>
+      <w:pPr>
+        <w:pStyle w:val="FirstParagraph"/>
+      </w:pPr>
+      <w:r>
+        <w:t xml:space="preserve">DAgger analyzes a central difficulty of imitation learning: a policy trained on expert demonstrations can visit different states when its own mistakes affect subsequent observations</w:t>
+      </w:r>
+      <w:r>
+        <w:t xml:space="preserve"> </w:t>
+      </w:r>
+      <w:r>
+        <w:t xml:space="preserve">(</w:t>
+      </w:r>
+      <w:hyperlink w:anchor="ref-ross2011dagger">
+        <w:r>
+          <w:rPr>
+            <w:rStyle w:val="Hyperlink"/>
+          </w:rPr>
+          <w:t xml:space="preserve">Ross, Gordon, and Bagnell 2011</w:t>
+        </w:r>
+      </w:hyperlink>
+      <w:r>
+        <w:t xml:space="preserve">)</w:t>
+      </w:r>
+      <w:r>
+        <w:t xml:space="preserve">. The method iteratively gathers states under the learner or a mixture policy, queries expert behavior on those states, and aggregates the resulting data. Its no-regret analysis applies under stated assumptions about the policy-learning problem. It is not a theorem that repeatedly fine-tuning a language model on successful answers produces monotonic improvement.</w:t>
+      </w:r>
+    </w:p>
+    <w:p>
+      <w:pPr>
+        <w:pStyle w:val="BodyText"/>
+      </w:pPr>
+      <w:r>
+        <w:t xml:space="preserve">The analogy to coding agents is concrete. A teacher starting from a clean repository may never encounter the broken imports, misleading hypotheses, partial patches or exhausted budgets produced by the student. Training only on clean expert successes can therefore omit recovery behavior. A bounded corrective-data treatment can preserve a student’s actual permitted state, ask an eligible expert for a continuation, verify that continuation, and train on the resulting observable actions. Collection must retain failures and the cost of expert intervention; an expert language model is itself fallible.</w:t>
+      </w:r>
+    </w:p>
+    <w:p>
+      <w:pPr>
+        <w:pStyle w:val="BodyText"/>
+      </w:pPr>
+      <w:r>
+        <w:t xml:space="preserve">For a personal coordinator, this idea extends to collaboration. It can learn to decompose a task, select relevant context for an expert, express a constrained subproblem, assess the returned artifact and integrate it with the user’s goal. Those are proposed actions in the new cooperative system. The cited coding papers do not establish that such a coordinator will outperform a strong expert directly, or that every handoff should be imitated. The experiment must distinguish learning better local problem solving from learning better use of external expertise.</w:t>
+      </w:r>
+    </w:p>
+    <w:bookmarkEnd w:id="44"/>
+    <w:bookmarkStart w:id="45" w:name="retaining-general-competence"/>
+    <w:p>
+      <w:pPr>
+        <w:pStyle w:val="Heading2"/>
+      </w:pPr>
+      <w:r>
+        <w:rPr>
+          <w:rStyle w:val="SectionNumber"/>
+        </w:rPr>
+        <w:t xml:space="preserve">3.5</w:t>
+      </w:r>
+      <w:r>
+        <w:tab/>
+      </w:r>
+      <w:r>
+        <w:t xml:space="preserve">Retaining general competence</w:t>
+      </w:r>
+    </w:p>
+    <w:p>
+      <w:pPr>
+        <w:pStyle w:val="FirstParagraph"/>
+      </w:pPr>
+      <w:r>
+        <w:t xml:space="preserve">AgentTuning trains Llama 2 chat models on a mixture of filtered agent-interaction trajectories and general instruction data</w:t>
+      </w:r>
+      <w:r>
+        <w:t xml:space="preserve"> </w:t>
+      </w:r>
+      <w:r>
+        <w:t xml:space="preserve">(</w:t>
+      </w:r>
+      <w:hyperlink w:anchor="ref-zeng2023agenttuning">
+        <w:r>
+          <w:rPr>
+            <w:rStyle w:val="Hyperlink"/>
+          </w:rPr>
+          <w:t xml:space="preserve">Zeng et al. 2023</w:t>
+        </w:r>
+      </w:hyperlink>
+      <w:r>
+        <w:t xml:space="preserve">)</w:t>
+      </w:r>
+      <w:r>
+        <w:t xml:space="preserve">. Its agent-only ablation improves some training-domain behavior but performs poorly on held-out agent and general tasks. The authors also note that, at the 7B and 13B scales, held-out gains from mixed training were close to those from general data alone; the stronger generalization result was observed at 70B. This is evidence for testing retention and capacity limits, not for assuming that a small model acquires broad agent competence merely by adding more narrow traces.</w:t>
+      </w:r>
+    </w:p>
+    <w:p>
+      <w:pPr>
+        <w:pStyle w:val="BodyText"/>
+      </w:pPr>
+      <w:r>
+        <w:t xml:space="preserve">The proposed training mixture should therefore include a declared retention set alongside customer-relevant coding examples. Mixture ratios, replay selection and total optimization work are selected on development data. Evaluation measures unrelated coding tasks, tool-protocol reliability and any promised general assistant behavior. Customer-specific improvement that damages basic instruction following or a different project should remain visible. Distillation rounds also need rollback criteria based on development evidence; a deployment rollback is not permission to hide an unfavorable research checkpoint.</w:t>
+      </w:r>
+    </w:p>
+    <w:p>
+      <w:pPr>
+        <w:pStyle w:val="BodyText"/>
+      </w:pPr>
+      <w:r>
+        <w:t xml:space="preserve">AgentTuning’s published data include explanatory text, but the proposed system does not depend on access to private internal reasoning. Observable requests, plans explicitly supplied as artifacts, tool actions, outputs and verification decisions can form the training record. Model messages and environment observations have different roles: the target policy learns its own actions, while tool outputs provide context. The data converter must inspect role boundaries, truncation and loss masks rather than teaching the model to fabricate tool observations.</w:t>
+      </w:r>
+    </w:p>
+    <w:bookmarkEnd w:id="45"/>
+    <w:bookmarkStart w:id="46" w:name="Xcb562df8443333dd069190203b1f61a3ae85f88"/>
+    <w:p>
+      <w:pPr>
+        <w:pStyle w:val="Heading2"/>
+      </w:pPr>
+      <w:r>
+        <w:rPr>
+          <w:rStyle w:val="SectionNumber"/>
+        </w:rPr>
+        <w:t xml:space="preserve">3.6</w:t>
+      </w:r>
+      <w:r>
+        <w:tab/>
+      </w:r>
+      <w:r>
+        <w:t xml:space="preserve">A reusable learning stack and its evidence boundary</w:t>
+      </w:r>
+    </w:p>
+    <w:p>
+      <w:pPr>
+        <w:pStyle w:val="FirstParagraph"/>
+      </w:pPr>
+      <w:r>
+        <w:t xml:space="preserve">The implementation should connect maintained components: SWE-Gym or SWE-smith for eligible training environments and verification; the frozen agent harness for collection; established training libraries for supervised or parameter-efficient adaptation; and the existing local inference runtime for the exported student. OpenHands provides another established agent framework</w:t>
+      </w:r>
+      <w:r>
+        <w:t xml:space="preserve"> </w:t>
+      </w:r>
+      <w:r>
+        <w:t xml:space="preserve">(</w:t>
+      </w:r>
+      <w:hyperlink w:anchor="ref-wang2025openhands">
+        <w:r>
+          <w:rPr>
+            <w:rStyle w:val="Hyperlink"/>
+          </w:rPr>
+          <w:t xml:space="preserve">Wang et al. 2025</w:t>
+        </w:r>
+      </w:hyperlink>
+      <w:r>
+        <w:t xml:space="preserve">)</w:t>
+      </w:r>
+      <w:r>
+        <w:t xml:space="preserve">, but changing the scaffold between a baseline and its trained variant would change the experimental treatment. SWE-Gym’s reproduction guide explicitly warns that its historical OpenHands fork differs from newer releases. An old training recipe is a source of implementation ideas, not an automatic compatibility certificate for current models.</w:t>
+      </w:r>
+    </w:p>
+    <w:p>
+      <w:pPr>
+        <w:pStyle w:val="BodyText"/>
+      </w:pPr>
+      <w:r>
+        <w:t xml:space="preserve">The first learning treatment is verified trajectory supervision. Sequence-based training does not require full teacher logits and can accommodate different teacher and student tokenizers after correct serialization. Full-distribution distillation, preference learning and online reinforcement learning remain separate interventions with additional alignment, verification and compute requirements. Unit-test feedback is executable verification; it is not relabeled AI feedback merely because a model produced the code. Best-of-many sampling and learned verifiers can improve an assisted system while increasing inference cost, so their effects cannot be attributed to standalone student learning.</w:t>
+      </w:r>
+    </w:p>
+    <w:p>
+      <w:pPr>
+        <w:pStyle w:val="BodyText"/>
+      </w:pPr>
+      <w:r>
+        <w:t xml:space="preserve">The literature supports a plausible research path, with visible limits. Executable environments can generate training opportunities; successful trajectories can improve agent behavior; learner-state coverage and retention can matter; and iterative training can plateau or regress. It does not establish eventual independence from large models or universal desktop accessibility. The longitudinal study must measure both independent local capability and the quality of the local model’s collaboration with its experts, together with the data, training and hardware resources required to obtain those gains.</w:t>
+      </w:r>
+    </w:p>
+    <w:bookmarkEnd w:id="46"/>
+    <w:bookmarkEnd w:id="47"/>
+    <w:bookmarkStart w:id="62" w:name="Xd86f55fa12711185db162a3544dba4dcc7f5c98"/>
+    <w:p>
+      <w:pPr>
+        <w:pStyle w:val="Heading1"/>
+      </w:pPr>
+      <w:r>
+        <w:rPr>
+          <w:rStyle w:val="SectionNumber"/>
+        </w:rPr>
+        <w:t xml:space="preserve">4</w:t>
+      </w:r>
+      <w:r>
+        <w:tab/>
+      </w:r>
+      <w:r>
+        <w:t xml:space="preserve">Personal-agent system design and formalization</w:t>
+      </w:r>
+    </w:p>
+    <w:bookmarkStart w:id="48" w:name="X046a3b8f02c734ee50b4a021dc24caf5d8c78bc"/>
+    <w:p>
+      <w:pPr>
+        <w:pStyle w:val="Heading2"/>
+      </w:pPr>
+      <w:r>
+        <w:rPr>
+          <w:rStyle w:val="SectionNumber"/>
+        </w:rPr>
+        <w:t xml:space="preserve">4.1</w:t>
+      </w:r>
+      <w:r>
+        <w:tab/>
+      </w:r>
+      <w:r>
+        <w:t xml:space="preserve">Personal controller and expert collaboration</w:t>
+      </w:r>
+    </w:p>
+    <w:p>
+      <w:pPr>
+        <w:pStyle w:val="FirstParagraph"/>
+      </w:pPr>
+      <w:r>
+        <w:t xml:space="preserve">The personal agent maintains the user’s task contract, relevant memory, work state and remaining budget. Its compact controller can execute local tools, consult an eligible expert, delegate a bounded subtask, inspect or challenge a proposal, verify an artifact and integrate it. A model-selection score supplies one decision inside this loop. The user’s persistent agent identity need not move to whichever external model supplies a difficult answer.</w:t>
+      </w:r>
+    </w:p>
+    <w:p>
+      <w:pPr>
+        <w:pStyle w:val="BodyText"/>
+      </w:pPr>
+      <w:r>
+        <w:t xml:space="preserve">The controller does not need to invent every high-level plan alone. It can request a planning proposal or a critical review, compare it with the task contract and test the proposed changes. A stronger model can take over a bounded phase when the local controller cannot reliably coordinate it. This prevents</w:t>
+      </w:r>
+      <w:r>
+        <w:t xml:space="preserve"> </w:t>
+      </w:r>
+      <w:r>
+        <w:t xml:space="preserve">“</w:t>
+      </w:r>
+      <w:r>
+        <w:t xml:space="preserve">small model as brain</w:t>
+      </w:r>
+      <w:r>
+        <w:t xml:space="preserve">”</w:t>
+      </w:r>
+      <w:r>
+        <w:t xml:space="preserve"> </w:t>
+      </w:r>
+      <w:r>
+        <w:t xml:space="preserve">from becoming an assumption that a small planner must always supervise capabilities it cannot assess. The experiment measures that bottleneck and compares reversed roles.</w:t>
+      </w:r>
+    </w:p>
+    <w:p>
+      <w:pPr>
+        <w:pStyle w:val="BodyText"/>
+      </w:pPr>
+      <w:r>
+        <w:t xml:space="preserve">Memory and learned parameters have different update cycles. Editable facts, project state, user corrections and explicit preferences enter a versioned store with provenance. Learned adapters capture stable behavior only after development evidence supports adaptation. A remote expert receives the relevant permitted task packet; it does not automatically receive all memory. The integration contract records requested output, constraints, tests, budget and the expert’s result. Both the large-only control and the cooperative condition receive the same permitted personal information in the causal study.</w:t>
+      </w:r>
+    </w:p>
+    <w:p>
+      <w:pPr>
+        <w:pStyle w:val="BodyText"/>
+      </w:pPr>
+      <w:r>
+        <w:t xml:space="preserve">The design uses two complementary feedback loops. The execution loop checks and integrates help during a task. The learning loop collects verified development traces, adapts the student or policy, and evaluates a new version before deployment. Teacher consultation, independent local success and customer correction can all supply data under declared provenance rules. No final evaluation outcome is fed into that learning loop.</w:t>
+      </w:r>
+    </w:p>
+    <w:bookmarkEnd w:id="48"/>
+    <w:bookmarkStart w:id="52" w:name="design-principles"/>
+    <w:p>
+      <w:pPr>
+        <w:pStyle w:val="Heading2"/>
+      </w:pPr>
+      <w:r>
+        <w:rPr>
+          <w:rStyle w:val="SectionNumber"/>
+        </w:rPr>
+        <w:t xml:space="preserve">4.2</w:t>
+      </w:r>
+      <w:r>
+        <w:tab/>
+      </w:r>
+      <w:r>
         <w:t xml:space="preserve">Design principles</w:t>
       </w:r>
     </w:p>
@@ -3019,7 +3495,7 @@
         <w:pStyle w:val="FirstParagraph"/>
       </w:pPr>
       <w:r>
-        <w:t xml:space="preserve">The system follows a reuse-first principle. Existing software supplies the agent loop, repository tools, local inference, provider API adaptation, training and benchmark execution. Custom components are introduced only for the research question: recording the decision state, applying a routing policy, measuring costs and joining outcomes to immutable task identifiers. This separation helps avoid comparing an extensively engineered portfolio system against an artificially weak baseline.</w:t>
+        <w:t xml:space="preserve">The system follows a reuse-first principle. Existing software supplies the agent loop, repository tools, local inference, provider API adaptation, training and benchmark execution. Custom components are introduced only for the research question: recording the decision state, applying a routing policy, measuring costs and joining outcomes to immutable task identifiers. This separation helps avoid comparing an extensively engineered personal agent against an artificially weak baseline. The personal-controller chapter specifies the shared-context cooperative controls.</w:t>
       </w:r>
     </w:p>
     <w:p>
@@ -3045,20 +3521,20 @@
       <w:r>
         <w:drawing>
           <wp:inline>
-            <wp:extent cx="5067300" cy="3937047"/>
+            <wp:extent cx="5067300" cy="3615619"/>
             <wp:effectExtent b="0" l="0" r="0" t="0"/>
-            <wp:docPr descr="Proposed architecture and evidence flow. Arrows indicate interfaces, not measured performance." title="" id="42" name="Picture"/>
+            <wp:docPr descr="Proposed architecture and evidence flow. Arrows indicate interfaces, not measured performance." title="" id="50" name="Picture"/>
             <a:graphic>
               <a:graphicData uri="http://schemas.openxmlformats.org/drawingml/2006/picture">
                 <pic:pic>
                   <pic:nvPicPr>
-                    <pic:cNvPr descr="figures/architecture.png" id="43" name="Picture"/>
+                    <pic:cNvPr descr="figures/architecture.png" id="51" name="Picture"/>
                     <pic:cNvPicPr>
                       <a:picLocks noChangeArrowheads="1" noChangeAspect="1"/>
                     </pic:cNvPicPr>
                   </pic:nvPicPr>
                   <pic:blipFill>
-                    <a:blip r:embed="rId41"/>
+                    <a:blip r:embed="rId49"/>
                     <a:stretch>
                       <a:fillRect/>
                     </a:stretch>
@@ -3066,7 +3542,7 @@
                   <pic:spPr bwMode="auto">
                     <a:xfrm>
                       <a:off x="0" y="0"/>
-                      <a:ext cx="5067300" cy="3937047"/>
+                      <a:ext cx="5067300" cy="3615619"/>
                     </a:xfrm>
                     <a:prstGeom prst="rect">
                       <a:avLst/>
@@ -3093,8 +3569,8 @@
         <w:t xml:space="preserve">Proposed architecture and evidence flow. Arrows indicate interfaces, not measured performance.</w:t>
       </w:r>
     </w:p>
-    <w:bookmarkEnd w:id="44"/>
-    <w:bookmarkStart w:id="45" w:name="X33363eb50a87daf8046a5b0a6c41dce4907fede"/>
+    <w:bookmarkEnd w:id="52"/>
+    <w:bookmarkStart w:id="53" w:name="Xc05351d71ed7a44c8d88efe7e0446cdd83275bb"/>
     <w:p>
       <w:pPr>
         <w:pStyle w:val="Heading2"/>
@@ -3103,13 +3579,13 @@
         <w:rPr>
           <w:rStyle w:val="SectionNumber"/>
         </w:rPr>
-        <w:t xml:space="preserve">3.2</w:t>
+        <w:t xml:space="preserve">4.3</w:t>
       </w:r>
       <w:r>
         <w:tab/>
       </w:r>
       <w:r>
-        <w:t xml:space="preserve">Model registry, state and eligible actions</w:t>
+        <w:t xml:space="preserve">Portfolio subroutine: registry, state and eligible actions</w:t>
       </w:r>
     </w:p>
     <w:p>
@@ -3647,15 +4123,15 @@
         </m:r>
       </m:oMath>
       <w:r>
-        <w:t xml:space="preserve">. The action set contains those configurations and a stop action. Verification may be an explicit action in a secondary sequential experiment and carries its own resource cost. The initial treatment selects one model configuration for the complete attempt. Parallel voting, multiple simultaneous agents and weight merging are separate interventions, not necessary features of this portfolio.</w:t>
-      </w:r>
-    </w:p>
-    <w:p>
-      <w:pPr>
-        <w:pStyle w:val="BodyText"/>
-      </w:pPr>
-      <w:r>
-        <w:t xml:space="preserve">A policy</w:t>
+        <w:t xml:space="preserve">. The action set contains those configurations and a stop action. Verification may be an explicit action in a secondary sequential experiment and carries its own resource cost. The enabling flat-routing treatment selects one model configuration for the complete attempt. The cooperative treatment instead keeps the personal controller active while experts provide bounded contributions; an expert call does not necessarily replace the controller. Parallel voting, multiple simultaneous agents and weight merging are separate interventions, not necessary features of this portfolio.</w:t>
+      </w:r>
+    </w:p>
+    <w:p>
+      <w:pPr>
+        <w:pStyle w:val="BodyText"/>
+      </w:pPr>
+      <w:r>
+        <w:t xml:space="preserve">Within the routing subroutine, a policy</w:t>
       </w:r>
       <w:r>
         <w:t xml:space="preserve"> </w:t>
@@ -3700,11 +4176,11 @@
         <w:t xml:space="preserve"> </w:t>
       </w:r>
       <w:r>
-        <w:t xml:space="preserve">chooses an eligible action subject to permissions, context capacity and budget. It records whether a candidate was excluded by capability, price, memory, availability or customer policy. No candidate fitting the remaining constraints yields a recorded unresolved or budget-exhausted outcome. An undocumented fallback must not silently change the experimental condition.</w:t>
-      </w:r>
-    </w:p>
-    <w:bookmarkEnd w:id="45"/>
-    <w:bookmarkStart w:id="46" w:name="X0335ee58e6444e5c5605efd5392636e1305f51b"/>
+        <w:t xml:space="preserve">chooses an eligible configuration subject to permissions, context capacity and budget. It records whether a candidate was excluded by capability, price, memory, availability or customer policy. No candidate fitting the remaining constraints yields a recorded unresolved or budget-exhausted outcome. An undocumented fallback must not silently change the experimental condition.</w:t>
+      </w:r>
+    </w:p>
+    <w:bookmarkEnd w:id="53"/>
+    <w:bookmarkStart w:id="54" w:name="X0335ee58e6444e5c5605efd5392636e1305f51b"/>
     <w:p>
       <w:pPr>
         <w:pStyle w:val="Heading2"/>
@@ -3713,7 +4189,7 @@
         <w:rPr>
           <w:rStyle w:val="SectionNumber"/>
         </w:rPr>
-        <w:t xml:space="preserve">3.3</w:t>
+        <w:t xml:space="preserve">4.4</w:t>
       </w:r>
       <w:r>
         <w:tab/>
@@ -4389,8 +4865,8 @@
         <w:t xml:space="preserve">Calibration is an empirical relationship between predictions and outcomes. Verbal confidence, token likelihood and self-evaluation are candidate features, not correctness guarantees. Outcome-informed selection over all candidates measures diagnostic headroom; it does not demonstrate that the deployed router reaches the union of their capabilities. New models acquire development evidence and a versioned router/calibration update before joining a test epoch. This does not require retraining every generator, and retraining the router alone does not prove that a new candidate is useful.</w:t>
       </w:r>
     </w:p>
-    <w:bookmarkEnd w:id="46"/>
-    <w:bookmarkStart w:id="47" w:name="X1785b8d74b276d79cc21f049600034241b2790f"/>
+    <w:bookmarkEnd w:id="54"/>
+    <w:bookmarkStart w:id="55" w:name="X1785b8d74b276d79cc21f049600034241b2790f"/>
     <w:p>
       <w:pPr>
         <w:pStyle w:val="Heading2"/>
@@ -4399,7 +4875,7 @@
         <w:rPr>
           <w:rStyle w:val="SectionNumber"/>
         </w:rPr>
-        <w:t xml:space="preserve">3.4</w:t>
+        <w:t xml:space="preserve">4.5</w:t>
       </w:r>
       <w:r>
         <w:tab/>
@@ -4505,7 +4981,7 @@
         <w:t xml:space="preserve"> </w:t>
       </w:r>
       <w:r>
-        <w:t xml:space="preserve">after another configuration has acted. Substituting an archived standalone outcome for that continuation would erase a central system effect. The default is to retain a model for an entire attempt; phase-level switching and a minimum net-benefit margin are tested before unrestricted per-call switching. The adaptation and switching chapter defines cache and adapter compatibility boundaries.</w:t>
+        <w:t xml:space="preserve">after another configuration has acted. Substituting an archived standalone outcome for that continuation would erase a central system effect. Flat-routing controls retain a model for an entire attempt. In the cooperative system, the personal controller can retain its own context while an expert handles a separate bounded request. Transferring control of an ongoing phase is a different intervention, with a minimum net-benefit margin tested before unrestricted per-call switching. The adaptation and switching chapter defines cache and adapter compatibility boundaries.</w:t>
       </w:r>
     </w:p>
     <w:p>
@@ -4516,8 +4992,8 @@
         <w:t xml:space="preserve">For paired comparisons, every experimental condition starts from the same immutable repository snapshot. Workspaces, generated files and cached agent conclusions are isolated by task, seed and condition. Dependency caches may be shared only when they do not expose solutions or mutable task state. Replaying a tool event is not equivalent to re-executing it: external side effects, generated dependencies and process state require explicit treatment.</w:t>
       </w:r>
     </w:p>
-    <w:bookmarkEnd w:id="47"/>
-    <w:bookmarkStart w:id="48" w:name="X9a6d8e27610b802dc8ffe364b20b238803dd95e"/>
+    <w:bookmarkEnd w:id="55"/>
+    <w:bookmarkStart w:id="56" w:name="X9a6d8e27610b802dc8ffe364b20b238803dd95e"/>
     <w:p>
       <w:pPr>
         <w:pStyle w:val="Heading2"/>
@@ -4526,7 +5002,7 @@
         <w:rPr>
           <w:rStyle w:val="SectionNumber"/>
         </w:rPr>
-        <w:t xml:space="preserve">3.5</w:t>
+        <w:t xml:space="preserve">4.6</w:t>
       </w:r>
       <w:r>
         <w:tab/>
@@ -4551,8 +5027,8 @@
         <w:t xml:space="preserve">The analogy has limits. Token-level speculative decoding involves a particular relationship between a draft distribution and target verification. A task router that accepts a local patch does not inherit that algorithm’s distribution-preservation properties. Repository tests are incomplete, remote reviews can be wrong, and task failure events are correlated. Multiplying arbitrary subtask confidence scores as if they were independent is unjustified. The proposed system uses direct task/continuation outcome labels and reports uncertainty rather than importing a token-level guarantee.</w:t>
       </w:r>
     </w:p>
-    <w:bookmarkEnd w:id="48"/>
-    <w:bookmarkStart w:id="49" w:name="student-learning-mechanisms"/>
+    <w:bookmarkEnd w:id="56"/>
+    <w:bookmarkStart w:id="57" w:name="student-learning-mechanisms"/>
     <w:p>
       <w:pPr>
         <w:pStyle w:val="Heading2"/>
@@ -4561,7 +5037,7 @@
         <w:rPr>
           <w:rStyle w:val="SectionNumber"/>
         </w:rPr>
-        <w:t xml:space="preserve">3.6</w:t>
+        <w:t xml:space="preserve">4.7</w:t>
       </w:r>
       <w:r>
         <w:tab/>
@@ -5265,8 +5741,8 @@
         <w:t xml:space="preserve">RLAIF describes the use of AI-generated feedback. It is distinct from using executable tests as a verifiable reward. DPO on teacher-ranked pairs is one possible preference-learning arm; DPO on pass/fail pairs is verifier-based preference learning. Online reinforcement learning adds generation and reward-computation costs and is a separate extension. The experiment does not relabel ordinary supervised fine-tuning as RLAIF.</w:t>
       </w:r>
     </w:p>
-    <w:bookmarkEnd w:id="49"/>
-    <w:bookmarkStart w:id="50" w:name="Xb8f26cdf7664deb27e534167419d25c3294f2fd"/>
+    <w:bookmarkEnd w:id="57"/>
+    <w:bookmarkStart w:id="58" w:name="X1649ad85aaad76d22c4d3979ea515bd12e8b6f4"/>
     <w:p>
       <w:pPr>
         <w:pStyle w:val="Heading2"/>
@@ -5275,13 +5751,13 @@
         <w:rPr>
           <w:rStyle w:val="SectionNumber"/>
         </w:rPr>
-        <w:t xml:space="preserve">3.7</w:t>
+        <w:t xml:space="preserve">4.8</w:t>
       </w:r>
       <w:r>
         <w:tab/>
       </w:r>
       <w:r>
-        <w:t xml:space="preserve">Adaptation and routing as separate interventions</w:t>
+        <w:t xml:space="preserve">Adaptation, memory and control as separate interventions</w:t>
       </w:r>
     </w:p>
     <w:p>
@@ -5300,8 +5776,8 @@
         <w:t xml:space="preserve">Model/adapter releases are immutable artifacts with hashes, base revision, tokenizer revision and training provenance. The exact deployed artifact—including quantization or adapter merging—is reevaluated. Training-time loss alone is not a software-engineering outcome, and improvements before export do not guarantee the same behavior in a local runtime.</w:t>
       </w:r>
     </w:p>
-    <w:bookmarkEnd w:id="50"/>
-    <w:bookmarkStart w:id="51" w:name="cost-model"/>
+    <w:bookmarkEnd w:id="58"/>
+    <w:bookmarkStart w:id="59" w:name="cost-model"/>
     <w:p>
       <w:pPr>
         <w:pStyle w:val="Heading2"/>
@@ -5310,7 +5786,7 @@
         <w:rPr>
           <w:rStyle w:val="SectionNumber"/>
         </w:rPr>
-        <w:t xml:space="preserve">3.8</w:t>
+        <w:t xml:space="preserve">4.9</w:t>
       </w:r>
       <w:r>
         <w:tab/>
@@ -6311,8 +6787,8 @@
         <w:t xml:space="preserve">. No break-even claim is valid when quality is not maintained or the estimated saving is nonpositive. Estimates must be accompanied by workload assumptions and uncertainty rather than presented as a guaranteed product margin.</w:t>
       </w:r>
     </w:p>
-    <w:bookmarkEnd w:id="51"/>
-    <w:bookmarkStart w:id="52" w:name="evidence-record"/>
+    <w:bookmarkEnd w:id="59"/>
+    <w:bookmarkStart w:id="60" w:name="evidence-record"/>
     <w:p>
       <w:pPr>
         <w:pStyle w:val="Heading2"/>
@@ -6321,7 +6797,7 @@
         <w:rPr>
           <w:rStyle w:val="SectionNumber"/>
         </w:rPr>
-        <w:t xml:space="preserve">3.9</w:t>
+        <w:t xml:space="preserve">4.10</w:t>
       </w:r>
       <w:r>
         <w:tab/>
@@ -6346,9 +6822,44 @@
         <w:t xml:space="preserve">This evidence structure serves both scientific reproducibility and task continuity. Jira tickets can index work and Confluence can host the manuscript, but neither substitutes for run manifests and versioned artifacts. If external tools are unavailable, local state records remain explicitly pending synchronization and must not invent issue keys, page IDs or completed runs.</w:t>
       </w:r>
     </w:p>
-    <w:bookmarkEnd w:id="52"/>
-    <w:bookmarkEnd w:id="53"/>
-    <w:bookmarkStart w:id="91" w:name="model-and-price-landscape"/>
+    <w:bookmarkEnd w:id="60"/>
+    <w:bookmarkStart w:id="61" w:name="Xdcfa3845d5d303289fb5dd6070a82ab9c3bde7a"/>
+    <w:p>
+      <w:pPr>
+        <w:pStyle w:val="Heading2"/>
+      </w:pPr>
+      <w:r>
+        <w:rPr>
+          <w:rStyle w:val="SectionNumber"/>
+        </w:rPr>
+        <w:t xml:space="preserve">4.11</w:t>
+      </w:r>
+      <w:r>
+        <w:tab/>
+      </w:r>
+      <w:r>
+        <w:t xml:space="preserve">Learning toward accessible personal capability</w:t>
+      </w:r>
+    </w:p>
+    <w:p>
+      <w:pPr>
+        <w:pStyle w:val="FirstParagraph"/>
+      </w:pPr>
+      <w:r>
+        <w:t xml:space="preserve">The open expert pool is both a source of help and a potential teacher. The longitudinal experiment separates a student’s increasing standalone capability from its ability to select, question, verify and integrate expert contributions. Code completion alone does not train all of those agent decisions. Observable collaboration traces must preserve causal action order and the boundary between student actions and tool or expert observations.</w:t>
+      </w:r>
+    </w:p>
+    <w:p>
+      <w:pPr>
+        <w:pStyle w:val="BodyText"/>
+      </w:pPr>
+      <w:r>
+        <w:t xml:space="preserve">A stable personal memory, a changed router and a trained student can each improve a product while producing different scientific explanations. Their versions and training inputs are recorded independently. Deployment can favor one compact local model plus occasional external assistance even when a larger cloud portfolio achieves the best absolute benchmark score. The decision depends on measured task usefulness, device feasibility, user constraints and total cost.</w:t>
+      </w:r>
+    </w:p>
+    <w:bookmarkEnd w:id="61"/>
+    <w:bookmarkEnd w:id="62"/>
+    <w:bookmarkStart w:id="70" w:name="X779ab378c939f1c7bc1ce4bddc5be129a307eb7"/>
     <w:p>
       <w:pPr>
         <w:pStyle w:val="Heading1"/>
@@ -6357,13 +6868,31 @@
         <w:rPr>
           <w:rStyle w:val="SectionNumber"/>
         </w:rPr>
-        <w:t xml:space="preserve">4</w:t>
+        <w:t xml:space="preserve">5</w:t>
       </w:r>
       <w:r>
         <w:tab/>
       </w:r>
       <w:r>
-        <w:t xml:space="preserve">Model and price landscape</w:t>
+        <w:t xml:space="preserve">The personal model as a cooperative controller</w:t>
+      </w:r>
+    </w:p>
+    <w:bookmarkStart w:id="63" w:name="Xa8698b5909202e4446af51d1eafa041dd4b8d8a"/>
+    <w:p>
+      <w:pPr>
+        <w:pStyle w:val="Heading2"/>
+      </w:pPr>
+      <w:r>
+        <w:rPr>
+          <w:rStyle w:val="SectionNumber"/>
+        </w:rPr>
+        <w:t xml:space="preserve">5.1</w:t>
+      </w:r>
+      <w:r>
+        <w:tab/>
+      </w:r>
+      <w:r>
+        <w:t xml:space="preserve">A personal agent that can use stronger expertise</w:t>
       </w:r>
     </w:p>
     <w:p>
@@ -6371,7 +6900,15 @@
         <w:pStyle w:val="FirstParagraph"/>
       </w:pPr>
       <w:r>
-        <w:t xml:space="preserve">This chapter freezes the</w:t>
+        <w:t xml:space="preserve">The intended system gives the user a persistent personal agent, with a small model operating near their data and tools. That model can maintain the task contract, consult personal context, perform routine actions, ask stronger models for bounded assistance, and integrate the resulting artifacts. Its usefulness need not depend on reproducing every capability of a much larger model. It can improve the overall system by choosing useful questions, supplying relevant context, preserving user constraints and testing proposed work.</w:t>
+      </w:r>
+    </w:p>
+    <w:p>
+      <w:pPr>
+        <w:pStyle w:val="BodyText"/>
+      </w:pPr>
+      <w:r>
+        <w:t xml:space="preserve">This extends whole-task routing into</w:t>
       </w:r>
       <w:r>
         <w:t xml:space="preserve"> </w:t>
@@ -6381,6 +6918,2786 @@
           <w:b/>
           <w:bCs/>
         </w:rPr>
+        <w:t xml:space="preserve">cooperative control</w:t>
+      </w:r>
+      <w:r>
+        <w:t xml:space="preserve">. A router chooses which configuration should attempt a task; a controller can decide what assistance is needed during the task and how to use it. The scientific question is whether this additional coordination produces better accepted outcomes within a declared resource budget. The small model may instead become a bottleneck through poor decomposition, inadequate context or mistaken rejection of a correct expert answer. Cooperation is therefore an intervention to evaluate, not a guaranteed consequence of adding models.</w:t>
+      </w:r>
+    </w:p>
+    <w:p>
+      <w:pPr>
+        <w:pStyle w:val="BodyText"/>
+      </w:pPr>
+      <w:r>
+        <w:t xml:space="preserve">The democratization objective has two complementary outcomes. The personal model may solve more work independently, and it may become more effective at obtaining and using outside expertise. A user could receive better results from the same expert budget even if the number of large-model calls does not decrease. Both outcomes matter; increased local traffic alone does not establish improved capability or user benefit.</w:t>
+      </w:r>
+    </w:p>
+    <w:bookmarkEnd w:id="63"/>
+    <w:bookmarkStart w:id="64" w:name="foundations-and-an-existing-memory-layer"/>
+    <w:p>
+      <w:pPr>
+        <w:pStyle w:val="Heading2"/>
+      </w:pPr>
+      <w:r>
+        <w:rPr>
+          <w:rStyle w:val="SectionNumber"/>
+        </w:rPr>
+        <w:t xml:space="preserve">5.2</w:t>
+      </w:r>
+      <w:r>
+        <w:tab/>
+      </w:r>
+      <w:r>
+        <w:t xml:space="preserve">Foundations and an existing memory layer</w:t>
+      </w:r>
+    </w:p>
+    <w:p>
+      <w:pPr>
+        <w:pStyle w:val="FirstParagraph"/>
+      </w:pPr>
+      <w:r>
+        <w:t xml:space="preserve">ReAct establishes a useful interaction pattern in which an agent alternates model decisions with actions and environmental observations</w:t>
+      </w:r>
+      <w:r>
+        <w:t xml:space="preserve"> </w:t>
+      </w:r>
+      <w:r>
+        <w:t xml:space="preserve">(</w:t>
+      </w:r>
+      <w:hyperlink w:anchor="ref-yao2023react">
+        <w:r>
+          <w:rPr>
+            <w:rStyle w:val="Hyperlink"/>
+          </w:rPr>
+          <w:t xml:space="preserve">Yao et al. 2023</w:t>
+        </w:r>
+      </w:hyperlink>
+      <w:r>
+        <w:t xml:space="preserve">)</w:t>
+      </w:r>
+      <w:r>
+        <w:t xml:space="preserve">. Its evidence concerns the evaluated prompting and decision-making tasks, not small personalized coding controllers. HuggingGPT explicitly organizes a language-model controller around task planning, model selection, execution and response integration</w:t>
+      </w:r>
+      <w:r>
+        <w:t xml:space="preserve"> </w:t>
+      </w:r>
+      <w:r>
+        <w:t xml:space="preserve">(</w:t>
+      </w:r>
+      <w:hyperlink w:anchor="ref-shen2023hugginggpt">
+        <w:r>
+          <w:rPr>
+            <w:rStyle w:val="Hyperlink"/>
+          </w:rPr>
+          <w:t xml:space="preserve">Shen et al. 2023</w:t>
+        </w:r>
+      </w:hyperlink>
+      <w:r>
+        <w:t xml:space="preserve">)</w:t>
+      </w:r>
+      <w:r>
+        <w:t xml:space="preserve">. Its stated limitations include dependence on the controller’s planning capability, multiple-call latency and unstable instruction following. These limitations directly motivate a controller-bottleneck control in this study.</w:t>
+      </w:r>
+    </w:p>
+    <w:p>
+      <w:pPr>
+        <w:pStyle w:val="BodyText"/>
+      </w:pPr>
+      <w:r>
+        <w:t xml:space="preserve">MemGPT separates information in the active prompt from external persistent memory and uses function calls to move information between them</w:t>
+      </w:r>
+      <w:r>
+        <w:t xml:space="preserve"> </w:t>
+      </w:r>
+      <w:r>
+        <w:t xml:space="preserve">(</w:t>
+      </w:r>
+      <w:hyperlink w:anchor="ref-packer2024memgpt">
+        <w:r>
+          <w:rPr>
+            <w:rStyle w:val="Hyperlink"/>
+          </w:rPr>
+          <w:t xml:space="preserve">Packer et al. 2024</w:t>
+        </w:r>
+      </w:hyperlink>
+      <w:r>
+        <w:t xml:space="preserve">)</w:t>
+      </w:r>
+      <w:r>
+        <w:t xml:space="preserve">. That separation is valuable here: a user’s current project, explicit preferences, previous decisions and unfinished work should remain inspectable state rather than requiring a weight update whenever a fact changes. The paper’s conversation and document-analysis experiments do not establish that memory management alone improves repository repair.</w:t>
+      </w:r>
+    </w:p>
+    <w:p>
+      <w:pPr>
+        <w:pStyle w:val="BodyText"/>
+      </w:pPr>
+      <w:r>
+        <w:t xml:space="preserve">Current software must be distinguished from those papers. The inspected Letta migration README states that its older V1 API server is retired on an archive branch and points active development to</w:t>
+      </w:r>
+      <w:r>
+        <w:t xml:space="preserve"> </w:t>
+      </w:r>
+      <w:r>
+        <w:rPr>
+          <w:b/>
+          <w:bCs/>
+        </w:rPr>
+        <w:t xml:space="preserve">Letta Code</w:t>
+      </w:r>
+      <w:r>
+        <w:t xml:space="preserve">. The pinned Apache-2.0 Letta Code repository documents Git-backed memory blocks, local and cloud agent-state backends, provider configuration and model switching</w:t>
+      </w:r>
+      <w:r>
+        <w:t xml:space="preserve"> </w:t>
+      </w:r>
+      <w:r>
+        <w:t xml:space="preserve">(</w:t>
+      </w:r>
+      <w:hyperlink w:anchor="ref-ttgllettacode2026">
+        <w:r>
+          <w:rPr>
+            <w:rStyle w:val="Hyperlink"/>
+          </w:rPr>
+          <w:t xml:space="preserve">Letta contributors 2026</w:t>
+        </w:r>
+      </w:hyperlink>
+      <w:r>
+        <w:t xml:space="preserve">)</w:t>
+      </w:r>
+      <w:r>
+        <w:t xml:space="preserve">. This is a maintained integration candidate to evaluate before creating a new memory subsystem. A local state backend does not prove local model inference, and the documented shared-memory repositories can be cloud-hosted. The selected runtime must demonstrate the required storage location, model interface and retrieval behavior; the old Python API is not assumed to be the current integration path.</w:t>
+      </w:r>
+    </w:p>
+    <w:p>
+      <w:pPr>
+        <w:pStyle w:val="BodyText"/>
+      </w:pPr>
+      <w:r>
+        <w:t xml:space="preserve">The minimum research implementation should retain the common mini-SWE-agent or browser harness and add a bounded expert-call interface. A compatible existing memory layer supplies versioned personal context. Existing model transport, routing and training libraries supply the other components. Adopting an entire alternative agent product for only one condition would obscure which part of the system caused an improvement.</w:t>
+      </w:r>
+    </w:p>
+    <w:bookmarkEnd w:id="64"/>
+    <w:bookmarkStart w:id="65" w:name="Xe1b2aa336fcd6835687104f75302164b711887c"/>
+    <w:p>
+      <w:pPr>
+        <w:pStyle w:val="Heading2"/>
+      </w:pPr>
+      <w:r>
+        <w:rPr>
+          <w:rStyle w:val="SectionNumber"/>
+        </w:rPr>
+        <w:t xml:space="preserve">5.3</w:t>
+      </w:r>
+      <w:r>
+        <w:tab/>
+      </w:r>
+      <w:r>
+        <w:t xml:space="preserve">Responsibilities and the cooperation loop</w:t>
+      </w:r>
+    </w:p>
+    <w:p>
+      <w:pPr>
+        <w:pStyle w:val="FirstParagraph"/>
+      </w:pPr>
+      <w:r>
+        <w:t xml:space="preserve">The proposed division of responsibilities is explicit:</w:t>
+      </w:r>
+    </w:p>
+    <w:tbl>
+      <w:tblPr>
+        <w:tblStyle w:val="Table"/>
+        <w:tblW w:type="pct" w:w="5000"/>
+        <w:jc w:val="left"/>
+        <w:tblLayout w:type="fixed"/>
+        <w:tblLook w:firstRow="1" w:lastRow="0" w:firstColumn="0" w:lastColumn="0" w:noHBand="0" w:noVBand="0" w:val="0020"/>
+      </w:tblPr>
+      <w:tblGrid>
+        <w:gridCol w:w="2101"/>
+        <w:gridCol w:w="2990"/>
+        <w:gridCol w:w="2828"/>
+      </w:tblGrid>
+      <w:tr>
+        <w:trPr>
+          <w:tblHeader w:val="on"/>
+        </w:trPr>
+        <w:tc>
+          <w:tcPr/>
+          <w:p>
+            <w:pPr>
+              <w:pStyle w:val="Compact"/>
+              <w:jc w:val="left"/>
+            </w:pPr>
+            <w:r>
+              <w:t xml:space="preserve">Component</w:t>
+            </w:r>
+          </w:p>
+        </w:tc>
+        <w:tc>
+          <w:tcPr/>
+          <w:p>
+            <w:pPr>
+              <w:pStyle w:val="Compact"/>
+              <w:jc w:val="left"/>
+            </w:pPr>
+            <w:r>
+              <w:t xml:space="preserve">Responsibility</w:t>
+            </w:r>
+          </w:p>
+        </w:tc>
+        <w:tc>
+          <w:tcPr/>
+          <w:p>
+            <w:pPr>
+              <w:pStyle w:val="Compact"/>
+              <w:jc w:val="left"/>
+            </w:pPr>
+            <w:r>
+              <w:t xml:space="preserve">Observable artifact</w:t>
+            </w:r>
+          </w:p>
+        </w:tc>
+      </w:tr>
+      <w:tr>
+        <w:tc>
+          <w:tcPr/>
+          <w:p>
+            <w:pPr>
+              <w:pStyle w:val="Compact"/>
+              <w:jc w:val="left"/>
+            </w:pPr>
+            <w:r>
+              <w:t xml:space="preserve">Personal state store</w:t>
+            </w:r>
+          </w:p>
+        </w:tc>
+        <w:tc>
+          <w:tcPr/>
+          <w:p>
+            <w:pPr>
+              <w:pStyle w:val="Compact"/>
+              <w:jc w:val="left"/>
+            </w:pPr>
+            <w:r>
+              <w:t xml:space="preserve">Goals, explicit preferences, project facts, decisions and pending work</w:t>
+            </w:r>
+          </w:p>
+        </w:tc>
+        <w:tc>
+          <w:tcPr/>
+          <w:p>
+            <w:pPr>
+              <w:pStyle w:val="Compact"/>
+              <w:jc w:val="left"/>
+            </w:pPr>
+            <w:r>
+              <w:t xml:space="preserve">Versioned records with provenance and correction history</w:t>
+            </w:r>
+          </w:p>
+        </w:tc>
+      </w:tr>
+      <w:tr>
+        <w:tc>
+          <w:tcPr/>
+          <w:p>
+            <w:pPr>
+              <w:pStyle w:val="Compact"/>
+              <w:jc w:val="left"/>
+            </w:pPr>
+            <w:r>
+              <w:t xml:space="preserve">Small controller</w:t>
+            </w:r>
+          </w:p>
+        </w:tc>
+        <w:tc>
+          <w:tcPr/>
+          <w:p>
+            <w:pPr>
+              <w:pStyle w:val="Compact"/>
+              <w:jc w:val="left"/>
+            </w:pPr>
+            <w:r>
+              <w:t xml:space="preserve">Interpret the task, select context, act, request assistance and integrate work</w:t>
+            </w:r>
+          </w:p>
+        </w:tc>
+        <w:tc>
+          <w:tcPr/>
+          <w:p>
+            <w:pPr>
+              <w:pStyle w:val="Compact"/>
+              <w:jc w:val="left"/>
+            </w:pPr>
+            <w:r>
+              <w:t xml:space="preserve">Task contract, tool actions, expert requests and final artifact</w:t>
+            </w:r>
+          </w:p>
+        </w:tc>
+      </w:tr>
+      <w:tr>
+        <w:tc>
+          <w:tcPr/>
+          <w:p>
+            <w:pPr>
+              <w:pStyle w:val="Compact"/>
+              <w:jc w:val="left"/>
+            </w:pPr>
+            <w:r>
+              <w:t xml:space="preserve">Larger expert</w:t>
+            </w:r>
+          </w:p>
+        </w:tc>
+        <w:tc>
+          <w:tcPr/>
+          <w:p>
+            <w:pPr>
+              <w:pStyle w:val="Compact"/>
+              <w:jc w:val="left"/>
+            </w:pPr>
+            <w:r>
+              <w:t xml:space="preserve">Solve a bounded subproblem, propose a plan, generate a patch or review evidence</w:t>
+            </w:r>
+          </w:p>
+        </w:tc>
+        <w:tc>
+          <w:tcPr/>
+          <w:p>
+            <w:pPr>
+              <w:pStyle w:val="Compact"/>
+              <w:jc w:val="left"/>
+            </w:pPr>
+            <w:r>
+              <w:t xml:space="preserve">Typed answer, patch, plan or critique with stated assumptions</w:t>
+            </w:r>
+          </w:p>
+        </w:tc>
+      </w:tr>
+      <w:tr>
+        <w:tc>
+          <w:tcPr/>
+          <w:p>
+            <w:pPr>
+              <w:pStyle w:val="Compact"/>
+              <w:jc w:val="left"/>
+            </w:pPr>
+            <w:r>
+              <w:t xml:space="preserve">Harness and verifier</w:t>
+            </w:r>
+          </w:p>
+        </w:tc>
+        <w:tc>
+          <w:tcPr/>
+          <w:p>
+            <w:pPr>
+              <w:pStyle w:val="Compact"/>
+              <w:jc w:val="left"/>
+            </w:pPr>
+            <w:r>
+              <w:t xml:space="preserve">Enforce execution limits, preserve state and run permitted checks</w:t>
+            </w:r>
+          </w:p>
+        </w:tc>
+        <w:tc>
+          <w:tcPr/>
+          <w:p>
+            <w:pPr>
+              <w:pStyle w:val="Compact"/>
+              <w:jc w:val="left"/>
+            </w:pPr>
+            <w:r>
+              <w:t xml:space="preserve">Tool outputs, resource ledger and independent evaluation</w:t>
+            </w:r>
+          </w:p>
+        </w:tc>
+      </w:tr>
+      <w:tr>
+        <w:tc>
+          <w:tcPr/>
+          <w:p>
+            <w:pPr>
+              <w:pStyle w:val="Compact"/>
+              <w:jc w:val="left"/>
+            </w:pPr>
+            <w:r>
+              <w:t xml:space="preserve">Learning pipeline</w:t>
+            </w:r>
+          </w:p>
+        </w:tc>
+        <w:tc>
+          <w:tcPr/>
+          <w:p>
+            <w:pPr>
+              <w:pStyle w:val="Compact"/>
+              <w:jc w:val="left"/>
+            </w:pPr>
+            <w:r>
+              <w:t xml:space="preserve">Convert eligible experience into training and calibration data</w:t>
+            </w:r>
+          </w:p>
+        </w:tc>
+        <w:tc>
+          <w:tcPr/>
+          <w:p>
+            <w:pPr>
+              <w:pStyle w:val="Compact"/>
+              <w:jc w:val="left"/>
+            </w:pPr>
+            <w:r>
+              <w:t xml:space="preserve">Base-specific datasets, adapters and evaluation manifests</w:t>
+            </w:r>
+          </w:p>
+        </w:tc>
+      </w:tr>
+    </w:tbl>
+    <w:p>
+      <w:pPr>
+        <w:pStyle w:val="BodyText"/>
+      </w:pPr>
+      <w:r>
+        <w:t xml:space="preserve">The loop begins with a task contract: the requested outcome, relevant user constraints, permitted tools, completion checks and spending limit. The controller retrieves only the context relevant to that contract, then chooses a local action or an expert request. For example, it may inspect a failing test locally, ask an expert for a candidate cause or patch, execute the proposed change, and compare its behavior with the contract. The result returned to the user is the checked artifact and a concise explanation appropriate to that user.</w:t>
+      </w:r>
+    </w:p>
+    <w:p>
+      <w:pPr>
+        <w:pStyle w:val="BodyText"/>
+      </w:pPr>
+      <w:r>
+        <w:t xml:space="preserve">An expert request contains a concrete objective, relevant files or observations, interfaces, visible failures, required output format, constraints and remaining budget. A request can ask for competing explanations or a testable plan without asking the provider to reveal hidden internal reasoning. The controller learns from observable actions, outputs and consequences. Expert answers remain proposals until the harness applies them and the relevant checks run.</w:t>
+      </w:r>
+    </w:p>
+    <w:p>
+      <w:pPr>
+        <w:pStyle w:val="BodyText"/>
+      </w:pPr>
+      <w:r>
+        <w:t xml:space="preserve">The expert can assist planning as well as implementation. If the small controller cannot construct a useful decomposition, it can request a bounded plan and execute its steps locally. A declared failure trigger can transfer the complete remaining attempt to a stronger model. Tool completion, workspace snapshots, browser state and remaining limits must be preserved at that boundary. The small model’s role as personal interface does not require it to approve every technical conclusion unaided.</w:t>
+      </w:r>
+    </w:p>
+    <w:p>
+      <w:pPr>
+        <w:pStyle w:val="BodyText"/>
+      </w:pPr>
+      <w:r>
+        <w:t xml:space="preserve">A local controller is also not an automatic privacy boundary. An expert request transmits whatever context it includes. Data-release rules are enforced by the application, independently of a model’s claim that a summary is safe. Private memory is not sent by default, and removal of decisive context can reduce expert performance. The study measures that tradeoff separately from the equal-context scientific comparison.</w:t>
+      </w:r>
+    </w:p>
+    <w:bookmarkEnd w:id="65"/>
+    <w:bookmarkStart w:id="66" w:name="which-forms-of-cooperation-to-test"/>
+    <w:p>
+      <w:pPr>
+        <w:pStyle w:val="Heading2"/>
+      </w:pPr>
+      <w:r>
+        <w:rPr>
+          <w:rStyle w:val="SectionNumber"/>
+        </w:rPr>
+        <w:t xml:space="preserve">5.4</w:t>
+      </w:r>
+      <w:r>
+        <w:tab/>
+      </w:r>
+      <w:r>
+        <w:t xml:space="preserve">Which forms of cooperation to test</w:t>
+      </w:r>
+    </w:p>
+    <w:p>
+      <w:pPr>
+        <w:pStyle w:val="FirstParagraph"/>
+      </w:pPr>
+      <w:r>
+        <w:t xml:space="preserve">The first design is a</w:t>
+      </w:r>
+      <w:r>
+        <w:t xml:space="preserve"> </w:t>
+      </w:r>
+      <w:r>
+        <w:rPr>
+          <w:b/>
+          <w:bCs/>
+        </w:rPr>
+        <w:t xml:space="preserve">small controller with a strong expert tool</w:t>
+      </w:r>
+      <w:r>
+        <w:t xml:space="preserve">. The controller retains goals and task state while issuing bounded expert requests. This is the closest implementation of a personal model that learns how to use a larger model. Initially, one frozen expert is sufficient to test the mechanism; multiple specialist experts extend the portfolio after the interface and cost accounting work.</w:t>
+      </w:r>
+    </w:p>
+    <w:p>
+      <w:pPr>
+        <w:pStyle w:val="BodyText"/>
+      </w:pPr>
+      <w:r>
+        <w:t xml:space="preserve">The reverse arrangement is a necessary alternative: a</w:t>
+      </w:r>
+      <w:r>
+        <w:t xml:space="preserve"> </w:t>
+      </w:r>
+      <w:r>
+        <w:rPr>
+          <w:b/>
+          <w:bCs/>
+        </w:rPr>
+        <w:t xml:space="preserve">large planner with a small executor</w:t>
+      </w:r>
+      <w:r>
+        <w:t xml:space="preserve">. The larger model develops a plan, while the small model performs constrained tool steps, checks progress and returns exceptions. This can help when planning is the small model’s limiting capability. It may incur more expensive planning or repair calls, and the plan can become stale as the environment changes. Its performance cannot be inferred from either model’s standalone score.</w:t>
+      </w:r>
+    </w:p>
+    <w:p>
+      <w:pPr>
+        <w:pStyle w:val="BodyText"/>
+      </w:pPr>
+      <w:r>
+        <w:t xml:space="preserve">A third arrangement uses</w:t>
+      </w:r>
+      <w:r>
+        <w:t xml:space="preserve"> </w:t>
+      </w:r>
+      <w:r>
+        <w:rPr>
+          <w:b/>
+          <w:bCs/>
+        </w:rPr>
+        <w:t xml:space="preserve">bounded review and revision</w:t>
+      </w:r>
+      <w:r>
+        <w:t xml:space="preserve">. The small controller produces or integrates a candidate, obtains a targeted expert critique when a registered trigger fires, and revises against executable evidence. Critique is fallible; agreement between models is not an independent correctness proof. The protocol limits review rounds, logs disagreement and provides an explicit fallback rather than allowing endless debate. Routine tasks need not pay for review merely because the system has two models.</w:t>
+      </w:r>
+    </w:p>
+    <w:p>
+      <w:pPr>
+        <w:pStyle w:val="BodyText"/>
+      </w:pPr>
+      <w:r>
+        <w:t xml:space="preserve">Direct fusion of hidden states, cross-model attention or arbitrary KV-cache transfer is outside the first implementation. Such methods couple architectures and serving stacks and require their own training and compatibility study. Structured task state and artifacts are sufficient for the initial cooperative architecture. Within-base adapter techniques can later provide more efficient specialization, subject to the cache boundaries already specified in the adaptation chapter.</w:t>
+      </w:r>
+    </w:p>
+    <w:bookmarkEnd w:id="66"/>
+    <w:bookmarkStart w:id="67" w:name="personal-state-and-learned-behavior"/>
+    <w:p>
+      <w:pPr>
+        <w:pStyle w:val="Heading2"/>
+      </w:pPr>
+      <w:r>
+        <w:rPr>
+          <w:rStyle w:val="SectionNumber"/>
+        </w:rPr>
+        <w:t xml:space="preserve">5.5</w:t>
+      </w:r>
+      <w:r>
+        <w:tab/>
+      </w:r>
+      <w:r>
+        <w:t xml:space="preserve">Personal state and learned behavior</w:t>
+      </w:r>
+    </w:p>
+    <w:p>
+      <w:pPr>
+        <w:pStyle w:val="FirstParagraph"/>
+      </w:pPr>
+      <w:r>
+        <w:t xml:space="preserve">Personalization has several timescales. Immediate facts, explicit corrections and active project state belong in editable memory or retrieval. Stable conventions and recurring skills may justify a compatible customer adapter after enough authorized examples accumulate. Core permissions and spending caps belong in deterministic application configuration. Treating all three as model weights would make correction, inspection and deletion harder and would blur what an experiment changed.</w:t>
+      </w:r>
+    </w:p>
+    <w:p>
+      <w:pPr>
+        <w:pStyle w:val="BodyText"/>
+      </w:pPr>
+      <w:r>
+        <w:t xml:space="preserve">The controller’s training targets can include deciding when to ask for help, describing the subproblem, selecting useful context, following a plan, using tools, detecting a failed check, incorporating an expert patch and producing a user-appropriate final artifact. These are collaboration skills, distinct from copying a teacher’s final answer. Examples should preserve the actual request, permitted observation, action, expert response and verification outcome. Tool observations serve as context rather than targets that the student is rewarded for inventing.</w:t>
+      </w:r>
+    </w:p>
+    <w:p>
+      <w:pPr>
+        <w:pStyle w:val="BodyText"/>
+      </w:pPr>
+      <w:r>
+        <w:t xml:space="preserve">A successful final task does not prove that every delegation or intermediate action was necessary. Credit assignment therefore requires ablations or additional supervision: compare alternative requests on development tasks, label unsupported assumptions, preserve unsuccessful attempts, and record the cost of obtaining better demonstrations. Teacher-produced plans should not become</w:t>
+      </w:r>
+      <w:r>
+        <w:t xml:space="preserve"> </w:t>
+      </w:r>
+      <w:r>
+        <w:t xml:space="preserve">“</w:t>
+      </w:r>
+      <w:r>
+        <w:t xml:space="preserve">correct</w:t>
+      </w:r>
+      <w:r>
+        <w:t xml:space="preserve">”</w:t>
+      </w:r>
+      <w:r>
+        <w:t xml:space="preserve"> </w:t>
+      </w:r>
+      <w:r>
+        <w:t xml:space="preserve">labels solely because a larger model wrote them. Preferences expressed in outputs must also agree with the explicit user contract.</w:t>
+      </w:r>
+    </w:p>
+    <w:p>
+      <w:pPr>
+        <w:pStyle w:val="BodyText"/>
+      </w:pPr>
+      <w:r>
+        <w:t xml:space="preserve">The separate longitudinal study tests whether the student gains standalone capability, collaboration skill or both. It freezes the acquisition process for its causal comparison and distinguishes generator training from router recalibration and memory changes. A system can benefit from improved context selection without compressing the expert’s full knowledge into the student. Conversely, an improved student can be underused by a stale controller or can become overconfident about its new abilities.</w:t>
+      </w:r>
+    </w:p>
+    <w:bookmarkEnd w:id="67"/>
+    <w:bookmarkStart w:id="68" w:name="a-controlled-collaboration-experiment"/>
+    <w:p>
+      <w:pPr>
+        <w:pStyle w:val="Heading2"/>
+      </w:pPr>
+      <w:r>
+        <w:rPr>
+          <w:rStyle w:val="SectionNumber"/>
+        </w:rPr>
+        <w:t xml:space="preserve">5.6</w:t>
+      </w:r>
+      <w:r>
+        <w:tab/>
+      </w:r>
+      <w:r>
+        <w:t xml:space="preserve">A controlled collaboration experiment</w:t>
+      </w:r>
+    </w:p>
+    <w:p>
+      <w:pPr>
+        <w:pStyle w:val="FirstParagraph"/>
+      </w:pPr>
+      <w:r>
+        <w:t xml:space="preserve">The first cooperation study uses the same study-unadapted small checkpoint</w:t>
+      </w:r>
+      <w:r>
+        <w:t xml:space="preserve"> </w:t>
+      </w:r>
+      <m:oMath>
+        <m:sSub>
+          <m:e>
+            <m:r>
+              <m:t>S</m:t>
+            </m:r>
+          </m:e>
+          <m:sub>
+            <m:r>
+              <m:t>0</m:t>
+            </m:r>
+          </m:sub>
+        </m:sSub>
+      </m:oMath>
+      <w:r>
+        <w:t xml:space="preserve"> </w:t>
+      </w:r>
+      <w:r>
+        <w:t xml:space="preserve">wherever a small model appears. No customer-specific or study-trajectory adapter is unique to the cooperative arm. It freezes all model weights, personal-memory snapshots, expert configurations and policy rules; trained personal controllers belong to Study 2 or a separately named adaptation arm. It collects no training updates during test execution. Its core arms are:</w:t>
+      </w:r>
+    </w:p>
+    <w:tbl>
+      <w:tblPr>
+        <w:tblStyle w:val="Table"/>
+        <w:tblW w:type="pct" w:w="5000"/>
+        <w:jc w:val="left"/>
+        <w:tblLayout w:type="fixed"/>
+        <w:tblLook w:firstRow="1" w:lastRow="0" w:firstColumn="0" w:lastColumn="0" w:noHBand="0" w:noVBand="0" w:val="0020"/>
+      </w:tblPr>
+      <w:tblGrid>
+        <w:gridCol w:w="1218"/>
+        <w:gridCol w:w="3579"/>
+        <w:gridCol w:w="3122"/>
+      </w:tblGrid>
+      <w:tr>
+        <w:trPr>
+          <w:tblHeader w:val="on"/>
+        </w:trPr>
+        <w:tc>
+          <w:tcPr/>
+          <w:p>
+            <w:pPr>
+              <w:pStyle w:val="Compact"/>
+              <w:jc w:val="left"/>
+            </w:pPr>
+            <w:r>
+              <w:t xml:space="preserve">Arm</w:t>
+            </w:r>
+          </w:p>
+        </w:tc>
+        <w:tc>
+          <w:tcPr/>
+          <w:p>
+            <w:pPr>
+              <w:pStyle w:val="Compact"/>
+              <w:jc w:val="left"/>
+            </w:pPr>
+            <w:r>
+              <w:t xml:space="preserve">Controller and assistance</w:t>
+            </w:r>
+          </w:p>
+        </w:tc>
+        <w:tc>
+          <w:tcPr/>
+          <w:p>
+            <w:pPr>
+              <w:pStyle w:val="Compact"/>
+              <w:jc w:val="left"/>
+            </w:pPr>
+            <w:r>
+              <w:t xml:space="preserve">Purpose</w:t>
+            </w:r>
+          </w:p>
+        </w:tc>
+      </w:tr>
+      <w:tr>
+        <w:tc>
+          <w:tcPr/>
+          <w:p>
+            <w:pPr>
+              <w:pStyle w:val="Compact"/>
+              <w:jc w:val="left"/>
+            </w:pPr>
+            <w:r>
+              <w:t xml:space="preserve">S</w:t>
+            </w:r>
+          </w:p>
+        </w:tc>
+        <w:tc>
+          <w:tcPr/>
+          <w:p>
+            <w:pPr>
+              <w:pStyle w:val="Compact"/>
+              <w:jc w:val="left"/>
+            </w:pPr>
+            <w:r>
+              <w:t xml:space="preserve">Small model with tools and personal context</w:t>
+            </w:r>
+          </w:p>
+        </w:tc>
+        <w:tc>
+          <w:tcPr/>
+          <w:p>
+            <w:pPr>
+              <w:pStyle w:val="Compact"/>
+              <w:jc w:val="left"/>
+            </w:pPr>
+            <w:r>
+              <w:t xml:space="preserve">Personal local-agent capability</w:t>
+            </w:r>
+          </w:p>
+        </w:tc>
+      </w:tr>
+      <w:tr>
+        <w:tc>
+          <w:tcPr/>
+          <w:p>
+            <w:pPr>
+              <w:pStyle w:val="Compact"/>
+              <w:jc w:val="left"/>
+            </w:pPr>
+            <w:r>
+              <w:t xml:space="preserve">B</w:t>
+            </w:r>
+          </w:p>
+        </w:tc>
+        <w:tc>
+          <w:tcPr/>
+          <w:p>
+            <w:pPr>
+              <w:pStyle w:val="Compact"/>
+              <w:jc w:val="left"/>
+            </w:pPr>
+            <w:r>
+              <w:t xml:space="preserve">Strong model with the same tools and personal context</w:t>
+            </w:r>
+          </w:p>
+        </w:tc>
+        <w:tc>
+          <w:tcPr/>
+          <w:p>
+            <w:pPr>
+              <w:pStyle w:val="Compact"/>
+              <w:jc w:val="left"/>
+            </w:pPr>
+            <w:r>
+              <w:t xml:space="preserve">Main strong-agent comparator</w:t>
+            </w:r>
+          </w:p>
+        </w:tc>
+      </w:tr>
+      <w:tr>
+        <w:tc>
+          <w:tcPr/>
+          <w:p>
+            <w:pPr>
+              <w:pStyle w:val="Compact"/>
+              <w:jc w:val="left"/>
+            </w:pPr>
+            <w:r>
+              <w:t xml:space="preserve">F</w:t>
+            </w:r>
+          </w:p>
+        </w:tc>
+        <w:tc>
+          <w:tcPr/>
+          <w:p>
+            <w:pPr>
+              <w:pStyle w:val="Compact"/>
+              <w:jc w:val="left"/>
+            </w:pPr>
+            <w:r>
+              <w:t xml:space="preserve">Frozen whole-task selector between S and B</w:t>
+            </w:r>
+          </w:p>
+        </w:tc>
+        <w:tc>
+          <w:tcPr/>
+          <w:p>
+            <w:pPr>
+              <w:pStyle w:val="Compact"/>
+              <w:jc w:val="left"/>
+            </w:pPr>
+            <w:r>
+              <w:t xml:space="preserve">Benefit of selection without cooperation</w:t>
+            </w:r>
+          </w:p>
+        </w:tc>
+      </w:tr>
+      <w:tr>
+        <w:tc>
+          <w:tcPr/>
+          <w:p>
+            <w:pPr>
+              <w:pStyle w:val="Compact"/>
+              <w:jc w:val="left"/>
+            </w:pPr>
+            <w:r>
+              <w:t xml:space="preserve">C</w:t>
+            </w:r>
+          </w:p>
+        </w:tc>
+        <w:tc>
+          <w:tcPr/>
+          <w:p>
+            <w:pPr>
+              <w:pStyle w:val="Compact"/>
+              <w:jc w:val="left"/>
+            </w:pPr>
+            <w:r>
+              <w:t xml:space="preserve">Small controller with the same strong model as an expert tool</w:t>
+            </w:r>
+          </w:p>
+        </w:tc>
+        <w:tc>
+          <w:tcPr/>
+          <w:p>
+            <w:pPr>
+              <w:pStyle w:val="Compact"/>
+              <w:jc w:val="left"/>
+            </w:pPr>
+            <w:r>
+              <w:t xml:space="preserve">Main cooperation intervention</w:t>
+            </w:r>
+          </w:p>
+        </w:tc>
+      </w:tr>
+      <w:tr>
+        <w:tc>
+          <w:tcPr/>
+          <w:p>
+            <w:pPr>
+              <w:pStyle w:val="Compact"/>
+              <w:jc w:val="left"/>
+            </w:pPr>
+            <w:r>
+              <w:t xml:space="preserve">R</w:t>
+            </w:r>
+          </w:p>
+        </w:tc>
+        <w:tc>
+          <w:tcPr/>
+          <w:p>
+            <w:pPr>
+              <w:pStyle w:val="Compact"/>
+              <w:jc w:val="left"/>
+            </w:pPr>
+            <w:r>
+              <w:t xml:space="preserve">Strong planner with small executor</w:t>
+            </w:r>
+          </w:p>
+        </w:tc>
+        <w:tc>
+          <w:tcPr/>
+          <w:p>
+            <w:pPr>
+              <w:pStyle w:val="Compact"/>
+              <w:jc w:val="left"/>
+            </w:pPr>
+            <w:r>
+              <w:t xml:space="preserve">Secondary test of controller-role choice</w:t>
+            </w:r>
+          </w:p>
+        </w:tc>
+      </w:tr>
+    </w:tbl>
+    <w:p>
+      <w:pPr>
+        <w:pStyle w:val="BodyText"/>
+      </w:pPr>
+      <w:r>
+        <w:t xml:space="preserve">Every arm receives the same initial task state, shared personal-memory snapshot, initial retrieval results, available memory/tool interfaces and registered spending, wall-time and action caps. The small controller may adaptively select which parts of that context to send to its expert; that is part of the intervention and its acquisition and transmission costs are counted. B is not deprived of the user’s preferences to manufacture an apparent advantage for C. For this equal-context comparison, profiles must be public, synthetic or explicitly shareable with both model configurations. A privacy-constrained deployment is a separate condition with its changed information boundary disclosed.</w:t>
+      </w:r>
+    </w:p>
+    <w:p>
+      <w:pPr>
+        <w:pStyle w:val="BodyText"/>
+      </w:pPr>
+      <w:r>
+        <w:t xml:space="preserve">The primary endpoint is</w:t>
+      </w:r>
+      <w:r>
+        <w:t xml:space="preserve"> </w:t>
+      </w:r>
+      <w:r>
+        <w:rPr>
+          <w:b/>
+          <w:bCs/>
+        </w:rPr>
+        <w:t xml:space="preserve">accepted task success</w:t>
+      </w:r>
+      <w:r>
+        <w:t xml:space="preserve">: benchmark resolution together with all prespecified, objectively testable mandatory user constraints. Constraint fixtures are set before model outcomes and checked for feasibility under the task’s acceptance procedure; tasks without added constraints reduce to the standard resolution endpoint. Functional resolution and constraint adherence are also reported separately. Subjective style or helpfulness is a secondary blinded human-rating outcome and cannot silently change the binary primary label.</w:t>
+      </w:r>
+    </w:p>
+    <w:p>
+      <w:pPr>
+        <w:pStyle w:val="BodyText"/>
+      </w:pPr>
+      <w:r>
+        <w:t xml:space="preserve">The single confirmatory comparison is C versus B. Let</w:t>
+      </w:r>
+      <w:r>
+        <w:t xml:space="preserve"> </w:t>
+      </w:r>
+      <m:oMath>
+        <m:sSub>
+          <m:e>
+            <m:r>
+              <m:t>A</m:t>
+            </m:r>
+          </m:e>
+          <m:sub>
+            <m:r>
+              <m:t>C</m:t>
+            </m:r>
+          </m:sub>
+        </m:sSub>
+      </m:oMath>
+      <w:r>
+        <w:t xml:space="preserve"> </w:t>
+      </w:r>
+      <w:r>
+        <w:t xml:space="preserve">and</w:t>
+      </w:r>
+      <w:r>
+        <w:t xml:space="preserve"> </w:t>
+      </w:r>
+      <m:oMath>
+        <m:sSub>
+          <m:e>
+            <m:r>
+              <m:t>A</m:t>
+            </m:r>
+          </m:e>
+          <m:sub>
+            <m:r>
+              <m:t>B</m:t>
+            </m:r>
+          </m:sub>
+        </m:sSub>
+      </m:oMath>
+      <w:r>
+        <w:t xml:space="preserve"> </w:t>
+      </w:r>
+      <w:r>
+        <w:t xml:space="preserve">be their accepted-task success probabilities under the frozen resource caps. The superiority claim requires a paired one-sided 95% lower confidence bound for</w:t>
+      </w:r>
+      <w:r>
+        <w:t xml:space="preserve"> </w:t>
+      </w:r>
+      <m:oMath>
+        <m:sSub>
+          <m:e>
+            <m:r>
+              <m:t>A</m:t>
+            </m:r>
+          </m:e>
+          <m:sub>
+            <m:r>
+              <m:t>C</m:t>
+            </m:r>
+          </m:sub>
+        </m:sSub>
+        <m:r>
+          <m:rPr>
+            <m:sty m:val="p"/>
+          </m:rPr>
+          <m:t>−</m:t>
+        </m:r>
+        <m:sSub>
+          <m:e>
+            <m:r>
+              <m:t>A</m:t>
+            </m:r>
+          </m:e>
+          <m:sub>
+            <m:r>
+              <m:t>B</m:t>
+            </m:r>
+          </m:sub>
+        </m:sSub>
+      </m:oMath>
+      <w:r>
+        <w:t xml:space="preserve"> </w:t>
+      </w:r>
+      <w:r>
+        <w:t xml:space="preserve">above zero. The task/repository dependence scheme and repeated-attempt aggregation follow the software-engineering analysis plan. A power assessment based on development data precedes the final run. Failure to establish superiority is not retrospectively converted into a different noninferiority-plus-cost success criterion.</w:t>
+      </w:r>
+    </w:p>
+    <w:p>
+      <w:pPr>
+        <w:pStyle w:val="BodyText"/>
+      </w:pPr>
+      <w:r>
+        <w:t xml:space="preserve">Identical caps do not imply identical realized expenditure. Actual dollars per assigned task, dollars per success, latency and resource use are reported alongside the primary contrast. If C succeeds more often while spending more within the cap, the supported result is greater success under that allowed budget, not economic dominance or an automatic reduction in user cost. Matched-spend curves, other caps, role reversals and additional experts are prespecified exploratory comparisons unless separately registered. The multi-expert extension also retains F and per-domain fixed choices, so model diversity is not mistaken for evidence about cooperative control.</w:t>
+      </w:r>
+    </w:p>
+    <w:bookmarkEnd w:id="68"/>
+    <w:bookmarkStart w:id="69" w:name="Xc19f8fcdfced208220a607179abd33558a895c0"/>
+    <w:p>
+      <w:pPr>
+        <w:pStyle w:val="Heading2"/>
+      </w:pPr>
+      <w:r>
+        <w:rPr>
+          <w:rStyle w:val="SectionNumber"/>
+        </w:rPr>
+        <w:t xml:space="preserve">5.7</w:t>
+      </w:r>
+      <w:r>
+        <w:tab/>
+      </w:r>
+      <w:r>
+        <w:t xml:space="preserve">Failure analysis and implementation scope</w:t>
+      </w:r>
+    </w:p>
+    <w:p>
+      <w:pPr>
+        <w:pStyle w:val="FirstParagraph"/>
+      </w:pPr>
+      <w:r>
+        <w:t xml:space="preserve">Diagnostics identify failures in task interpretation, memory retrieval, decomposition, expert selection, request context, expert output, verification and integration. This makes a small-controller bottleneck visible. Useful measures include expert requests per attempt, requests that lead to a successful correction, rejected correct proposals, accepted incorrect proposals, repeated work, state-handoff failures, constraint violations and time spent waiting for experts. No single model-agreement or verbal-confidence score substitutes for these outcomes.</w:t>
+      </w:r>
+    </w:p>
+    <w:p>
+      <w:pPr>
+        <w:pStyle w:val="BodyText"/>
+      </w:pPr>
+      <w:r>
+        <w:t xml:space="preserve">The minimum useful implementation is one local-capable controller, one expert endpoint, versioned personal context, the existing coding harness, typed expert requests, complete cost traces and independent grading. Browser interaction and several experts reuse the same contract only after domain compatibility is demonstrated. Learning is then added as a separate intervention. This sequence tests whether cooperation helps before attributing improvements to adaptation, and whether adaptation improves the partnership before claiming that the small model can eventually replace most external work. All of these outcomes remain unmeasured.</w:t>
+      </w:r>
+    </w:p>
+    <w:bookmarkEnd w:id="69"/>
+    <w:bookmarkEnd w:id="70"/>
+    <w:bookmarkStart w:id="79" w:name="X3ca2f6910e19587f65881f73cb755b3dd75e0f1"/>
+    <w:p>
+      <w:pPr>
+        <w:pStyle w:val="Heading1"/>
+      </w:pPr>
+      <w:r>
+        <w:rPr>
+          <w:rStyle w:val="SectionNumber"/>
+        </w:rPr>
+        <w:t xml:space="preserve">6</w:t>
+      </w:r>
+      <w:r>
+        <w:tab/>
+      </w:r>
+      <w:r>
+        <w:t xml:space="preserve">Learning through use: local capability and expert collaboration</w:t>
+      </w:r>
+    </w:p>
+    <w:bookmarkStart w:id="71" w:name="X51408f4a933ea40fed29370045faaa4a3c71d42"/>
+    <w:p>
+      <w:pPr>
+        <w:pStyle w:val="Heading2"/>
+      </w:pPr>
+      <w:r>
+        <w:rPr>
+          <w:rStyle w:val="SectionNumber"/>
+        </w:rPr>
+        <w:t xml:space="preserve">6.1</w:t>
+      </w:r>
+      <w:r>
+        <w:tab/>
+      </w:r>
+      <w:r>
+        <w:t xml:space="preserve">Purpose and relation to the cooperative system</w:t>
+      </w:r>
+    </w:p>
+    <w:p>
+      <w:pPr>
+        <w:pStyle w:val="FirstParagraph"/>
+      </w:pPr>
+      <w:r>
+        <w:t xml:space="preserve">The personal model should become more useful as its user works with it. That can mean solving more coding tasks independently, collaborating more effectively with external experts, or both. These outcomes are distinct. A student may learn to write correct patches locally while its delegation policy remains weak; another may learn better questions, context selection and verification without acquiring all of an expert’s coding capability. This chapter specifies a longitudinal learning study within the broader cooperative-agent research. It does not make eliminating expert use the sole definition of success.</w:t>
+      </w:r>
+    </w:p>
+    <w:p>
+      <w:pPr>
+        <w:pStyle w:val="BodyText"/>
+      </w:pPr>
+      <w:r>
+        <w:t xml:space="preserve">The experiment asks how far a fixed small base can improve through verified experience at a stated acquisition and training cost. The open model portfolio supplies eligible teachers and collaborators. Its membership, checkpoint revisions and inference settings are frozen during a learning experiment so that improvements cannot be attributed silently to a newly released expert. Portfolio refresh is a separate experiment. Personal preferences and task context remain part of the controller’s declared input; an external expert need not reproduce the user’s preferences if the controller supplies a bounded, appropriate request and validates the returned contribution.</w:t>
+      </w:r>
+    </w:p>
+    <w:p>
+      <w:pPr>
+        <w:pStyle w:val="BodyText"/>
+      </w:pPr>
+      <w:r>
+        <w:t xml:space="preserve">“</w:t>
+      </w:r>
+      <w:r>
+        <w:t xml:space="preserve">Democratizing AI</w:t>
+      </w:r>
+      <w:r>
+        <w:t xml:space="preserve">”</w:t>
+      </w:r>
+      <w:r>
+        <w:t xml:space="preserve"> </w:t>
+      </w:r>
+      <w:r>
+        <w:t xml:space="preserve">is the motivating objective, not a measured social outcome. The study operationalizes relevant technical properties: independently useful local performance, understandable dependence on external resources, affordable lifecycle cost, workable device requirements, and the user’s ability to retain permitted model artifacts and data. A public benchmark cannot establish universal accessibility or benefits for every user. Device, language, task and data-availability boundaries remain explicit.</w:t>
+      </w:r>
+    </w:p>
+    <w:bookmarkEnd w:id="71"/>
+    <w:bookmarkStart w:id="72" w:name="X8f0b4ca69b7aee68d08324ca3f873b642106d8a"/>
+    <w:p>
+      <w:pPr>
+        <w:pStyle w:val="Heading2"/>
+      </w:pPr>
+      <w:r>
+        <w:rPr>
+          <w:rStyle w:val="SectionNumber"/>
+        </w:rPr>
+        <w:t xml:space="preserve">6.2</w:t>
+      </w:r>
+      <w:r>
+        <w:tab/>
+      </w:r>
+      <w:r>
+        <w:t xml:space="preserve">Learning rounds and a common exposure stream</w:t>
+      </w:r>
+    </w:p>
+    <w:p>
+      <w:pPr>
+        <w:pStyle w:val="FirstParagraph"/>
+      </w:pPr>
+      <w:r>
+        <w:t xml:space="preserve">The primary longitudinal student is one compatible</w:t>
+      </w:r>
+      <w:r>
+        <w:t xml:space="preserve"> </w:t>
+      </w:r>
+      <w:r>
+        <w:rPr>
+          <w:b/>
+          <w:bCs/>
+        </w:rPr>
+        <w:t xml:space="preserve">4B-class checkpoint</w:t>
+      </w:r>
+      <w:r>
+        <w:t xml:space="preserve">, selected before acquisition and held fixed as the base across rounds. The current Qwen4B candidate is subject to the existing loading, training and deployment checks. A 2B-class student and a 9B-class student are exploratory capacity comparisons. They do not replace the primary student because their final-test outcomes happen to be better. Adapter rank, precision, training recipe and deployed quantization are frozen using development checks.</w:t>
+      </w:r>
+    </w:p>
+    <w:p>
+      <w:pPr>
+        <w:pStyle w:val="BodyText"/>
+      </w:pPr>
+      <w:r>
+        <w:t xml:space="preserve">The proposed rounds are</w:t>
+      </w:r>
+      <w:r>
+        <w:t xml:space="preserve"> </w:t>
+      </w:r>
+      <m:oMath>
+        <m:r>
+          <m:t>r</m:t>
+        </m:r>
+        <m:r>
+          <m:rPr>
+            <m:sty m:val="p"/>
+          </m:rPr>
+          <m:t>=</m:t>
+        </m:r>
+        <m:r>
+          <m:t>0</m:t>
+        </m:r>
+        <m:r>
+          <m:rPr>
+            <m:sty m:val="p"/>
+          </m:rPr>
+          <m:t>,</m:t>
+        </m:r>
+        <m:r>
+          <m:t>1</m:t>
+        </m:r>
+        <m:r>
+          <m:rPr>
+            <m:sty m:val="p"/>
+          </m:rPr>
+          <m:t>,</m:t>
+        </m:r>
+        <m:r>
+          <m:t>2</m:t>
+        </m:r>
+        <m:r>
+          <m:rPr>
+            <m:sty m:val="p"/>
+          </m:rPr>
+          <m:t>,</m:t>
+        </m:r>
+        <m:r>
+          <m:t>3</m:t>
+        </m:r>
+      </m:oMath>
+      <w:r>
+        <w:t xml:space="preserve">, at</w:t>
+      </w:r>
+      <w:r>
+        <w:t xml:space="preserve"> </w:t>
+      </w:r>
+      <w:r>
+        <w:rPr>
+          <w:b/>
+          <w:bCs/>
+        </w:rPr>
+        <w:t xml:space="preserve">0, 250, 1,000 and 4,000 cumulative eligible development task arrivals</w:t>
+      </w:r>
+      <w:r>
+        <w:t xml:space="preserve">. These are acquisition targets, not promises that the US$100 pilot funds them. An arrival is a distinct registered task instance from the eligible usage distribution; repeated teacher samples do not count as additional user tasks. Near-duplicate clusters and template families are tracked. Each round records all arrivals, teacher requests, verified demonstrations, rejected demonstrations and retained training tokens. Scheduling by arrivals rather than successful demonstrations avoids disguising a changed verification yield as additional usage.</w:t>
+      </w:r>
+    </w:p>
+    <w:p>
+      <w:pPr>
+        <w:pStyle w:val="BodyText"/>
+      </w:pPr>
+      <w:r>
+        <w:t xml:space="preserve">An initial controlled track shares the same arrival stream and acquisition policy across learning conditions. The acquisition policy is frozen using the base student’s development behavior and includes a prespecified stratified random component—proposed as 20% of acquisition-eligible arrivals—to sample beyond the tasks it would ordinarily delegate. The exact fraction and teacher-query cap are locked before paid collection. This reduces, without eliminating, the hard-task and popularity bias of teacher-only logs. It does not infer outcomes for models that were never queried.</w:t>
+      </w:r>
+    </w:p>
+    <w:p>
+      <w:pPr>
+        <w:pStyle w:val="BodyText"/>
+      </w:pPr>
+      <w:r>
+        <w:t xml:space="preserve">A secondary closed-loop track allows the updated controller to change which new tasks receive expert help. This better represents deployment but changes the training distribution as well as the student. It therefore reports actual selection probabilities, acquisition expenditure and verification yield, using the same exogenous task-arrival stream where feasible. Its gains cannot be attributed to the optimizer alone. Missing counterfactual labels remain missing; online exploration is separately budgeted and cannot expose final-test tasks to training.</w:t>
+      </w:r>
+    </w:p>
+    <w:bookmarkEnd w:id="72"/>
+    <w:bookmarkStart w:id="73" w:name="X9307334372203f185cf37b89deff44fb663344c"/>
+    <w:p>
+      <w:pPr>
+        <w:pStyle w:val="Heading2"/>
+      </w:pPr>
+      <w:r>
+        <w:rPr>
+          <w:rStyle w:val="SectionNumber"/>
+        </w:rPr>
+        <w:t xml:space="preserve">6.3</w:t>
+      </w:r>
+      <w:r>
+        <w:tab/>
+      </w:r>
+      <w:r>
+        <w:t xml:space="preserve">What is distilled from an agent trajectory</w:t>
+      </w:r>
+    </w:p>
+    <w:p>
+      <w:pPr>
+        <w:pStyle w:val="FirstParagraph"/>
+      </w:pPr>
+      <w:r>
+        <w:t xml:space="preserve">Agentic learning needs more than a final patch. An eligible record contains the task and permitted initial context, observable assistant actions, tool requests and observations, code changes, termination disposition and independent development verification. A collaboration record additionally contains the selected expert, the context sent, the bounded question or subtask, the response, the controller’s verification and the integration decision. These are externally observable actions and outputs, not assumed access to private reasoning traces.</w:t>
+      </w:r>
+    </w:p>
+    <w:p>
+      <w:pPr>
+        <w:pStyle w:val="BodyText"/>
+      </w:pPr>
+      <w:r>
+        <w:t xml:space="preserve">The training contract distinguishes two targets.</w:t>
+      </w:r>
+      <w:r>
+        <w:t xml:space="preserve"> </w:t>
+      </w:r>
+      <w:r>
+        <w:rPr>
+          <w:b/>
+          <w:bCs/>
+        </w:rPr>
+        <w:t xml:space="preserve">Local skill transfer</w:t>
+      </w:r>
+      <w:r>
+        <w:t xml:space="preserve"> </w:t>
+      </w:r>
+      <w:r>
+        <w:t xml:space="preserve">teaches repository investigation, editing, test use, error recovery and completion.</w:t>
+      </w:r>
+      <w:r>
+        <w:t xml:space="preserve"> </w:t>
+      </w:r>
+      <w:r>
+        <w:rPr>
+          <w:b/>
+          <w:bCs/>
+        </w:rPr>
+        <w:t xml:space="preserve">Collaboration learning</w:t>
+      </w:r>
+      <w:r>
+        <w:t xml:space="preserve"> </w:t>
+      </w:r>
+      <w:r>
+        <w:t xml:space="preserve">teaches when to ask an expert, what information to send, how to challenge or verify its contribution, and how to integrate that contribution into the user’s task. The second target can improve a cooperative system even if large-model call count does not decrease. Expert responses are not automatically treated as instructions to the controller; their use remains subject to the task contract and available checks.</w:t>
+      </w:r>
+    </w:p>
+    <w:p>
+      <w:pPr>
+        <w:pStyle w:val="BodyText"/>
+      </w:pPr>
+      <w:r>
+        <w:t xml:space="preserve">Sequence distillation is the initial method because it works with observable text/action traces across teacher and student tokenizers. Full teacher logits are not required. Token-distribution distillation remains a separate experiment requiring the vocabulary and alignment checks already specified. SFT, preference optimization, verifier rewards and AI-feedback learning keep their distinct labels. A successful unit test is an executable check, not by itself RLAIF.</w:t>
+      </w:r>
+    </w:p>
+    <w:p>
+      <w:pPr>
+        <w:pStyle w:val="BodyText"/>
+      </w:pPr>
+      <w:r>
+        <w:t xml:space="preserve">Only the declared assistant/action targets contribute to the supervised loss. Tool observations and expert responses can provide preceding context without becoming fabricated student actions. At a delegation decision, the target cannot condition on the expert’s future answer. Long traces preserve their causal order and action boundaries; truncation must not leave an action trained against a different workspace state. The development verifier may filter a complete attempt, but hidden grading output is not inserted into the model-visible trajectory. Invalid action formats, unverifiable environments and incomplete provenance receive recorded exclusion reasons.</w:t>
+      </w:r>
+    </w:p>
+    <w:p>
+      <w:pPr>
+        <w:pStyle w:val="BodyText"/>
+      </w:pPr>
+      <w:r>
+        <w:t xml:space="preserve">A verified final outcome does not prove that every intermediate step was necessary or that the expert selection was optimal. The corpus preserves unsuccessful and repaired attempts for diagnostics; preference or decision labels require a separately defined comparison rather than labeling every action in a successful trace</w:t>
+      </w:r>
+      <w:r>
+        <w:t xml:space="preserve"> </w:t>
+      </w:r>
+      <w:r>
+        <w:t xml:space="preserve">“</w:t>
+      </w:r>
+      <w:r>
+        <w:t xml:space="preserve">correct.</w:t>
+      </w:r>
+      <w:r>
+        <w:t xml:space="preserve">”</w:t>
+      </w:r>
+      <w:r>
+        <w:t xml:space="preserve"> </w:t>
+      </w:r>
+      <w:r>
+        <w:t xml:space="preserve">Teacher diversity is logged by model and task stratum. Local successes and permitted human corrections can also contribute to development data, under the same provenance and verification rules, so the student is not trained only on its hardest failures.</w:t>
+      </w:r>
+    </w:p>
+    <w:bookmarkEnd w:id="73"/>
+    <w:bookmarkStart w:id="74" w:name="X09fd8d38a8d54f7c52d69fcab8622999b0d8668"/>
+    <w:p>
+      <w:pPr>
+        <w:pStyle w:val="Heading2"/>
+      </w:pPr>
+      <w:r>
+        <w:rPr>
+          <w:rStyle w:val="SectionNumber"/>
+        </w:rPr>
+        <w:t xml:space="preserve">6.4</w:t>
+      </w:r>
+      <w:r>
+        <w:tab/>
+      </w:r>
+      <w:r>
+        <w:t xml:space="preserve">Controls that separate capability, allocation and collaboration</w:t>
+      </w:r>
+    </w:p>
+    <w:p>
+      <w:pPr>
+        <w:pStyle w:val="FirstParagraph"/>
+      </w:pPr>
+      <w:r>
+        <w:t xml:space="preserve">Let</w:t>
+      </w:r>
+      <w:r>
+        <w:t xml:space="preserve"> </w:t>
+      </w:r>
+      <m:oMath>
+        <m:sSub>
+          <m:e>
+            <m:r>
+              <m:t>S</m:t>
+            </m:r>
+          </m:e>
+          <m:sub>
+            <m:r>
+              <m:t>0</m:t>
+            </m:r>
+          </m:sub>
+        </m:sSub>
+      </m:oMath>
+      <w:r>
+        <w:t xml:space="preserve"> </w:t>
+      </w:r>
+      <w:r>
+        <w:t xml:space="preserve">be the frozen student,</w:t>
+      </w:r>
+      <w:r>
+        <w:t xml:space="preserve"> </w:t>
+      </w:r>
+      <m:oMath>
+        <m:sSub>
+          <m:e>
+            <m:r>
+              <m:t>S</m:t>
+            </m:r>
+          </m:e>
+          <m:sub>
+            <m:r>
+              <m:t>r</m:t>
+            </m:r>
+          </m:sub>
+        </m:sSub>
+      </m:oMath>
+      <w:r>
+        <w:t xml:space="preserve"> </w:t>
+      </w:r>
+      <w:r>
+        <w:t xml:space="preserve">the adapted student at round</w:t>
+      </w:r>
+      <w:r>
+        <w:t xml:space="preserve"> </w:t>
+      </w:r>
+      <m:oMath>
+        <m:r>
+          <m:t>r</m:t>
+        </m:r>
+      </m:oMath>
+      <w:r>
+        <w:t xml:space="preserve">,</w:t>
+      </w:r>
+      <w:r>
+        <w:t xml:space="preserve"> </w:t>
+      </w:r>
+      <m:oMath>
+        <m:sSub>
+          <m:e>
+            <m:r>
+              <m:t>π</m:t>
+            </m:r>
+          </m:e>
+          <m:sub>
+            <m:r>
+              <m:t>0</m:t>
+            </m:r>
+          </m:sub>
+        </m:sSub>
+      </m:oMath>
+      <w:r>
+        <w:t xml:space="preserve"> </w:t>
+      </w:r>
+      <w:r>
+        <w:t xml:space="preserve">the frozen external task-allocation rule, and</w:t>
+      </w:r>
+      <w:r>
+        <w:t xml:space="preserve"> </w:t>
+      </w:r>
+      <m:oMath>
+        <m:sSub>
+          <m:e>
+            <m:r>
+              <m:t>π</m:t>
+            </m:r>
+          </m:e>
+          <m:sub>
+            <m:r>
+              <m:t>r</m:t>
+            </m:r>
+          </m:sub>
+        </m:sSub>
+      </m:oMath>
+      <w:r>
+        <w:t xml:space="preserve"> </w:t>
+      </w:r>
+      <w:r>
+        <w:t xml:space="preserve">a rule recalibrated on that round’s separate development outcomes. The task-level study evaluates the following conditions with the same frozen teacher pool:</w:t>
+      </w:r>
+    </w:p>
+    <w:tbl>
+      <w:tblPr>
+        <w:tblStyle w:val="Table"/>
+        <w:tblW w:type="pct" w:w="5000"/>
+        <w:jc w:val="left"/>
+        <w:tblLayout w:type="fixed"/>
+        <w:tblLook w:firstRow="1" w:lastRow="0" w:firstColumn="0" w:lastColumn="0" w:noHBand="0" w:noVBand="0" w:val="0020"/>
+      </w:tblPr>
+      <w:tblGrid>
+        <w:gridCol w:w="3232"/>
+        <w:gridCol w:w="4687"/>
+      </w:tblGrid>
+      <w:tr>
+        <w:trPr>
+          <w:tblHeader w:val="on"/>
+        </w:trPr>
+        <w:tc>
+          <w:tcPr/>
+          <w:p>
+            <w:pPr>
+              <w:pStyle w:val="Compact"/>
+              <w:jc w:val="left"/>
+            </w:pPr>
+            <w:r>
+              <w:t xml:space="preserve">Condition</w:t>
+            </w:r>
+          </w:p>
+        </w:tc>
+        <w:tc>
+          <w:tcPr/>
+          <w:p>
+            <w:pPr>
+              <w:pStyle w:val="Compact"/>
+              <w:jc w:val="left"/>
+            </w:pPr>
+            <w:r>
+              <w:t xml:space="preserve">What it isolates</w:t>
+            </w:r>
+          </w:p>
+        </w:tc>
+      </w:tr>
+      <w:tr>
+        <w:tc>
+          <w:tcPr/>
+          <w:p>
+            <w:pPr>
+              <w:pStyle w:val="Compact"/>
+              <w:jc w:val="left"/>
+            </w:pPr>
+            <m:oMath>
+              <m:sSub>
+                <m:e>
+                  <m:r>
+                    <m:t>S</m:t>
+                  </m:r>
+                </m:e>
+                <m:sub>
+                  <m:r>
+                    <m:t>0</m:t>
+                  </m:r>
+                </m:sub>
+              </m:sSub>
+            </m:oMath>
+            <w:r>
+              <w:t xml:space="preserve"> </w:t>
+            </w:r>
+            <w:r>
+              <w:t xml:space="preserve">alone and</w:t>
+            </w:r>
+            <w:r>
+              <w:t xml:space="preserve"> </w:t>
+            </w:r>
+            <m:oMath>
+              <m:sSub>
+                <m:e>
+                  <m:r>
+                    <m:t>S</m:t>
+                  </m:r>
+                </m:e>
+                <m:sub>
+                  <m:r>
+                    <m:t>r</m:t>
+                  </m:r>
+                </m:sub>
+              </m:sSub>
+            </m:oMath>
+            <w:r>
+              <w:t xml:space="preserve"> </w:t>
+            </w:r>
+            <w:r>
+              <w:t xml:space="preserve">alone</w:t>
+            </w:r>
+          </w:p>
+        </w:tc>
+        <w:tc>
+          <w:tcPr/>
+          <w:p>
+            <w:pPr>
+              <w:pStyle w:val="Compact"/>
+              <w:jc w:val="left"/>
+            </w:pPr>
+            <w:r>
+              <w:t xml:space="preserve">Independent coding capability under the same local harness</w:t>
+            </w:r>
+          </w:p>
+        </w:tc>
+      </w:tr>
+      <w:tr>
+        <w:tc>
+          <w:tcPr/>
+          <w:p>
+            <w:pPr>
+              <w:pStyle w:val="Compact"/>
+              <w:jc w:val="left"/>
+            </w:pPr>
+            <m:oMath>
+              <m:d>
+                <m:dPr>
+                  <m:begChr m:val="("/>
+                  <m:endChr m:val=")"/>
+                  <m:sepChr m:val=""/>
+                  <m:grow/>
+                </m:dPr>
+                <m:e>
+                  <m:sSub>
+                    <m:e>
+                      <m:r>
+                        <m:t>S</m:t>
+                      </m:r>
+                    </m:e>
+                    <m:sub>
+                      <m:r>
+                        <m:t>0</m:t>
+                      </m:r>
+                    </m:sub>
+                  </m:sSub>
+                  <m:r>
+                    <m:rPr>
+                      <m:sty m:val="p"/>
+                    </m:rPr>
+                    <m:t>,</m:t>
+                  </m:r>
+                  <m:sSub>
+                    <m:e>
+                      <m:r>
+                        <m:t>π</m:t>
+                      </m:r>
+                    </m:e>
+                    <m:sub>
+                      <m:r>
+                        <m:t>0</m:t>
+                      </m:r>
+                    </m:sub>
+                  </m:sSub>
+                </m:e>
+              </m:d>
+            </m:oMath>
+          </w:p>
+        </w:tc>
+        <w:tc>
+          <w:tcPr/>
+          <w:p>
+            <w:pPr>
+              <w:pStyle w:val="Compact"/>
+              <w:jc w:val="left"/>
+            </w:pPr>
+            <w:r>
+              <w:t xml:space="preserve">Frozen system baseline</w:t>
+            </w:r>
+          </w:p>
+        </w:tc>
+      </w:tr>
+      <w:tr>
+        <w:tc>
+          <w:tcPr/>
+          <w:p>
+            <w:pPr>
+              <w:pStyle w:val="Compact"/>
+              <w:jc w:val="left"/>
+            </w:pPr>
+            <m:oMath>
+              <m:d>
+                <m:dPr>
+                  <m:begChr m:val="("/>
+                  <m:endChr m:val=")"/>
+                  <m:sepChr m:val=""/>
+                  <m:grow/>
+                </m:dPr>
+                <m:e>
+                  <m:sSub>
+                    <m:e>
+                      <m:r>
+                        <m:t>S</m:t>
+                      </m:r>
+                    </m:e>
+                    <m:sub>
+                      <m:r>
+                        <m:t>0</m:t>
+                      </m:r>
+                    </m:sub>
+                  </m:sSub>
+                  <m:r>
+                    <m:rPr>
+                      <m:sty m:val="p"/>
+                    </m:rPr>
+                    <m:t>,</m:t>
+                  </m:r>
+                  <m:sSubSup>
+                    <m:e>
+                      <m:r>
+                        <m:t>π</m:t>
+                      </m:r>
+                    </m:e>
+                    <m:sub>
+                      <m:r>
+                        <m:t>r</m:t>
+                      </m:r>
+                    </m:sub>
+                    <m:sup>
+                      <m:r>
+                        <m:t>0</m:t>
+                      </m:r>
+                    </m:sup>
+                  </m:sSubSup>
+                </m:e>
+              </m:d>
+            </m:oMath>
+          </w:p>
+        </w:tc>
+        <w:tc>
+          <w:tcPr/>
+          <w:p>
+            <w:pPr>
+              <w:pStyle w:val="Compact"/>
+              <w:jc w:val="left"/>
+            </w:pPr>
+            <w:r>
+              <w:t xml:space="preserve">Routing-only update with the base student</w:t>
+            </w:r>
+          </w:p>
+        </w:tc>
+      </w:tr>
+      <w:tr>
+        <w:tc>
+          <w:tcPr/>
+          <w:p>
+            <w:pPr>
+              <w:pStyle w:val="Compact"/>
+              <w:jc w:val="left"/>
+            </w:pPr>
+            <m:oMath>
+              <m:d>
+                <m:dPr>
+                  <m:begChr m:val="("/>
+                  <m:endChr m:val=")"/>
+                  <m:sepChr m:val=""/>
+                  <m:grow/>
+                </m:dPr>
+                <m:e>
+                  <m:sSub>
+                    <m:e>
+                      <m:r>
+                        <m:t>S</m:t>
+                      </m:r>
+                    </m:e>
+                    <m:sub>
+                      <m:r>
+                        <m:t>r</m:t>
+                      </m:r>
+                    </m:sub>
+                  </m:sSub>
+                  <m:r>
+                    <m:rPr>
+                      <m:sty m:val="p"/>
+                    </m:rPr>
+                    <m:t>,</m:t>
+                  </m:r>
+                  <m:sSub>
+                    <m:e>
+                      <m:r>
+                        <m:t>π</m:t>
+                      </m:r>
+                    </m:e>
+                    <m:sub>
+                      <m:r>
+                        <m:t>0</m:t>
+                      </m:r>
+                    </m:sub>
+                  </m:sSub>
+                </m:e>
+              </m:d>
+            </m:oMath>
+          </w:p>
+        </w:tc>
+        <w:tc>
+          <w:tcPr/>
+          <w:p>
+            <w:pPr>
+              <w:pStyle w:val="Compact"/>
+              <w:jc w:val="left"/>
+            </w:pPr>
+            <w:r>
+              <w:t xml:space="preserve">Adapted student with a frozen allocation rule</w:t>
+            </w:r>
+          </w:p>
+        </w:tc>
+      </w:tr>
+      <w:tr>
+        <w:tc>
+          <w:tcPr/>
+          <w:p>
+            <w:pPr>
+              <w:pStyle w:val="Compact"/>
+              <w:jc w:val="left"/>
+            </w:pPr>
+            <m:oMath>
+              <m:d>
+                <m:dPr>
+                  <m:begChr m:val="("/>
+                  <m:endChr m:val=")"/>
+                  <m:sepChr m:val=""/>
+                  <m:grow/>
+                </m:dPr>
+                <m:e>
+                  <m:sSub>
+                    <m:e>
+                      <m:r>
+                        <m:t>S</m:t>
+                      </m:r>
+                    </m:e>
+                    <m:sub>
+                      <m:r>
+                        <m:t>r</m:t>
+                      </m:r>
+                    </m:sub>
+                  </m:sSub>
+                  <m:r>
+                    <m:rPr>
+                      <m:sty m:val="p"/>
+                    </m:rPr>
+                    <m:t>,</m:t>
+                  </m:r>
+                  <m:sSubSup>
+                    <m:e>
+                      <m:r>
+                        <m:t>π</m:t>
+                      </m:r>
+                    </m:e>
+                    <m:sub>
+                      <m:r>
+                        <m:t>r</m:t>
+                      </m:r>
+                    </m:sub>
+                    <m:sup>
+                      <m:r>
+                        <m:t>r</m:t>
+                      </m:r>
+                    </m:sup>
+                  </m:sSubSup>
+                </m:e>
+              </m:d>
+            </m:oMath>
+          </w:p>
+        </w:tc>
+        <w:tc>
+          <w:tcPr/>
+          <w:p>
+            <w:pPr>
+              <w:pStyle w:val="Compact"/>
+              <w:jc w:val="left"/>
+            </w:pPr>
+            <w:r>
+              <w:t xml:space="preserve">Adapted student with a separately recalibrated rule</w:t>
+            </w:r>
+          </w:p>
+        </w:tc>
+      </w:tr>
+      <w:tr>
+        <w:tc>
+          <w:tcPr/>
+          <w:p>
+            <w:pPr>
+              <w:pStyle w:val="Compact"/>
+              <w:jc w:val="left"/>
+            </w:pPr>
+            <w:r>
+              <w:t xml:space="preserve">Fixed strong reference</w:t>
+            </w:r>
+            <w:r>
+              <w:t xml:space="preserve"> </w:t>
+            </w:r>
+            <m:oMath>
+              <m:r>
+                <m:t>H</m:t>
+              </m:r>
+              <m:r>
+                <m:rPr>
+                  <m:sty m:val="p"/>
+                </m:rPr>
+                <m:t>=</m:t>
+              </m:r>
+              <m:sSup>
+                <m:e>
+                  <m:r>
+                    <m:t>S</m:t>
+                  </m:r>
+                </m:e>
+                <m:sup>
+                  <m:r>
+                    <m:rPr>
+                      <m:sty m:val="p"/>
+                    </m:rPr>
+                    <m:t>⋆</m:t>
+                  </m:r>
+                </m:sup>
+              </m:sSup>
+            </m:oMath>
+          </w:p>
+        </w:tc>
+        <w:tc>
+          <w:tcPr/>
+          <w:p>
+            <w:pPr>
+              <w:pStyle w:val="Compact"/>
+              <w:jc w:val="left"/>
+            </w:pPr>
+            <w:r>
+              <w:t xml:space="preserve">Quality reference selected on development data</w:t>
+            </w:r>
+          </w:p>
+        </w:tc>
+      </w:tr>
+    </w:tbl>
+    <w:p>
+      <w:pPr>
+        <w:pStyle w:val="BodyText"/>
+      </w:pPr>
+      <w:r>
+        <w:t xml:space="preserve">The superscripts indicate that recalibration uses the relevant student’s outcomes. Applying an adapted-student router to the base student is not the routing-only control. All conditions receive the same task information and personal context within the registered interface. This factorial isolates task-level allocation from student changes; it does not by itself identify the effects of a learned controller that makes new in-task expert requests.</w:t>
+      </w:r>
+    </w:p>
+    <w:p>
+      <w:pPr>
+        <w:pStyle w:val="BodyText"/>
+      </w:pPr>
+      <w:r>
+        <w:t xml:space="preserve">The cooperative variant therefore adds actual continuation runs. Compare local-skill-only training with collaboration-trace training, and with their registered mixture, while holding the expert pool, available personal context and total data/compute accounting constant. The controller’s expert calls, context payloads, verification behavior and integration failures are measured directly. The broader cooperative-agent protocol supplies matched-context large-agent and orchestration baselines. Independent standalone trajectories cannot be spliced together to estimate these interactive treatments.</w:t>
+      </w:r>
+    </w:p>
+    <w:p>
+      <w:pPr>
+        <w:pStyle w:val="BodyText"/>
+      </w:pPr>
+      <w:r>
+        <w:t xml:space="preserve">Training cadence requires its own controls. An incremental condition continues from the previous student using new examples plus a fixed replay rule; a restart condition begins from the same original base on the accumulated corpus. An additional one-shot condition trains only at the final milestone. Comparisons report unique tasks, per-example exposure, target tokens, optimizer steps and actual compute. Equal-data and equal-compute comparisons are explicitly separate when both cannot be matched. In particular, repeated restart training must not receive an unreported cumulative compute advantage. A final one-shot control can match the incremental condition’s total target-token exposures and training budget to test the benefit of update order and cadence. Optimizer-state and learning-rate reset policies are declared.</w:t>
+      </w:r>
+    </w:p>
+    <w:bookmarkEnd w:id="74"/>
+    <w:bookmarkStart w:id="75" w:name="independent-evaluation-and-sealed-tests"/>
+    <w:p>
+      <w:pPr>
+        <w:pStyle w:val="Heading2"/>
+      </w:pPr>
+      <w:r>
+        <w:rPr>
+          <w:rStyle w:val="SectionNumber"/>
+        </w:rPr>
+        <w:t xml:space="preserve">6.5</w:t>
+      </w:r>
+      <w:r>
+        <w:tab/>
+      </w:r>
+      <w:r>
+        <w:t xml:space="preserve">Independent evaluation and sealed tests</w:t>
+      </w:r>
+    </w:p>
+    <w:p>
+      <w:pPr>
+        <w:pStyle w:val="FirstParagraph"/>
+      </w:pPr>
+      <w:r>
+        <w:t xml:space="preserve">Router fitting, calibration, model selection, teacher-data acquisition and student training use development partitions disjoint from the final task and repository groups specified elsewhere. Customer-specific evaluation additionally distinguishes new tasks from familiar customers and new customers. Synthetic task generation cannot consult final reference patches or hidden tests, and benchmark solutions encountered during development are excluded from claims of unseen performance.</w:t>
+      </w:r>
+    </w:p>
+    <w:p>
+      <w:pPr>
+        <w:pStyle w:val="BodyText"/>
+      </w:pPr>
+      <w:r>
+        <w:t xml:space="preserve">There are two evaluation streams. A</w:t>
+      </w:r>
+      <w:r>
+        <w:t xml:space="preserve"> </w:t>
+      </w:r>
+      <w:r>
+        <w:rPr>
+          <w:b/>
+          <w:bCs/>
+        </w:rPr>
+        <w:t xml:space="preserve">sealed common panel</w:t>
+      </w:r>
+      <w:r>
+        <w:t xml:space="preserve"> </w:t>
+      </w:r>
+      <w:r>
+        <w:t xml:space="preserve">compares all frozen round checkpoints on the same tasks, after acquisition, training recipes, checkpoints and analysis choices are locked. It is executed once as an evaluation campaign, with its results unavailable during the learning rounds. A</w:t>
+      </w:r>
+      <w:r>
+        <w:t xml:space="preserve"> </w:t>
+      </w:r>
+      <w:r>
+        <w:rPr>
+          <w:b/>
+          <w:bCs/>
+        </w:rPr>
+        <w:t xml:space="preserve">prospective monitoring stream</w:t>
+      </w:r>
+      <w:r>
+        <w:t xml:space="preserve"> </w:t>
+      </w:r>
+      <w:r>
+        <w:t xml:space="preserve">uses fresh future-task panels to characterize operational change. Once a monitoring panel informs training or thresholds, it is development history and never becomes the sealed final test. This prevents a learning curve from becoming a mechanism for tuning repeatedly against benchmark answers.</w:t>
+      </w:r>
+    </w:p>
+    <w:p>
+      <w:pPr>
+        <w:pStyle w:val="BodyText"/>
+      </w:pPr>
+      <w:r>
+        <w:t xml:space="preserve">The adequately funded software-engineering study retains three independently recorded attempts per task/condition, averages within task, and uses paired repository-aware uncertainty. The condition order is balanced so changing endpoint load or cache warmth does not systematically favor later checkpoints. Hardware, runtime and exported model format are held constant for the primary student comparison. A cloud GPU emulation is reported separately from actual desktop measurements. Earlier-round estimates describe the learning trajectory; the prespecified final round, not the best-looking checkpoint, supplies the endpoint claim.</w:t>
+      </w:r>
+    </w:p>
+    <w:bookmarkEnd w:id="75"/>
+    <w:bookmarkStart w:id="76" w:name="X91eb60beff23681233a592d3882031feb8944ce"/>
+    <w:p>
+      <w:pPr>
+        <w:pStyle w:val="Heading2"/>
+      </w:pPr>
+      <w:r>
+        <w:rPr>
+          <w:rStyle w:val="SectionNumber"/>
+        </w:rPr>
+        <w:t xml:space="preserve">6.6</w:t>
+      </w:r>
+      <w:r>
+        <w:tab/>
+      </w:r>
+      <w:r>
+        <w:t xml:space="preserve">Local autonomy, quality and external dependence</w:t>
+      </w:r>
+    </w:p>
+    <w:p>
+      <w:pPr>
+        <w:pStyle w:val="FirstParagraph"/>
+      </w:pPr>
+      <w:r>
+        <w:t xml:space="preserve">Let</w:t>
+      </w:r>
+      <w:r>
+        <w:t xml:space="preserve"> </w:t>
+      </w:r>
+      <m:oMath>
+        <m:r>
+          <m:t>r</m:t>
+        </m:r>
+      </m:oMath>
+      <w:r>
+        <w:t xml:space="preserve"> </w:t>
+      </w:r>
+      <w:r>
+        <w:t xml:space="preserve">index learning rounds and</w:t>
+      </w:r>
+      <w:r>
+        <w:t xml:space="preserve"> </w:t>
+      </w:r>
+      <m:oMath>
+        <m:r>
+          <m:t>k</m:t>
+        </m:r>
+      </m:oMath>
+      <w:r>
+        <w:t xml:space="preserve"> </w:t>
+      </w:r>
+      <w:r>
+        <w:t xml:space="preserve">index the three repeated attempts per task. Let</w:t>
+      </w:r>
+      <w:r>
+        <w:t xml:space="preserve"> </w:t>
+      </w:r>
+      <m:oMath>
+        <m:sSub>
+          <m:e>
+            <m:r>
+              <m:t>Y</m:t>
+            </m:r>
+          </m:e>
+          <m:sub>
+            <m:r>
+              <m:t>i</m:t>
+            </m:r>
+            <m:r>
+              <m:t>r</m:t>
+            </m:r>
+            <m:r>
+              <m:t>k</m:t>
+            </m:r>
+          </m:sub>
+        </m:sSub>
+      </m:oMath>
+      <w:r>
+        <w:t xml:space="preserve"> </w:t>
+      </w:r>
+      <w:r>
+        <w:t xml:space="preserve">indicate verified success and</w:t>
+      </w:r>
+      <w:r>
+        <w:t xml:space="preserve"> </w:t>
+      </w:r>
+      <m:oMath>
+        <m:sSub>
+          <m:e>
+            <m:r>
+              <m:t>L</m:t>
+            </m:r>
+          </m:e>
+          <m:sub>
+            <m:r>
+              <m:t>i</m:t>
+            </m:r>
+            <m:r>
+              <m:t>r</m:t>
+            </m:r>
+            <m:r>
+              <m:t>k</m:t>
+            </m:r>
+          </m:sub>
+        </m:sSub>
+      </m:oMath>
+      <w:r>
+        <w:t xml:space="preserve"> </w:t>
+      </w:r>
+      <w:r>
+        <w:t xml:space="preserve">indicate that the attempt used only the designated local student and permitted local decision models. Define</w:t>
+      </w:r>
+      <w:r>
+        <w:t xml:space="preserve"> </w:t>
+      </w:r>
+      <w:r>
+        <w:rPr>
+          <w:b/>
+          <w:bCs/>
+        </w:rPr>
+        <w:t xml:space="preserve">verified local completion coverage</w:t>
+      </w:r>
+      <w:r>
+        <w:t xml:space="preserve">, estimating the expected success of one local-only attempt over the assigned task distribution, as</w:t>
+      </w:r>
+    </w:p>
+    <w:p>
+      <w:pPr>
+        <w:pStyle w:val="BodyText"/>
+      </w:pPr>
+      <m:oMathPara>
+        <m:oMathParaPr>
+          <m:jc m:val="center"/>
+        </m:oMathParaPr>
+        <m:oMath>
+          <m:sSub>
+            <m:e>
+              <m:r>
+                <m:t>V</m:t>
+              </m:r>
+            </m:e>
+            <m:sub>
+              <m:r>
+                <m:t>r</m:t>
+              </m:r>
+            </m:sub>
+          </m:sSub>
+          <m:r>
+            <m:rPr>
+              <m:sty m:val="p"/>
+            </m:rPr>
+            <m:t>=</m:t>
+          </m:r>
+          <m:f>
+            <m:fPr>
+              <m:type m:val="bar"/>
+            </m:fPr>
+            <m:num>
+              <m:r>
+                <m:t>1</m:t>
+              </m:r>
+            </m:num>
+            <m:den>
+              <m:r>
+                <m:t>n</m:t>
+              </m:r>
+            </m:den>
+          </m:f>
+          <m:nary>
+            <m:naryPr>
+              <m:chr m:val="∑"/>
+              <m:limLoc m:val="undOvr"/>
+              <m:subHide m:val="off"/>
+              <m:supHide m:val="off"/>
+            </m:naryPr>
+            <m:sub>
+              <m:r>
+                <m:t>i</m:t>
+              </m:r>
+              <m:r>
+                <m:rPr>
+                  <m:sty m:val="p"/>
+                </m:rPr>
+                <m:t>=</m:t>
+              </m:r>
+              <m:r>
+                <m:t>1</m:t>
+              </m:r>
+            </m:sub>
+            <m:sup>
+              <m:r>
+                <m:t>n</m:t>
+              </m:r>
+            </m:sup>
+            <m:e>
+              <m:d>
+                <m:dPr>
+                  <m:begChr m:val="["/>
+                  <m:endChr m:val="]"/>
+                  <m:sepChr m:val=""/>
+                  <m:grow/>
+                </m:dPr>
+                <m:e>
+                  <m:f>
+                    <m:fPr>
+                      <m:type m:val="bar"/>
+                    </m:fPr>
+                    <m:num>
+                      <m:r>
+                        <m:t>1</m:t>
+                      </m:r>
+                    </m:num>
+                    <m:den>
+                      <m:r>
+                        <m:t>3</m:t>
+                      </m:r>
+                    </m:den>
+                  </m:f>
+                  <m:nary>
+                    <m:naryPr>
+                      <m:chr m:val="∑"/>
+                      <m:limLoc m:val="undOvr"/>
+                      <m:subHide m:val="off"/>
+                      <m:supHide m:val="off"/>
+                    </m:naryPr>
+                    <m:sub>
+                      <m:r>
+                        <m:t>k</m:t>
+                      </m:r>
+                      <m:r>
+                        <m:rPr>
+                          <m:sty m:val="p"/>
+                        </m:rPr>
+                        <m:t>=</m:t>
+                      </m:r>
+                      <m:r>
+                        <m:t>1</m:t>
+                      </m:r>
+                    </m:sub>
+                    <m:sup>
+                      <m:r>
+                        <m:t>3</m:t>
+                      </m:r>
+                    </m:sup>
+                    <m:e>
+                      <m:sSub>
+                        <m:e>
+                          <m:r>
+                            <m:t>Y</m:t>
+                          </m:r>
+                        </m:e>
+                        <m:sub>
+                          <m:r>
+                            <m:t>i</m:t>
+                          </m:r>
+                          <m:r>
+                            <m:t>r</m:t>
+                          </m:r>
+                          <m:r>
+                            <m:t>k</m:t>
+                          </m:r>
+                        </m:sub>
+                      </m:sSub>
+                    </m:e>
+                  </m:nary>
+                  <m:sSub>
+                    <m:e>
+                      <m:r>
+                        <m:t>L</m:t>
+                      </m:r>
+                    </m:e>
+                    <m:sub>
+                      <m:r>
+                        <m:t>i</m:t>
+                      </m:r>
+                      <m:r>
+                        <m:t>r</m:t>
+                      </m:r>
+                      <m:r>
+                        <m:t>k</m:t>
+                      </m:r>
+                    </m:sub>
+                  </m:sSub>
+                </m:e>
+              </m:d>
+            </m:e>
+          </m:nary>
+          <m:r>
+            <m:rPr>
+              <m:sty m:val="p"/>
+            </m:rPr>
+            <m:t>.</m:t>
+          </m:r>
+        </m:oMath>
+      </m:oMathPara>
+    </w:p>
+    <w:p>
+      <w:pPr>
+        <w:pStyle w:val="FirstParagraph"/>
+      </w:pPr>
+      <w:r>
+        <w:t xml:space="preserve">The denominator is every assigned eligible task, not only those the router retained locally. Any external model assistance for planning, generation, embeddings, judging or verification during the attempt makes</w:t>
+      </w:r>
+      <w:r>
+        <w:t xml:space="preserve"> </w:t>
+      </w:r>
+      <m:oMath>
+        <m:sSub>
+          <m:e>
+            <m:r>
+              <m:t>L</m:t>
+            </m:r>
+          </m:e>
+          <m:sub>
+            <m:r>
+              <m:t>i</m:t>
+            </m:r>
+            <m:r>
+              <m:t>r</m:t>
+            </m:r>
+            <m:r>
+              <m:t>k</m:t>
+            </m:r>
+          </m:sub>
+        </m:sSub>
+        <m:r>
+          <m:rPr>
+            <m:sty m:val="p"/>
+          </m:rPr>
+          <m:t>=</m:t>
+        </m:r>
+        <m:r>
+          <m:t>0</m:t>
+        </m:r>
+      </m:oMath>
+      <w:r>
+        <w:t xml:space="preserve">. A remote teacher’s patch subsequently edited by the local student is therefore assisted work. Local tool execution and local routing are permitted. Independent out-of-band benchmark grading does not supply assistance to the agent. The report also gives conditional local success and local assignment share, since coverage alone cannot explain how a policy changed.</w:t>
+      </w:r>
+    </w:p>
+    <w:p>
+      <w:pPr>
+        <w:pStyle w:val="BodyText"/>
+      </w:pPr>
+      <w:r>
+        <w:t xml:space="preserve">Strict</w:t>
+      </w:r>
+      <w:r>
+        <w:t xml:space="preserve"> </w:t>
+      </w:r>
+      <w:r>
+        <w:rPr>
+          <w:b/>
+          <w:bCs/>
+        </w:rPr>
+        <w:t xml:space="preserve">offline execution</w:t>
+      </w:r>
+      <w:r>
+        <w:t xml:space="preserve"> </w:t>
+      </w:r>
+      <w:r>
+        <w:t xml:space="preserve">is a separate measurement: it requires that the task’s operational tools and dependencies also function without external services after declared preparation. Local-model reasoning with a remote execution sandbox is not advertised as full offline operation. A small remote model can reduce large-model demand while leaving local autonomy unchanged. Accordingly, the ledger distinguishes local inference, small remote inference, larger expert inference and other remote infrastructure.</w:t>
+      </w:r>
+    </w:p>
+    <w:p>
+      <w:pPr>
+        <w:pStyle w:val="BodyText"/>
+      </w:pPr>
+      <w:r>
+        <w:t xml:space="preserve">Large-model reliance is reported as the mean within-task fraction of repeated attempts receiving any large-expert assistance, calls and billed tokens by category, self-hosted expert GPU time, and expert expenditure. This estimates expected single-attempt exposure;</w:t>
+      </w:r>
+      <w:r>
+        <w:t xml:space="preserve"> </w:t>
+      </w:r>
+      <w:r>
+        <w:t xml:space="preserve">“</w:t>
+      </w:r>
+      <w:r>
+        <w:t xml:space="preserve">any assistance across all three attempts</w:t>
+      </w:r>
+      <w:r>
+        <w:t xml:space="preserve">”</w:t>
+      </w:r>
+      <w:r>
+        <w:t xml:space="preserve"> </w:t>
+      </w:r>
+      <w:r>
+        <w:t xml:space="preserve">is a different statistic and is labelled separately if reported. Cost and local-coverage aggregation use the same task/replicate weights.</w:t>
+      </w:r>
+      <w:r>
+        <w:t xml:space="preserve"> </w:t>
+      </w:r>
+      <w:r>
+        <w:t xml:space="preserve">“</w:t>
+      </w:r>
+      <w:r>
+        <w:t xml:space="preserve">Large</w:t>
+      </w:r>
+      <w:r>
+        <w:t xml:space="preserve">”</w:t>
+      </w:r>
+      <w:r>
+        <w:t xml:space="preserve"> </w:t>
+      </w:r>
+      <w:r>
+        <w:t xml:space="preserve">is an explicit set of frozen configurations, not a shifting parameter threshold that makes the metric improve. Task success, latency and all costs are reported jointly. An increased local coverage rate can coexist with more costly expert continuations on remaining tasks, so reduced burden is measured rather than inferred.</w:t>
+      </w:r>
+    </w:p>
+    <w:p>
+      <w:pPr>
+        <w:pStyle w:val="BodyText"/>
+      </w:pPr>
+      <w:r>
+        <w:t xml:space="preserve">For collaboration learning, report expert-request relevance under a declared rubric, context volume, avoided duplicate work, verification failures, integration errors and final task value. These diagnostics require blinded or executable assessment where possible. More expert calls may be rational when they produce substantially better outcomes at acceptable cost. No claim of progressive independence is made for such a result; it is evidence about improved cooperation.</w:t>
+      </w:r>
+    </w:p>
+    <w:bookmarkEnd w:id="76"/>
+    <w:bookmarkStart w:id="77" w:name="X3777052dbf0bfd866dc3c04114467704d0e182c"/>
+    <w:p>
+      <w:pPr>
+        <w:pStyle w:val="Heading2"/>
+      </w:pPr>
+      <w:r>
+        <w:rPr>
+          <w:rStyle w:val="SectionNumber"/>
+        </w:rPr>
+        <w:t xml:space="preserve">6.7</w:t>
+      </w:r>
+      <w:r>
+        <w:tab/>
+      </w:r>
+      <w:r>
+        <w:t xml:space="preserve">Longitudinal hypotheses and interpretation</w:t>
+      </w:r>
+    </w:p>
+    <w:p>
+      <w:pPr>
+        <w:pStyle w:val="FirstParagraph"/>
+      </w:pPr>
+      <w:r>
+        <w:t xml:space="preserve">Within the</w:t>
+      </w:r>
+      <w:r>
+        <w:t xml:space="preserve"> </w:t>
+      </w:r>
+      <w:r>
+        <w:rPr>
+          <w:b/>
+          <w:bCs/>
+        </w:rPr>
+        <w:t xml:space="preserve">local-capability arm</w:t>
+      </w:r>
+      <w:r>
+        <w:t xml:space="preserve">, one final-round confirmatory chain is proposed. First, standalone</w:t>
+      </w:r>
+      <w:r>
+        <w:t xml:space="preserve"> </w:t>
+      </w:r>
+      <m:oMath>
+        <m:sSub>
+          <m:e>
+            <m:r>
+              <m:t>S</m:t>
+            </m:r>
+          </m:e>
+          <m:sub>
+            <m:r>
+              <m:t>3</m:t>
+            </m:r>
+          </m:sub>
+        </m:sSub>
+      </m:oMath>
+      <w:r>
+        <w:t xml:space="preserve"> </w:t>
+      </w:r>
+      <w:r>
+        <w:t xml:space="preserve">must improve task-resolution probability over</w:t>
+      </w:r>
+      <w:r>
+        <w:t xml:space="preserve"> </w:t>
+      </w:r>
+      <m:oMath>
+        <m:sSub>
+          <m:e>
+            <m:r>
+              <m:t>S</m:t>
+            </m:r>
+          </m:e>
+          <m:sub>
+            <m:r>
+              <m:t>0</m:t>
+            </m:r>
+          </m:sub>
+        </m:sSub>
+      </m:oMath>
+      <w:r>
+        <w:t xml:space="preserve">, with a lower one-sided 95% paired confidence bound above zero. Second, the adapted routed condition must preserve overall quality relative to</w:t>
+      </w:r>
+      <w:r>
+        <w:t xml:space="preserve"> </w:t>
+      </w:r>
+      <m:oMath>
+        <m:r>
+          <m:t>H</m:t>
+        </m:r>
+        <m:r>
+          <m:rPr>
+            <m:sty m:val="p"/>
+          </m:rPr>
+          <m:t>=</m:t>
+        </m:r>
+        <m:sSup>
+          <m:e>
+            <m:r>
+              <m:t>S</m:t>
+            </m:r>
+          </m:e>
+          <m:sup>
+            <m:r>
+              <m:rPr>
+                <m:sty m:val="p"/>
+              </m:rPr>
+              <m:t>⋆</m:t>
+            </m:r>
+          </m:sup>
+        </m:sSup>
+      </m:oMath>
+      <w:r>
+        <w:t xml:space="preserve">, the frozen strongest eligible teacher configuration selected on the development model-selection partition: its lower one-sided 95% bound for the success difference must exceed the proposed</w:t>
+      </w:r>
+      <w:r>
+        <w:t xml:space="preserve"> </w:t>
+      </w:r>
+      <m:oMath>
+        <m:r>
+          <m:rPr>
+            <m:sty m:val="p"/>
+          </m:rPr>
+          <m:t>−</m:t>
+        </m:r>
+        <m:r>
+          <m:t>0.05</m:t>
+        </m:r>
+      </m:oMath>
+      <w:r>
+        <w:t xml:space="preserve"> </w:t>
+      </w:r>
+      <w:r>
+        <w:t xml:space="preserve">margin. Third,</w:t>
+      </w:r>
+      <w:r>
+        <w:t xml:space="preserve"> </w:t>
+      </w:r>
+      <m:oMath>
+        <m:sSub>
+          <m:e>
+            <m:r>
+              <m:t>V</m:t>
+            </m:r>
+          </m:e>
+          <m:sub>
+            <m:r>
+              <m:t>3</m:t>
+            </m:r>
+          </m:sub>
+        </m:sSub>
+      </m:oMath>
+      <w:r>
+        <w:t xml:space="preserve"> </w:t>
+      </w:r>
+      <w:r>
+        <w:t xml:space="preserve">must exceed verified local coverage of</w:t>
+      </w:r>
+      <w:r>
+        <w:t xml:space="preserve"> </w:t>
+      </w:r>
+      <m:oMath>
+        <m:d>
+          <m:dPr>
+            <m:begChr m:val="("/>
+            <m:endChr m:val=")"/>
+            <m:sepChr m:val=""/>
+            <m:grow/>
+          </m:dPr>
+          <m:e>
+            <m:sSub>
+              <m:e>
+                <m:r>
+                  <m:t>S</m:t>
+                </m:r>
+              </m:e>
+              <m:sub>
+                <m:r>
+                  <m:t>0</m:t>
+                </m:r>
+              </m:sub>
+            </m:sSub>
+            <m:r>
+              <m:rPr>
+                <m:sty m:val="p"/>
+              </m:rPr>
+              <m:t>,</m:t>
+            </m:r>
+            <m:sSubSup>
+              <m:e>
+                <m:r>
+                  <m:t>π</m:t>
+                </m:r>
+              </m:e>
+              <m:sub>
+                <m:r>
+                  <m:t>3</m:t>
+                </m:r>
+              </m:sub>
+              <m:sup>
+                <m:r>
+                  <m:t>0</m:t>
+                </m:r>
+              </m:sup>
+            </m:sSubSup>
+          </m:e>
+        </m:d>
+      </m:oMath>
+      <w:r>
+        <w:t xml:space="preserve">, with a lower one-sided 95% paired bound above zero. The fixed order prevents allocation changes alone from being called student improvement, and prevents low-quality local acceptance from being called useful independence.</w:t>
+      </w:r>
+    </w:p>
+    <w:p>
+      <w:pPr>
+        <w:pStyle w:val="BodyText"/>
+      </w:pPr>
+      <w:r>
+        <w:t xml:space="preserve">The quality tolerance remains an engineering choice to accept before freezing and revisit for power planning if changed. All endpoint estimates and intervals are reported whether or not a preceding gate passes. Other rounds, sizes, cadence choices and collaborations are prespecified exploratory comparisons unless separately registered. This chain belongs to the local-capability study; the cooperative-system study has its own declared primary question and multiplicity boundary. A failure of the local-independence chain does not establish that expert collaboration has no benefit.</w:t>
+      </w:r>
+    </w:p>
+    <w:p>
+      <w:pPr>
+        <w:pStyle w:val="BodyText"/>
+      </w:pPr>
+      <w:r>
+        <w:t xml:space="preserve">Teacher-burden reduction and lifecycle savings are explicit secondary outcomes with uncertainty. They are required evidence for a broader narrative of reduced dependence and greater affordability, even when they are not additional confirmatory tests. The report cannot assert democratization merely because one endpoint passes. Conversely, a more capable local student or more effective collaborator can be a useful narrower outcome before its training expenditure amortizes.</w:t>
+      </w:r>
+    </w:p>
+    <w:bookmarkEnd w:id="77"/>
+    <w:bookmarkStart w:id="78" w:name="Xea8a2e34920352d16680d09f0eb3b0e23b9b28e"/>
+    <w:p>
+      <w:pPr>
+        <w:pStyle w:val="Heading2"/>
+      </w:pPr>
+      <w:r>
+        <w:rPr>
+          <w:rStyle w:val="SectionNumber"/>
+        </w:rPr>
+        <w:t xml:space="preserve">6.8</w:t>
+      </w:r>
+      <w:r>
+        <w:tab/>
+      </w:r>
+      <w:r>
+        <w:t xml:space="preserve">Device feasibility, costs and stopping boundaries</w:t>
+      </w:r>
+    </w:p>
+    <w:p>
+      <w:pPr>
+        <w:pStyle w:val="FirstParagraph"/>
+      </w:pPr>
+      <w:r>
+        <w:t xml:space="preserve">Device profiles should include declared 8, 16 and 32 GiB system-memory classes where test hardware is available, with processor, accelerator, usable memory and thermal conditions specified. These are target profiles, not assertions that every candidate fits. Report model and adapter download size, peak memory, startup time, task latency, energy where measurable, quantization effects and supported offline tools. Full fine-tuning on a desktop is optional; cloud training followed by local deployment is a distinct supported scenario. A portable weight file alone does not establish an accessible working agent.</w:t>
+      </w:r>
+    </w:p>
+    <w:p>
+      <w:pPr>
+        <w:pStyle w:val="BodyText"/>
+      </w:pPr>
+      <w:r>
+        <w:t xml:space="preserve">The lifecycle account includes all teacher requests, rejected examples, environment execution, verification, training, calibration, export and distribution. Report cumulative study expenditure separately from recurring deployment cost per assigned task and per success. An amortization horizon is an explicit workload assumption. Equal teacher inference savings may have different value for a frequent user and a user who rarely invokes the system; local energy and hardware costs remain visible.</w:t>
+      </w:r>
+    </w:p>
+    <w:p>
+      <w:pPr>
+        <w:pStyle w:val="BodyText"/>
+      </w:pPr>
+      <w:r>
+        <w:t xml:space="preserve">The approved US$100 Runpod resource is a bounded integration pilot, not funding for the proposed four-round acquisition and evaluation. Live throughput and resource prices determine a separately costed plan. If the registered final milestone cannot be reached, the final-round experiment remains incomplete; an earlier favorable round is not substituted. Budget stopping, safety rollback and compatibility failure are documented independently of outcome selection.</w:t>
+      </w:r>
+    </w:p>
+    <w:p>
+      <w:pPr>
+        <w:pStyle w:val="BodyText"/>
+      </w:pPr>
+      <w:r>
+        <w:t xml:space="preserve">Learning can plateau, regress or specialize too narrowly. The report therefore includes forgetting checks on predeclared general coding and tool-use tasks, repository/language slices, verification yield and data diversity. Saturation over the tested data and compute range is a measured plateau, not proof of a model’s ultimate capability ceiling. Deployment promotion requires its declared quality and resource checks, with the preceding artifact retained for rollback. Repeated use creates an opportunity to learn; this experiment determines when that opportunity becomes reliable personal capability or better collaboration.</w:t>
+      </w:r>
+    </w:p>
+    <w:bookmarkEnd w:id="78"/>
+    <w:bookmarkEnd w:id="79"/>
+    <w:bookmarkStart w:id="117" w:name="model-and-price-landscape"/>
+    <w:p>
+      <w:pPr>
+        <w:pStyle w:val="Heading1"/>
+      </w:pPr>
+      <w:r>
+        <w:rPr>
+          <w:rStyle w:val="SectionNumber"/>
+        </w:rPr>
+        <w:t xml:space="preserve">7</w:t>
+      </w:r>
+      <w:r>
+        <w:tab/>
+      </w:r>
+      <w:r>
+        <w:t xml:space="preserve">Model and price landscape</w:t>
+      </w:r>
+    </w:p>
+    <w:p>
+      <w:pPr>
+        <w:pStyle w:val="FirstParagraph"/>
+      </w:pPr>
+      <w:r>
+        <w:t xml:space="preserve">This chapter freezes the</w:t>
+      </w:r>
+      <w:r>
+        <w:t xml:space="preserve"> </w:t>
+      </w:r>
+      <w:r>
+        <w:rPr>
+          <w:b/>
+          <w:bCs/>
+        </w:rPr>
         <w:t xml:space="preserve">model-selection evidence on 25 October 2026</w:t>
       </w:r>
       <w:r>
@@ -6407,7 +9724,7 @@
       <w:r>
         <w:t xml:space="preserve"> </w:t>
       </w:r>
-      <w:hyperlink r:id="rId54">
+      <w:hyperlink r:id="rId80">
         <w:r>
           <w:rPr>
             <w:rStyle w:val="Hyperlink"/>
@@ -6424,7 +9741,7 @@
       <w:r>
         <w:t xml:space="preserve"> </w:t>
       </w:r>
-      <w:hyperlink r:id="rId55">
+      <w:hyperlink r:id="rId81">
         <w:r>
           <w:rPr>
             <w:rStyle w:val="Hyperlink"/>
@@ -6439,7 +9756,7 @@
         <w:t xml:space="preserve">preserves retrieval timestamps, content hashes, revision-pinned URLs, selected source excerpts, and unsuccessful pricing requests.</w:t>
       </w:r>
     </w:p>
-    <w:bookmarkStart w:id="72" w:name="candidate-selection"/>
+    <w:bookmarkStart w:id="98" w:name="candidate-selection"/>
     <w:p>
       <w:pPr>
         <w:pStyle w:val="Heading2"/>
@@ -6448,7 +9765,7 @@
         <w:rPr>
           <w:rStyle w:val="SectionNumber"/>
         </w:rPr>
-        <w:t xml:space="preserve">4.1</w:t>
+        <w:t xml:space="preserve">7.1</w:t>
       </w:r>
       <w:r>
         <w:tab/>
@@ -6544,7 +9861,7 @@
         <w:rPr>
           <w:rStyle w:val="FootnoteReference"/>
         </w:rPr>
-        <w:footnoteReference w:id="56"/>
+        <w:footnoteReference w:id="82"/>
       </w:r>
     </w:p>
     <w:p>
@@ -7182,7 +10499,7 @@
         <w:rPr>
           <w:rStyle w:val="FootnoteReference"/>
         </w:rPr>
-        <w:footnoteReference w:id="58"/>
+        <w:footnoteReference w:id="84"/>
       </w:r>
     </w:p>
     <w:p>
@@ -7196,7 +10513,7 @@
         <w:rPr>
           <w:rStyle w:val="FootnoteReference"/>
         </w:rPr>
-        <w:footnoteReference w:id="61"/>
+        <w:footnoteReference w:id="87"/>
       </w:r>
     </w:p>
     <w:p>
@@ -7210,11 +10527,11 @@
         <w:rPr>
           <w:rStyle w:val="FootnoteReference"/>
         </w:rPr>
-        <w:footnoteReference w:id="68"/>
-      </w:r>
-    </w:p>
-    <w:bookmarkEnd w:id="72"/>
-    <w:bookmarkStart w:id="77" w:name="price-comparison-and-what-it-measures"/>
+        <w:footnoteReference w:id="94"/>
+      </w:r>
+    </w:p>
+    <w:bookmarkEnd w:id="98"/>
+    <w:bookmarkStart w:id="103" w:name="price-comparison-and-what-it-measures"/>
     <w:p>
       <w:pPr>
         <w:pStyle w:val="Heading2"/>
@@ -7223,7 +10540,7 @@
         <w:rPr>
           <w:rStyle w:val="SectionNumber"/>
         </w:rPr>
-        <w:t xml:space="preserve">4.2</w:t>
+        <w:t xml:space="preserve">7.2</w:t>
       </w:r>
       <w:r>
         <w:tab/>
@@ -7268,7 +10585,7 @@
         <w:rPr>
           <w:rStyle w:val="FootnoteReference"/>
         </w:rPr>
-        <w:footnoteReference w:id="73"/>
+        <w:footnoteReference w:id="99"/>
       </w:r>
     </w:p>
     <w:p>
@@ -8033,7 +11350,7 @@
         <w:rPr>
           <w:rStyle w:val="FootnoteReference"/>
         </w:rPr>
-        <w:footnoteReference w:id="75"/>
+        <w:footnoteReference w:id="101"/>
       </w:r>
     </w:p>
     <w:p>
@@ -8062,8 +11379,8 @@
         <w:t xml:space="preserve">product tier is a billing choice, not zero economic cost.</w:t>
       </w:r>
     </w:p>
-    <w:bookmarkEnd w:id="77"/>
-    <w:bookmarkStart w:id="86" w:name="Xde1e276c0cb48b679da37280c18585e153903e7"/>
+    <w:bookmarkEnd w:id="103"/>
+    <w:bookmarkStart w:id="112" w:name="Xde1e276c0cb48b679da37280c18585e153903e7"/>
     <w:p>
       <w:pPr>
         <w:pStyle w:val="Heading2"/>
@@ -8072,7 +11389,7 @@
         <w:rPr>
           <w:rStyle w:val="SectionNumber"/>
         </w:rPr>
-        <w:t xml:space="preserve">4.3</w:t>
+        <w:t xml:space="preserve">7.3</w:t>
       </w:r>
       <w:r>
         <w:tab/>
@@ -8437,7 +11754,7 @@
         <w:rPr>
           <w:rStyle w:val="FootnoteReference"/>
         </w:rPr>
-        <w:footnoteReference w:id="78"/>
+        <w:footnoteReference w:id="104"/>
       </w:r>
       <w:r>
         <w:t xml:space="preserve"> </w:t>
@@ -8470,7 +11787,7 @@
         <w:rPr>
           <w:rStyle w:val="FootnoteReference"/>
         </w:rPr>
-        <w:footnoteReference w:id="85"/>
+        <w:footnoteReference w:id="111"/>
       </w:r>
     </w:p>
     <w:p>
@@ -8512,8 +11829,8 @@
         <w:t xml:space="preserve">. A direct single completion without tools is a separate model-only task condition; it must not be presented as equivalent to an agent using shell access and tests. The closed and open models require this same evaluation before any capability or price–accuracy ranking is defensible.</w:t>
       </w:r>
     </w:p>
-    <w:bookmarkEnd w:id="86"/>
-    <w:bookmarkStart w:id="90" w:name="X77649a918104f25821c373dbbd1dbbf8d27c685"/>
+    <w:bookmarkEnd w:id="112"/>
+    <w:bookmarkStart w:id="116" w:name="X77649a918104f25821c373dbbd1dbbf8d27c685"/>
     <w:p>
       <w:pPr>
         <w:pStyle w:val="Heading2"/>
@@ -8522,7 +11839,7 @@
         <w:rPr>
           <w:rStyle w:val="SectionNumber"/>
         </w:rPr>
-        <w:t xml:space="preserve">4.4</w:t>
+        <w:t xml:space="preserve">7.4</w:t>
       </w:r>
       <w:r>
         <w:tab/>
@@ -8616,7 +11933,7 @@
         <w:rPr>
           <w:rStyle w:val="FootnoteReference"/>
         </w:rPr>
-        <w:footnoteReference w:id="87"/>
+        <w:footnoteReference w:id="113"/>
       </w:r>
     </w:p>
     <w:p>
@@ -8651,7 +11968,7 @@
         <w:rPr>
           <w:rStyle w:val="FootnoteReference"/>
         </w:rPr>
-        <w:footnoteReference w:id="88"/>
+        <w:footnoteReference w:id="114"/>
       </w:r>
     </w:p>
     <w:p>
@@ -8662,9 +11979,9 @@
         <w:t xml:space="preserve">With a US$100 total GPU budget, the ten-model catalog is a selection space rather than a commitment to an exhaustive training matrix. For the smallest integration pilot, prioritize one small candidate, one reference model and the restricted two-model combination. That pilot verifies infrastructure; the expanded portfolio claim requires at least three eligible configurations under the ensemble protocol and a separately costed experiment. Add the 9B capacity ablation only after a costed smoke run establishes feasibility. An inexpensive closed API is a useful later comparator, subject to a separate authorized API budget; the Runpod approval does not cover that spending. Keep broad frontier comparisons descriptive until funded comparable evaluations exist. Teacher API text or top-k log probabilities must not be described as full logits; exact-token distillation additionally requires tokenizer compatibility or an explicitly validated alignment method. All TTGL held-out software-engineering and browser accuracy, portfolio calibration, savings, and adaptation gains remain unmeasured. The task-economics chapter provides attributable historical dollars per task and separate current-rate arithmetic scenarios; neither fills that empirical gap.</w:t>
       </w:r>
     </w:p>
-    <w:bookmarkEnd w:id="90"/>
-    <w:bookmarkEnd w:id="91"/>
-    <w:bookmarkStart w:id="106" w:name="X847c55f7ba2305312ca917129a3d39297f0c93b"/>
+    <w:bookmarkEnd w:id="116"/>
+    <w:bookmarkEnd w:id="117"/>
+    <w:bookmarkStart w:id="132" w:name="X847c55f7ba2305312ca917129a3d39297f0c93b"/>
     <w:p>
       <w:pPr>
         <w:pStyle w:val="Heading1"/>
@@ -8673,7 +11990,7 @@
         <w:rPr>
           <w:rStyle w:val="SectionNumber"/>
         </w:rPr>
-        <w:t xml:space="preserve">5</w:t>
+        <w:t xml:space="preserve">8</w:t>
       </w:r>
       <w:r>
         <w:tab/>
@@ -8721,7 +12038,7 @@
         <w:rPr>
           <w:rStyle w:val="FootnoteReference"/>
         </w:rPr>
-        <w:footnoteReference w:id="92"/>
+        <w:footnoteReference w:id="118"/>
       </w:r>
     </w:p>
     <w:p>
@@ -9285,7 +12602,7 @@
         <w:rPr>
           <w:rStyle w:val="FootnoteReference"/>
         </w:rPr>
-        <w:footnoteReference w:id="95"/>
+        <w:footnoteReference w:id="121"/>
       </w:r>
     </w:p>
     <w:p>
@@ -9392,14 +12709,14 @@
         <w:rPr>
           <w:rStyle w:val="FootnoteReference"/>
         </w:rPr>
-        <w:footnoteReference w:id="102"/>
-      </w:r>
-    </w:p>
-    <w:p>
-      <w:pPr>
-        <w:pStyle w:val="BodyText"/>
-      </w:pPr>
-      <w:hyperlink r:id="rId105">
+        <w:footnoteReference w:id="128"/>
+      </w:r>
+    </w:p>
+    <w:p>
+      <w:pPr>
+        <w:pStyle w:val="BodyText"/>
+      </w:pPr>
+      <w:hyperlink r:id="rId131">
         <w:r>
           <w:rPr>
             <w:rStyle w:val="Hyperlink"/>
@@ -9414,8 +12731,8 @@
         <w:t xml:space="preserve">contains revision-pinned source URLs, SHA-256 hashes, selected raw submission metadata, exact record names, and the search scope. No TTGL accuracy or routing outcomes are introduced by this chapter.</w:t>
       </w:r>
     </w:p>
-    <w:bookmarkEnd w:id="106"/>
-    <w:bookmarkStart w:id="121" w:name="Xd23a21907fb752ab885e6ecfbae093c2b94fc00"/>
+    <w:bookmarkEnd w:id="132"/>
+    <w:bookmarkStart w:id="147" w:name="Xd23a21907fb752ab885e6ecfbae093c2b94fc00"/>
     <w:p>
       <w:pPr>
         <w:pStyle w:val="Heading1"/>
@@ -9424,7 +12741,7 @@
         <w:rPr>
           <w:rStyle w:val="SectionNumber"/>
         </w:rPr>
-        <w:t xml:space="preserve">6</w:t>
+        <w:t xml:space="preserve">9</w:t>
       </w:r>
       <w:r>
         <w:tab/>
@@ -9433,7 +12750,7 @@
         <w:t xml:space="preserve">Task-level prices and portfolio economics</w:t>
       </w:r>
     </w:p>
-    <w:bookmarkStart w:id="107" w:name="Xb5ee7436c8ff8b562619567cc3ffa1450d29877"/>
+    <w:bookmarkStart w:id="133" w:name="Xb5ee7436c8ff8b562619567cc3ffa1450d29877"/>
     <w:p>
       <w:pPr>
         <w:pStyle w:val="Heading2"/>
@@ -9442,7 +12759,7 @@
         <w:rPr>
           <w:rStyle w:val="SectionNumber"/>
         </w:rPr>
-        <w:t xml:space="preserve">6.1</w:t>
+        <w:t xml:space="preserve">9.1</w:t>
       </w:r>
       <w:r>
         <w:tab/>
@@ -9772,8 +13089,8 @@
         <w:t xml:space="preserve">Three evidence classes are kept separate: historical benchmark-reported costs, illustrative arithmetic using stated token volumes, and future TTGL costs reconciled to usage and billing records. Only the third can establish the deployed system’s actual economics. The first two are useful for planning without inventing unobserved task outcomes.</w:t>
       </w:r>
     </w:p>
-    <w:bookmarkEnd w:id="107"/>
-    <w:bookmarkStart w:id="112" w:name="X15b76d3b04196c90894fb04a12ba4da1026b7be"/>
+    <w:bookmarkEnd w:id="133"/>
+    <w:bookmarkStart w:id="138" w:name="X15b76d3b04196c90894fb04a12ba4da1026b7be"/>
     <w:p>
       <w:pPr>
         <w:pStyle w:val="Heading2"/>
@@ -9782,7 +13099,7 @@
         <w:rPr>
           <w:rStyle w:val="SectionNumber"/>
         </w:rPr>
-        <w:t xml:space="preserve">6.2</w:t>
+        <w:t xml:space="preserve">9.2</w:t>
       </w:r>
       <w:r>
         <w:tab/>
@@ -9863,7 +13180,7 @@
         <w:rPr>
           <w:rStyle w:val="FootnoteReference"/>
         </w:rPr>
-        <w:footnoteReference w:id="108"/>
+        <w:footnoteReference w:id="134"/>
       </w:r>
     </w:p>
     <w:p>
@@ -10327,7 +13644,7 @@
       <w:r>
         <w:t xml:space="preserve"> </w:t>
       </w:r>
-      <w:hyperlink r:id="rId111">
+      <w:hyperlink r:id="rId137">
         <w:r>
           <w:rPr>
             <w:rStyle w:val="Hyperlink"/>
@@ -10342,8 +13659,8 @@
         <w:t xml:space="preserve">links every row to its original submission identifier.</w:t>
       </w:r>
     </w:p>
-    <w:bookmarkEnd w:id="112"/>
-    <w:bookmarkStart w:id="115" w:name="X8784af3bef18e139e9184d1e64ab9f25bca82e4"/>
+    <w:bookmarkEnd w:id="138"/>
+    <w:bookmarkStart w:id="141" w:name="X8784af3bef18e139e9184d1e64ab9f25bca82e4"/>
     <w:p>
       <w:pPr>
         <w:pStyle w:val="Heading2"/>
@@ -10352,7 +13669,7 @@
         <w:rPr>
           <w:rStyle w:val="SectionNumber"/>
         </w:rPr>
-        <w:t xml:space="preserve">6.3</w:t>
+        <w:t xml:space="preserve">9.3</w:t>
       </w:r>
       <w:r>
         <w:tab/>
@@ -10834,7 +14151,7 @@
       <w:r>
         <w:t xml:space="preserve"> </w:t>
       </w:r>
-      <w:hyperlink r:id="rId113">
+      <w:hyperlink r:id="rId139">
         <w:r>
           <w:rPr>
             <w:rStyle w:val="Hyperlink"/>
@@ -10849,7 +14166,7 @@
         <w:rPr>
           <w:rStyle w:val="FootnoteReference"/>
         </w:rPr>
-        <w:footnoteReference w:id="114"/>
+        <w:footnoteReference w:id="140"/>
       </w:r>
     </w:p>
     <w:p>
@@ -10860,8 +14177,8 @@
         <w:t xml:space="preserve">For browser tasks, image charges may depend on image size, tiling, rescaling or model-specific token conversion. Repeated screenshots and accessibility-tree observations can dominate context volume. The browser study consequently records billed image/text categories and environment time separately. A text-only scenario is not advertised as the price of a visual browsing task.</w:t>
       </w:r>
     </w:p>
-    <w:bookmarkEnd w:id="115"/>
-    <w:bookmarkStart w:id="116" w:name="local-and-hosted-infrastructure-costs"/>
+    <w:bookmarkEnd w:id="141"/>
+    <w:bookmarkStart w:id="142" w:name="local-and-hosted-infrastructure-costs"/>
     <w:p>
       <w:pPr>
         <w:pStyle w:val="Heading2"/>
@@ -10870,7 +14187,7 @@
         <w:rPr>
           <w:rStyle w:val="SectionNumber"/>
         </w:rPr>
-        <w:t xml:space="preserve">6.4</w:t>
+        <w:t xml:space="preserve">9.4</w:t>
       </w:r>
       <w:r>
         <w:tab/>
@@ -11195,8 +14512,8 @@
         <w:t xml:space="preserve">Measured reporting reconciles assigned task shares, idle capacity and setup costs with the total resource bill. A portfolio that keeps several large checkpoints resident may lose its apparent advantage through idle memory, replicas or queueing. Shared multi-adapter serving may reduce this overhead but still requires an explicit tenant and task allocation rule. Local-device reporting includes a marginal-cash view and an ownership/energy view; user hardware is not economically free simply because the application does not charge an API fee.</w:t>
       </w:r>
     </w:p>
-    <w:bookmarkEnd w:id="116"/>
-    <w:bookmarkStart w:id="117" w:name="Xc544afeff85d0635782560dc7b07eededdb00fe"/>
+    <w:bookmarkEnd w:id="142"/>
+    <w:bookmarkStart w:id="143" w:name="Xc544afeff85d0635782560dc7b07eededdb00fe"/>
     <w:p>
       <w:pPr>
         <w:pStyle w:val="Heading2"/>
@@ -11205,7 +14522,7 @@
         <w:rPr>
           <w:rStyle w:val="SectionNumber"/>
         </w:rPr>
-        <w:t xml:space="preserve">6.5</w:t>
+        <w:t xml:space="preserve">9.5</w:t>
       </w:r>
       <w:r>
         <w:tab/>
@@ -11335,8 +14652,8 @@
         <w:t xml:space="preserve">The evaluation reports paired success differences, mean task cost, cost per success, latency and upper cost quantiles at each registered operating point. Mean cost alone can conceal a minority of tasks that exhaust their budgets. Customer-facing estimates should therefore distinguish a quoted cap from an expected spend and the platform’s internal cost from its selling price. An application may offer a free local tier, but that business decision does not change the study’s hardware accounting. Actual closed-provider usage still requires its own authorized budget.</w:t>
       </w:r>
     </w:p>
-    <w:bookmarkEnd w:id="117"/>
-    <w:bookmarkStart w:id="120" w:name="reproduction-and-evidence-boundary"/>
+    <w:bookmarkEnd w:id="143"/>
+    <w:bookmarkStart w:id="146" w:name="reproduction-and-evidence-boundary"/>
     <w:p>
       <w:pPr>
         <w:pStyle w:val="Heading2"/>
@@ -11345,7 +14662,7 @@
         <w:rPr>
           <w:rStyle w:val="SectionNumber"/>
         </w:rPr>
-        <w:t xml:space="preserve">6.6</w:t>
+        <w:t xml:space="preserve">9.6</w:t>
       </w:r>
       <w:r>
         <w:tab/>
@@ -11388,7 +14705,7 @@
       <w:r>
         <w:t xml:space="preserve"> </w:t>
       </w:r>
-      <w:hyperlink r:id="rId118">
+      <w:hyperlink r:id="rId144">
         <w:r>
           <w:rPr>
             <w:rStyle w:val="Hyperlink"/>
@@ -11405,7 +14722,7 @@
       <w:r>
         <w:t xml:space="preserve"> </w:t>
       </w:r>
-      <w:hyperlink r:id="rId119">
+      <w:hyperlink r:id="rId145">
         <w:r>
           <w:rPr>
             <w:rStyle w:val="Hyperlink"/>
@@ -11420,9 +14737,9 @@
         <w:t xml:space="preserve">identify the inputs and source code establishing the displayed cost semantics. Future empirical tables must replace assumptions with traces, reconciled charges and the declared failure accounting.</w:t>
       </w:r>
     </w:p>
-    <w:bookmarkEnd w:id="120"/>
-    <w:bookmarkEnd w:id="121"/>
-    <w:bookmarkStart w:id="131" w:name="Xa01a6c7b9989d83e606823b7b88fa44ead7256b"/>
+    <w:bookmarkEnd w:id="146"/>
+    <w:bookmarkEnd w:id="147"/>
+    <w:bookmarkStart w:id="157" w:name="Xa01a6c7b9989d83e606823b7b88fa44ead7256b"/>
     <w:p>
       <w:pPr>
         <w:pStyle w:val="Heading1"/>
@@ -11431,7 +14748,7 @@
         <w:rPr>
           <w:rStyle w:val="SectionNumber"/>
         </w:rPr>
-        <w:t xml:space="preserve">7</w:t>
+        <w:t xml:space="preserve">10</w:t>
       </w:r>
       <w:r>
         <w:tab/>
@@ -11440,7 +14757,7 @@
         <w:t xml:space="preserve">Browser use and specialization across domains</w:t>
       </w:r>
     </w:p>
-    <w:bookmarkStart w:id="122" w:name="what-constitutes-a-separate-domain"/>
+    <w:bookmarkStart w:id="148" w:name="what-constitutes-a-separate-domain"/>
     <w:p>
       <w:pPr>
         <w:pStyle w:val="Heading2"/>
@@ -11449,7 +14766,7 @@
         <w:rPr>
           <w:rStyle w:val="SectionNumber"/>
         </w:rPr>
-        <w:t xml:space="preserve">7.1</w:t>
+        <w:t xml:space="preserve">10.1</w:t>
       </w:r>
       <w:r>
         <w:tab/>
@@ -11727,8 +15044,8 @@
         <w:t xml:space="preserve">Routing should first restrict the candidate set to models compatible with the task’s observation and action contract. A text-only backend is ineligible for a screenshot-only condition unless a separately declared perception component supplies a supported representation. That component’s cost, errors and latency belong to the evaluated system. Conversely, supplying DOM element identifiers to a model assessed as a visual-only operator changes the treatment. The initial study uses one common observation/action contract within each comparison and treats alternative interfaces as separate ablations.</w:t>
       </w:r>
     </w:p>
-    <w:bookmarkEnd w:id="122"/>
-    <w:bookmarkStart w:id="123" w:name="reusing-browser-research-infrastructure"/>
+    <w:bookmarkEnd w:id="148"/>
+    <w:bookmarkStart w:id="149" w:name="reusing-browser-research-infrastructure"/>
     <w:p>
       <w:pPr>
         <w:pStyle w:val="Heading2"/>
@@ -11737,7 +15054,7 @@
         <w:rPr>
           <w:rStyle w:val="SectionNumber"/>
         </w:rPr>
-        <w:t xml:space="preserve">7.2</w:t>
+        <w:t xml:space="preserve">10.2</w:t>
       </w:r>
       <w:r>
         <w:tab/>
@@ -12071,8 +15388,8 @@
         <w:t xml:space="preserve">.</w:t>
       </w:r>
     </w:p>
-    <w:bookmarkEnd w:id="123"/>
-    <w:bookmarkStart w:id="127" w:name="X23e1f2530453b397d69a8fa9dad77d135d753a0"/>
+    <w:bookmarkEnd w:id="149"/>
+    <w:bookmarkStart w:id="153" w:name="X23e1f2530453b397d69a8fa9dad77d135d753a0"/>
     <w:p>
       <w:pPr>
         <w:pStyle w:val="Heading2"/>
@@ -12081,7 +15398,7 @@
         <w:rPr>
           <w:rStyle w:val="SectionNumber"/>
         </w:rPr>
-        <w:t xml:space="preserve">7.3</w:t>
+        <w:t xml:space="preserve">10.3</w:t>
       </w:r>
       <w:r>
         <w:tab/>
@@ -12318,7 +15635,7 @@
       <w:r>
         <w:t xml:space="preserve"> </w:t>
       </w:r>
-      <w:hyperlink r:id="rId124">
+      <w:hyperlink r:id="rId150">
         <w:r>
           <w:rPr>
             <w:rStyle w:val="Hyperlink"/>
@@ -12354,7 +15671,7 @@
         <w:rPr>
           <w:rStyle w:val="FootnoteReference"/>
         </w:rPr>
-        <w:footnoteReference w:id="125"/>
+        <w:footnoteReference w:id="151"/>
       </w:r>
     </w:p>
     <w:p>
@@ -12403,8 +15720,8 @@
         <w:t xml:space="preserve">Candidate admission therefore records checkpoint or service revision, license, modality, action compatibility, precision, context limits, device requirements and measured resource use. It does not assume that an accessible model can be loaded by the existing training stack. New models enter a new catalog version after development compatibility tests, with the router recalibrated on new development outcomes. Test labels from the prior release are not repeatedly reused as a model-selection service.</w:t>
       </w:r>
     </w:p>
-    <w:bookmarkEnd w:id="127"/>
-    <w:bookmarkStart w:id="128" w:name="X999b4aec3ce76c4d4fb32fdaf02630f807376ba"/>
+    <w:bookmarkEnd w:id="153"/>
+    <w:bookmarkStart w:id="154" w:name="X999b4aec3ce76c4d4fb32fdaf02630f807376ba"/>
     <w:p>
       <w:pPr>
         <w:pStyle w:val="Heading2"/>
@@ -12413,7 +15730,7 @@
         <w:rPr>
           <w:rStyle w:val="SectionNumber"/>
         </w:rPr>
-        <w:t xml:space="preserve">7.4</w:t>
+        <w:t xml:space="preserve">10.4</w:t>
       </w:r>
       <w:r>
         <w:tab/>
@@ -12605,8 +15922,8 @@
         <w:t xml:space="preserve">All eligible models use the same assigned tasks, initial state and registered action budgets within a domain. AgentLab documents task dependencies and environment-reset requirements: one task can alter a website so that another becomes impossible. The experiment must honor those dependencies or provide independently reset instances. A model’s previous failed task cannot leave a corrupted environment for a competitor. Environment snapshots, reset outcomes, browser version, viewport, observation extraction and account fixtures belong in the manifest alongside model and adapter versions.</w:t>
       </w:r>
     </w:p>
-    <w:bookmarkEnd w:id="128"/>
-    <w:bookmarkStart w:id="129" w:name="measuring-task-value-and-cost"/>
+    <w:bookmarkEnd w:id="154"/>
+    <w:bookmarkStart w:id="155" w:name="measuring-task-value-and-cost"/>
     <w:p>
       <w:pPr>
         <w:pStyle w:val="Heading2"/>
@@ -12615,7 +15932,7 @@
         <w:rPr>
           <w:rStyle w:val="SectionNumber"/>
         </w:rPr>
-        <w:t xml:space="preserve">7.5</w:t>
+        <w:t xml:space="preserve">10.5</w:t>
       </w:r>
       <w:r>
         <w:tab/>
@@ -12845,8 +16162,8 @@
         <w:t xml:space="preserve">Binary task success, grounding accuracy and weighted rubric scores are reported on separate axes. A portfolio summary can weight domain-specific success rates by a deployment mixture fixed before final testing, with sensitivity to alternative mixtures. It cannot average an OSWorld percentage, a Browser Use weighted rubric and a SWE-bench percentage and call the result universal accuracy. Report domain-specific frontiers first, followed by any explicitly defined mixture objective and its weights.</w:t>
       </w:r>
     </w:p>
-    <w:bookmarkEnd w:id="129"/>
-    <w:bookmarkStart w:id="130" w:name="handoffs-adaptation-and-staged-execution"/>
+    <w:bookmarkEnd w:id="155"/>
+    <w:bookmarkStart w:id="156" w:name="handoffs-adaptation-and-staged-execution"/>
     <w:p>
       <w:pPr>
         <w:pStyle w:val="Heading2"/>
@@ -12855,7 +16172,7 @@
         <w:rPr>
           <w:rStyle w:val="SectionNumber"/>
         </w:rPr>
-        <w:t xml:space="preserve">7.6</w:t>
+        <w:t xml:space="preserve">10.6</w:t>
       </w:r>
       <w:r>
         <w:tab/>
@@ -12877,7 +16194,7 @@
         <w:pStyle w:val="BodyText"/>
       </w:pPr>
       <w:r>
-        <w:t xml:space="preserve">The initial browser treatment chooses a model for the whole task. A secondary checkpoint policy can switch after a registered failure, uncertainty trigger or subgoal boundary. It uses fresh continuation runs from valid browser state, not archived independent trajectories spliced together. Log the reason for switching, state-transfer payload, reload/prefill time, additional calls and final outcome. A fixed switch limit and an estimated minimum benefit threshold constrain repeated oscillation between models.</w:t>
+        <w:t xml:space="preserve">The initial flat-routing browser baseline chooses a model for the whole task. A cooperative browser treatment instead retains a personal controller while consulting experts through the declared interface; its stateful outcomes require actual interaction. A secondary checkpoint policy can switch after a registered failure, uncertainty trigger or subgoal boundary. It uses fresh continuation runs from valid browser state, not archived independent trajectories spliced together. Log the reason for switching, state-transfer payload, reload/prefill time, additional calls and final outcome. A fixed switch limit and an estimated minimum benefit threshold constrain repeated oscillation between models.</w:t>
       </w:r>
     </w:p>
     <w:p>
@@ -12896,9 +16213,9 @@
         <w:t xml:space="preserve">Execution remains staged. First validate one browser environment and its evaluator on excluded development tasks, then test a small compatible candidate set before selecting a funded paired pilot. A broad SWE/browser/desktop matrix is not covered by the existing US$100 GPU feasibility allocation. The evidence needed for a cross-domain claim includes completed within-domain controls, measured task costs, held-out specialization, and uncertainty about the deployed task mixture. Until those records exist, the browser extension is a specified experiment and implementation path, not an achieved ensemble frontier.</w:t>
       </w:r>
     </w:p>
-    <w:bookmarkEnd w:id="130"/>
-    <w:bookmarkEnd w:id="131"/>
-    <w:bookmarkStart w:id="155" w:name="Xc50adad08e4d6e477e471b8048ba3867e46d945"/>
+    <w:bookmarkEnd w:id="156"/>
+    <w:bookmarkEnd w:id="157"/>
+    <w:bookmarkStart w:id="181" w:name="Xc50adad08e4d6e477e471b8048ba3867e46d945"/>
     <w:p>
       <w:pPr>
         <w:pStyle w:val="Heading1"/>
@@ -12907,7 +16224,7 @@
         <w:rPr>
           <w:rStyle w:val="SectionNumber"/>
         </w:rPr>
-        <w:t xml:space="preserve">8</w:t>
+        <w:t xml:space="preserve">11</w:t>
       </w:r>
       <w:r>
         <w:tab/>
@@ -12916,7 +16233,7 @@
         <w:t xml:space="preserve">Customer adaptation, model placement and switching costs</w:t>
       </w:r>
     </w:p>
-    <w:bookmarkStart w:id="132" w:name="X79df7ac0e0862b57dad64964baab3a8a84b50a1"/>
+    <w:bookmarkStart w:id="158" w:name="X79df7ac0e0862b57dad64964baab3a8a84b50a1"/>
     <w:p>
       <w:pPr>
         <w:pStyle w:val="Heading2"/>
@@ -12925,7 +16242,7 @@
         <w:rPr>
           <w:rStyle w:val="SectionNumber"/>
         </w:rPr>
-        <w:t xml:space="preserve">8.1</w:t>
+        <w:t xml:space="preserve">11.1</w:t>
       </w:r>
       <w:r>
         <w:tab/>
@@ -12950,8 +16267,8 @@
         <w:t xml:space="preserve">Two allocation decisions occur at different times. Deployment planning selects which base models to keep resident, where to serve them, and which adapters to retain near the accelerator. The request policy selects among the configurations that are currently available. A request router cannot obtain an unprovisioned model at the same cost and latency as a warm resident model. Conversely, keeping every candidate loaded can make an apparently inexpensive portfolio expensive through idle capacity. The experimental manifest records both decisions, and the cost model includes the resulting allocation and queueing effects.</w:t>
       </w:r>
     </w:p>
-    <w:bookmarkEnd w:id="132"/>
-    <w:bookmarkStart w:id="136" w:name="Xc6dfbac5ee0a4a173e59537bb18623e308114ca"/>
+    <w:bookmarkEnd w:id="158"/>
+    <w:bookmarkStart w:id="162" w:name="Xc6dfbac5ee0a4a173e59537bb18623e308114ca"/>
     <w:p>
       <w:pPr>
         <w:pStyle w:val="Heading2"/>
@@ -12960,7 +16277,7 @@
         <w:rPr>
           <w:rStyle w:val="SectionNumber"/>
         </w:rPr>
-        <w:t xml:space="preserve">8.2</w:t>
+        <w:t xml:space="preserve">11.2</w:t>
       </w:r>
       <w:r>
         <w:tab/>
@@ -13307,7 +16624,7 @@
         <w:rPr>
           <w:rStyle w:val="FootnoteReference"/>
         </w:rPr>
-        <w:footnoteReference w:id="133"/>
+        <w:footnoteReference w:id="159"/>
       </w:r>
     </w:p>
     <w:p>
@@ -13344,8 +16661,8 @@
         <w:t xml:space="preserve">label.</w:t>
       </w:r>
     </w:p>
-    <w:bookmarkEnd w:id="136"/>
-    <w:bookmarkStart w:id="143" w:name="reuse-established-multi-adapter-serving"/>
+    <w:bookmarkEnd w:id="162"/>
+    <w:bookmarkStart w:id="169" w:name="reuse-established-multi-adapter-serving"/>
     <w:p>
       <w:pPr>
         <w:pStyle w:val="Heading2"/>
@@ -13354,7 +16671,7 @@
         <w:rPr>
           <w:rStyle w:val="SectionNumber"/>
         </w:rPr>
-        <w:t xml:space="preserve">8.3</w:t>
+        <w:t xml:space="preserve">11.3</w:t>
       </w:r>
       <w:r>
         <w:tab/>
@@ -13428,7 +16745,7 @@
         <w:rPr>
           <w:rStyle w:val="FootnoteReference"/>
         </w:rPr>
-        <w:footnoteReference w:id="137"/>
+        <w:footnoteReference w:id="163"/>
       </w:r>
     </w:p>
     <w:p>
@@ -13484,11 +16801,11 @@
         <w:rPr>
           <w:rStyle w:val="FootnoteReference"/>
         </w:rPr>
-        <w:footnoteReference w:id="139"/>
-      </w:r>
-    </w:p>
-    <w:bookmarkEnd w:id="143"/>
-    <w:bookmarkStart w:id="147" w:name="X7cb61ec5b444619e5ab2ef602bf36df2d5f91bc"/>
+        <w:footnoteReference w:id="165"/>
+      </w:r>
+    </w:p>
+    <w:bookmarkEnd w:id="169"/>
+    <w:bookmarkStart w:id="173" w:name="X7cb61ec5b444619e5ab2ef602bf36df2d5f91bc"/>
     <w:p>
       <w:pPr>
         <w:pStyle w:val="Heading2"/>
@@ -13497,7 +16814,7 @@
         <w:rPr>
           <w:rStyle w:val="SectionNumber"/>
         </w:rPr>
-        <w:t xml:space="preserve">8.4</w:t>
+        <w:t xml:space="preserve">11.4</w:t>
       </w:r>
       <w:r>
         <w:tab/>
@@ -13581,7 +16898,7 @@
         <w:rPr>
           <w:rStyle w:val="FootnoteReference"/>
         </w:rPr>
-        <w:footnoteReference w:id="144"/>
+        <w:footnoteReference w:id="170"/>
       </w:r>
     </w:p>
     <w:p>
@@ -13592,8 +16909,8 @@
         <w:t xml:space="preserve">A provider’s cache-read billing category is another measurement. It may reward an eligible repeated prefix, but it is not proof that a particular tensor cache is available to the application or transferable to another service. API pricing, server-side cache observations and local cache residence are logged separately. Likewise, the browser’s cookies, tabs and application state live in the controlled browser session, rather than in the language model’s KV cache. A model handoff may preserve that external state while still losing computational reuse and some unrecorded reasoning context.</w:t>
       </w:r>
     </w:p>
-    <w:bookmarkEnd w:id="147"/>
-    <w:bookmarkStart w:id="151" w:name="Xded39e03be6748305208afe7a8916761127faed"/>
+    <w:bookmarkEnd w:id="173"/>
+    <w:bookmarkStart w:id="177" w:name="Xded39e03be6748305208afe7a8916761127faed"/>
     <w:p>
       <w:pPr>
         <w:pStyle w:val="Heading2"/>
@@ -13602,7 +16919,7 @@
         <w:rPr>
           <w:rStyle w:val="SectionNumber"/>
         </w:rPr>
-        <w:t xml:space="preserve">8.5</w:t>
+        <w:t xml:space="preserve">11.5</w:t>
       </w:r>
       <w:r>
         <w:tab/>
@@ -13663,11 +16980,11 @@
         <w:rPr>
           <w:rStyle w:val="FootnoteReference"/>
         </w:rPr>
-        <w:footnoteReference w:id="148"/>
-      </w:r>
-    </w:p>
-    <w:bookmarkEnd w:id="151"/>
-    <w:bookmarkStart w:id="152" w:name="X902978e74c19324b9e367f13a9173640c54e6bb"/>
+        <w:footnoteReference w:id="174"/>
+      </w:r>
+    </w:p>
+    <w:bookmarkEnd w:id="177"/>
+    <w:bookmarkStart w:id="178" w:name="X902978e74c19324b9e367f13a9173640c54e6bb"/>
     <w:p>
       <w:pPr>
         <w:pStyle w:val="Heading2"/>
@@ -13676,7 +16993,7 @@
         <w:rPr>
           <w:rStyle w:val="SectionNumber"/>
         </w:rPr>
-        <w:t xml:space="preserve">8.6</w:t>
+        <w:t xml:space="preserve">11.6</w:t>
       </w:r>
       <w:r>
         <w:tab/>
@@ -14335,8 +17652,8 @@
         <w:t xml:space="preserve">The handoff record contains the goal, completed work, current repository patch or browser state reference, observed test or tool outcomes, unresolved questions, permissions and remaining limits. Tools must finish or be cancelled at a documented boundary. The model receives externally recorded work and observations, not an assumed transfer of opaque reasoning state. This makes semantic state loss observable and keeps model switching separate from changing tool privileges.</w:t>
       </w:r>
     </w:p>
-    <w:bookmarkEnd w:id="152"/>
-    <w:bookmarkStart w:id="153" w:name="X76b7ba58c573e8a986cb1692a2996d089744abc"/>
+    <w:bookmarkEnd w:id="178"/>
+    <w:bookmarkStart w:id="179" w:name="X76b7ba58c573e8a986cb1692a2996d089744abc"/>
     <w:p>
       <w:pPr>
         <w:pStyle w:val="Heading2"/>
@@ -14345,7 +17662,7 @@
         <w:rPr>
           <w:rStyle w:val="SectionNumber"/>
         </w:rPr>
-        <w:t xml:space="preserve">8.7</w:t>
+        <w:t xml:space="preserve">11.7</w:t>
       </w:r>
       <w:r>
         <w:tab/>
@@ -14416,8 +17733,8 @@
         <w:t xml:space="preserve">should mean.</w:t>
       </w:r>
     </w:p>
-    <w:bookmarkEnd w:id="153"/>
-    <w:bookmarkStart w:id="154" w:name="measurements-and-adaptation-lifecycle"/>
+    <w:bookmarkEnd w:id="179"/>
+    <w:bookmarkStart w:id="180" w:name="measurements-and-adaptation-lifecycle"/>
     <w:p>
       <w:pPr>
         <w:pStyle w:val="Heading2"/>
@@ -14426,7 +17743,7 @@
         <w:rPr>
           <w:rStyle w:val="SectionNumber"/>
         </w:rPr>
-        <w:t xml:space="preserve">8.8</w:t>
+        <w:t xml:space="preserve">11.8</w:t>
       </w:r>
       <w:r>
         <w:tab/>
@@ -14451,9 +17768,9 @@
         <w:t xml:space="preserve">Adaptation evaluation separates model improvement from allocation changes: first test the adapted experts under a frozen router, then recalibrate routing on development data and test that distinct policy. Training, teacher generation and repeated compatibility checks enter an explicit amortization ledger. A new model release triggers an admission evaluation and, if selected, revised base-specific adapters or retraining; it does not inherit the old adapter’s quality label. The serving system can keep the same customer-facing identity while changing its validated internal mapping. These mechanisms make a changing portfolio feasible without assuming that every new model improves the frontier or that every customer benefits from training an adapter for every candidate.</w:t>
       </w:r>
     </w:p>
-    <w:bookmarkEnd w:id="154"/>
-    <w:bookmarkEnd w:id="155"/>
-    <w:bookmarkStart w:id="166" w:name="X57c34a9337afe9ed811c937ba629aeb9b92efa8"/>
+    <w:bookmarkEnd w:id="180"/>
+    <w:bookmarkEnd w:id="181"/>
+    <w:bookmarkStart w:id="192" w:name="X955d3a85a7aa8c78479088d2d829ab3a605c4e9"/>
     <w:p>
       <w:pPr>
         <w:pStyle w:val="Heading1"/>
@@ -14462,16 +17779,16 @@
         <w:rPr>
           <w:rStyle w:val="SectionNumber"/>
         </w:rPr>
-        <w:t xml:space="preserve">9</w:t>
+        <w:t xml:space="preserve">12</w:t>
       </w:r>
       <w:r>
         <w:tab/>
       </w:r>
       <w:r>
-        <w:t xml:space="preserve">Cost-aware portfolios across task domains</w:t>
-      </w:r>
-    </w:p>
-    <w:bookmarkStart w:id="156" w:name="X4744e8e9792c557f281df77826e4f0d9caafc47"/>
+        <w:t xml:space="preserve">Enabling study: cost-aware portfolios across task domains</w:t>
+      </w:r>
+    </w:p>
+    <w:bookmarkStart w:id="182" w:name="X4744e8e9792c557f281df77826e4f0d9caafc47"/>
     <w:p>
       <w:pPr>
         <w:pStyle w:val="Heading2"/>
@@ -14480,7 +17797,7 @@
         <w:rPr>
           <w:rStyle w:val="SectionNumber"/>
         </w:rPr>
-        <w:t xml:space="preserve">9.1</w:t>
+        <w:t xml:space="preserve">12.1</w:t>
       </w:r>
       <w:r>
         <w:tab/>
@@ -14533,7 +17850,7 @@
         <w:pStyle w:val="BodyText"/>
       </w:pPr>
       <w:r>
-        <w:t xml:space="preserve">This chapter controls the expanded prospective protocol. The earlier local/remote pair is a restricted case with two candidates and remains a useful integration pilot and ablation. Its pairwise primary comparison is replaced by the portfolio comparison defined below.</w:t>
+        <w:t xml:space="preserve">This chapter controls the enabling flat-routing study, designated Study 0. The personal-controller chapter specifies the fixed-model cooperation study, and the longitudinal chapter specifies learning across usage rounds. A successful Study 0 does not establish either of those later claims. The earlier local/remote pair is a restricted case with two candidates and remains a useful integration pilot and ablation. Its pairwise primary comparison is replaced by the portfolio comparison defined below.</w:t>
       </w:r>
       <w:r>
         <w:t xml:space="preserve"> </w:t>
@@ -14543,7 +17860,7 @@
           <w:b/>
           <w:bCs/>
         </w:rPr>
-        <w:t xml:space="preserve">Software-engineering issue resolution remains the primary confirmatory domain.</w:t>
+        <w:t xml:space="preserve">Software-engineering issue resolution is the principal domain within this enabling study.</w:t>
       </w:r>
       <w:r>
         <w:t xml:space="preserve"> </w:t>
@@ -14560,8 +17877,8 @@
         <w:t xml:space="preserve">The aim is to approach the attainable accuracy–cost frontier of a declared pool on a declared workload. It is not a claim to attain the capabilities of every open model, to identify an unseen task’s best solver perfectly, or to match the outcome-informed union of all models without paying acquisition and routing costs. Whether specialists provide complementary errors, and whether a router can exploit them, are empirical questions.</w:t>
       </w:r>
     </w:p>
-    <w:bookmarkEnd w:id="156"/>
-    <w:bookmarkStart w:id="157" w:name="related-work-and-reusable-infrastructure"/>
+    <w:bookmarkEnd w:id="182"/>
+    <w:bookmarkStart w:id="183" w:name="related-work-and-reusable-infrastructure"/>
     <w:p>
       <w:pPr>
         <w:pStyle w:val="Heading2"/>
@@ -14570,7 +17887,7 @@
         <w:rPr>
           <w:rStyle w:val="SectionNumber"/>
         </w:rPr>
-        <w:t xml:space="preserve">9.2</w:t>
+        <w:t xml:space="preserve">12.2</w:t>
       </w:r>
       <w:r>
         <w:tab/>
@@ -14696,7 +18013,7 @@
         <w:t xml:space="preserve">)</w:t>
       </w:r>
       <w:r>
-        <w:t xml:space="preserve">. It motivates treating model size and inference budget as separate controls: several attempts by a smaller model may compete with one attempt by a larger model. The primary portfolio experiment fixes one agent attempt per condition. Best-of-many generation, voting and judge-based selection are separate treatments whose generation, selection and verification expenses must all be counted. They cannot inherit single-attempt cost labels.</w:t>
+        <w:t xml:space="preserve">. It motivates treating model size and inference budget as separate controls: several attempts by a smaller model may compete with one attempt by a larger model. The enabling portfolio experiment uses one agent attempt per replicate, repeated three times per task/condition in its adequately funded design; it does not select the best of those attempts. Best-of-many generation, voting and judge-based selection are separate treatments whose generation, selection and verification expenses must all be counted. They cannot inherit single-attempt cost labels.</w:t>
       </w:r>
     </w:p>
     <w:p>
@@ -14739,8 +18056,8 @@
         <w:t xml:space="preserve">.</w:t>
       </w:r>
     </w:p>
-    <w:bookmarkEnd w:id="157"/>
-    <w:bookmarkStart w:id="158" w:name="Xea33cedc86966a4a095a32df505968b1303c1e3"/>
+    <w:bookmarkEnd w:id="183"/>
+    <w:bookmarkStart w:id="184" w:name="Xea33cedc86966a4a095a32df505968b1303c1e3"/>
     <w:p>
       <w:pPr>
         <w:pStyle w:val="Heading2"/>
@@ -14749,7 +18066,7 @@
         <w:rPr>
           <w:rStyle w:val="SectionNumber"/>
         </w:rPr>
-        <w:t xml:space="preserve">9.3</w:t>
+        <w:t xml:space="preserve">12.3</w:t>
       </w:r>
       <w:r>
         <w:tab/>
@@ -15550,8 +18867,8 @@
         <w:t xml:space="preserve">is intended to favor cheaper actions, but actual savings and quality must be measured. A router need not be an LLM: regularized success/cost predictors over frozen embeddings and metadata are the initial baseline, followed by one existing multi-model method if its incremental benefit exceeds inference and maintenance costs.</w:t>
       </w:r>
     </w:p>
-    <w:bookmarkEnd w:id="158"/>
-    <w:bookmarkStart w:id="159" w:name="task-specialization-and-portfolio-size"/>
+    <w:bookmarkEnd w:id="184"/>
+    <w:bookmarkStart w:id="185" w:name="task-specialization-and-portfolio-size"/>
     <w:p>
       <w:pPr>
         <w:pStyle w:val="Heading2"/>
@@ -15560,7 +18877,7 @@
         <w:rPr>
           <w:rStyle w:val="SectionNumber"/>
         </w:rPr>
-        <w:t xml:space="preserve">9.4</w:t>
+        <w:t xml:space="preserve">12.4</w:t>
       </w:r>
       <w:r>
         <w:tab/>
@@ -15652,8 +18969,8 @@
         <w:t xml:space="preserve">One and multiple small-model deployments are explicit ablations. Report the number of base models that must remain resident, memory and storage footprints, load time, adapter residency, idle GPU allocation and expected utilization. A portfolio may improve success while worsening economic efficiency when several rented servers sit idle. Local single-model, cloud single-model and cloud multi-model policies therefore have separate resource accounts. Deployment is selected for the required workload and device profile, not inferred from a parameter-count threshold alone.</w:t>
       </w:r>
     </w:p>
-    <w:bookmarkEnd w:id="159"/>
-    <w:bookmarkStart w:id="160" w:name="whole-task-routing-and-bounded-handoffs"/>
+    <w:bookmarkEnd w:id="185"/>
+    <w:bookmarkStart w:id="186" w:name="whole-task-routing-and-bounded-handoffs"/>
     <w:p>
       <w:pPr>
         <w:pStyle w:val="Heading2"/>
@@ -15662,7 +18979,7 @@
         <w:rPr>
           <w:rStyle w:val="SectionNumber"/>
         </w:rPr>
-        <w:t xml:space="preserve">9.5</w:t>
+        <w:t xml:space="preserve">12.5</w:t>
       </w:r>
       <w:r>
         <w:tab/>
@@ -15680,7 +18997,7 @@
           <w:b/>
           <w:bCs/>
         </w:rPr>
-        <w:t xml:space="preserve">Whole-task routing is the primary intervention:</w:t>
+        <w:t xml:space="preserve">Within Study 0, whole-task routing is the primary intervention:</w:t>
       </w:r>
       <w:r>
         <w:t xml:space="preserve"> </w:t>
@@ -15705,8 +19022,8 @@
         <w:t xml:space="preserve">A KV cache contains model-specific internal representations. Sharing text or a browser/workspace checkpoint is not equivalent to sharing that cache. Re-tokenization, prompt reconstruction, prefill, lost provider-cache discounts and reloading weights or adapters can alter both cost and latency. Returning to a model may recover a retained cache only if the runtime preserves it and the prefix and configuration still match. The experiment records actual cache hits and misses instead of assuming every switch destroys all state or that incompatible deployments can reuse it. Handoff quality requires fresh continuation experiments; stitching together independent complete runs does not estimate a sequential policy.</w:t>
       </w:r>
     </w:p>
-    <w:bookmarkEnd w:id="160"/>
-    <w:bookmarkStart w:id="161" w:name="X9593d1c5cd680bef5e607370c480d3062b9db70"/>
+    <w:bookmarkEnd w:id="186"/>
+    <w:bookmarkStart w:id="187" w:name="X9593d1c5cd680bef5e607370c480d3062b9db70"/>
     <w:p>
       <w:pPr>
         <w:pStyle w:val="Heading2"/>
@@ -15715,7 +19032,7 @@
         <w:rPr>
           <w:rStyle w:val="SectionNumber"/>
         </w:rPr>
-        <w:t xml:space="preserve">9.6</w:t>
+        <w:t xml:space="preserve">12.6</w:t>
       </w:r>
       <w:r>
         <w:tab/>
@@ -15827,8 +19144,8 @@
         <w:t xml:space="preserve">is the unknowable population-best model.</w:t>
       </w:r>
     </w:p>
-    <w:bookmarkEnd w:id="161"/>
-    <w:bookmarkStart w:id="162" w:name="comparisons-and-confirmatory-analysis"/>
+    <w:bookmarkEnd w:id="187"/>
+    <w:bookmarkStart w:id="188" w:name="X501410366dbf7ab695db28c56e914529d44453b"/>
     <w:p>
       <w:pPr>
         <w:pStyle w:val="Heading2"/>
@@ -15837,13 +19154,13 @@
         <w:rPr>
           <w:rStyle w:val="SectionNumber"/>
         </w:rPr>
-        <w:t xml:space="preserve">9.7</w:t>
+        <w:t xml:space="preserve">12.7</w:t>
       </w:r>
       <w:r>
         <w:tab/>
       </w:r>
       <w:r>
-        <w:t xml:space="preserve">Comparisons and confirmatory analysis</w:t>
+        <w:t xml:space="preserve">Study 0 comparisons and its proposed analysis</w:t>
       </w:r>
     </w:p>
     <w:p>
@@ -15851,7 +19168,7 @@
         <w:pStyle w:val="FirstParagraph"/>
       </w:pPr>
       <w:r>
-        <w:t xml:space="preserve">The central comparison is</w:t>
+        <w:t xml:space="preserve">The central comparison within Study 0 is</w:t>
       </w:r>
       <w:r>
         <w:t xml:space="preserve"> </w:t>
@@ -15891,7 +19208,7 @@
         <w:t xml:space="preserve"> </w:t>
       </w:r>
       <w:r>
-        <w:t xml:space="preserve">on software-engineering tasks. Additional baselines are the cheapest eligible fixed model, each other selected static model, a task-independent random mixture, a domain/stratum lookup rule, and the best registered two-model router selected on development data. The random mixture optimizes its probabilities on development quality/cost estimates at each registered budget; it is a stronger comparator than an arbitrary uniform mixture and corresponds to the attainable mixture of static points discussed in RouterBench. The random mixture and lookup rule are calibrated to estimated cost using development records; equal model-call share is not equal expense. Their realized costs are reported, including mismatches. Across-domain reporting additionally includes one fixed global model eligible in both domains, if such a configuration qualifies, and a per-domain fixed choice, to test whether coarse specialization already explains the benefit.</w:t>
+        <w:t xml:space="preserve">on software-engineering tasks. This is an enabling baseline comparison, not the thesis-wide test of cooperative personal capability. Additional baselines are the cheapest eligible fixed model, each other selected static model, a task-independent random mixture, a domain/stratum lookup rule, and the best registered two-model router selected on development data. The random mixture optimizes its probabilities on development quality/cost estimates at each registered budget; it is a stronger comparator than an arbitrary uniform mixture and corresponds to the attainable mixture of static points discussed in RouterBench. The random mixture and lookup rule are calibrated to estimated cost using development records; equal model-call share is not equal expense. Their realized costs are reported, including mismatches. Across-domain reporting additionally includes one fixed global model eligible in both domains, if such a configuration qualifies, and a per-domain fixed choice, to test whether coarse specialization already explains the benefit.</w:t>
       </w:r>
     </w:p>
     <w:p>
@@ -16005,7 +19322,7 @@
         <w:t xml:space="preserve"> </w:t>
       </w:r>
       <w:r>
-        <w:t xml:space="preserve">mean total task costs. The confirmatory sequence tests</w:t>
+        <w:t xml:space="preserve">mean total task costs. If Study 0 is separately registered as confirmatory, its sequence tests</w:t>
       </w:r>
       <w:r>
         <w:t xml:space="preserve"> </w:t>
@@ -16146,8 +19463,8 @@
         <w:t xml:space="preserve">The planned full study retains three attempts per task/condition, averages within task, and treats repositories as dependence clusters in its primary bootstrap; uncertainty with few clusters receives the existing sensitivity analysis. Browser replication uses site/template grouping and reports its own intervals. Pool sizes, language slices, browser modalities, customer adaptations, alternative budgets and switching policies are prespecified exploratory comparisons unless separately registered and funded. Neither a favorable subgroup nor a visually attractive frontier replaces the primary operating point after outcomes are known.</w:t>
       </w:r>
     </w:p>
-    <w:bookmarkEnd w:id="162"/>
-    <w:bookmarkStart w:id="163" w:name="Xbcb69df8e01599b4eaba8d21bfc565d52a08e26"/>
+    <w:bookmarkEnd w:id="188"/>
+    <w:bookmarkStart w:id="189" w:name="Xbcb69df8e01599b4eaba8d21bfc565d52a08e26"/>
     <w:p>
       <w:pPr>
         <w:pStyle w:val="Heading2"/>
@@ -16156,7 +19473,7 @@
         <w:rPr>
           <w:rStyle w:val="SectionNumber"/>
         </w:rPr>
-        <w:t xml:space="preserve">9.8</w:t>
+        <w:t xml:space="preserve">12.8</w:t>
       </w:r>
       <w:r>
         <w:tab/>
@@ -16223,8 +19540,8 @@
         <w:t xml:space="preserve">Complete-label development or diagnostic matrices can support offline policy analysis for whole-task selection. They do not measure online routing overhead, deployment-specific queueing or warm-cache behavior. The primary deployed policy and its static comparator require actual paired executions; diagnostic replay and live measurements are reported separately. Research acquisition spending for all candidate evaluations is also separate from the estimated cost of serving one future routed task.</w:t>
       </w:r>
     </w:p>
-    <w:bookmarkEnd w:id="163"/>
-    <w:bookmarkStart w:id="164" w:name="refreshing-models-and-adapting-customers"/>
+    <w:bookmarkEnd w:id="189"/>
+    <w:bookmarkStart w:id="190" w:name="refreshing-models-and-adapting-customers"/>
     <w:p>
       <w:pPr>
         <w:pStyle w:val="Heading2"/>
@@ -16233,7 +19550,7 @@
         <w:rPr>
           <w:rStyle w:val="SectionNumber"/>
         </w:rPr>
-        <w:t xml:space="preserve">9.9</w:t>
+        <w:t xml:space="preserve">12.9</w:t>
       </w:r>
       <w:r>
         <w:tab/>
@@ -16278,8 +19595,8 @@
         <w:t xml:space="preserve">Customer-specific routing and customer-specific model training are likewise distinct. Evaluate a base portfolio and an adapted portfolio each with a frozen and recalibrated router. Test unseen tasks within customer and unseen customers separately. A shared dataset or adaptation procedure does not imply that one LoRA weight file is compatible with unrelated bases. The serving design identifies the base-and-adapter pair and accounts for each adapter’s training, loading and retirement rather than treating customization as free.</w:t>
       </w:r>
     </w:p>
-    <w:bookmarkEnd w:id="164"/>
-    <w:bookmarkStart w:id="165" w:name="Xed4663884cdc67f5deeda29e0fa0dd314b9d07f"/>
+    <w:bookmarkEnd w:id="190"/>
+    <w:bookmarkStart w:id="191" w:name="Xed4663884cdc67f5deeda29e0fa0dd314b9d07f"/>
     <w:p>
       <w:pPr>
         <w:pStyle w:val="Heading2"/>
@@ -16288,7 +19605,7 @@
         <w:rPr>
           <w:rStyle w:val="SectionNumber"/>
         </w:rPr>
-        <w:t xml:space="preserve">9.10</w:t>
+        <w:t xml:space="preserve">12.10</w:t>
       </w:r>
       <w:r>
         <w:tab/>
@@ -16313,9 +19630,9 @@
         <w:t xml:space="preserve">The expanded confirmatory matrix is priced after measuring model loading, task duration, failure rates and total cost on excluded development tasks. Capacity ablations and browser replication are staged after the primary pipeline works; no commitment to the full Cartesian product follows from listing its factors. Until funded runs and their registered analysis exist, this chapter specifies the experiment and the claims it could support, without asserting that the portfolio outperforms a fixed model or reaches the proposed frontier.</w:t>
       </w:r>
     </w:p>
-    <w:bookmarkEnd w:id="165"/>
-    <w:bookmarkEnd w:id="166"/>
-    <w:bookmarkStart w:id="180" w:name="Xa1bb836af5c511634531b256fd4e9792b605306"/>
+    <w:bookmarkEnd w:id="191"/>
+    <w:bookmarkEnd w:id="192"/>
+    <w:bookmarkStart w:id="206" w:name="Xa1bb836af5c511634531b256fd4e9792b605306"/>
     <w:p>
       <w:pPr>
         <w:pStyle w:val="Heading1"/>
@@ -16324,7 +19641,7 @@
         <w:rPr>
           <w:rStyle w:val="SectionNumber"/>
         </w:rPr>
-        <w:t xml:space="preserve">10</w:t>
+        <w:t xml:space="preserve">13</w:t>
       </w:r>
       <w:r>
         <w:tab/>
@@ -16338,18 +19655,18 @@
         <w:pStyle w:val="FirstParagraph"/>
       </w:pPr>
       <w:r>
-        <w:t xml:space="preserve">This chapter supplies the repository-level benchmark procedures for the expanded portfolio study and retains the earlier two-model setup as an integration pilot and comparator. The ensemble methodology is the controlling protocol for the main claim: a frozen multi-model portfolio versus a strong fixed configuration chosen on development data. The two-model case below is not a competing confirmatory primary. No repository-level results have been collected, and the scope change precedes those outcomes.</w:t>
-      </w:r>
-    </w:p>
-    <w:p>
-      <w:pPr>
-        <w:pStyle w:val="BodyText"/>
-      </w:pPr>
-      <w:r>
-        <w:t xml:space="preserve">The full study addresses the six research questions in the introduction. On the primary software-engineering domain, the proposed quality gate is no more than five absolute percentage points below the declared fixed reference, followed by superiority in the ratio of mean total costs. That margin is an engineering tolerance to be accepted before the final freeze, not a measured property or a universal customer preference. The ensemble protocol specifies the selected configurations, operating point, statistical gate and multiplicity boundary. Additional domains and policy variants do not silently add confirmatory hypotheses.</w:t>
-      </w:r>
-    </w:p>
-    <w:bookmarkStart w:id="167" w:name="what-single-llm-means-in-this-comparison"/>
+        <w:t xml:space="preserve">This chapter supplies the repository-level benchmark procedures for the expanded portfolio study and retains the earlier two-model setup as an integration pilot and comparator. The ensemble methodology controls the enabling flat-routing comparison; the personal-controller and longitudinal chapters define the cooperative and repeated-learning studies. Each uses this chapter’s applicable repository and evaluation controls. The two-model case below is not a competing confirmatory primary. No repository-level results have been collected, and the scope change precedes those outcomes.</w:t>
+      </w:r>
+    </w:p>
+    <w:p>
+      <w:pPr>
+        <w:pStyle w:val="BodyText"/>
+      </w:pPr>
+      <w:r>
+        <w:t xml:space="preserve">The full study addresses the six research questions in the introduction. Within the enabling portfolio study, the proposed quality gate is no more than five absolute percentage points below the declared fixed reference, followed by superiority in the ratio of mean total costs. That margin is an engineering tolerance to be accepted before the final freeze, not a measured property or a universal customer preference. The ensemble protocol specifies the selected configurations, operating point, statistical gate and multiplicity boundary. Additional domains and policy variants do not silently add confirmatory hypotheses.</w:t>
+      </w:r>
+    </w:p>
+    <w:bookmarkStart w:id="193" w:name="what-single-llm-means-in-this-comparison"/>
     <w:p>
       <w:pPr>
         <w:pStyle w:val="Heading2"/>
@@ -16358,7 +19675,7 @@
         <w:rPr>
           <w:rStyle w:val="SectionNumber"/>
         </w:rPr>
-        <w:t xml:space="preserve">10.1</w:t>
+        <w:t xml:space="preserve">13.1</w:t>
       </w:r>
       <w:r>
         <w:tab/>
@@ -16406,11 +19723,11 @@
         <w:pStyle w:val="BodyText"/>
       </w:pPr>
       <w:r>
-        <w:t xml:space="preserve">The study also separates pre-call routing from escalation. In pre-call routing, the router selects one backend for an entire agent attempt before that backend generates an answer. In escalation, a local agent performs bounded work before a remote agent continues from its state. Escalation incurs the local attempt’s cost and creates a different context for the remote model. An archived remote-only trajectory is not a counterfactual for that continuation. Pre-call routing is the initial primary treatment because it admits cleaner paired measurements; a real escalation treatment requires fresh executions and is a secondary experiment.</w:t>
-      </w:r>
-    </w:p>
-    <w:bookmarkEnd w:id="167"/>
-    <w:bookmarkStart w:id="168" w:name="Xfa6f35f9cc329852c2d5205ab2852901bae49f5"/>
+        <w:t xml:space="preserve">The study also separates pre-call routing from escalation. In pre-call routing, the router selects one backend for an entire agent attempt before that backend generates an answer. In escalation, a local agent performs bounded work before a remote agent continues from its state. Escalation incurs the local attempt’s cost and creates a different context for the remote model. An archived remote-only trajectory is not a counterfactual for that continuation. Pre-call routing is the clean baseline in Study 0. Cooperative expert consultation and escalation require actual executions under the personal-controller protocol; their outcomes cannot be inferred from the flat-routing baseline.</w:t>
+      </w:r>
+    </w:p>
+    <w:bookmarkEnd w:id="193"/>
+    <w:bookmarkStart w:id="194" w:name="Xfa6f35f9cc329852c2d5205ab2852901bae49f5"/>
     <w:p>
       <w:pPr>
         <w:pStyle w:val="Heading2"/>
@@ -16419,7 +19736,7 @@
         <w:rPr>
           <w:rStyle w:val="SectionNumber"/>
         </w:rPr>
-        <w:t xml:space="preserve">10.2</w:t>
+        <w:t xml:space="preserve">13.2</w:t>
       </w:r>
       <w:r>
         <w:tab/>
@@ -16467,7 +19784,7 @@
         <w:t xml:space="preserve">)</w:t>
       </w:r>
       <w:r>
-        <w:t xml:space="preserve">. A task comprises an issue statement, a repository and base revision, and an evaluation procedure for the produced patch. The primary outcome is the benchmark evaluator’s resolution decision. This measures success against the specified issue tests and regression checks, not general maintainability, security, review acceptance or production fitness.</w:t>
+        <w:t xml:space="preserve">. A task comprises an issue statement, a repository and base revision, and an evaluation procedure for the produced patch. The functional-resolution outcome is the benchmark evaluator’s decision. Study 1 combines it with prespecified feasible mandatory user constraints to define its primary accepted-task endpoint; both components are also reported separately. This measures success against the specified issue tests and regression checks, not general maintainability, security, review acceptance or production fitness.</w:t>
       </w:r>
     </w:p>
     <w:p>
@@ -16554,8 +19871,8 @@
         <w:t xml:space="preserve">LiveCodeBench or comparable coding-problem datasets may be used to debug feature extraction, model endpoints and training mechanics. They are not the primary evidence for repository-level software engineering. Existing TTGL coding-problem artifacts are retained as engineering history and are not inserted as the missing results of this prospective study. Examples or outcomes already examined while developing the method are classified as development material.</w:t>
       </w:r>
     </w:p>
-    <w:bookmarkEnd w:id="168"/>
-    <w:bookmarkStart w:id="169" w:name="Xfe388a80f0f846c5dc7804d5b079058eb982f37"/>
+    <w:bookmarkEnd w:id="194"/>
+    <w:bookmarkStart w:id="195" w:name="Xfe388a80f0f846c5dc7804d5b079058eb982f37"/>
     <w:p>
       <w:pPr>
         <w:pStyle w:val="Heading2"/>
@@ -16564,7 +19881,7 @@
         <w:rPr>
           <w:rStyle w:val="SectionNumber"/>
         </w:rPr>
-        <w:t xml:space="preserve">10.3</w:t>
+        <w:t xml:space="preserve">13.3</w:t>
       </w:r>
       <w:r>
         <w:tab/>
@@ -16605,8 +19922,8 @@
         <w:t xml:space="preserve">After the primary test is opened, no feature, model, calibration method, threshold or utility weight is revised on the basis of its outcomes. Any subsequent change defines a new exploratory version and requires a new untouched test set for confirmatory claims. This includes changes motivated by a visually attractive frontier or by a subgroup failure. A time-stamped internal freeze is useful, but it must not be described as external preregistration unless the protocol is actually deposited in an independent registry before execution.</w:t>
       </w:r>
     </w:p>
-    <w:bookmarkEnd w:id="169"/>
-    <w:bookmarkStart w:id="170" w:name="Xf7779fa4188786388fb266eaad04ecf8f0e4e04"/>
+    <w:bookmarkEnd w:id="195"/>
+    <w:bookmarkStart w:id="196" w:name="Xf7779fa4188786388fb266eaad04ecf8f0e4e04"/>
     <w:p>
       <w:pPr>
         <w:pStyle w:val="Heading2"/>
@@ -16615,7 +19932,7 @@
         <w:rPr>
           <w:rStyle w:val="SectionNumber"/>
         </w:rPr>
-        <w:t xml:space="preserve">10.4</w:t>
+        <w:t xml:space="preserve">13.4</w:t>
       </w:r>
       <w:r>
         <w:tab/>
@@ -16704,8 +20021,8 @@
         <w:t xml:space="preserve">No model receives hidden evaluator results during its attempt. Ordinary repository tests available at the base revision may be run by every agent, and their execution cost is recorded. Final grading occurs in a fresh evaluation environment. The pinned SWE-bench documentation warns that cached evaluation results can depend on run identifier and instance identifier rather than patch content; therefore each model, policy, seed and patch receives a unique run identifier, and the evaluator record is checked against the submitted patch hash. Reusing a previous success after changing a patch is treated as a failed run-validation check.</w:t>
       </w:r>
     </w:p>
-    <w:bookmarkEnd w:id="170"/>
-    <w:bookmarkStart w:id="171" w:name="Xad96390c3436bac49cd75f0191a03c811eb13c0"/>
+    <w:bookmarkEnd w:id="196"/>
+    <w:bookmarkStart w:id="197" w:name="Xad96390c3436bac49cd75f0191a03c811eb13c0"/>
     <w:p>
       <w:pPr>
         <w:pStyle w:val="Heading2"/>
@@ -16714,7 +20031,7 @@
         <w:rPr>
           <w:rStyle w:val="SectionNumber"/>
         </w:rPr>
-        <w:t xml:space="preserve">10.5</w:t>
+        <w:t xml:space="preserve">13.5</w:t>
       </w:r>
       <w:r>
         <w:tab/>
@@ -17269,11 +20586,11 @@
         <w:pStyle w:val="BodyText"/>
       </w:pPr>
       <w:r>
-        <w:t xml:space="preserve">Only L, R, D and RAND are necessary for the first software-engineering feasibility pilot. D versus R characterizes this restricted baseline after its pair and policy are frozen. The main confirmatory comparison instead uses the multi-model portfolio and fixed reference declared in the ensemble protocol. Additional candidates increase acquisition cost and must meet that protocol’s development-only admission rules. A cheap-to-query open-weight model served by an external provider is not labelled local execution; deployment location and model openness are separate columns.</w:t>
-      </w:r>
-    </w:p>
-    <w:bookmarkEnd w:id="171"/>
-    <w:bookmarkStart w:id="172" w:name="Xd311f4f06633f52c528166c0042b9cc96d4323d"/>
+        <w:t xml:space="preserve">Only L, R, D and RAND are necessary for the first software-engineering feasibility pilot. D versus R characterizes this restricted baseline after its pair and policy are frozen. The enabling portfolio comparison uses the multi-model policy and fixed reference declared in the ensemble protocol; the cooperative and longitudinal studies define their own contrasts. Additional candidates increase acquisition cost and must meet that protocol’s development-only admission rules. A cheap-to-query open-weight model served by an external provider is not labelled local execution; deployment location and model openness are separate columns.</w:t>
+      </w:r>
+    </w:p>
+    <w:bookmarkEnd w:id="197"/>
+    <w:bookmarkStart w:id="198" w:name="Xd311f4f06633f52c528166c0042b9cc96d4323d"/>
     <w:p>
       <w:pPr>
         <w:pStyle w:val="Heading2"/>
@@ -17282,7 +20599,7 @@
         <w:rPr>
           <w:rStyle w:val="SectionNumber"/>
         </w:rPr>
-        <w:t xml:space="preserve">10.6</w:t>
+        <w:t xml:space="preserve">13.6</w:t>
       </w:r>
       <w:r>
         <w:tab/>
@@ -17672,7 +20989,7 @@
         <w:t xml:space="preserve"> </w:t>
       </w:r>
       <w:r>
-        <w:t xml:space="preserve">expresses a declared willingness to pay for expected additional resolution probability. A ratio formulation is possible but requires care near zero or negative incremental costs; this baseline uses the difference formulation.</w:t>
+        <w:t xml:space="preserve">expresses price sensitivity: a larger value penalizes additional cost more strongly for a given expected resolution benefit. A ratio formulation is possible but requires care near zero or negative incremental costs; this baseline uses the difference formulation.</w:t>
       </w:r>
     </w:p>
     <w:p>
@@ -17707,8 +21024,8 @@
         <w:t xml:space="preserve">RAND uses a frozen probability derived from the same calibration target and uses a recorded random seed. Because tasks consume unequal token counts and time, matching the number of remote calls does not ensure matching actual cost. Comparisons therefore report both remote exposure and measured cost. A supplementary matched-estimated-cost allocation experiment can use the same development-fitted cost estimates for every policy, while a post-hoc interpolation of measured curves remains descriptive. No realized test-cost threshold is tuned to favour the learned router.</w:t>
       </w:r>
     </w:p>
-    <w:bookmarkEnd w:id="172"/>
-    <w:bookmarkStart w:id="173" w:name="X4607b5f8fdc51252f5bd3fb71a4b3bee5d689fe"/>
+    <w:bookmarkEnd w:id="198"/>
+    <w:bookmarkStart w:id="199" w:name="X4607b5f8fdc51252f5bd3fb71a4b3bee5d689fe"/>
     <w:p>
       <w:pPr>
         <w:pStyle w:val="Heading2"/>
@@ -17717,7 +21034,7 @@
         <w:rPr>
           <w:rStyle w:val="SectionNumber"/>
         </w:rPr>
-        <w:t xml:space="preserve">10.7</w:t>
+        <w:t xml:space="preserve">13.7</w:t>
       </w:r>
       <w:r>
         <w:tab/>
@@ -17750,8 +21067,8 @@
         <w:t xml:space="preserve">Confidence-aware speculative decoding motivates the principle of allocating computation according to predicted useful work. It does not supply a task-level correctness guarantee. A draft-token acceptance head predicts acceptance within a particular verification algorithm; the routing model predicts issue resolution under a tool-using policy. Their targets, training labels and failure modes differ. Token log probabilities may be explored as additional signals when available, but they are not interchangeable with calibrated software-engineering success probabilities.</w:t>
       </w:r>
     </w:p>
-    <w:bookmarkEnd w:id="173"/>
-    <w:bookmarkStart w:id="174" w:name="outcomes-and-routing-diagnostics"/>
+    <w:bookmarkEnd w:id="199"/>
+    <w:bookmarkStart w:id="200" w:name="outcomes-and-routing-diagnostics"/>
     <w:p>
       <w:pPr>
         <w:pStyle w:val="Heading2"/>
@@ -17760,7 +21077,7 @@
         <w:rPr>
           <w:rStyle w:val="SectionNumber"/>
         </w:rPr>
-        <w:t xml:space="preserve">10.8</w:t>
+        <w:t xml:space="preserve">13.8</w:t>
       </w:r>
       <w:r>
         <w:tab/>
@@ -17774,15 +21091,15 @@
         <w:pStyle w:val="FirstParagraph"/>
       </w:pPr>
       <w:r>
-        <w:t xml:space="preserve">The primary software-engineering metric is resolved fraction: completed candidate patches that pass the pinned issue-resolution criteria divided by all eligible assigned task attempts. Syntax errors, invalid patches, exhausted budgets and model-originated failures remain failures in the intention-to-evaluate analysis. Infrastructure failures are separately labelled and may receive one prespecified retry with identical settings when a logged independent service failure occurs. The original failure, retry cost and final disposition remain recorded; model failures are not relabelled as infrastructure problems to improve scores.</w:t>
-      </w:r>
-    </w:p>
-    <w:p>
-      <w:pPr>
-        <w:pStyle w:val="BodyText"/>
-      </w:pPr>
-      <w:r>
-        <w:t xml:space="preserve">Patch validity, regression-test status, time to final patch, number of tool actions, context/token use, and user-visible failure categories are secondary measures. A blinded human review of a prespecified sample can assess patch clarity, scope and maintainability, using a rubric and inter-rater agreement. Human review is not silently substituted for benchmark resolution. Where two models produce equivalent acceptable patches but differ in style, the primary binary outcome remains the evaluator’s stated criterion.</w:t>
+        <w:t xml:space="preserve">The benchmark functional-resolution metric is resolved fraction: completed candidate patches that pass the pinned issue-resolution criteria divided by all eligible assigned task attempts. Syntax errors, invalid patches, exhausted budgets and model-originated failures remain failures in the intention-to-evaluate analysis. Infrastructure failures are separately labelled and may receive one prespecified retry with identical settings when a logged independent service failure occurs. The original failure, retry cost and final disposition remain recorded; model failures are not relabelled as infrastructure problems to improve scores.</w:t>
+      </w:r>
+    </w:p>
+    <w:p>
+      <w:pPr>
+        <w:pStyle w:val="BodyText"/>
+      </w:pPr>
+      <w:r>
+        <w:t xml:space="preserve">Patch validity, regression-test status, time to final patch, number of tool actions, context/token use, and user-visible failure categories are secondary measures. A blinded human review of a prespecified sample can assess patch clarity, scope and maintainability, using a rubric and inter-rater agreement. Human review is not silently substituted for benchmark resolution. Where two models produce equivalent acceptable patches but differ in style, the functional-resolution component remains the evaluator’s stated criterion. Study 1 additionally checks its preregistered mandatory constraints; subjective style is not inserted into that binary label.</w:t>
       </w:r>
     </w:p>
     <w:p>
@@ -17809,8 +21126,8 @@
         <w:t xml:space="preserve">Strata include repository, issue type if reproducibly annotated without outcomes, patch-size proxy available before inference, context length, local device profile and model version. True reference-patch size may be reported retrospectively as an audit characteristic but cannot be a deployment feature. Repository-level analyses are especially useful for identifying concentration of success or cost. Small strata are reported with denominators and uncertainty rather than promoted as independent discoveries.</w:t>
       </w:r>
     </w:p>
-    <w:bookmarkEnd w:id="174"/>
-    <w:bookmarkStart w:id="175" w:name="X7587e62a91b03abcd5f1888eecc0e84adea2dea"/>
+    <w:bookmarkEnd w:id="200"/>
+    <w:bookmarkStart w:id="201" w:name="X7587e62a91b03abcd5f1888eecc0e84adea2dea"/>
     <w:p>
       <w:pPr>
         <w:pStyle w:val="Heading2"/>
@@ -17819,7 +21136,7 @@
         <w:rPr>
           <w:rStyle w:val="SectionNumber"/>
         </w:rPr>
-        <w:t xml:space="preserve">10.9</w:t>
+        <w:t xml:space="preserve">13.9</w:t>
       </w:r>
       <w:r>
         <w:tab/>
@@ -18316,8 +21633,8 @@
         <w:t xml:space="preserve">Price-only comparisons and accuracy comparisons are distinguished. Official list prices can be compared after normalizing billable units, but they do not establish cost per resolved issue. Published leaderboard accuracies belong to particular model, scaffold, dataset version, budget and evaluation settings. They are recorded as external evidence with those fields and are not combined with our measured prices to produce a supposedly controlled ranking when the conditions differ. The strongest comparison reruns eligible open-weight and closed-model systems under the same protocol; otherwise the thesis presents an explicitly qualified landscape table.</w:t>
       </w:r>
     </w:p>
-    <w:bookmarkEnd w:id="175"/>
-    <w:bookmarkStart w:id="176" w:name="X4d26b04d2f276ace69c6d9e281a8ffe7f1e6a6d"/>
+    <w:bookmarkEnd w:id="201"/>
+    <w:bookmarkStart w:id="202" w:name="X4d26b04d2f276ace69c6d9e281a8ffe7f1e6a6d"/>
     <w:p>
       <w:pPr>
         <w:pStyle w:val="Heading2"/>
@@ -18326,7 +21643,7 @@
         <w:rPr>
           <w:rStyle w:val="SectionNumber"/>
         </w:rPr>
-        <w:t xml:space="preserve">10.10</w:t>
+        <w:t xml:space="preserve">13.10</w:t>
       </w:r>
       <w:r>
         <w:tab/>
@@ -18356,7 +21673,7 @@
         <w:pStyle w:val="BodyText"/>
       </w:pPr>
       <w:r>
-        <w:t xml:space="preserve">The main confirmatory noninferiority and cost claims follow the fixed gatekeeping sequence in the ensemble protocol, with the portfolio and its development-selected fixed reference as the contrasted conditions. A joint plot of paired accuracy differences and cost ratios helps interpret cases where quality and cost move in opposite directions. Secondary comparisons between learned routing, uncertainty routing, heuristics and extra models are descriptive with intervals; any formal family of significance tests uses a prespecified correction. Pareto dominance is assessed with uncertainty rather than inferred from overlapping point estimates alone.</w:t>
+        <w:t xml:space="preserve">The enabling study’s proposed noninferiority and cost claims follow its named gatekeeping sequence, with the portfolio and development-selected fixed reference as the contrasted conditions. Cooperative and longitudinal claims follow their respective protocols and cannot be inferred from that cost comparison. A joint plot of paired accuracy differences and cost ratios helps interpret cases where quality and cost move in opposite directions. Secondary comparisons between learned routing, uncertainty routing, heuristics and extra models are descriptive with intervals; any formal family of significance tests uses a prespecified correction. Pareto dominance is assessed with uncertainty rather than inferred from overlapping point estimates alone.</w:t>
       </w:r>
     </w:p>
     <w:p>
@@ -18367,8 +21684,8 @@
         <w:t xml:space="preserve">The feasibility pilot estimates operational cost, variance and failure modes; it does not supply a final power claim. Before confirmation, sample-size simulation uses development-only estimates of portfolio/reference discordance, repository clustering and run-to-run variability. It estimates the probability of establishing the registered margin and cost effect across plausible scenarios. If the full benchmark remains underpowered, the remedy is to collect additional independent tasks or narrow the stated conclusion, not to relax the margin after seeing test results. A failed noninferiority test is inconclusive about equivalence; a failure to detect a routing gain does not establish that routing has no value.</w:t>
       </w:r>
     </w:p>
-    <w:bookmarkEnd w:id="176"/>
-    <w:bookmarkStart w:id="177" w:name="X5d61c55656416fb54ea9992a805128596270414"/>
+    <w:bookmarkEnd w:id="202"/>
+    <w:bookmarkStart w:id="203" w:name="X5d61c55656416fb54ea9992a805128596270414"/>
     <w:p>
       <w:pPr>
         <w:pStyle w:val="Heading2"/>
@@ -18377,7 +21694,7 @@
         <w:rPr>
           <w:rStyle w:val="SectionNumber"/>
         </w:rPr>
-        <w:t xml:space="preserve">10.11</w:t>
+        <w:t xml:space="preserve">13.11</w:t>
       </w:r>
       <w:r>
         <w:tab/>
@@ -18418,8 +21735,8 @@
         <w:t xml:space="preserve">Preference learning is also distinct. DPO can consume chosen/rejected pairs labelled by executable checks, human review or an AI judge, but those label sources answer different questions. RLAIF specifically denotes AI feedback, whereas a unit-test reward is an executable verifier. A future RLAIF treatment must fix the judge, rubric, sampling scheme and reward-hacking checks. Online RL is not assumed to fit within the initial compute allocation. After any adaptation, the student is evaluated both with the frozen router and with a recalibrated router using new calibration data, separating model improvement from improved allocation. The final test remains unavailable to either training process.</w:t>
       </w:r>
     </w:p>
-    <w:bookmarkEnd w:id="177"/>
-    <w:bookmarkStart w:id="178" w:name="Xaa03cff25109561074244c28c64175dc9e5b07f"/>
+    <w:bookmarkEnd w:id="203"/>
+    <w:bookmarkStart w:id="204" w:name="Xaa03cff25109561074244c28c64175dc9e5b07f"/>
     <w:p>
       <w:pPr>
         <w:pStyle w:val="Heading2"/>
@@ -18428,7 +21745,7 @@
         <w:rPr>
           <w:rStyle w:val="SectionNumber"/>
         </w:rPr>
-        <w:t xml:space="preserve">10.12</w:t>
+        <w:t xml:space="preserve">13.12</w:t>
       </w:r>
       <w:r>
         <w:tab/>
@@ -18469,8 +21786,8 @@
         <w:t xml:space="preserve">The pilot first validates two development tasks and the grader, then performs the bounded paired run, then stages one student-training smoke run if funds remain. Only after measured throughput, accuracy variability and total cost are available is a priced proposal made for the confirmatory matrix. A process timeout is paired with a controller deadline and verified resource termination, because ending Python does not end GPU billing. Persistent volumes and interrupted jobs are accounted for. No unrelated resource is stopped or deleted.</w:t>
       </w:r>
     </w:p>
-    <w:bookmarkEnd w:id="178"/>
-    <w:bookmarkStart w:id="179" w:name="X581682158279cd23da4166ed494035428a49fb1"/>
+    <w:bookmarkEnd w:id="204"/>
+    <w:bookmarkStart w:id="205" w:name="X581682158279cd23da4166ed494035428a49fb1"/>
     <w:p>
       <w:pPr>
         <w:pStyle w:val="Heading2"/>
@@ -18479,7 +21796,7 @@
         <w:rPr>
           <w:rStyle w:val="SectionNumber"/>
         </w:rPr>
-        <w:t xml:space="preserve">10.13</w:t>
+        <w:t xml:space="preserve">13.13</w:t>
       </w:r>
       <w:r>
         <w:tab/>
@@ -18520,9 +21837,9 @@
         <w:t xml:space="preserve">A benchmark run is complete only when assigned tasks have final dispositions, grader outputs correspond to current patches, every failed or skipped attempt is accounted for, costs reconcile with provider or instance records, and analysis is reproducible from frozen inputs. A model-training run is complete only when its resulting artifact is saved and hashed; a claim of improved software-engineering performance additionally requires the independent held-out evaluation. The final thesis will contain measured results only after those conditions are satisfied. Until then, the contribution is the literature synthesis, explicit experimental design and reproducible implementation plan, without implied evidence that the portfolio already achieves the proposed accuracy–cost improvement.</w:t>
       </w:r>
     </w:p>
-    <w:bookmarkEnd w:id="179"/>
-    <w:bookmarkEnd w:id="180"/>
-    <w:bookmarkStart w:id="189" w:name="analysis-and-reporting-plan"/>
+    <w:bookmarkEnd w:id="205"/>
+    <w:bookmarkEnd w:id="206"/>
+    <w:bookmarkStart w:id="216" w:name="analysis-and-reporting-plan"/>
     <w:p>
       <w:pPr>
         <w:pStyle w:val="Heading1"/>
@@ -18531,7 +21848,7 @@
         <w:rPr>
           <w:rStyle w:val="SectionNumber"/>
         </w:rPr>
-        <w:t xml:space="preserve">11</w:t>
+        <w:t xml:space="preserve">14</w:t>
       </w:r>
       <w:r>
         <w:tab/>
@@ -18540,7 +21857,7 @@
         <w:t xml:space="preserve">Analysis and reporting plan</w:t>
       </w:r>
     </w:p>
-    <w:bookmarkStart w:id="181" w:name="estimands-and-success-criteria"/>
+    <w:bookmarkStart w:id="207" w:name="X58ee750d310311f83b0686d4303f03543a18f34"/>
     <w:p>
       <w:pPr>
         <w:pStyle w:val="Heading2"/>
@@ -18549,13 +21866,13 @@
         <w:rPr>
           <w:rStyle w:val="SectionNumber"/>
         </w:rPr>
-        <w:t xml:space="preserve">11.1</w:t>
+        <w:t xml:space="preserve">14.1</w:t>
       </w:r>
       <w:r>
         <w:tab/>
       </w:r>
       <w:r>
-        <w:t xml:space="preserve">Estimands and success criteria</w:t>
+        <w:t xml:space="preserve">Study hierarchy, estimands and success criteria</w:t>
       </w:r>
     </w:p>
     <w:p>
@@ -18563,15 +21880,112 @@
         <w:pStyle w:val="FirstParagraph"/>
       </w:pPr>
       <w:r>
-        <w:t xml:space="preserve">The principal system estimand is the difference in issue-resolution probability between the frozen portfolio policy and the declared fixed-model reference selected on development data on the target task population. Its primary economic estimand is the ratio of mean total cost per assigned issue, portfolio divided by fixed reference, under a specified deployment/accounting scenario. The paired mean cost difference is a supporting estimand. A claim of useful savings requires both acceptable quality and lower cost. A system that is cheaper because it abandons difficult issues must not be described as equivalently capable.</w:t>
-      </w:r>
-    </w:p>
-    <w:p>
-      <w:pPr>
-        <w:pStyle w:val="BodyText"/>
-      </w:pPr>
-      <w:r>
-        <w:t xml:space="preserve">The primary analysis follows the gatekeeping procedure specified in the ensemble methodology: first assess the declared noninferiority condition for resolution, then assess cost superiority if that gate is passed. The router-specific comparison with a baseline matched on estimated cost using calibration data addresses a different question—whether allocation is useful—and is a prespecified exploratory contrast. Actual realized cost is reported because calibration does not guarantee an exact spending match on test tasks. An exploratory configuration that happens to look best is not substituted for the primary system after inspecting the final test.</w:t>
+        <w:t xml:space="preserve">The program separates three experiments.</w:t>
+      </w:r>
+      <w:r>
+        <w:t xml:space="preserve"> </w:t>
+      </w:r>
+      <w:r>
+        <w:rPr>
+          <w:b/>
+          <w:bCs/>
+        </w:rPr>
+        <w:t xml:space="preserve">Study 0</w:t>
+      </w:r>
+      <w:r>
+        <w:t xml:space="preserve"> </w:t>
+      </w:r>
+      <w:r>
+        <w:t xml:space="preserve">evaluates flat portfolio selection as an enabling baseline.</w:t>
+      </w:r>
+      <w:r>
+        <w:t xml:space="preserve"> </w:t>
+      </w:r>
+      <w:r>
+        <w:rPr>
+          <w:b/>
+          <w:bCs/>
+        </w:rPr>
+        <w:t xml:space="preserve">Study 1</w:t>
+      </w:r>
+      <w:r>
+        <w:t xml:space="preserve"> </w:t>
+      </w:r>
+      <w:r>
+        <w:t xml:space="preserve">tests the fixed-model personal controller with expert assistance against the same strong model acting directly with the same personal information.</w:t>
+      </w:r>
+      <w:r>
+        <w:t xml:space="preserve"> </w:t>
+      </w:r>
+      <w:r>
+        <w:rPr>
+          <w:b/>
+          <w:bCs/>
+        </w:rPr>
+        <w:t xml:space="preserve">Study 2</w:t>
+      </w:r>
+      <w:r>
+        <w:t xml:space="preserve"> </w:t>
+      </w:r>
+      <w:r>
+        <w:t xml:space="preserve">evaluates repeated learning from use. Each answers a different causal question. Portfolio allocation, cooperative control and student adaptation cannot be substituted for one another when interpreting success.</w:t>
+      </w:r>
+    </w:p>
+    <w:p>
+      <w:pPr>
+        <w:pStyle w:val="BodyText"/>
+      </w:pPr>
+      <w:r>
+        <w:t xml:space="preserve">Study 1 supplies the current primary cooperative claim. Its endpoint is accepted task success: benchmark resolution plus the prespecified feasible mandatory user constraints. All conditions receive the same initial personal-memory snapshot, retrieval results, tools, task environment and resource caps. The frozen cooperative condition C is compared with the strong-agent condition B, using the one-sided superiority test specified in the personal-controller chapter. A lower one-sided 95% confidence bound for</w:t>
+      </w:r>
+      <w:r>
+        <w:t xml:space="preserve"> </w:t>
+      </w:r>
+      <m:oMath>
+        <m:sSub>
+          <m:e>
+            <m:r>
+              <m:t>A</m:t>
+            </m:r>
+          </m:e>
+          <m:sub>
+            <m:r>
+              <m:t>C</m:t>
+            </m:r>
+          </m:sub>
+        </m:sSub>
+        <m:r>
+          <m:rPr>
+            <m:sty m:val="p"/>
+          </m:rPr>
+          <m:t>−</m:t>
+        </m:r>
+        <m:sSub>
+          <m:e>
+            <m:r>
+              <m:t>A</m:t>
+            </m:r>
+          </m:e>
+          <m:sub>
+            <m:r>
+              <m:t>B</m:t>
+            </m:r>
+          </m:sub>
+        </m:sSub>
+      </m:oMath>
+      <w:r>
+        <w:t xml:space="preserve"> </w:t>
+      </w:r>
+      <w:r>
+        <w:t xml:space="preserve">above zero supports greater accepted-task success under those caps. Subjective style remains a separate outcome. An unsuccessful superiority test is not replaced after the fact with a cheaper-system or noninferiority claim.</w:t>
+      </w:r>
+    </w:p>
+    <w:p>
+      <w:pPr>
+        <w:pStyle w:val="BodyText"/>
+      </w:pPr>
+      <w:r>
+        <w:t xml:space="preserve">Realized costs need not match merely because caps match. Report the ratio and difference of mean total cost per assigned task, cost per accepted success, and latency alongside the primary quality contrast. Higher success with higher spending can be a useful tradeoff but does not establish economic dominance. The full task-cost boundary includes the local controller, expert calls, tools, verification and all failed work.</w:t>
       </w:r>
     </w:p>
     <w:p>
@@ -18596,7 +22010,7 @@
               <m:t>i</m:t>
             </m:r>
             <m:r>
-              <m:t>r</m:t>
+              <m:t>k</m:t>
             </m:r>
           </m:sub>
           <m:sup>
@@ -18640,7 +22054,7 @@
         <w:t xml:space="preserve"> </w:t>
       </w:r>
       <w:r>
-        <w:t xml:space="preserve">indicate resolution for task</w:t>
+        <w:t xml:space="preserve">indicate accepted success for task</w:t>
       </w:r>
       <w:r>
         <w:t xml:space="preserve"> </w:t>
@@ -18658,7 +22072,7 @@
       </w:r>
       <m:oMath>
         <m:r>
-          <m:t>r</m:t>
+          <m:t>k</m:t>
         </m:r>
       </m:oMath>
       <w:r>
@@ -18690,7 +22104,7 @@
               <m:t>i</m:t>
             </m:r>
             <m:r>
-              <m:t>r</m:t>
+              <m:t>k</m:t>
             </m:r>
           </m:sub>
           <m:sup>
@@ -18704,7 +22118,7 @@
         <w:t xml:space="preserve"> </w:t>
       </w:r>
       <w:r>
-        <w:t xml:space="preserve">be its total recorded cost. For the three-repeat confirmatory design, define task means</w:t>
+        <w:t xml:space="preserve">be total cost. The adequately funded design uses three repeats, with task means</w:t>
       </w:r>
       <w:r>
         <w:t xml:space="preserve"> </w:t>
@@ -18764,7 +22178,7 @@
           </m:naryPr>
           <m:sub>
             <m:r>
-              <m:t>r</m:t>
+              <m:t>k</m:t>
             </m:r>
             <m:r>
               <m:rPr>
@@ -18793,7 +22207,7 @@
                   <m:t>i</m:t>
                 </m:r>
                 <m:r>
-                  <m:t>r</m:t>
+                  <m:t>k</m:t>
                 </m:r>
               </m:sub>
               <m:sup>
@@ -18869,7 +22283,7 @@
           </m:naryPr>
           <m:sub>
             <m:r>
-              <m:t>r</m:t>
+              <m:t>k</m:t>
             </m:r>
             <m:r>
               <m:rPr>
@@ -18898,7 +22312,7 @@
                   <m:t>i</m:t>
                 </m:r>
                 <m:r>
-                  <m:t>r</m:t>
+                  <m:t>k</m:t>
                 </m:r>
               </m:sub>
               <m:sup>
@@ -18911,7 +22325,7 @@
         </m:nary>
       </m:oMath>
       <w:r>
-        <w:t xml:space="preserve">. The paired task differences are</w:t>
+        <w:t xml:space="preserve">. The primary paired difference is</w:t>
       </w:r>
       <w:r>
         <w:t xml:space="preserve"> </w:t>
@@ -18960,58 +22374,7 @@
           </m:sub>
           <m:sup>
             <m:r>
-              <m:rPr>
-                <m:sty m:val="p"/>
-              </m:rPr>
-              <m:t>p</m:t>
-            </m:r>
-            <m:r>
-              <m:rPr>
-                <m:sty m:val="p"/>
-              </m:rPr>
-              <m:t>o</m:t>
-            </m:r>
-            <m:r>
-              <m:rPr>
-                <m:sty m:val="p"/>
-              </m:rPr>
-              <m:t>r</m:t>
-            </m:r>
-            <m:r>
-              <m:rPr>
-                <m:sty m:val="p"/>
-              </m:rPr>
-              <m:t>t</m:t>
-            </m:r>
-            <m:r>
-              <m:rPr>
-                <m:sty m:val="p"/>
-              </m:rPr>
-              <m:t>f</m:t>
-            </m:r>
-            <m:r>
-              <m:rPr>
-                <m:sty m:val="p"/>
-              </m:rPr>
-              <m:t>o</m:t>
-            </m:r>
-            <m:r>
-              <m:rPr>
-                <m:sty m:val="p"/>
-              </m:rPr>
-              <m:t>l</m:t>
-            </m:r>
-            <m:r>
-              <m:rPr>
-                <m:sty m:val="p"/>
-              </m:rPr>
-              <m:t>i</m:t>
-            </m:r>
-            <m:r>
-              <m:rPr>
-                <m:sty m:val="p"/>
-              </m:rPr>
-              <m:t>o</m:t>
+              <m:t>C</m:t>
             </m:r>
           </m:sup>
         </m:sSubSup>
@@ -19041,304 +22404,33 @@
           </m:sub>
           <m:sup>
             <m:r>
-              <m:rPr>
-                <m:sty m:val="p"/>
-              </m:rPr>
-              <m:t>f</m:t>
-            </m:r>
-            <m:r>
-              <m:rPr>
-                <m:sty m:val="p"/>
-              </m:rPr>
-              <m:t>i</m:t>
-            </m:r>
-            <m:r>
-              <m:rPr>
-                <m:sty m:val="p"/>
-              </m:rPr>
-              <m:t>x</m:t>
-            </m:r>
-            <m:r>
-              <m:rPr>
-                <m:sty m:val="p"/>
-              </m:rPr>
-              <m:t>e</m:t>
-            </m:r>
-            <m:r>
-              <m:rPr>
-                <m:sty m:val="p"/>
-              </m:rPr>
-              <m:t>d</m:t>
+              <m:t>B</m:t>
             </m:r>
           </m:sup>
         </m:sSubSup>
       </m:oMath>
       <w:r>
-        <w:t xml:space="preserve"> </w:t>
-      </w:r>
-      <w:r>
-        <w:t xml:space="preserve">and</w:t>
-      </w:r>
-      <w:r>
-        <w:t xml:space="preserve"> </w:t>
-      </w:r>
-      <m:oMath>
-        <m:sSubSup>
-          <m:e>
-            <m:r>
-              <m:t>D</m:t>
-            </m:r>
-          </m:e>
-          <m:sub>
-            <m:r>
-              <m:t>i</m:t>
-            </m:r>
-          </m:sub>
-          <m:sup>
-            <m:r>
-              <m:t>C</m:t>
-            </m:r>
-          </m:sup>
-        </m:sSubSup>
-        <m:r>
-          <m:rPr>
-            <m:sty m:val="p"/>
-          </m:rPr>
-          <m:t>=</m:t>
-        </m:r>
-        <m:sSubSup>
-          <m:e>
-            <m:bar>
-              <m:barPr>
-                <m:pos m:val="top"/>
-              </m:barPr>
-              <m:e>
-                <m:r>
-                  <m:t>C</m:t>
-                </m:r>
-              </m:e>
-            </m:bar>
-          </m:e>
-          <m:sub>
-            <m:r>
-              <m:t>i</m:t>
-            </m:r>
-          </m:sub>
-          <m:sup>
-            <m:r>
-              <m:rPr>
-                <m:sty m:val="p"/>
-              </m:rPr>
-              <m:t>p</m:t>
-            </m:r>
-            <m:r>
-              <m:rPr>
-                <m:sty m:val="p"/>
-              </m:rPr>
-              <m:t>o</m:t>
-            </m:r>
-            <m:r>
-              <m:rPr>
-                <m:sty m:val="p"/>
-              </m:rPr>
-              <m:t>r</m:t>
-            </m:r>
-            <m:r>
-              <m:rPr>
-                <m:sty m:val="p"/>
-              </m:rPr>
-              <m:t>t</m:t>
-            </m:r>
-            <m:r>
-              <m:rPr>
-                <m:sty m:val="p"/>
-              </m:rPr>
-              <m:t>f</m:t>
-            </m:r>
-            <m:r>
-              <m:rPr>
-                <m:sty m:val="p"/>
-              </m:rPr>
-              <m:t>o</m:t>
-            </m:r>
-            <m:r>
-              <m:rPr>
-                <m:sty m:val="p"/>
-              </m:rPr>
-              <m:t>l</m:t>
-            </m:r>
-            <m:r>
-              <m:rPr>
-                <m:sty m:val="p"/>
-              </m:rPr>
-              <m:t>i</m:t>
-            </m:r>
-            <m:r>
-              <m:rPr>
-                <m:sty m:val="p"/>
-              </m:rPr>
-              <m:t>o</m:t>
-            </m:r>
-          </m:sup>
-        </m:sSubSup>
-        <m:r>
-          <m:rPr>
-            <m:sty m:val="p"/>
-          </m:rPr>
-          <m:t>−</m:t>
-        </m:r>
-        <m:sSubSup>
-          <m:e>
-            <m:bar>
-              <m:barPr>
-                <m:pos m:val="top"/>
-              </m:barPr>
-              <m:e>
-                <m:r>
-                  <m:t>C</m:t>
-                </m:r>
-              </m:e>
-            </m:bar>
-          </m:e>
-          <m:sub>
-            <m:r>
-              <m:t>i</m:t>
-            </m:r>
-          </m:sub>
-          <m:sup>
-            <m:r>
-              <m:rPr>
-                <m:sty m:val="p"/>
-              </m:rPr>
-              <m:t>f</m:t>
-            </m:r>
-            <m:r>
-              <m:rPr>
-                <m:sty m:val="p"/>
-              </m:rPr>
-              <m:t>i</m:t>
-            </m:r>
-            <m:r>
-              <m:rPr>
-                <m:sty m:val="p"/>
-              </m:rPr>
-              <m:t>x</m:t>
-            </m:r>
-            <m:r>
-              <m:rPr>
-                <m:sty m:val="p"/>
-              </m:rPr>
-              <m:t>e</m:t>
-            </m:r>
-            <m:r>
-              <m:rPr>
-                <m:sty m:val="p"/>
-              </m:rPr>
-              <m:t>d</m:t>
-            </m:r>
-          </m:sup>
-        </m:sSubSup>
-      </m:oMath>
-      <w:r>
-        <w:t xml:space="preserve">. The primary cost ratio divides the across-task mean of</w:t>
-      </w:r>
-      <w:r>
-        <w:t xml:space="preserve"> </w:t>
-      </w:r>
-      <m:oMath>
-        <m:sSubSup>
-          <m:e>
-            <m:bar>
-              <m:barPr>
-                <m:pos m:val="top"/>
-              </m:barPr>
-              <m:e>
-                <m:r>
-                  <m:t>C</m:t>
-                </m:r>
-              </m:e>
-            </m:bar>
-          </m:e>
-          <m:sub>
-            <m:r>
-              <m:t>i</m:t>
-            </m:r>
-          </m:sub>
-          <m:sup>
-            <m:r>
-              <m:rPr>
-                <m:sty m:val="p"/>
-              </m:rPr>
-              <m:t>p</m:t>
-            </m:r>
-            <m:r>
-              <m:rPr>
-                <m:sty m:val="p"/>
-              </m:rPr>
-              <m:t>o</m:t>
-            </m:r>
-            <m:r>
-              <m:rPr>
-                <m:sty m:val="p"/>
-              </m:rPr>
-              <m:t>r</m:t>
-            </m:r>
-            <m:r>
-              <m:rPr>
-                <m:sty m:val="p"/>
-              </m:rPr>
-              <m:t>t</m:t>
-            </m:r>
-            <m:r>
-              <m:rPr>
-                <m:sty m:val="p"/>
-              </m:rPr>
-              <m:t>f</m:t>
-            </m:r>
-            <m:r>
-              <m:rPr>
-                <m:sty m:val="p"/>
-              </m:rPr>
-              <m:t>o</m:t>
-            </m:r>
-            <m:r>
-              <m:rPr>
-                <m:sty m:val="p"/>
-              </m:rPr>
-              <m:t>l</m:t>
-            </m:r>
-            <m:r>
-              <m:rPr>
-                <m:sty m:val="p"/>
-              </m:rPr>
-              <m:t>i</m:t>
-            </m:r>
-            <m:r>
-              <m:rPr>
-                <m:sty m:val="p"/>
-              </m:rPr>
-              <m:t>o</m:t>
-            </m:r>
-          </m:sup>
-        </m:sSubSup>
-      </m:oMath>
-      <w:r>
-        <w:t xml:space="preserve"> </w:t>
-      </w:r>
-      <w:r>
-        <w:t xml:space="preserve">by the corresponding fixed-reference mean; it does not average per-task ratios. Assignment to all eligible tasks is the analysis denominator. Infrastructure failures, timeouts and budget exhaustion are handled by the declared failure policy, with a sensitivity analysis that preserves the initial analysis rather than selectively deleting inconvenient cases.</w:t>
-      </w:r>
-    </w:p>
-    <w:p>
-      <w:pPr>
-        <w:pStyle w:val="BodyText"/>
-      </w:pPr>
-      <w:r>
-        <w:t xml:space="preserve">Repeated seeds estimate stochastic variability within a task/condition. They are not independent repositories or independent task draws. The report states whether a metric estimates a single attempt, the expected success of one sampled trajectory, or the success of a budgeted multi-attempt system. Reporting pass@k as if it were single-attempt resolution would obscure both sampling effort and cost.</w:t>
-      </w:r>
-    </w:p>
-    <w:bookmarkEnd w:id="181"/>
-    <w:bookmarkStart w:id="182" w:name="accuracy-and-cost-frontiers"/>
+        <w:t xml:space="preserve">; the economic contrast uses the corresponding cost means. Cost ratios divide across-task means rather than averaging per-task ratios. Assigned tasks remain in the denominator under the registered failure policy.</w:t>
+      </w:r>
+    </w:p>
+    <w:p>
+      <w:pPr>
+        <w:pStyle w:val="BodyText"/>
+      </w:pPr>
+      <w:r>
+        <w:t xml:space="preserve">Study 0 retains its proposed quality-noninferiority then cost-superiority sequence within the enabling protocol. Study 2 specifies a separate final-round chain for standalone improvement, retained assisted quality and increased verified local coverage. These are prospective designs, not extra ways for Study 1 to pass. In the present hierarchy their additional comparisons are explanatory unless independently registered and funded as confirmatory studies. A joint confirmatory submission must freeze a multiplicity allocation before acquisition; it cannot promote whichever study succeeds. Every protocol’s displayed 95% bounds describe its standalone scope, not simultaneous coverage across the whole program.</w:t>
+      </w:r>
+    </w:p>
+    <w:p>
+      <w:pPr>
+        <w:pStyle w:val="BodyText"/>
+      </w:pPr>
+      <w:r>
+        <w:t xml:space="preserve">If a preceding study’s final outcomes influence a later study’s design, the later study requires a fresh held-out cohort. Alternatively, every condition, checkpoint rule and analysis can be frozen before a single sealed evaluation campaign, with no test feedback during learning. Repeated attempts characterize stochastic variability within tasks; they are not additional independent repositories. Pass@k, independent single-attempt success and best-of-many selection are different estimands with different costs.</w:t>
+      </w:r>
+    </w:p>
+    <w:bookmarkEnd w:id="207"/>
+    <w:bookmarkStart w:id="208" w:name="accuracy-and-cost-frontiers"/>
     <w:p>
       <w:pPr>
         <w:pStyle w:val="Heading2"/>
@@ -19347,7 +22439,7 @@
         <w:rPr>
           <w:rStyle w:val="SectionNumber"/>
         </w:rPr>
-        <w:t xml:space="preserve">11.2</w:t>
+        <w:t xml:space="preserve">14.2</w:t>
       </w:r>
       <w:r>
         <w:tab/>
@@ -19361,7 +22453,7 @@
         <w:pStyle w:val="FirstParagraph"/>
       </w:pPr>
       <w:r>
-        <w:t xml:space="preserve">For every prespecified policy configuration, the report plots mean issue resolution against mean total cost. Markers identify portfolio epoch and membership, routing policy, intervention point and deployment scenario. Uncertainty is attached to both coordinates or to pairwise contrasts as appropriate. Policies are considered dominated when another evaluated configuration is no less accurate and no more expensive under the same accounting assumptions, with uncertainty acknowledged. An empirical Pareto frontier is descriptive and does not establish optimality among untested policies.</w:t>
+        <w:t xml:space="preserve">For every prespecified condition, the report plots mean success against mean total cost. Official benchmark resolution and the cooperative study’s accepted-task endpoint are labelled separately. Markers identify portfolio epoch and membership, routing policy, intervention point and deployment scenario. Uncertainty is attached to both coordinates or to pairwise contrasts as appropriate. Policies are considered dominated when another evaluated configuration is no less accurate and no more expensive under the same accounting assumptions, with uncertainty acknowledged. An empirical Pareto frontier is descriptive and does not establish optimality among untested policies.</w:t>
       </w:r>
     </w:p>
     <w:p>
@@ -19420,8 +22512,8 @@
         <w:t xml:space="preserve">The primary inference concerns software engineering. Browser-task success, visual grounding and frontend acceptance are reported under their own evaluators and denominators. A global score requires workload weights fixed before outcomes; equal weighting is a chosen deployment scenario, not a discovery about the task population. Dollar-per-success ratios are computed within each domain before any declared workload aggregation.</w:t>
       </w:r>
     </w:p>
-    <w:bookmarkEnd w:id="182"/>
-    <w:bookmarkStart w:id="183" w:name="router-quality-as-a-prediction-problem"/>
+    <w:bookmarkEnd w:id="208"/>
+    <w:bookmarkStart w:id="209" w:name="router-quality-as-a-prediction-problem"/>
     <w:p>
       <w:pPr>
         <w:pStyle w:val="Heading2"/>
@@ -19430,7 +22522,7 @@
         <w:rPr>
           <w:rStyle w:val="SectionNumber"/>
         </w:rPr>
-        <w:t xml:space="preserve">11.3</w:t>
+        <w:t xml:space="preserve">14.3</w:t>
       </w:r>
       <w:r>
         <w:tab/>
@@ -19759,8 +22851,8 @@
         <w:t xml:space="preserve">Selective-risk curves report error among tasks retained locally as a function of local coverage. Coverage must count actual local-only completion; a task using a remote planner or judge cannot be silently classified as local-only. The report also shows unresolved tasks, abstentions and remote escalations rather than counting only accepted local outputs.</w:t>
       </w:r>
     </w:p>
-    <w:bookmarkEnd w:id="183"/>
-    <w:bookmarkStart w:id="184" w:name="statistical-uncertainty-and-dependence"/>
+    <w:bookmarkEnd w:id="209"/>
+    <w:bookmarkStart w:id="210" w:name="statistical-uncertainty-and-dependence"/>
     <w:p>
       <w:pPr>
         <w:pStyle w:val="Heading2"/>
@@ -19769,7 +22861,7 @@
         <w:rPr>
           <w:rStyle w:val="SectionNumber"/>
         </w:rPr>
-        <w:t xml:space="preserve">11.4</w:t>
+        <w:t xml:space="preserve">14.4</w:t>
       </w:r>
       <w:r>
         <w:tab/>
@@ -19807,11 +22899,11 @@
         <w:pStyle w:val="BodyText"/>
       </w:pPr>
       <w:r>
-        <w:t xml:space="preserve">Subgroups, multiple budgets and model portfolios create multiplicity. The methodology identifies the confirmatory contrasts and correction/gatekeeping rule. Other comparisons are explicitly exploratory. The thesis will report negative and inconclusive outcomes and will avoid treating a failure to reject a null as proof of equivalence.</w:t>
-      </w:r>
-    </w:p>
-    <w:bookmarkEnd w:id="184"/>
-    <w:bookmarkStart w:id="185" w:name="X2a1b7e376713d6bec0bfd55b921b18a0a12eb54"/>
+        <w:t xml:space="preserve">Subgroups, multiple budgets and model portfolios create multiplicity. The named study protocols and the hierarchy above identify the confirmatory contrasts and multiplicity boundary. Other comparisons are explicitly exploratory. The thesis will report negative and inconclusive outcomes and will avoid treating a failure to reject a null as proof of equivalence.</w:t>
+      </w:r>
+    </w:p>
+    <w:bookmarkEnd w:id="210"/>
+    <w:bookmarkStart w:id="211" w:name="X2a1b7e376713d6bec0bfd55b921b18a0a12eb54"/>
     <w:p>
       <w:pPr>
         <w:pStyle w:val="Heading2"/>
@@ -19820,7 +22912,7 @@
         <w:rPr>
           <w:rStyle w:val="SectionNumber"/>
         </w:rPr>
-        <w:t xml:space="preserve">11.5</w:t>
+        <w:t xml:space="preserve">14.5</w:t>
       </w:r>
       <w:r>
         <w:tab/>
@@ -20071,8 +23163,8 @@
         <w:t xml:space="preserve">The approved US$100 GPU allocation is treated as a feasibility resource. A full benchmark across several current models, multiple seeds and closed-provider APIs requires a separately costed acquisition plan. If the funded scope remains a pilot, the final thesis must describe its conclusions as preliminary and narrow its claims accordingly rather than asserting the confirmatory design was executed.</w:t>
       </w:r>
     </w:p>
-    <w:bookmarkEnd w:id="185"/>
-    <w:bookmarkStart w:id="186" w:name="prespecified-outputs"/>
+    <w:bookmarkEnd w:id="211"/>
+    <w:bookmarkStart w:id="212" w:name="prespecified-outputs"/>
     <w:p>
       <w:pPr>
         <w:pStyle w:val="Heading2"/>
@@ -20081,7 +23173,7 @@
         <w:rPr>
           <w:rStyle w:val="SectionNumber"/>
         </w:rPr>
-        <w:t xml:space="preserve">11.6</w:t>
+        <w:t xml:space="preserve">14.6</w:t>
       </w:r>
       <w:r>
         <w:tab/>
@@ -20216,8 +23308,8 @@
         <w:t xml:space="preserve">Empty result-table templates are provided in the appendix. No cells are populated from hypothetical values. Published external scores belong in the background model catalog and retain their original attribution; they do not populate the study’s result tables.</w:t>
       </w:r>
     </w:p>
-    <w:bookmarkEnd w:id="186"/>
-    <w:bookmarkStart w:id="187" w:name="Xa54150c79ef4830a2395d0aa9c493a1b65f38e5"/>
+    <w:bookmarkEnd w:id="212"/>
+    <w:bookmarkStart w:id="213" w:name="Xa54150c79ef4830a2395d0aa9c493a1b65f38e5"/>
     <w:p>
       <w:pPr>
         <w:pStyle w:val="Heading2"/>
@@ -20226,7 +23318,7 @@
         <w:rPr>
           <w:rStyle w:val="SectionNumber"/>
         </w:rPr>
-        <w:t xml:space="preserve">11.7</w:t>
+        <w:t xml:space="preserve">14.7</w:t>
       </w:r>
       <w:r>
         <w:tab/>
@@ -20240,7 +23332,7 @@
         <w:pStyle w:val="FirstParagraph"/>
       </w:pPr>
       <w:r>
-        <w:t xml:space="preserve">The final discussion will answer the research questions in the order established here. If quality is retained with lower cost, it will examine the range of workloads and accounting assumptions supporting that result. If cost decreases alongside unacceptable quality loss, it will explain the tradeoff without presenting it as a successful substitute for the remote model. If differences are unresolved, it will discuss precision and sample size rather than asserting equivalence.</w:t>
+        <w:t xml:space="preserve">The final discussion will answer the research questions in the order established here. If cooperation improves accepted-task success, it will examine the realized cost and latency required for that gain. If a separately specified economic comparison retains quality with lower cost, it will examine the workload and accounting assumptions supporting that result. If cost decreases alongside unacceptable quality loss, it will explain the tradeoff without presenting it as a successful substitute for the remote model. If differences are unresolved, it will discuss precision and sample size rather than asserting equivalence.</w:t>
       </w:r>
     </w:p>
     <w:p>
@@ -20251,8 +23343,8 @@
         <w:t xml:space="preserve">Possible explanations—miscalibration, inadequate features, task shift, weak local tool use, state-transfer overhead, teacher-data bias or serving incompatibility—will require diagnostic evidence. The discussion will distinguish observed mechanisms from plausible hypotheses. It will also assess whether any improvement transfers to unseen repositories, current model revisions and real local hardware. None of those conclusions is written in advance.</w:t>
       </w:r>
     </w:p>
-    <w:bookmarkEnd w:id="187"/>
-    <w:bookmarkStart w:id="188" w:name="portfolio-and-switching-diagnostics"/>
+    <w:bookmarkEnd w:id="213"/>
+    <w:bookmarkStart w:id="214" w:name="portfolio-and-switching-diagnostics"/>
     <w:p>
       <w:pPr>
         <w:pStyle w:val="Heading2"/>
@@ -20261,7 +23353,7 @@
         <w:rPr>
           <w:rStyle w:val="SectionNumber"/>
         </w:rPr>
-        <w:t xml:space="preserve">11.8</w:t>
+        <w:t xml:space="preserve">14.8</w:t>
       </w:r>
       <w:r>
         <w:tab/>
@@ -20294,9 +23386,44 @@
         <w:t xml:space="preserve">Customer and release-epoch analyses separate generator adaptation, router recalibration and changes in pool membership. Customer data volume and task volume determine whether training costs can amortize; a cost-only break-even calculation cannot establish that quality is preserved. Later release epochs use new held-out tasks or are labelled exploratory re-evaluations, not fresh confirmations on a repeatedly tuned test set.</w:t>
       </w:r>
     </w:p>
-    <w:bookmarkEnd w:id="188"/>
-    <w:bookmarkEnd w:id="189"/>
-    <w:bookmarkStart w:id="198" w:name="reproducibility-ethics-and-limitations"/>
+    <w:bookmarkEnd w:id="214"/>
+    <w:bookmarkStart w:id="215" w:name="learning-curves-and-personal-capability"/>
+    <w:p>
+      <w:pPr>
+        <w:pStyle w:val="Heading2"/>
+      </w:pPr>
+      <w:r>
+        <w:rPr>
+          <w:rStyle w:val="SectionNumber"/>
+        </w:rPr>
+        <w:t xml:space="preserve">14.9</w:t>
+      </w:r>
+      <w:r>
+        <w:tab/>
+      </w:r>
+      <w:r>
+        <w:t xml:space="preserve">Learning curves and personal capability</w:t>
+      </w:r>
+    </w:p>
+    <w:p>
+      <w:pPr>
+        <w:pStyle w:val="FirstParagraph"/>
+      </w:pPr>
+      <w:r>
+        <w:t xml:space="preserve">Learning rounds are indexed separately from stochastic replicates. Plot checkpoint performance against cumulative task arrivals, verified target tokens, teacher-acquisition expenditure and training compute; calendar time alone is not an exposure measure. The sealed final panel is scored only after all round checkpoints and analysis choices are frozen. Display every registered round, including regressions, with the final-round contrast chosen in advance. A fitted trend or apparent plateau is descriptive unless separately specified for inference.</w:t>
+      </w:r>
+    </w:p>
+    <w:p>
+      <w:pPr>
+        <w:pStyle w:val="BodyText"/>
+      </w:pPr>
+      <w:r>
+        <w:t xml:space="preserve">Report standalone student success, cooperative accepted success, verified local completion coverage, external-model reliance, device feasibility and lifecycle cost as separate quantities. A changed router or easier task mix can increase local assignment without improving the student. Better collaboration can increase success while retaining expert use. Neither outcome is relabeled as the other. Analyze the memory, allocation and generator interventions using their matched controls, and keep failed collection, rejected demonstrations and training costs in the ledger.</w:t>
+      </w:r>
+    </w:p>
+    <w:bookmarkEnd w:id="215"/>
+    <w:bookmarkEnd w:id="216"/>
+    <w:bookmarkStart w:id="225" w:name="reproducibility-ethics-and-limitations"/>
     <w:p>
       <w:pPr>
         <w:pStyle w:val="Heading1"/>
@@ -20305,7 +23432,7 @@
         <w:rPr>
           <w:rStyle w:val="SectionNumber"/>
         </w:rPr>
-        <w:t xml:space="preserve">12</w:t>
+        <w:t xml:space="preserve">15</w:t>
       </w:r>
       <w:r>
         <w:tab/>
@@ -20314,7 +23441,7 @@
         <w:t xml:space="preserve">Reproducibility, ethics and limitations</w:t>
       </w:r>
     </w:p>
-    <w:bookmarkStart w:id="190" w:name="implementation-state"/>
+    <w:bookmarkStart w:id="217" w:name="implementation-state"/>
     <w:p>
       <w:pPr>
         <w:pStyle w:val="Heading2"/>
@@ -20323,7 +23450,7 @@
         <w:rPr>
           <w:rStyle w:val="SectionNumber"/>
         </w:rPr>
-        <w:t xml:space="preserve">12.1</w:t>
+        <w:t xml:space="preserve">15.1</w:t>
       </w:r>
       <w:r>
         <w:tab/>
@@ -20674,11 +23801,11 @@
         <w:pStyle w:val="BodyText"/>
       </w:pPr>
       <w:r>
-        <w:t xml:space="preserve">Additional portfolio, browser-domain and customer-adapter experiments are designed but have no TTGL performance results. The task-price tables are attributed historical observations or explicitly hypothetical arithmetic, not measurements of these new systems. Supporting document and arithmetic checks validate transcription and calculations only.</w:t>
-      </w:r>
-    </w:p>
-    <w:bookmarkEnd w:id="190"/>
-    <w:bookmarkStart w:id="191" w:name="reproducibility-package"/>
+        <w:t xml:space="preserve">The portfolio, personal-controller, longitudinal-learning, browser-domain and customer-adapter experiments are designed but have no TTGL performance results. The task-price tables are attributed historical observations or explicitly hypothetical arithmetic, not measurements of these new systems. Supporting document and arithmetic checks validate transcription and calculations only.</w:t>
+      </w:r>
+    </w:p>
+    <w:bookmarkEnd w:id="217"/>
+    <w:bookmarkStart w:id="218" w:name="reproducibility-package"/>
     <w:p>
       <w:pPr>
         <w:pStyle w:val="Heading2"/>
@@ -20687,7 +23814,7 @@
         <w:rPr>
           <w:rStyle w:val="SectionNumber"/>
         </w:rPr>
-        <w:t xml:space="preserve">12.2</w:t>
+        <w:t xml:space="preserve">15.2</w:t>
       </w:r>
       <w:r>
         <w:tab/>
@@ -20728,8 +23855,8 @@
         <w:t xml:space="preserve">Pricing records include provider, endpoint/model mapping, currency, unit, context tier, cache policy, region, batch status, retrieval date and source. Rates verified only through a community-maintained catalog remain flagged. A price table alone cannot reconstruct an invoice without usage categories. GPU records include creation/deletion timestamps, advertised rate, storage, network charges and actual billing where available.</w:t>
       </w:r>
     </w:p>
-    <w:bookmarkEnd w:id="191"/>
-    <w:bookmarkStart w:id="192" w:name="task-management-and-publication"/>
+    <w:bookmarkEnd w:id="218"/>
+    <w:bookmarkStart w:id="219" w:name="task-management-and-publication"/>
     <w:p>
       <w:pPr>
         <w:pStyle w:val="Heading2"/>
@@ -20738,7 +23865,7 @@
         <w:rPr>
           <w:rStyle w:val="SectionNumber"/>
         </w:rPr>
-        <w:t xml:space="preserve">12.3</w:t>
+        <w:t xml:space="preserve">15.3</w:t>
       </w:r>
       <w:r>
         <w:tab/>
@@ -20763,8 +23890,8 @@
         <w:t xml:space="preserve">When the Atlassian connection is unavailable, local task records and import drafts are maintained with clearly marked local identifiers. Synchronization must search for existing work items before creating new ones. Publication is a distinct event from preparing a Markdown or Word document. The manuscript makes no claim that a remote page or issue exists without a confirmed service response.</w:t>
       </w:r>
     </w:p>
-    <w:bookmarkEnd w:id="192"/>
-    <w:bookmarkStart w:id="193" w:name="data-and-research-ethics"/>
+    <w:bookmarkEnd w:id="219"/>
+    <w:bookmarkStart w:id="220" w:name="data-and-research-ethics"/>
     <w:p>
       <w:pPr>
         <w:pStyle w:val="Heading2"/>
@@ -20773,7 +23900,7 @@
         <w:rPr>
           <w:rStyle w:val="SectionNumber"/>
         </w:rPr>
-        <w:t xml:space="preserve">12.4</w:t>
+        <w:t xml:space="preserve">15.4</w:t>
       </w:r>
       <w:r>
         <w:tab/>
@@ -20814,8 +23941,8 @@
         <w:t xml:space="preserve">The research also considers distributional effects of the objective. Maximizing the number of solved issues per dollar may prioritize some languages, repositories or issue types. The study reports coverage and unresolved work across prespecified task strata and does not interpret those strata as a comprehensive social-fairness evaluation. A commercial policy that assigns different value to customers or tasks requires an explicitly different utility function.</w:t>
       </w:r>
     </w:p>
-    <w:bookmarkEnd w:id="193"/>
-    <w:bookmarkStart w:id="194" w:name="construct-validity"/>
+    <w:bookmarkEnd w:id="220"/>
+    <w:bookmarkStart w:id="221" w:name="construct-validity"/>
     <w:p>
       <w:pPr>
         <w:pStyle w:val="Heading2"/>
@@ -20824,7 +23951,7 @@
         <w:rPr>
           <w:rStyle w:val="SectionNumber"/>
         </w:rPr>
-        <w:t xml:space="preserve">12.5</w:t>
+        <w:t xml:space="preserve">15.5</w:t>
       </w:r>
       <w:r>
         <w:tab/>
@@ -20838,7 +23965,7 @@
         <w:pStyle w:val="FirstParagraph"/>
       </w:pPr>
       <w:r>
-        <w:t xml:space="preserve">Benchmark resolution is a narrow operational definition of software-engineering accuracy. It measures whether the final patch satisfies specified tests under a particular evaluator. It does not fully measure code readability, maintainability, security, user satisfaction or long-term regressions. A no-tools LLM, a single-model agent and a portfolio-routed agent are different systems; comparisons must name the system-level intervention.</w:t>
+        <w:t xml:space="preserve">Benchmark resolution is a narrow operational definition of software-engineering accuracy. It measures whether the final patch satisfies specified tests under a particular evaluator. It does not fully measure code readability, maintainability, security, user satisfaction or long-term regressions. A no-tools LLM, a single-model agent, a portfolio selector and a personal controller consulting experts are different systems; comparisons must name the intervention. Equal personal information and tools are required to attribute a benefit to cooperation rather than privileged memory access. Mandatory user constraints are fixed and feasible before outcomes, and their accepted-task metric remains distinct from official benchmark resolution.</w:t>
       </w:r>
     </w:p>
     <w:p>
@@ -20869,8 +23996,8 @@
         <w:t xml:space="preserve">Cost has similarly different interpretations. An API invoice, marginal electricity, rented GPU time and amortized ownership cost answer different questions. The report states which perspective supports each claim and avoids assigning a zero total cost to user-owned hardware merely because no external API call is billed.</w:t>
       </w:r>
     </w:p>
-    <w:bookmarkEnd w:id="194"/>
-    <w:bookmarkStart w:id="195" w:name="internal-validity"/>
+    <w:bookmarkEnd w:id="221"/>
+    <w:bookmarkStart w:id="222" w:name="internal-validity"/>
     <w:p>
       <w:pPr>
         <w:pStyle w:val="Heading2"/>
@@ -20879,7 +24006,7 @@
         <w:rPr>
           <w:rStyle w:val="SectionNumber"/>
         </w:rPr>
-        <w:t xml:space="preserve">12.6</w:t>
+        <w:t xml:space="preserve">15.6</w:t>
       </w:r>
       <w:r>
         <w:tab/>
@@ -20912,8 +24039,8 @@
         <w:t xml:space="preserve">Distillation adds the risk that the student is evaluated on targets or task families represented in its training data. Verification filtering and teacher-generated preferences create additional selection effects. The study holds final tests aside and compares adaptation controls, while recording which data were available to each component. A frozen router and a recalibrated router are separate conditions.</w:t>
       </w:r>
     </w:p>
-    <w:bookmarkEnd w:id="195"/>
-    <w:bookmarkStart w:id="196" w:name="external-validity"/>
+    <w:bookmarkEnd w:id="222"/>
+    <w:bookmarkStart w:id="223" w:name="external-validity"/>
     <w:p>
       <w:pPr>
         <w:pStyle w:val="Heading2"/>
@@ -20922,7 +24049,7 @@
         <w:rPr>
           <w:rStyle w:val="SectionNumber"/>
         </w:rPr>
-        <w:t xml:space="preserve">12.7</w:t>
+        <w:t xml:space="preserve">15.7</w:t>
       </w:r>
       <w:r>
         <w:tab/>
@@ -20963,8 +24090,16 @@
         <w:t xml:space="preserve">Portfolio breadth creates additional external-validity limits. A router fitted to a few eligible models is not evidence about every free or open-weight release. A dataset dominated by one language cannot establish language specialization, and browser navigation scores cannot establish frontend implementation quality. A customer adapter evaluated on its own training templates cannot establish transfer to new customer workflows. New release epochs and new customer cohorts require fresh development and held-out evidence.</w:t>
       </w:r>
     </w:p>
-    <w:bookmarkEnd w:id="196"/>
-    <w:bookmarkStart w:id="197" w:name="resource-and-completion-boundaries"/>
+    <w:p>
+      <w:pPr>
+        <w:pStyle w:val="BodyText"/>
+      </w:pPr>
+      <w:r>
+        <w:t xml:space="preserve">Personal access and ownership are additional constructs. Measured local capability, memory demand, cost, editable state and portable artifacts support bounded technical claims. They do not establish societal democratization, universal hardware support or that everyone can afford training. Gains in useful cooperation and gains in independent local capability are reported separately. A controller’s confident integration of a flawed expert output remains a failure even if the expert was a larger model.</w:t>
+      </w:r>
+    </w:p>
+    <w:bookmarkEnd w:id="223"/>
+    <w:bookmarkStart w:id="224" w:name="resource-and-completion-boundaries"/>
     <w:p>
       <w:pPr>
         <w:pStyle w:val="Heading2"/>
@@ -20973,7 +24108,7 @@
         <w:rPr>
           <w:rStyle w:val="SectionNumber"/>
         </w:rPr>
-        <w:t xml:space="preserve">12.8</w:t>
+        <w:t xml:space="preserve">15.8</w:t>
       </w:r>
       <w:r>
         <w:tab/>
@@ -20998,9 +24133,9 @@
         <w:t xml:space="preserve">The main study is complete only when its declared conditions have been executed, failures accounted for, invoices and usage reconciled, statistical analysis performed and results written without replacing the prespecified questions. If access or funding supports only a pilot, the thesis must identify that scope explicitly. Unexecuted configurations, synthetic examples and software tests cannot be promoted into empirical model-performance evidence.</w:t>
       </w:r>
     </w:p>
-    <w:bookmarkEnd w:id="197"/>
-    <w:bookmarkEnd w:id="198"/>
-    <w:bookmarkStart w:id="199" w:name="X471229ee6a8419b3dbcea8cbaee3e2ef5a2bd3f"/>
+    <w:bookmarkEnd w:id="224"/>
+    <w:bookmarkEnd w:id="225"/>
+    <w:bookmarkStart w:id="226" w:name="X471229ee6a8419b3dbcea8cbaee3e2ef5a2bd3f"/>
     <w:p>
       <w:pPr>
         <w:pStyle w:val="Heading1"/>
@@ -21017,8 +24152,8 @@
         <w:t xml:space="preserve">No empirical results chapter is included in this draft. After execution, it will report the complete cohort, all prespecified conditions, primary contrasts, uncertainty, calibration, cost accounting, student adaptation and failures. The discussion will interpret those observations against the research questions and limitations. The conclusion will be written only after the evidence exists.</w:t>
       </w:r>
     </w:p>
-    <w:bookmarkEnd w:id="199"/>
-    <w:bookmarkStart w:id="203" w:name="appendix-empty-reporting-templates"/>
+    <w:bookmarkEnd w:id="226"/>
+    <w:bookmarkStart w:id="230" w:name="appendix-empty-reporting-templates"/>
     <w:p>
       <w:pPr>
         <w:pStyle w:val="Heading1"/>
@@ -21027,7 +24162,7 @@
         <w:t xml:space="preserve">Appendix: empty reporting templates</w:t>
       </w:r>
     </w:p>
-    <w:bookmarkStart w:id="200" w:name="main-system-comparison"/>
+    <w:bookmarkStart w:id="227" w:name="main-system-comparison"/>
     <w:p>
       <w:pPr>
         <w:pStyle w:val="Heading2"/>
@@ -21088,31 +24223,31 @@
               <w:jc w:val="left"/>
             </w:pPr>
             <w:r>
-              <w:t xml:space="preserve">Resolution</w:t>
-            </w:r>
-          </w:p>
-        </w:tc>
-        <w:tc>
-          <w:tcPr/>
-          <w:p>
-            <w:pPr>
-              <w:pStyle w:val="Compact"/>
-              <w:jc w:val="left"/>
-            </w:pPr>
-            <w:r>
-              <w:t xml:space="preserve">Total cost per issue</w:t>
-            </w:r>
-          </w:p>
-        </w:tc>
-        <w:tc>
-          <w:tcPr/>
-          <w:p>
-            <w:pPr>
-              <w:pStyle w:val="Compact"/>
-              <w:jc w:val="left"/>
-            </w:pPr>
-            <w:r>
-              <w:t xml:space="preserve">Cost per resolved issue</w:t>
+              <w:t xml:space="preserve">Named success endpoint</w:t>
+            </w:r>
+          </w:p>
+        </w:tc>
+        <w:tc>
+          <w:tcPr/>
+          <w:p>
+            <w:pPr>
+              <w:pStyle w:val="Compact"/>
+              <w:jc w:val="left"/>
+            </w:pPr>
+            <w:r>
+              <w:t xml:space="preserve">Total cost per task</w:t>
+            </w:r>
+          </w:p>
+        </w:tc>
+        <w:tc>
+          <w:tcPr/>
+          <w:p>
+            <w:pPr>
+              <w:pStyle w:val="Compact"/>
+              <w:jc w:val="left"/>
+            </w:pPr>
+            <w:r>
+              <w:t xml:space="preserve">Cost per success</w:t>
             </w:r>
           </w:p>
         </w:tc>
@@ -21508,7 +24643,7 @@
               <w:jc w:val="left"/>
             </w:pPr>
             <w:r>
-              <w:t xml:space="preserve">Development-selected domain lookup</w:t>
+              <w:t xml:space="preserve">Personal controller plus expert</w:t>
             </w:r>
           </w:p>
         </w:tc>
@@ -21582,6 +24717,228 @@
               <w:jc w:val="left"/>
             </w:pPr>
             <w:r>
+              <w:t xml:space="preserve">Strong agent with matched personal context</w:t>
+            </w:r>
+          </w:p>
+        </w:tc>
+        <w:tc>
+          <w:tcPr/>
+          <w:p>
+            <w:pPr>
+              <w:pStyle w:val="Compact"/>
+              <w:jc w:val="left"/>
+            </w:pPr>
+            <w:r>
+              <w:t xml:space="preserve">Pending</w:t>
+            </w:r>
+          </w:p>
+        </w:tc>
+        <w:tc>
+          <w:tcPr/>
+          <w:p>
+            <w:pPr>
+              <w:pStyle w:val="Compact"/>
+              <w:jc w:val="left"/>
+            </w:pPr>
+            <w:r>
+              <w:t xml:space="preserve">Pending</w:t>
+            </w:r>
+          </w:p>
+        </w:tc>
+        <w:tc>
+          <w:tcPr/>
+          <w:p>
+            <w:pPr>
+              <w:pStyle w:val="Compact"/>
+              <w:jc w:val="left"/>
+            </w:pPr>
+            <w:r>
+              <w:t xml:space="preserve">Pending</w:t>
+            </w:r>
+          </w:p>
+        </w:tc>
+        <w:tc>
+          <w:tcPr/>
+          <w:p>
+            <w:pPr>
+              <w:pStyle w:val="Compact"/>
+              <w:jc w:val="left"/>
+            </w:pPr>
+            <w:r>
+              <w:t xml:space="preserve">Pending</w:t>
+            </w:r>
+          </w:p>
+        </w:tc>
+        <w:tc>
+          <w:tcPr/>
+          <w:p>
+            <w:pPr>
+              <w:pStyle w:val="Compact"/>
+              <w:jc w:val="left"/>
+            </w:pPr>
+            <w:r>
+              <w:t xml:space="preserve">Pending</w:t>
+            </w:r>
+          </w:p>
+        </w:tc>
+      </w:tr>
+      <w:tr>
+        <w:tc>
+          <w:tcPr/>
+          <w:p>
+            <w:pPr>
+              <w:pStyle w:val="Compact"/>
+              <w:jc w:val="left"/>
+            </w:pPr>
+            <w:r>
+              <w:t xml:space="preserve">Adapted student at registered round</w:t>
+            </w:r>
+          </w:p>
+        </w:tc>
+        <w:tc>
+          <w:tcPr/>
+          <w:p>
+            <w:pPr>
+              <w:pStyle w:val="Compact"/>
+              <w:jc w:val="left"/>
+            </w:pPr>
+            <w:r>
+              <w:t xml:space="preserve">Pending</w:t>
+            </w:r>
+          </w:p>
+        </w:tc>
+        <w:tc>
+          <w:tcPr/>
+          <w:p>
+            <w:pPr>
+              <w:pStyle w:val="Compact"/>
+              <w:jc w:val="left"/>
+            </w:pPr>
+            <w:r>
+              <w:t xml:space="preserve">Pending</w:t>
+            </w:r>
+          </w:p>
+        </w:tc>
+        <w:tc>
+          <w:tcPr/>
+          <w:p>
+            <w:pPr>
+              <w:pStyle w:val="Compact"/>
+              <w:jc w:val="left"/>
+            </w:pPr>
+            <w:r>
+              <w:t xml:space="preserve">Pending</w:t>
+            </w:r>
+          </w:p>
+        </w:tc>
+        <w:tc>
+          <w:tcPr/>
+          <w:p>
+            <w:pPr>
+              <w:pStyle w:val="Compact"/>
+              <w:jc w:val="left"/>
+            </w:pPr>
+            <w:r>
+              <w:t xml:space="preserve">Pending</w:t>
+            </w:r>
+          </w:p>
+        </w:tc>
+        <w:tc>
+          <w:tcPr/>
+          <w:p>
+            <w:pPr>
+              <w:pStyle w:val="Compact"/>
+              <w:jc w:val="left"/>
+            </w:pPr>
+            <w:r>
+              <w:t xml:space="preserve">Pending</w:t>
+            </w:r>
+          </w:p>
+        </w:tc>
+      </w:tr>
+      <w:tr>
+        <w:tc>
+          <w:tcPr/>
+          <w:p>
+            <w:pPr>
+              <w:pStyle w:val="Compact"/>
+              <w:jc w:val="left"/>
+            </w:pPr>
+            <w:r>
+              <w:t xml:space="preserve">Development-selected domain lookup</w:t>
+            </w:r>
+          </w:p>
+        </w:tc>
+        <w:tc>
+          <w:tcPr/>
+          <w:p>
+            <w:pPr>
+              <w:pStyle w:val="Compact"/>
+              <w:jc w:val="left"/>
+            </w:pPr>
+            <w:r>
+              <w:t xml:space="preserve">Pending</w:t>
+            </w:r>
+          </w:p>
+        </w:tc>
+        <w:tc>
+          <w:tcPr/>
+          <w:p>
+            <w:pPr>
+              <w:pStyle w:val="Compact"/>
+              <w:jc w:val="left"/>
+            </w:pPr>
+            <w:r>
+              <w:t xml:space="preserve">Pending</w:t>
+            </w:r>
+          </w:p>
+        </w:tc>
+        <w:tc>
+          <w:tcPr/>
+          <w:p>
+            <w:pPr>
+              <w:pStyle w:val="Compact"/>
+              <w:jc w:val="left"/>
+            </w:pPr>
+            <w:r>
+              <w:t xml:space="preserve">Pending</w:t>
+            </w:r>
+          </w:p>
+        </w:tc>
+        <w:tc>
+          <w:tcPr/>
+          <w:p>
+            <w:pPr>
+              <w:pStyle w:val="Compact"/>
+              <w:jc w:val="left"/>
+            </w:pPr>
+            <w:r>
+              <w:t xml:space="preserve">Pending</w:t>
+            </w:r>
+          </w:p>
+        </w:tc>
+        <w:tc>
+          <w:tcPr/>
+          <w:p>
+            <w:pPr>
+              <w:pStyle w:val="Compact"/>
+              <w:jc w:val="left"/>
+            </w:pPr>
+            <w:r>
+              <w:t xml:space="preserve">Pending</w:t>
+            </w:r>
+          </w:p>
+        </w:tc>
+      </w:tr>
+      <w:tr>
+        <w:tc>
+          <w:tcPr/>
+          <w:p>
+            <w:pPr>
+              <w:pStyle w:val="Compact"/>
+              <w:jc w:val="left"/>
+            </w:pPr>
+            <w:r>
               <w:t xml:space="preserve">Random policy matched on calibration cost</w:t>
             </w:r>
           </w:p>
@@ -21656,8 +25013,8 @@
         <w:t xml:space="preserve">Produce this table separately for each benchmark/domain, deployment scenario and portfolio epoch. The fixed primary reference is chosen on development data. Add explicit columns or linked manifests for adapter identity, cold/warm state and cost boundary; no historical accuracy score is inserted into an unrun condition.</w:t>
       </w:r>
     </w:p>
-    <w:bookmarkEnd w:id="200"/>
-    <w:bookmarkStart w:id="201" w:name="routing-and-student-diagnostics"/>
+    <w:bookmarkEnd w:id="227"/>
+    <w:bookmarkStart w:id="228" w:name="routing-and-student-diagnostics"/>
     <w:p>
       <w:pPr>
         <w:pStyle w:val="Heading2"/>
@@ -21995,19 +25352,19 @@
               <w:jc w:val="left"/>
             </w:pPr>
             <w:r>
-              <w:t xml:space="preserve">Router adaptation effect</w:t>
-            </w:r>
-          </w:p>
-        </w:tc>
-        <w:tc>
-          <w:tcPr/>
-          <w:p>
-            <w:pPr>
-              <w:pStyle w:val="Compact"/>
-              <w:jc w:val="left"/>
-            </w:pPr>
-            <w:r>
-              <w:t xml:space="preserve">Frozen versus recalibrated router after student update</w:t>
+              <w:t xml:space="preserve">Collaboration effect</w:t>
+            </w:r>
+          </w:p>
+        </w:tc>
+        <w:tc>
+          <w:tcPr/>
+          <w:p>
+            <w:pPr>
+              <w:pStyle w:val="Compact"/>
+              <w:jc w:val="left"/>
+            </w:pPr>
+            <w:r>
+              <w:t xml:space="preserve">Cooperative versus matched-context strong agent</w:t>
             </w:r>
           </w:p>
         </w:tc>
@@ -22033,6 +25390,120 @@
               <w:jc w:val="left"/>
             </w:pPr>
             <w:r>
+              <w:t xml:space="preserve">Local autonomy</w:t>
+            </w:r>
+          </w:p>
+        </w:tc>
+        <w:tc>
+          <w:tcPr/>
+          <w:p>
+            <w:pPr>
+              <w:pStyle w:val="Compact"/>
+              <w:jc w:val="left"/>
+            </w:pPr>
+            <w:r>
+              <w:t xml:space="preserve">Verified local-only successes / all assigned tasks</w:t>
+            </w:r>
+          </w:p>
+        </w:tc>
+        <w:tc>
+          <w:tcPr/>
+          <w:p>
+            <w:pPr>
+              <w:pStyle w:val="Compact"/>
+              <w:jc w:val="left"/>
+            </w:pPr>
+            <w:r>
+              <w:t xml:space="preserve">Pending</w:t>
+            </w:r>
+          </w:p>
+        </w:tc>
+      </w:tr>
+      <w:tr>
+        <w:tc>
+          <w:tcPr/>
+          <w:p>
+            <w:pPr>
+              <w:pStyle w:val="Compact"/>
+              <w:jc w:val="left"/>
+            </w:pPr>
+            <w:r>
+              <w:t xml:space="preserve">Learning exposure</w:t>
+            </w:r>
+          </w:p>
+        </w:tc>
+        <w:tc>
+          <w:tcPr/>
+          <w:p>
+            <w:pPr>
+              <w:pStyle w:val="Compact"/>
+              <w:jc w:val="left"/>
+            </w:pPr>
+            <w:r>
+              <w:t xml:space="preserve">Arrivals, accepted traces, target tokens and compute</w:t>
+            </w:r>
+          </w:p>
+        </w:tc>
+        <w:tc>
+          <w:tcPr/>
+          <w:p>
+            <w:pPr>
+              <w:pStyle w:val="Compact"/>
+              <w:jc w:val="left"/>
+            </w:pPr>
+            <w:r>
+              <w:t xml:space="preserve">Pending</w:t>
+            </w:r>
+          </w:p>
+        </w:tc>
+      </w:tr>
+      <w:tr>
+        <w:tc>
+          <w:tcPr/>
+          <w:p>
+            <w:pPr>
+              <w:pStyle w:val="Compact"/>
+              <w:jc w:val="left"/>
+            </w:pPr>
+            <w:r>
+              <w:t xml:space="preserve">Router adaptation effect</w:t>
+            </w:r>
+          </w:p>
+        </w:tc>
+        <w:tc>
+          <w:tcPr/>
+          <w:p>
+            <w:pPr>
+              <w:pStyle w:val="Compact"/>
+              <w:jc w:val="left"/>
+            </w:pPr>
+            <w:r>
+              <w:t xml:space="preserve">Frozen versus recalibrated router after student update</w:t>
+            </w:r>
+          </w:p>
+        </w:tc>
+        <w:tc>
+          <w:tcPr/>
+          <w:p>
+            <w:pPr>
+              <w:pStyle w:val="Compact"/>
+              <w:jc w:val="left"/>
+            </w:pPr>
+            <w:r>
+              <w:t xml:space="preserve">Pending</w:t>
+            </w:r>
+          </w:p>
+        </w:tc>
+      </w:tr>
+      <w:tr>
+        <w:tc>
+          <w:tcPr/>
+          <w:p>
+            <w:pPr>
+              <w:pStyle w:val="Compact"/>
+              <w:jc w:val="left"/>
+            </w:pPr>
+            <w:r>
               <w:t xml:space="preserve">Amortization</w:t>
             </w:r>
           </w:p>
@@ -22063,8 +25534,8 @@
         </w:tc>
       </w:tr>
     </w:tbl>
-    <w:bookmarkEnd w:id="201"/>
-    <w:bookmarkStart w:id="202" w:name="run-manifest-checklist"/>
+    <w:bookmarkEnd w:id="228"/>
+    <w:bookmarkStart w:id="229" w:name="run-manifest-checklist"/>
     <w:p>
       <w:pPr>
         <w:pStyle w:val="Heading2"/>
@@ -22078,12 +25549,12 @@
         <w:pStyle w:val="FirstParagraph"/>
       </w:pPr>
       <w:r>
-        <w:t xml:space="preserve">Required fields are task, repository and base commit; benchmark revision; harness commit; image digest; condition; portfolio epoch and eligibility set; model, adapter and tokenizer revisions; decoding configuration; seed where supported; routing features and decision; context, tool, iteration and time limits; usage categories; actual billed rates; final patch; evaluator output; failure class; start and end timestamps; resource cleanup; artifact hashes; and analysis-code revision. Unknown values remain explicitly unknown.</w:t>
-      </w:r>
-    </w:p>
-    <w:bookmarkEnd w:id="202"/>
-    <w:bookmarkEnd w:id="203"/>
-    <w:bookmarkStart w:id="297" w:name="references"/>
+        <w:t xml:space="preserve">Required fields are task, repository and base commit; benchmark revision; harness commit; image digest; condition; study identifier, learning round and replicate; personal-memory snapshot; portfolio epoch and eligibility set; model, adapter and tokenizer revisions; decoding configuration; seed where supported; routing features and decision; context, tool, iteration and time limits; usage categories; actual billed rates; final patch; evaluator output; failure class; start and end timestamps; resource cleanup; artifact hashes; and analysis-code revision. Unknown values remain explicitly unknown.</w:t>
+      </w:r>
+    </w:p>
+    <w:bookmarkEnd w:id="229"/>
+    <w:bookmarkEnd w:id="230"/>
+    <w:bookmarkStart w:id="340" w:name="references"/>
     <w:p>
       <w:pPr>
         <w:pStyle w:val="Heading1"/>
@@ -22092,8 +25563,8 @@
         <w:t xml:space="preserve">References</w:t>
       </w:r>
     </w:p>
-    <w:bookmarkStart w:id="296" w:name="refs"/>
-    <w:bookmarkStart w:id="205" w:name="ref-ttglagentlab2026"/>
+    <w:bookmarkStart w:id="339" w:name="refs"/>
+    <w:bookmarkStart w:id="232" w:name="ref-ttglagentlab2026"/>
     <w:p>
       <w:pPr>
         <w:pStyle w:val="Bibliography"/>
@@ -22113,7 +25584,7 @@
       <w:r>
         <w:t xml:space="preserve"> </w:t>
       </w:r>
-      <w:hyperlink r:id="rId204">
+      <w:hyperlink r:id="rId231">
         <w:r>
           <w:rPr>
             <w:rStyle w:val="Hyperlink"/>
@@ -22125,8 +25596,8 @@
         <w:t xml:space="preserve">.</w:t>
       </w:r>
     </w:p>
-    <w:bookmarkEnd w:id="205"/>
-    <w:bookmarkStart w:id="207" w:name="ref-bai2022constitutional"/>
+    <w:bookmarkEnd w:id="232"/>
+    <w:bookmarkStart w:id="234" w:name="ref-bai2022constitutional"/>
     <w:p>
       <w:pPr>
         <w:pStyle w:val="Bibliography"/>
@@ -22146,7 +25617,7 @@
       <w:r>
         <w:t xml:space="preserve"> </w:t>
       </w:r>
-      <w:hyperlink r:id="rId206">
+      <w:hyperlink r:id="rId233">
         <w:r>
           <w:rPr>
             <w:rStyle w:val="Hyperlink"/>
@@ -22158,8 +25629,8 @@
         <w:t xml:space="preserve">.</w:t>
       </w:r>
     </w:p>
-    <w:bookmarkEnd w:id="207"/>
-    <w:bookmarkStart w:id="209" w:name="ref-ttglbubenchmark2026"/>
+    <w:bookmarkEnd w:id="234"/>
+    <w:bookmarkStart w:id="236" w:name="ref-ttglbubenchmark2026"/>
     <w:p>
       <w:pPr>
         <w:pStyle w:val="Bibliography"/>
@@ -22179,7 +25650,7 @@
       <w:r>
         <w:t xml:space="preserve"> </w:t>
       </w:r>
-      <w:hyperlink r:id="rId208">
+      <w:hyperlink r:id="rId235">
         <w:r>
           <w:rPr>
             <w:rStyle w:val="Hyperlink"/>
@@ -22191,8 +25662,8 @@
         <w:t xml:space="preserve">.</w:t>
       </w:r>
     </w:p>
-    <w:bookmarkEnd w:id="209"/>
-    <w:bookmarkStart w:id="211" w:name="ref-ttglbrowseruse2026"/>
+    <w:bookmarkEnd w:id="236"/>
+    <w:bookmarkStart w:id="238" w:name="ref-ttglbrowseruse2026"/>
     <w:p>
       <w:pPr>
         <w:pStyle w:val="Bibliography"/>
@@ -22212,7 +25683,7 @@
       <w:r>
         <w:t xml:space="preserve"> </w:t>
       </w:r>
-      <w:hyperlink r:id="rId210">
+      <w:hyperlink r:id="rId237">
         <w:r>
           <w:rPr>
             <w:rStyle w:val="Hyperlink"/>
@@ -22224,8 +25695,8 @@
         <w:t xml:space="preserve">.</w:t>
       </w:r>
     </w:p>
-    <w:bookmarkEnd w:id="211"/>
-    <w:bookmarkStart w:id="213" w:name="ref-ttglbrowsergym2026"/>
+    <w:bookmarkEnd w:id="238"/>
+    <w:bookmarkStart w:id="240" w:name="ref-ttglbrowsergym2026"/>
     <w:p>
       <w:pPr>
         <w:pStyle w:val="Bibliography"/>
@@ -22245,7 +25716,7 @@
       <w:r>
         <w:t xml:space="preserve"> </w:t>
       </w:r>
-      <w:hyperlink r:id="rId212">
+      <w:hyperlink r:id="rId239">
         <w:r>
           <w:rPr>
             <w:rStyle w:val="Hyperlink"/>
@@ -22257,8 +25728,8 @@
         <w:t xml:space="preserve">.</w:t>
       </w:r>
     </w:p>
-    <w:bookmarkEnd w:id="213"/>
-    <w:bookmarkStart w:id="215" w:name="ref-ttgluitars2026"/>
+    <w:bookmarkEnd w:id="240"/>
+    <w:bookmarkStart w:id="242" w:name="ref-ttgluitars2026"/>
     <w:p>
       <w:pPr>
         <w:pStyle w:val="Bibliography"/>
@@ -22278,7 +25749,7 @@
       <w:r>
         <w:t xml:space="preserve"> </w:t>
       </w:r>
-      <w:hyperlink r:id="rId214">
+      <w:hyperlink r:id="rId241">
         <w:r>
           <w:rPr>
             <w:rStyle w:val="Hyperlink"/>
@@ -22290,8 +25761,8 @@
         <w:t xml:space="preserve">.</w:t>
       </w:r>
     </w:p>
-    <w:bookmarkEnd w:id="215"/>
-    <w:bookmarkStart w:id="217" w:name="ref-chen2023punica"/>
+    <w:bookmarkEnd w:id="242"/>
+    <w:bookmarkStart w:id="244" w:name="ref-chen2023punica"/>
     <w:p>
       <w:pPr>
         <w:pStyle w:val="Bibliography"/>
@@ -22323,7 +25794,7 @@
       <w:r>
         <w:t xml:space="preserve"> </w:t>
       </w:r>
-      <w:hyperlink r:id="rId216">
+      <w:hyperlink r:id="rId243">
         <w:r>
           <w:rPr>
             <w:rStyle w:val="Hyperlink"/>
@@ -22335,8 +25806,8 @@
         <w:t xml:space="preserve">.</w:t>
       </w:r>
     </w:p>
-    <w:bookmarkEnd w:id="217"/>
-    <w:bookmarkStart w:id="219" w:name="ref-chen2024frugalgpt"/>
+    <w:bookmarkEnd w:id="244"/>
+    <w:bookmarkStart w:id="246" w:name="ref-chen2024frugalgpt"/>
     <w:p>
       <w:pPr>
         <w:pStyle w:val="Bibliography"/>
@@ -22369,7 +25840,7 @@
       <w:r>
         <w:t xml:space="preserve"> </w:t>
       </w:r>
-      <w:hyperlink r:id="rId218">
+      <w:hyperlink r:id="rId245">
         <w:r>
           <w:rPr>
             <w:rStyle w:val="Hyperlink"/>
@@ -22381,8 +25852,8 @@
         <w:t xml:space="preserve">.</w:t>
       </w:r>
     </w:p>
-    <w:bookmarkEnd w:id="219"/>
-    <w:bookmarkStart w:id="221" w:name="ref-chen2021humaneval"/>
+    <w:bookmarkEnd w:id="246"/>
+    <w:bookmarkStart w:id="248" w:name="ref-chen2021humaneval"/>
     <w:p>
       <w:pPr>
         <w:pStyle w:val="Bibliography"/>
@@ -22402,7 +25873,7 @@
       <w:r>
         <w:t xml:space="preserve"> </w:t>
       </w:r>
-      <w:hyperlink r:id="rId220">
+      <w:hyperlink r:id="rId247">
         <w:r>
           <w:rPr>
             <w:rStyle w:val="Hyperlink"/>
@@ -22414,8 +25885,8 @@
         <w:t xml:space="preserve">.</w:t>
       </w:r>
     </w:p>
-    <w:bookmarkEnd w:id="221"/>
-    <w:bookmarkStart w:id="223" w:name="ref-deepseek2025r1"/>
+    <w:bookmarkEnd w:id="248"/>
+    <w:bookmarkStart w:id="250" w:name="ref-deepseek2025r1"/>
     <w:p>
       <w:pPr>
         <w:pStyle w:val="Bibliography"/>
@@ -22435,7 +25906,7 @@
       <w:r>
         <w:t xml:space="preserve"> </w:t>
       </w:r>
-      <w:hyperlink r:id="rId222">
+      <w:hyperlink r:id="rId249">
         <w:r>
           <w:rPr>
             <w:rStyle w:val="Hyperlink"/>
@@ -22447,8 +25918,8 @@
         <w:t xml:space="preserve">.</w:t>
       </w:r>
     </w:p>
-    <w:bookmarkEnd w:id="223"/>
-    <w:bookmarkStart w:id="225" w:name="ref-deepinfer2026"/>
+    <w:bookmarkEnd w:id="250"/>
+    <w:bookmarkStart w:id="252" w:name="ref-deepinfer2026"/>
     <w:p>
       <w:pPr>
         <w:pStyle w:val="Bibliography"/>
@@ -22468,7 +25939,7 @@
       <w:r>
         <w:t xml:space="preserve"> </w:t>
       </w:r>
-      <w:hyperlink r:id="rId224">
+      <w:hyperlink r:id="rId251">
         <w:r>
           <w:rPr>
             <w:rStyle w:val="Hyperlink"/>
@@ -22480,8 +25951,8 @@
         <w:t xml:space="preserve">.</w:t>
       </w:r>
     </w:p>
-    <w:bookmarkEnd w:id="225"/>
-    <w:bookmarkStart w:id="227" w:name="ref-deng2025swebenchpro"/>
+    <w:bookmarkEnd w:id="252"/>
+    <w:bookmarkStart w:id="254" w:name="ref-deng2025swebenchpro"/>
     <w:p>
       <w:pPr>
         <w:pStyle w:val="Bibliography"/>
@@ -22511,7 +25982,7 @@
       <w:r>
         <w:t xml:space="preserve"> </w:t>
       </w:r>
-      <w:hyperlink r:id="rId226">
+      <w:hyperlink r:id="rId253">
         <w:r>
           <w:rPr>
             <w:rStyle w:val="Hyperlink"/>
@@ -22523,8 +25994,8 @@
         <w:t xml:space="preserve">.</w:t>
       </w:r>
     </w:p>
-    <w:bookmarkEnd w:id="227"/>
-    <w:bookmarkStart w:id="229" w:name="ref-dettmers2023qlora"/>
+    <w:bookmarkEnd w:id="254"/>
+    <w:bookmarkStart w:id="256" w:name="ref-dettmers2023qlora"/>
     <w:p>
       <w:pPr>
         <w:pStyle w:val="Bibliography"/>
@@ -22557,7 +26028,7 @@
       <w:r>
         <w:t xml:space="preserve"> </w:t>
       </w:r>
-      <w:hyperlink r:id="rId228">
+      <w:hyperlink r:id="rId255">
         <w:r>
           <w:rPr>
             <w:rStyle w:val="Hyperlink"/>
@@ -22569,8 +26040,8 @@
         <w:t xml:space="preserve">.</w:t>
       </w:r>
     </w:p>
-    <w:bookmarkEnd w:id="229"/>
-    <w:bookmarkStart w:id="231" w:name="ref-ding2025bestroute"/>
+    <w:bookmarkEnd w:id="256"/>
+    <w:bookmarkStart w:id="258" w:name="ref-ding2025bestroute"/>
     <w:p>
       <w:pPr>
         <w:pStyle w:val="Bibliography"/>
@@ -22603,7 +26074,7 @@
       <w:r>
         <w:t xml:space="preserve"> </w:t>
       </w:r>
-      <w:hyperlink r:id="rId230">
+      <w:hyperlink r:id="rId257">
         <w:r>
           <w:rPr>
             <w:rStyle w:val="Hyperlink"/>
@@ -22615,8 +26086,8 @@
         <w:t xml:space="preserve">.</w:t>
       </w:r>
     </w:p>
-    <w:bookmarkEnd w:id="231"/>
-    <w:bookmarkStart w:id="233" w:name="ref-feng2025graphrouter"/>
+    <w:bookmarkEnd w:id="258"/>
+    <w:bookmarkStart w:id="260" w:name="ref-feng2025graphrouter"/>
     <w:p>
       <w:pPr>
         <w:pStyle w:val="Bibliography"/>
@@ -22649,7 +26120,7 @@
       <w:r>
         <w:t xml:space="preserve"> </w:t>
       </w:r>
-      <w:hyperlink r:id="rId232">
+      <w:hyperlink r:id="rId259">
         <w:r>
           <w:rPr>
             <w:rStyle w:val="Hyperlink"/>
@@ -22661,8 +26132,8 @@
         <w:t xml:space="preserve">.</w:t>
       </w:r>
     </w:p>
-    <w:bookmarkEnd w:id="233"/>
-    <w:bookmarkStart w:id="235" w:name="ref-feng2026llmrouter"/>
+    <w:bookmarkEnd w:id="260"/>
+    <w:bookmarkStart w:id="262" w:name="ref-feng2026llmrouter"/>
     <w:p>
       <w:pPr>
         <w:pStyle w:val="Bibliography"/>
@@ -22695,7 +26166,7 @@
       <w:r>
         <w:t xml:space="preserve"> </w:t>
       </w:r>
-      <w:hyperlink r:id="rId234">
+      <w:hyperlink r:id="rId261">
         <w:r>
           <w:rPr>
             <w:rStyle w:val="Hyperlink"/>
@@ -22707,8 +26178,8 @@
         <w:t xml:space="preserve">.</w:t>
       </w:r>
     </w:p>
-    <w:bookmarkEnd w:id="235"/>
-    <w:bookmarkStart w:id="237" w:name="ref-geifman2019selectivenet"/>
+    <w:bookmarkEnd w:id="262"/>
+    <w:bookmarkStart w:id="264" w:name="ref-geifman2019selectivenet"/>
     <w:p>
       <w:pPr>
         <w:pStyle w:val="Bibliography"/>
@@ -22741,7 +26212,7 @@
       <w:r>
         <w:t xml:space="preserve"> </w:t>
       </w:r>
-      <w:hyperlink r:id="rId236">
+      <w:hyperlink r:id="rId263">
         <w:r>
           <w:rPr>
             <w:rStyle w:val="Hyperlink"/>
@@ -22753,8 +26224,8 @@
         <w:t xml:space="preserve">.</w:t>
       </w:r>
     </w:p>
-    <w:bookmarkEnd w:id="237"/>
-    <w:bookmarkStart w:id="239" w:name="ref-greenewald2025alora"/>
+    <w:bookmarkEnd w:id="264"/>
+    <w:bookmarkStart w:id="266" w:name="ref-greenewald2025alora"/>
     <w:p>
       <w:pPr>
         <w:pStyle w:val="Bibliography"/>
@@ -22795,7 +26266,7 @@
       <w:r>
         <w:t xml:space="preserve"> </w:t>
       </w:r>
-      <w:hyperlink r:id="rId238">
+      <w:hyperlink r:id="rId265">
         <w:r>
           <w:rPr>
             <w:rStyle w:val="Hyperlink"/>
@@ -22807,8 +26278,8 @@
         <w:t xml:space="preserve">.</w:t>
       </w:r>
     </w:p>
-    <w:bookmarkEnd w:id="239"/>
-    <w:bookmarkStart w:id="241" w:name="ref-guo2017calibration"/>
+    <w:bookmarkEnd w:id="266"/>
+    <w:bookmarkStart w:id="268" w:name="ref-guo2017calibration"/>
     <w:p>
       <w:pPr>
         <w:pStyle w:val="Bibliography"/>
@@ -22841,7 +26312,7 @@
       <w:r>
         <w:t xml:space="preserve"> </w:t>
       </w:r>
-      <w:hyperlink r:id="rId240">
+      <w:hyperlink r:id="rId267">
         <w:r>
           <w:rPr>
             <w:rStyle w:val="Hyperlink"/>
@@ -22853,8 +26324,8 @@
         <w:t xml:space="preserve">.</w:t>
       </w:r>
     </w:p>
-    <w:bookmarkEnd w:id="241"/>
-    <w:bookmarkStart w:id="243" w:name="ref-hinton2015distillation"/>
+    <w:bookmarkEnd w:id="268"/>
+    <w:bookmarkStart w:id="270" w:name="ref-hinton2015distillation"/>
     <w:p>
       <w:pPr>
         <w:pStyle w:val="Bibliography"/>
@@ -22874,7 +26345,7 @@
       <w:r>
         <w:t xml:space="preserve"> </w:t>
       </w:r>
-      <w:hyperlink r:id="rId242">
+      <w:hyperlink r:id="rId269">
         <w:r>
           <w:rPr>
             <w:rStyle w:val="Hyperlink"/>
@@ -22886,8 +26357,8 @@
         <w:t xml:space="preserve">.</w:t>
       </w:r>
     </w:p>
-    <w:bookmarkEnd w:id="243"/>
-    <w:bookmarkStart w:id="245" w:name="ref-hu2021lora"/>
+    <w:bookmarkEnd w:id="270"/>
+    <w:bookmarkStart w:id="272" w:name="ref-hu2021lora"/>
     <w:p>
       <w:pPr>
         <w:pStyle w:val="Bibliography"/>
@@ -22907,7 +26378,7 @@
       <w:r>
         <w:t xml:space="preserve"> </w:t>
       </w:r>
-      <w:hyperlink r:id="rId244">
+      <w:hyperlink r:id="rId271">
         <w:r>
           <w:rPr>
             <w:rStyle w:val="Hyperlink"/>
@@ -22919,8 +26390,8 @@
         <w:t xml:space="preserve">.</w:t>
       </w:r>
     </w:p>
-    <w:bookmarkEnd w:id="245"/>
-    <w:bookmarkStart w:id="247" w:name="ref-hu2024routerbench"/>
+    <w:bookmarkEnd w:id="272"/>
+    <w:bookmarkStart w:id="274" w:name="ref-hu2024routerbench"/>
     <w:p>
       <w:pPr>
         <w:pStyle w:val="Bibliography"/>
@@ -22953,7 +26424,7 @@
       <w:r>
         <w:t xml:space="preserve"> </w:t>
       </w:r>
-      <w:hyperlink r:id="rId246">
+      <w:hyperlink r:id="rId273">
         <w:r>
           <w:rPr>
             <w:rStyle w:val="Hyperlink"/>
@@ -22965,8 +26436,8 @@
         <w:t xml:space="preserve">.</w:t>
       </w:r>
     </w:p>
-    <w:bookmarkEnd w:id="247"/>
-    <w:bookmarkStart w:id="249" w:name="ref-jain2024livecodebench"/>
+    <w:bookmarkEnd w:id="274"/>
+    <w:bookmarkStart w:id="276" w:name="ref-jain2024livecodebench"/>
     <w:p>
       <w:pPr>
         <w:pStyle w:val="Bibliography"/>
@@ -22986,7 +26457,7 @@
       <w:r>
         <w:t xml:space="preserve"> </w:t>
       </w:r>
-      <w:hyperlink r:id="rId248">
+      <w:hyperlink r:id="rId275">
         <w:r>
           <w:rPr>
             <w:rStyle w:val="Hyperlink"/>
@@ -22998,8 +26469,8 @@
         <w:t xml:space="preserve">.</w:t>
       </w:r>
     </w:p>
-    <w:bookmarkEnd w:id="249"/>
-    <w:bookmarkStart w:id="251" w:name="ref-jimenez2024swebench"/>
+    <w:bookmarkEnd w:id="276"/>
+    <w:bookmarkStart w:id="278" w:name="ref-jimenez2024swebench"/>
     <w:p>
       <w:pPr>
         <w:pStyle w:val="Bibliography"/>
@@ -23032,7 +26503,7 @@
       <w:r>
         <w:t xml:space="preserve"> </w:t>
       </w:r>
-      <w:hyperlink r:id="rId250">
+      <w:hyperlink r:id="rId277">
         <w:r>
           <w:rPr>
             <w:rStyle w:val="Hyperlink"/>
@@ -23044,8 +26515,41 @@
         <w:t xml:space="preserve">.</w:t>
       </w:r>
     </w:p>
-    <w:bookmarkEnd w:id="251"/>
-    <w:bookmarkStart w:id="253" w:name="ref-leviathan2023speculative"/>
+    <w:bookmarkEnd w:id="278"/>
+    <w:bookmarkStart w:id="280" w:name="ref-ttgllettacode2026"/>
+    <w:p>
+      <w:pPr>
+        <w:pStyle w:val="Bibliography"/>
+      </w:pPr>
+      <w:r>
+        <w:t xml:space="preserve">Letta contributors. 2026.</w:t>
+      </w:r>
+      <w:r>
+        <w:t xml:space="preserve"> </w:t>
+      </w:r>
+      <w:r>
+        <w:t xml:space="preserve">‘Letta Code: Current Repository, Persistent Memory and Model Configuration’</w:t>
+      </w:r>
+      <w:r>
+        <w:t xml:space="preserve">.</w:t>
+      </w:r>
+      <w:r>
+        <w:t xml:space="preserve"> </w:t>
+      </w:r>
+      <w:hyperlink r:id="rId279">
+        <w:r>
+          <w:rPr>
+            <w:rStyle w:val="Hyperlink"/>
+          </w:rPr>
+          <w:t xml:space="preserve">https://github.com/letta-ai/letta-code/tree/1fb6ea4d30942ef9220b096ba7f4185f18184fc1</w:t>
+        </w:r>
+      </w:hyperlink>
+      <w:r>
+        <w:t xml:space="preserve">.</w:t>
+      </w:r>
+    </w:p>
+    <w:bookmarkEnd w:id="280"/>
+    <w:bookmarkStart w:id="282" w:name="ref-leviathan2023speculative"/>
     <w:p>
       <w:pPr>
         <w:pStyle w:val="Bibliography"/>
@@ -23078,7 +26582,7 @@
       <w:r>
         <w:t xml:space="preserve"> </w:t>
       </w:r>
-      <w:hyperlink r:id="rId252">
+      <w:hyperlink r:id="rId281">
         <w:r>
           <w:rPr>
             <w:rStyle w:val="Hyperlink"/>
@@ -23090,8 +26594,8 @@
         <w:t xml:space="preserve">.</w:t>
       </w:r>
     </w:p>
-    <w:bookmarkEnd w:id="253"/>
-    <w:bookmarkStart w:id="255" w:name="ref-liu2023evalplus"/>
+    <w:bookmarkEnd w:id="282"/>
+    <w:bookmarkStart w:id="284" w:name="ref-liu2023evalplus"/>
     <w:p>
       <w:pPr>
         <w:pStyle w:val="Bibliography"/>
@@ -23124,7 +26628,7 @@
       <w:r>
         <w:t xml:space="preserve"> </w:t>
       </w:r>
-      <w:hyperlink r:id="rId254">
+      <w:hyperlink r:id="rId283">
         <w:r>
           <w:rPr>
             <w:rStyle w:val="Hyperlink"/>
@@ -23136,8 +26640,8 @@
         <w:t xml:space="preserve">.</w:t>
       </w:r>
     </w:p>
-    <w:bookmarkEnd w:id="255"/>
-    <w:bookmarkStart w:id="257" w:name="ref-mamou2024dynamic"/>
+    <w:bookmarkEnd w:id="284"/>
+    <w:bookmarkStart w:id="286" w:name="ref-mamou2024dynamic"/>
     <w:p>
       <w:pPr>
         <w:pStyle w:val="Bibliography"/>
@@ -23170,7 +26674,7 @@
       <w:r>
         <w:t xml:space="preserve"> </w:t>
       </w:r>
-      <w:hyperlink r:id="rId256">
+      <w:hyperlink r:id="rId285">
         <w:r>
           <w:rPr>
             <w:rStyle w:val="Hyperlink"/>
@@ -23182,8 +26686,8 @@
         <w:t xml:space="preserve">.</w:t>
       </w:r>
     </w:p>
-    <w:bookmarkEnd w:id="257"/>
-    <w:bookmarkStart w:id="259" w:name="ref-ttglplaywright2026"/>
+    <w:bookmarkEnd w:id="286"/>
+    <w:bookmarkStart w:id="288" w:name="ref-ttglplaywright2026"/>
     <w:p>
       <w:pPr>
         <w:pStyle w:val="Bibliography"/>
@@ -23203,7 +26707,7 @@
       <w:r>
         <w:t xml:space="preserve"> </w:t>
       </w:r>
-      <w:hyperlink r:id="rId258">
+      <w:hyperlink r:id="rId287">
         <w:r>
           <w:rPr>
             <w:rStyle w:val="Hyperlink"/>
@@ -23215,8 +26719,8 @@
         <w:t xml:space="preserve">.</w:t>
       </w:r>
     </w:p>
-    <w:bookmarkEnd w:id="259"/>
-    <w:bookmarkStart w:id="261" w:name="ref-mozannar2020defer"/>
+    <w:bookmarkEnd w:id="288"/>
+    <w:bookmarkStart w:id="290" w:name="ref-mozannar2020defer"/>
     <w:p>
       <w:pPr>
         <w:pStyle w:val="Bibliography"/>
@@ -23249,7 +26753,7 @@
       <w:r>
         <w:t xml:space="preserve"> </w:t>
       </w:r>
-      <w:hyperlink r:id="rId260">
+      <w:hyperlink r:id="rId289">
         <w:r>
           <w:rPr>
             <w:rStyle w:val="Hyperlink"/>
@@ -23261,8 +26765,8 @@
         <w:t xml:space="preserve">.</w:t>
       </w:r>
     </w:p>
-    <w:bookmarkEnd w:id="261"/>
-    <w:bookmarkStart w:id="263" w:name="ref-ong2024routellm"/>
+    <w:bookmarkEnd w:id="290"/>
+    <w:bookmarkStart w:id="292" w:name="ref-ong2024routellm"/>
     <w:p>
       <w:pPr>
         <w:pStyle w:val="Bibliography"/>
@@ -23295,7 +26799,7 @@
       <w:r>
         <w:t xml:space="preserve"> </w:t>
       </w:r>
-      <w:hyperlink r:id="rId262">
+      <w:hyperlink r:id="rId291">
         <w:r>
           <w:rPr>
             <w:rStyle w:val="Hyperlink"/>
@@ -23307,8 +26811,8 @@
         <w:t xml:space="preserve">.</w:t>
       </w:r>
     </w:p>
-    <w:bookmarkEnd w:id="263"/>
-    <w:bookmarkStart w:id="265" w:name="ref-ttglosworld2026"/>
+    <w:bookmarkEnd w:id="292"/>
+    <w:bookmarkStart w:id="294" w:name="ref-ttglosworld2026"/>
     <w:p>
       <w:pPr>
         <w:pStyle w:val="Bibliography"/>
@@ -23328,7 +26832,7 @@
       <w:r>
         <w:t xml:space="preserve"> </w:t>
       </w:r>
-      <w:hyperlink r:id="rId264">
+      <w:hyperlink r:id="rId293">
         <w:r>
           <w:rPr>
             <w:rStyle w:val="Hyperlink"/>
@@ -23340,23 +26844,23 @@
         <w:t xml:space="preserve">.</w:t>
       </w:r>
     </w:p>
-    <w:bookmarkEnd w:id="265"/>
-    <w:bookmarkStart w:id="267" w:name="ref-rafailov2023dpo"/>
+    <w:bookmarkEnd w:id="294"/>
+    <w:bookmarkStart w:id="296" w:name="ref-packer2024memgpt"/>
     <w:p>
       <w:pPr>
         <w:pStyle w:val="Bibliography"/>
       </w:pPr>
       <w:r>
-        <w:t xml:space="preserve">Rafailov, Rafael, Archit Sharma, Eric Mitchell, Stefano Ermon, Christopher D. Manning, and Chelsea Finn. 2023.</w:t>
-      </w:r>
-      <w:r>
-        <w:t xml:space="preserve"> </w:t>
-      </w:r>
-      <w:r>
-        <w:t xml:space="preserve">‘Direct Preference Optimization: Your Language Model Is Secretly a Reward Model’</w:t>
-      </w:r>
-      <w:r>
-        <w:t xml:space="preserve">. In</w:t>
+        <w:t xml:space="preserve">Packer, Charles, Sarah Wooders, Kevin Lin, Vivian Fang, Shishir G. Patil, Ion Stoica, and Joseph E. Gonzalez. 2024.</w:t>
+      </w:r>
+      <w:r>
+        <w:t xml:space="preserve"> </w:t>
+      </w:r>
+      <w:r>
+        <w:t xml:space="preserve">‘MemGPT: Towards LLMs as Operating Systems’</w:t>
+      </w:r>
+      <w:r>
+        <w:t xml:space="preserve">.</w:t>
       </w:r>
       <w:r>
         <w:t xml:space="preserve"> </w:t>
@@ -23366,6 +26870,98 @@
           <w:i/>
           <w:iCs/>
         </w:rPr>
+        <w:t xml:space="preserve">arXiv Preprint arXiv:2310.08560</w:t>
+      </w:r>
+      <w:r>
+        <w:t xml:space="preserve">.</w:t>
+      </w:r>
+      <w:r>
+        <w:t xml:space="preserve"> </w:t>
+      </w:r>
+      <w:hyperlink r:id="rId295">
+        <w:r>
+          <w:rPr>
+            <w:rStyle w:val="Hyperlink"/>
+          </w:rPr>
+          <w:t xml:space="preserve">https://arxiv.org/html/2310.08560v2</w:t>
+        </w:r>
+      </w:hyperlink>
+      <w:r>
+        <w:t xml:space="preserve">.</w:t>
+      </w:r>
+    </w:p>
+    <w:bookmarkEnd w:id="296"/>
+    <w:bookmarkStart w:id="298" w:name="ref-pan2025swegym"/>
+    <w:p>
+      <w:pPr>
+        <w:pStyle w:val="Bibliography"/>
+      </w:pPr>
+      <w:r>
+        <w:t xml:space="preserve">Pan, Jiayi, Xingyao Wang, Graham Neubig, Navdeep Jaitly, Heng Ji, Alane Suhr, and Yizhe Zhang. 2025.</w:t>
+      </w:r>
+      <w:r>
+        <w:t xml:space="preserve"> </w:t>
+      </w:r>
+      <w:r>
+        <w:t xml:space="preserve">‘Training Software Engineering Agents and Verifiers with SWE-Gym’</w:t>
+      </w:r>
+      <w:r>
+        <w:t xml:space="preserve">. In</w:t>
+      </w:r>
+      <w:r>
+        <w:t xml:space="preserve"> </w:t>
+      </w:r>
+      <w:r>
+        <w:rPr>
+          <w:i/>
+          <w:iCs/>
+        </w:rPr>
+        <w:t xml:space="preserve">Proceedings of the 42nd International Conference on Machine Learning</w:t>
+      </w:r>
+      <w:r>
+        <w:t xml:space="preserve">.</w:t>
+      </w:r>
+      <w:r>
+        <w:t xml:space="preserve"> </w:t>
+      </w:r>
+      <w:hyperlink r:id="rId297">
+        <w:r>
+          <w:rPr>
+            <w:rStyle w:val="Hyperlink"/>
+          </w:rPr>
+          <w:t xml:space="preserve">https://arxiv.org/abs/2412.21139v2</w:t>
+        </w:r>
+      </w:hyperlink>
+      <w:r>
+        <w:t xml:space="preserve">.</w:t>
+      </w:r>
+    </w:p>
+    <w:bookmarkEnd w:id="298"/>
+    <w:bookmarkStart w:id="300" w:name="ref-rafailov2023dpo"/>
+    <w:p>
+      <w:pPr>
+        <w:pStyle w:val="Bibliography"/>
+      </w:pPr>
+      <w:r>
+        <w:t xml:space="preserve">Rafailov, Rafael, Archit Sharma, Eric Mitchell, Stefano Ermon, Christopher D. Manning, and Chelsea Finn. 2023.</w:t>
+      </w:r>
+      <w:r>
+        <w:t xml:space="preserve"> </w:t>
+      </w:r>
+      <w:r>
+        <w:t xml:space="preserve">‘Direct Preference Optimization: Your Language Model Is Secretly a Reward Model’</w:t>
+      </w:r>
+      <w:r>
+        <w:t xml:space="preserve">. In</w:t>
+      </w:r>
+      <w:r>
+        <w:t xml:space="preserve"> </w:t>
+      </w:r>
+      <w:r>
+        <w:rPr>
+          <w:i/>
+          <w:iCs/>
+        </w:rPr>
         <w:t xml:space="preserve">Advances in Neural Information Processing Systems</w:t>
       </w:r>
       <w:r>
@@ -23374,7 +26970,7 @@
       <w:r>
         <w:t xml:space="preserve"> </w:t>
       </w:r>
-      <w:hyperlink r:id="rId266">
+      <w:hyperlink r:id="rId299">
         <w:r>
           <w:rPr>
             <w:rStyle w:val="Hyperlink"/>
@@ -23386,13 +26982,59 @@
         <w:t xml:space="preserve">.</w:t>
       </w:r>
     </w:p>
-    <w:bookmarkEnd w:id="267"/>
-    <w:bookmarkStart w:id="269" w:name="ref-swebenchpro2026"/>
+    <w:bookmarkEnd w:id="300"/>
+    <w:bookmarkStart w:id="302" w:name="ref-ross2011dagger"/>
     <w:p>
       <w:pPr>
         <w:pStyle w:val="Bibliography"/>
       </w:pPr>
       <w:r>
+        <w:t xml:space="preserve">Ross, Stéphane, Geoffrey J. Gordon, and J. Andrew Bagnell. 2011.</w:t>
+      </w:r>
+      <w:r>
+        <w:t xml:space="preserve"> </w:t>
+      </w:r>
+      <w:r>
+        <w:t xml:space="preserve">‘A Reduction of Imitation Learning and Structured Prediction to No-Regret Online Learning’</w:t>
+      </w:r>
+      <w:r>
+        <w:t xml:space="preserve">. In</w:t>
+      </w:r>
+      <w:r>
+        <w:t xml:space="preserve"> </w:t>
+      </w:r>
+      <w:r>
+        <w:rPr>
+          <w:i/>
+          <w:iCs/>
+        </w:rPr>
+        <w:t xml:space="preserve">Proceedings of the Fourteenth International Conference on Artificial Intelligence and Statistics</w:t>
+      </w:r>
+      <w:r>
+        <w:t xml:space="preserve">.</w:t>
+      </w:r>
+      <w:r>
+        <w:t xml:space="preserve"> </w:t>
+      </w:r>
+      <w:hyperlink r:id="rId301">
+        <w:r>
+          <w:rPr>
+            <w:rStyle w:val="Hyperlink"/>
+          </w:rPr>
+          <w:t xml:space="preserve">https://arxiv.org/abs/1011.0686v3</w:t>
+        </w:r>
+      </w:hyperlink>
+      <w:r>
+        <w:t xml:space="preserve">.</w:t>
+      </w:r>
+    </w:p>
+    <w:bookmarkEnd w:id="302"/>
+    <w:bookmarkStart w:id="304" w:name="ref-swebenchpro2026"/>
+    <w:p>
+      <w:pPr>
+        <w:pStyle w:val="Bibliography"/>
+      </w:pPr>
+      <w:r>
         <w:t xml:space="preserve">Scale AI. 2026.</w:t>
       </w:r>
       <w:r>
@@ -23407,7 +27049,7 @@
       <w:r>
         <w:t xml:space="preserve"> </w:t>
       </w:r>
-      <w:hyperlink r:id="rId268">
+      <w:hyperlink r:id="rId303">
         <w:r>
           <w:rPr>
             <w:rStyle w:val="Hyperlink"/>
@@ -23419,8 +27061,8 @@
         <w:t xml:space="preserve">.</w:t>
       </w:r>
     </w:p>
-    <w:bookmarkEnd w:id="269"/>
-    <w:bookmarkStart w:id="271" w:name="ref-shao2024deepseekmath"/>
+    <w:bookmarkEnd w:id="304"/>
+    <w:bookmarkStart w:id="306" w:name="ref-shao2024deepseekmath"/>
     <w:p>
       <w:pPr>
         <w:pStyle w:val="Bibliography"/>
@@ -23453,7 +27095,7 @@
       <w:r>
         <w:t xml:space="preserve"> </w:t>
       </w:r>
-      <w:hyperlink r:id="rId270">
+      <w:hyperlink r:id="rId305">
         <w:r>
           <w:rPr>
             <w:rStyle w:val="Hyperlink"/>
@@ -23465,13 +27107,59 @@
         <w:t xml:space="preserve">.</w:t>
       </w:r>
     </w:p>
-    <w:bookmarkEnd w:id="271"/>
-    <w:bookmarkStart w:id="273" w:name="ref-sheng2023slora"/>
+    <w:bookmarkEnd w:id="306"/>
+    <w:bookmarkStart w:id="308" w:name="ref-shen2023hugginggpt"/>
     <w:p>
       <w:pPr>
         <w:pStyle w:val="Bibliography"/>
       </w:pPr>
       <w:r>
+        <w:t xml:space="preserve">Shen, Yongliang, Kaitao Song, Xu Tan, Dongsheng Li, Weiming Lu, and Yueting Zhuang. 2023.</w:t>
+      </w:r>
+      <w:r>
+        <w:t xml:space="preserve"> </w:t>
+      </w:r>
+      <w:r>
+        <w:t xml:space="preserve">‘HuggingGPT: Solving AI Tasks with ChatGPT and Its Friends in Hugging Face’</w:t>
+      </w:r>
+      <w:r>
+        <w:t xml:space="preserve">. In</w:t>
+      </w:r>
+      <w:r>
+        <w:t xml:space="preserve"> </w:t>
+      </w:r>
+      <w:r>
+        <w:rPr>
+          <w:i/>
+          <w:iCs/>
+        </w:rPr>
+        <w:t xml:space="preserve">Advances in Neural Information Processing Systems</w:t>
+      </w:r>
+      <w:r>
+        <w:t xml:space="preserve">.</w:t>
+      </w:r>
+      <w:r>
+        <w:t xml:space="preserve"> </w:t>
+      </w:r>
+      <w:hyperlink r:id="rId307">
+        <w:r>
+          <w:rPr>
+            <w:rStyle w:val="Hyperlink"/>
+          </w:rPr>
+          <w:t xml:space="preserve">https://arxiv.org/html/2303.17580v4</w:t>
+        </w:r>
+      </w:hyperlink>
+      <w:r>
+        <w:t xml:space="preserve">.</w:t>
+      </w:r>
+    </w:p>
+    <w:bookmarkEnd w:id="308"/>
+    <w:bookmarkStart w:id="310" w:name="ref-sheng2023slora"/>
+    <w:p>
+      <w:pPr>
+        <w:pStyle w:val="Bibliography"/>
+      </w:pPr>
+      <w:r>
         <w:t xml:space="preserve">Sheng, Ying, Shiyi Cao, Dacheng Li, Coleman Hooper, Nicholas Lee, Shuo Yang, Christopher Chou, et al. 2023.</w:t>
       </w:r>
       <w:r>
@@ -23504,7 +27192,7 @@
       <w:r>
         <w:t xml:space="preserve"> </w:t>
       </w:r>
-      <w:hyperlink r:id="rId272">
+      <w:hyperlink r:id="rId309">
         <w:r>
           <w:rPr>
             <w:rStyle w:val="Hyperlink"/>
@@ -23516,8 +27204,8 @@
         <w:t xml:space="preserve">.</w:t>
       </w:r>
     </w:p>
-    <w:bookmarkEnd w:id="273"/>
-    <w:bookmarkStart w:id="275" w:name="ref-ttgldesign2code2026"/>
+    <w:bookmarkEnd w:id="310"/>
+    <w:bookmarkStart w:id="312" w:name="ref-ttgldesign2code2026"/>
     <w:p>
       <w:pPr>
         <w:pStyle w:val="Bibliography"/>
@@ -23537,7 +27225,7 @@
       <w:r>
         <w:t xml:space="preserve"> </w:t>
       </w:r>
-      <w:hyperlink r:id="rId274">
+      <w:hyperlink r:id="rId311">
         <w:r>
           <w:rPr>
             <w:rStyle w:val="Hyperlink"/>
@@ -23549,8 +27237,8 @@
         <w:t xml:space="preserve">.</w:t>
       </w:r>
     </w:p>
-    <w:bookmarkEnd w:id="275"/>
-    <w:bookmarkStart w:id="277" w:name="ref-minisweagent2026"/>
+    <w:bookmarkEnd w:id="312"/>
+    <w:bookmarkStart w:id="314" w:name="ref-minisweagent2026"/>
     <w:p>
       <w:pPr>
         <w:pStyle w:val="Bibliography"/>
@@ -23570,7 +27258,7 @@
       <w:r>
         <w:t xml:space="preserve"> </w:t>
       </w:r>
-      <w:hyperlink r:id="rId276">
+      <w:hyperlink r:id="rId313">
         <w:r>
           <w:rPr>
             <w:rStyle w:val="Hyperlink"/>
@@ -23582,8 +27270,8 @@
         <w:t xml:space="preserve">.</w:t>
       </w:r>
     </w:p>
-    <w:bookmarkEnd w:id="277"/>
-    <w:bookmarkStart w:id="279" w:name="ref-ttglswemultilingual2026"/>
+    <w:bookmarkEnd w:id="314"/>
+    <w:bookmarkStart w:id="316" w:name="ref-ttglswemultilingual2026"/>
     <w:p>
       <w:pPr>
         <w:pStyle w:val="Bibliography"/>
@@ -23603,7 +27291,7 @@
       <w:r>
         <w:t xml:space="preserve"> </w:t>
       </w:r>
-      <w:hyperlink r:id="rId278">
+      <w:hyperlink r:id="rId315">
         <w:r>
           <w:rPr>
             <w:rStyle w:val="Hyperlink"/>
@@ -23615,8 +27303,8 @@
         <w:t xml:space="preserve">.</w:t>
       </w:r>
     </w:p>
-    <w:bookmarkEnd w:id="279"/>
-    <w:bookmarkStart w:id="281" w:name="ref-swebenchverified2024"/>
+    <w:bookmarkEnd w:id="316"/>
+    <w:bookmarkStart w:id="318" w:name="ref-swebenchverified2024"/>
     <w:p>
       <w:pPr>
         <w:pStyle w:val="Bibliography"/>
@@ -23636,7 +27324,7 @@
       <w:r>
         <w:t xml:space="preserve"> </w:t>
       </w:r>
-      <w:hyperlink r:id="rId280">
+      <w:hyperlink r:id="rId317">
         <w:r>
           <w:rPr>
             <w:rStyle w:val="Hyperlink"/>
@@ -23648,8 +27336,8 @@
         <w:t xml:space="preserve">.</w:t>
       </w:r>
     </w:p>
-    <w:bookmarkEnd w:id="281"/>
-    <w:bookmarkStart w:id="283" w:name="ref-ttglvisualwebarena2026"/>
+    <w:bookmarkEnd w:id="318"/>
+    <w:bookmarkStart w:id="320" w:name="ref-ttglvisualwebarena2026"/>
     <w:p>
       <w:pPr>
         <w:pStyle w:val="Bibliography"/>
@@ -23669,7 +27357,7 @@
       <w:r>
         <w:t xml:space="preserve"> </w:t>
       </w:r>
-      <w:hyperlink r:id="rId282">
+      <w:hyperlink r:id="rId319">
         <w:r>
           <w:rPr>
             <w:rStyle w:val="Hyperlink"/>
@@ -23681,8 +27369,8 @@
         <w:t xml:space="preserve">.</w:t>
       </w:r>
     </w:p>
-    <w:bookmarkEnd w:id="283"/>
-    <w:bookmarkStart w:id="285" w:name="ref-wang2025openhands"/>
+    <w:bookmarkEnd w:id="320"/>
+    <w:bookmarkStart w:id="322" w:name="ref-wang2025openhands"/>
     <w:p>
       <w:pPr>
         <w:pStyle w:val="Bibliography"/>
@@ -23702,7 +27390,7 @@
       <w:r>
         <w:t xml:space="preserve"> </w:t>
       </w:r>
-      <w:hyperlink r:id="rId284">
+      <w:hyperlink r:id="rId321">
         <w:r>
           <w:rPr>
             <w:rStyle w:val="Hyperlink"/>
@@ -23714,8 +27402,8 @@
         <w:t xml:space="preserve">.</w:t>
       </w:r>
     </w:p>
-    <w:bookmarkEnd w:id="285"/>
-    <w:bookmarkStart w:id="287" w:name="ref-ttglwebarena2026"/>
+    <w:bookmarkEnd w:id="322"/>
+    <w:bookmarkStart w:id="324" w:name="ref-ttglwebarena2026"/>
     <w:p>
       <w:pPr>
         <w:pStyle w:val="Bibliography"/>
@@ -23735,7 +27423,7 @@
       <w:r>
         <w:t xml:space="preserve"> </w:t>
       </w:r>
-      <w:hyperlink r:id="rId286">
+      <w:hyperlink r:id="rId323">
         <w:r>
           <w:rPr>
             <w:rStyle w:val="Hyperlink"/>
@@ -23747,8 +27435,8 @@
         <w:t xml:space="preserve">.</w:t>
       </w:r>
     </w:p>
-    <w:bookmarkEnd w:id="287"/>
-    <w:bookmarkStart w:id="289" w:name="ref-ttglwebarenaverified2026"/>
+    <w:bookmarkEnd w:id="324"/>
+    <w:bookmarkStart w:id="326" w:name="ref-ttglwebarenaverified2026"/>
     <w:p>
       <w:pPr>
         <w:pStyle w:val="Bibliography"/>
@@ -23768,7 +27456,7 @@
       <w:r>
         <w:t xml:space="preserve"> </w:t>
       </w:r>
-      <w:hyperlink r:id="rId288">
+      <w:hyperlink r:id="rId325">
         <w:r>
           <w:rPr>
             <w:rStyle w:val="Hyperlink"/>
@@ -23780,8 +27468,8 @@
         <w:t xml:space="preserve">.</w:t>
       </w:r>
     </w:p>
-    <w:bookmarkEnd w:id="289"/>
-    <w:bookmarkStart w:id="291" w:name="ref-ttglworkarena2026"/>
+    <w:bookmarkEnd w:id="326"/>
+    <w:bookmarkStart w:id="328" w:name="ref-ttglworkarena2026"/>
     <w:p>
       <w:pPr>
         <w:pStyle w:val="Bibliography"/>
@@ -23801,7 +27489,7 @@
       <w:r>
         <w:t xml:space="preserve"> </w:t>
       </w:r>
-      <w:hyperlink r:id="rId290">
+      <w:hyperlink r:id="rId327">
         <w:r>
           <w:rPr>
             <w:rStyle w:val="Hyperlink"/>
@@ -23813,8 +27501,8 @@
         <w:t xml:space="preserve">.</w:t>
       </w:r>
     </w:p>
-    <w:bookmarkEnd w:id="291"/>
-    <w:bookmarkStart w:id="293" w:name="ref-yang2024sweagent"/>
+    <w:bookmarkEnd w:id="328"/>
+    <w:bookmarkStart w:id="330" w:name="ref-yang2024sweagent"/>
     <w:p>
       <w:pPr>
         <w:pStyle w:val="Bibliography"/>
@@ -23853,7 +27541,7 @@
       <w:r>
         <w:t xml:space="preserve"> </w:t>
       </w:r>
-      <w:hyperlink r:id="rId292">
+      <w:hyperlink r:id="rId329">
         <w:r>
           <w:rPr>
             <w:rStyle w:val="Hyperlink"/>
@@ -23865,23 +27553,23 @@
         <w:t xml:space="preserve">.</w:t>
       </w:r>
     </w:p>
-    <w:bookmarkEnd w:id="293"/>
-    <w:bookmarkStart w:id="295" w:name="ref-zhuo2024bigcodebench"/>
+    <w:bookmarkEnd w:id="330"/>
+    <w:bookmarkStart w:id="332" w:name="ref-yang2025swesmith"/>
     <w:p>
       <w:pPr>
         <w:pStyle w:val="Bibliography"/>
       </w:pPr>
       <w:r>
-        <w:t xml:space="preserve">Zhuo, Terry Yue, Minh Chien Vu, Jenny Chim, Han Hu, Wenhao Yu, Ratnadira Widyasari, Imam Nur Bani Yusuf, et al. 2024.</w:t>
-      </w:r>
-      <w:r>
-        <w:t xml:space="preserve"> </w:t>
-      </w:r>
-      <w:r>
-        <w:t xml:space="preserve">‘BigCodeBench: Benchmarking Code Generation with Diverse Function Calls and Complex Instructions’</w:t>
-      </w:r>
-      <w:r>
-        <w:t xml:space="preserve">.</w:t>
+        <w:t xml:space="preserve">Yang, John, Kilian Lieret, Carlos E. Jimenez, Alexander Wettig, Kabir Khandpur, Yanzhe Zhang, Binyuan Hui, Ofir Press, Ludwig Schmidt, and Diyi Yang. 2025.</w:t>
+      </w:r>
+      <w:r>
+        <w:t xml:space="preserve"> </w:t>
+      </w:r>
+      <w:r>
+        <w:t xml:space="preserve">‘SWE-Smith: Scaling Data for Software Engineering Agents’</w:t>
+      </w:r>
+      <w:r>
+        <w:t xml:space="preserve">. In</w:t>
       </w:r>
       <w:r>
         <w:t xml:space="preserve"> </w:t>
@@ -23891,6 +27579,144 @@
           <w:i/>
           <w:iCs/>
         </w:rPr>
+        <w:t xml:space="preserve">Advances in Neural Information Processing Systems, Datasets and Benchmarks Track</w:t>
+      </w:r>
+      <w:r>
+        <w:t xml:space="preserve">.</w:t>
+      </w:r>
+      <w:r>
+        <w:t xml:space="preserve"> </w:t>
+      </w:r>
+      <w:hyperlink r:id="rId331">
+        <w:r>
+          <w:rPr>
+            <w:rStyle w:val="Hyperlink"/>
+          </w:rPr>
+          <w:t xml:space="preserve">https://arxiv.org/abs/2504.21798v2</w:t>
+        </w:r>
+      </w:hyperlink>
+      <w:r>
+        <w:t xml:space="preserve">.</w:t>
+      </w:r>
+    </w:p>
+    <w:bookmarkEnd w:id="332"/>
+    <w:bookmarkStart w:id="334" w:name="ref-yao2023react"/>
+    <w:p>
+      <w:pPr>
+        <w:pStyle w:val="Bibliography"/>
+      </w:pPr>
+      <w:r>
+        <w:t xml:space="preserve">Yao, Shunyu, Jeffrey Zhao, Dian Yu, Nan Du, Izhak Shafran, Karthik Narasimhan, and Yuan Cao. 2023.</w:t>
+      </w:r>
+      <w:r>
+        <w:t xml:space="preserve"> </w:t>
+      </w:r>
+      <w:r>
+        <w:t xml:space="preserve">‘ReAct: Synergizing Reasoning and Acting in Language Models’</w:t>
+      </w:r>
+      <w:r>
+        <w:t xml:space="preserve">. In</w:t>
+      </w:r>
+      <w:r>
+        <w:t xml:space="preserve"> </w:t>
+      </w:r>
+      <w:r>
+        <w:rPr>
+          <w:i/>
+          <w:iCs/>
+        </w:rPr>
+        <w:t xml:space="preserve">International Conference on Learning Representations</w:t>
+      </w:r>
+      <w:r>
+        <w:t xml:space="preserve">.</w:t>
+      </w:r>
+      <w:r>
+        <w:t xml:space="preserve"> </w:t>
+      </w:r>
+      <w:hyperlink r:id="rId333">
+        <w:r>
+          <w:rPr>
+            <w:rStyle w:val="Hyperlink"/>
+          </w:rPr>
+          <w:t xml:space="preserve">https://arxiv.org/html/2210.03629v3</w:t>
+        </w:r>
+      </w:hyperlink>
+      <w:r>
+        <w:t xml:space="preserve">.</w:t>
+      </w:r>
+    </w:p>
+    <w:bookmarkEnd w:id="334"/>
+    <w:bookmarkStart w:id="336" w:name="ref-zeng2023agenttuning"/>
+    <w:p>
+      <w:pPr>
+        <w:pStyle w:val="Bibliography"/>
+      </w:pPr>
+      <w:r>
+        <w:t xml:space="preserve">Zeng, Aohan, Mingdao Liu, Rui Lu, Bowen Wang, Xiao Liu, Yuxiao Dong, and Jie Tang. 2023.</w:t>
+      </w:r>
+      <w:r>
+        <w:t xml:space="preserve"> </w:t>
+      </w:r>
+      <w:r>
+        <w:t xml:space="preserve">‘AgentTuning: Enabling Generalized Agent Abilities for LLMs’</w:t>
+      </w:r>
+      <w:r>
+        <w:t xml:space="preserve">.</w:t>
+      </w:r>
+      <w:r>
+        <w:t xml:space="preserve"> </w:t>
+      </w:r>
+      <w:r>
+        <w:rPr>
+          <w:i/>
+          <w:iCs/>
+        </w:rPr>
+        <w:t xml:space="preserve">arXiv Preprint arXiv:2310.12823</w:t>
+      </w:r>
+      <w:r>
+        <w:t xml:space="preserve">.</w:t>
+      </w:r>
+      <w:r>
+        <w:t xml:space="preserve"> </w:t>
+      </w:r>
+      <w:hyperlink r:id="rId335">
+        <w:r>
+          <w:rPr>
+            <w:rStyle w:val="Hyperlink"/>
+          </w:rPr>
+          <w:t xml:space="preserve">https://arxiv.org/abs/2310.12823v2</w:t>
+        </w:r>
+      </w:hyperlink>
+      <w:r>
+        <w:t xml:space="preserve">.</w:t>
+      </w:r>
+    </w:p>
+    <w:bookmarkEnd w:id="336"/>
+    <w:bookmarkStart w:id="338" w:name="ref-zhuo2024bigcodebench"/>
+    <w:p>
+      <w:pPr>
+        <w:pStyle w:val="Bibliography"/>
+      </w:pPr>
+      <w:r>
+        <w:t xml:space="preserve">Zhuo, Terry Yue, Minh Chien Vu, Jenny Chim, Han Hu, Wenhao Yu, Ratnadira Widyasari, Imam Nur Bani Yusuf, et al. 2024.</w:t>
+      </w:r>
+      <w:r>
+        <w:t xml:space="preserve"> </w:t>
+      </w:r>
+      <w:r>
+        <w:t xml:space="preserve">‘BigCodeBench: Benchmarking Code Generation with Diverse Function Calls and Complex Instructions’</w:t>
+      </w:r>
+      <w:r>
+        <w:t xml:space="preserve">.</w:t>
+      </w:r>
+      <w:r>
+        <w:t xml:space="preserve"> </w:t>
+      </w:r>
+      <w:r>
+        <w:rPr>
+          <w:i/>
+          <w:iCs/>
+        </w:rPr>
         <w:t xml:space="preserve">arXiv Preprint arXiv:2406.15877</w:t>
       </w:r>
       <w:r>
@@ -23899,7 +27725,7 @@
       <w:r>
         <w:t xml:space="preserve"> </w:t>
       </w:r>
-      <w:hyperlink r:id="rId294">
+      <w:hyperlink r:id="rId337">
         <w:r>
           <w:rPr>
             <w:rStyle w:val="Hyperlink"/>
@@ -23911,9 +27737,9 @@
         <w:t xml:space="preserve">.</w:t>
       </w:r>
     </w:p>
-    <w:bookmarkEnd w:id="295"/>
-    <w:bookmarkEnd w:id="296"/>
-    <w:bookmarkEnd w:id="297"/>
+    <w:bookmarkEnd w:id="338"/>
+    <w:bookmarkEnd w:id="339"/>
+    <w:bookmarkEnd w:id="340"/>
     <w:sectPr/>
   </w:body>
 </w:document>
@@ -23939,7 +27765,7 @@
       </w:r>
     </w:p>
   </w:footnote>
-  <w:footnote w:id="56">
+  <w:footnote w:id="82">
     <w:p>
       <w:pPr>
         <w:pStyle w:val="FootnoteText"/>
@@ -23959,7 +27785,7 @@
       <w:r>
         <w:t xml:space="preserve"> </w:t>
       </w:r>
-      <w:hyperlink r:id="rId57">
+      <w:hyperlink r:id="rId83">
         <w:r>
           <w:rPr>
             <w:rStyle w:val="Hyperlink"/>
@@ -23999,7 +27825,7 @@
       </w:r>
     </w:p>
   </w:footnote>
-  <w:footnote w:id="58">
+  <w:footnote w:id="84">
     <w:p>
       <w:pPr>
         <w:pStyle w:val="FootnoteText"/>
@@ -24019,7 +27845,7 @@
       <w:r>
         <w:t xml:space="preserve"> </w:t>
       </w:r>
-      <w:hyperlink r:id="rId59">
+      <w:hyperlink r:id="rId85">
         <w:r>
           <w:rPr>
             <w:rStyle w:val="Hyperlink"/>
@@ -24033,7 +27859,7 @@
       <w:r>
         <w:t xml:space="preserve"> </w:t>
       </w:r>
-      <w:hyperlink r:id="rId60">
+      <w:hyperlink r:id="rId86">
         <w:r>
           <w:rPr>
             <w:rStyle w:val="Hyperlink"/>
@@ -24046,7 +27872,7 @@
       </w:r>
     </w:p>
   </w:footnote>
-  <w:footnote w:id="61">
+  <w:footnote w:id="87">
     <w:p>
       <w:pPr>
         <w:pStyle w:val="FootnoteText"/>
@@ -24066,7 +27892,7 @@
       <w:r>
         <w:t xml:space="preserve"> </w:t>
       </w:r>
-      <w:hyperlink r:id="rId62">
+      <w:hyperlink r:id="rId88">
         <w:r>
           <w:rPr>
             <w:rStyle w:val="Hyperlink"/>
@@ -24080,7 +27906,7 @@
       <w:r>
         <w:t xml:space="preserve"> </w:t>
       </w:r>
-      <w:hyperlink r:id="rId63">
+      <w:hyperlink r:id="rId89">
         <w:r>
           <w:rPr>
             <w:rStyle w:val="Hyperlink"/>
@@ -24094,7 +27920,7 @@
       <w:r>
         <w:t xml:space="preserve"> </w:t>
       </w:r>
-      <w:hyperlink r:id="rId64">
+      <w:hyperlink r:id="rId90">
         <w:r>
           <w:rPr>
             <w:rStyle w:val="Hyperlink"/>
@@ -24108,7 +27934,7 @@
       <w:r>
         <w:t xml:space="preserve"> </w:t>
       </w:r>
-      <w:hyperlink r:id="rId65">
+      <w:hyperlink r:id="rId91">
         <w:r>
           <w:rPr>
             <w:rStyle w:val="Hyperlink"/>
@@ -24122,7 +27948,7 @@
       <w:r>
         <w:t xml:space="preserve"> </w:t>
       </w:r>
-      <w:hyperlink r:id="rId66">
+      <w:hyperlink r:id="rId92">
         <w:r>
           <w:rPr>
             <w:rStyle w:val="Hyperlink"/>
@@ -24136,7 +27962,7 @@
       <w:r>
         <w:t xml:space="preserve"> </w:t>
       </w:r>
-      <w:hyperlink r:id="rId67">
+      <w:hyperlink r:id="rId93">
         <w:r>
           <w:rPr>
             <w:rStyle w:val="Hyperlink"/>
@@ -24149,7 +27975,7 @@
       </w:r>
     </w:p>
   </w:footnote>
-  <w:footnote w:id="68">
+  <w:footnote w:id="94">
     <w:p>
       <w:pPr>
         <w:pStyle w:val="FootnoteText"/>
@@ -24163,7 +27989,7 @@
       <w:r>
         <w:t xml:space="preserve"> </w:t>
       </w:r>
-      <w:hyperlink r:id="rId69">
+      <w:hyperlink r:id="rId95">
         <w:r>
           <w:rPr>
             <w:rStyle w:val="Hyperlink"/>
@@ -24177,7 +28003,7 @@
       <w:r>
         <w:t xml:space="preserve"> </w:t>
       </w:r>
-      <w:hyperlink r:id="rId70">
+      <w:hyperlink r:id="rId96">
         <w:r>
           <w:rPr>
             <w:rStyle w:val="Hyperlink"/>
@@ -24191,7 +28017,7 @@
       <w:r>
         <w:t xml:space="preserve"> </w:t>
       </w:r>
-      <w:hyperlink r:id="rId71">
+      <w:hyperlink r:id="rId97">
         <w:r>
           <w:rPr>
             <w:rStyle w:val="Hyperlink"/>
@@ -24204,7 +28030,7 @@
       </w:r>
     </w:p>
   </w:footnote>
-  <w:footnote w:id="73">
+  <w:footnote w:id="99">
     <w:p>
       <w:pPr>
         <w:pStyle w:val="FootnoteText"/>
@@ -24224,7 +28050,7 @@
       <w:r>
         <w:t xml:space="preserve"> </w:t>
       </w:r>
-      <w:hyperlink r:id="rId74">
+      <w:hyperlink r:id="rId100">
         <w:r>
           <w:rPr>
             <w:rStyle w:val="Hyperlink"/>
@@ -24249,7 +28075,7 @@
       </w:r>
     </w:p>
   </w:footnote>
-  <w:footnote w:id="75">
+  <w:footnote w:id="101">
     <w:p>
       <w:pPr>
         <w:pStyle w:val="FootnoteText"/>
@@ -24269,7 +28095,7 @@
       <w:r>
         <w:t xml:space="preserve"> </w:t>
       </w:r>
-      <w:hyperlink r:id="rId76">
+      <w:hyperlink r:id="rId102">
         <w:r>
           <w:rPr>
             <w:rStyle w:val="Hyperlink"/>
@@ -24282,7 +28108,7 @@
       </w:r>
     </w:p>
   </w:footnote>
-  <w:footnote w:id="78">
+  <w:footnote w:id="104">
     <w:p>
       <w:pPr>
         <w:pStyle w:val="FootnoteText"/>
@@ -24302,7 +28128,7 @@
       <w:r>
         <w:t xml:space="preserve"> </w:t>
       </w:r>
-      <w:hyperlink r:id="rId79">
+      <w:hyperlink r:id="rId105">
         <w:r>
           <w:rPr>
             <w:rStyle w:val="Hyperlink"/>
@@ -24316,7 +28142,7 @@
       <w:r>
         <w:t xml:space="preserve"> </w:t>
       </w:r>
-      <w:hyperlink r:id="rId80">
+      <w:hyperlink r:id="rId106">
         <w:r>
           <w:rPr>
             <w:rStyle w:val="Hyperlink"/>
@@ -24330,7 +28156,7 @@
       <w:r>
         <w:t xml:space="preserve"> </w:t>
       </w:r>
-      <w:hyperlink r:id="rId81">
+      <w:hyperlink r:id="rId107">
         <w:r>
           <w:rPr>
             <w:rStyle w:val="Hyperlink"/>
@@ -24344,7 +28170,7 @@
       <w:r>
         <w:t xml:space="preserve"> </w:t>
       </w:r>
-      <w:hyperlink r:id="rId82">
+      <w:hyperlink r:id="rId108">
         <w:r>
           <w:rPr>
             <w:rStyle w:val="Hyperlink"/>
@@ -24361,7 +28187,7 @@
       <w:r>
         <w:t xml:space="preserve"> </w:t>
       </w:r>
-      <w:hyperlink r:id="rId83">
+      <w:hyperlink r:id="rId109">
         <w:r>
           <w:rPr>
             <w:rStyle w:val="Hyperlink"/>
@@ -24375,7 +28201,7 @@
       <w:r>
         <w:t xml:space="preserve"> </w:t>
       </w:r>
-      <w:hyperlink r:id="rId70">
+      <w:hyperlink r:id="rId96">
         <w:r>
           <w:rPr>
             <w:rStyle w:val="Hyperlink"/>
@@ -24389,7 +28215,7 @@
       <w:r>
         <w:t xml:space="preserve"> </w:t>
       </w:r>
-      <w:hyperlink r:id="rId84">
+      <w:hyperlink r:id="rId110">
         <w:r>
           <w:rPr>
             <w:rStyle w:val="Hyperlink"/>
@@ -24402,7 +28228,7 @@
       </w:r>
     </w:p>
   </w:footnote>
-  <w:footnote w:id="85">
+  <w:footnote w:id="111">
     <w:p>
       <w:pPr>
         <w:pStyle w:val="FootnoteText"/>
@@ -24416,7 +28242,7 @@
       <w:r>
         <w:t xml:space="preserve"> </w:t>
       </w:r>
-      <w:hyperlink r:id="rId71">
+      <w:hyperlink r:id="rId97">
         <w:r>
           <w:rPr>
             <w:rStyle w:val="Hyperlink"/>
@@ -24444,7 +28270,7 @@
       </w:r>
     </w:p>
   </w:footnote>
-  <w:footnote w:id="87">
+  <w:footnote w:id="113">
     <w:p>
       <w:pPr>
         <w:pStyle w:val="FootnoteText"/>
@@ -24458,7 +28284,7 @@
       <w:r>
         <w:t xml:space="preserve"> </w:t>
       </w:r>
-      <w:hyperlink r:id="rId79">
+      <w:hyperlink r:id="rId105">
         <w:r>
           <w:rPr>
             <w:rStyle w:val="Hyperlink"/>
@@ -24475,7 +28301,7 @@
       <w:r>
         <w:t xml:space="preserve"> </w:t>
       </w:r>
-      <w:hyperlink r:id="rId81">
+      <w:hyperlink r:id="rId107">
         <w:r>
           <w:rPr>
             <w:rStyle w:val="Hyperlink"/>
@@ -24488,7 +28314,7 @@
       </w:r>
     </w:p>
   </w:footnote>
-  <w:footnote w:id="88">
+  <w:footnote w:id="114">
     <w:p>
       <w:pPr>
         <w:pStyle w:val="FootnoteText"/>
@@ -24502,7 +28328,7 @@
       <w:r>
         <w:t xml:space="preserve"> </w:t>
       </w:r>
-      <w:hyperlink r:id="rId89">
+      <w:hyperlink r:id="rId115">
         <w:r>
           <w:rPr>
             <w:rStyle w:val="Hyperlink"/>
@@ -24527,7 +28353,7 @@
       </w:r>
     </w:p>
   </w:footnote>
-  <w:footnote w:id="92">
+  <w:footnote w:id="118">
     <w:p>
       <w:pPr>
         <w:pStyle w:val="FootnoteText"/>
@@ -24547,7 +28373,7 @@
       <w:r>
         <w:t xml:space="preserve"> </w:t>
       </w:r>
-      <w:hyperlink r:id="rId93">
+      <w:hyperlink r:id="rId119">
         <w:r>
           <w:rPr>
             <w:rStyle w:val="Hyperlink"/>
@@ -24573,7 +28399,7 @@
       <w:r>
         <w:t xml:space="preserve"> </w:t>
       </w:r>
-      <w:hyperlink r:id="rId94">
+      <w:hyperlink r:id="rId120">
         <w:r>
           <w:rPr>
             <w:rStyle w:val="Hyperlink"/>
@@ -24598,7 +28424,7 @@
       </w:r>
     </w:p>
   </w:footnote>
-  <w:footnote w:id="95">
+  <w:footnote w:id="121">
     <w:p>
       <w:pPr>
         <w:pStyle w:val="FootnoteText"/>
@@ -24618,7 +28444,7 @@
       <w:r>
         <w:t xml:space="preserve"> </w:t>
       </w:r>
-      <w:hyperlink r:id="rId96">
+      <w:hyperlink r:id="rId122">
         <w:r>
           <w:rPr>
             <w:rStyle w:val="Hyperlink"/>
@@ -24632,7 +28458,7 @@
       <w:r>
         <w:t xml:space="preserve"> </w:t>
       </w:r>
-      <w:hyperlink r:id="rId97">
+      <w:hyperlink r:id="rId123">
         <w:r>
           <w:rPr>
             <w:rStyle w:val="Hyperlink"/>
@@ -24646,7 +28472,7 @@
       <w:r>
         <w:t xml:space="preserve"> </w:t>
       </w:r>
-      <w:hyperlink r:id="rId98">
+      <w:hyperlink r:id="rId124">
         <w:r>
           <w:rPr>
             <w:rStyle w:val="Hyperlink"/>
@@ -24660,7 +28486,7 @@
       <w:r>
         <w:t xml:space="preserve"> </w:t>
       </w:r>
-      <w:hyperlink r:id="rId99">
+      <w:hyperlink r:id="rId125">
         <w:r>
           <w:rPr>
             <w:rStyle w:val="Hyperlink"/>
@@ -24674,7 +28500,7 @@
       <w:r>
         <w:t xml:space="preserve"> </w:t>
       </w:r>
-      <w:hyperlink r:id="rId100">
+      <w:hyperlink r:id="rId126">
         <w:r>
           <w:rPr>
             <w:rStyle w:val="Hyperlink"/>
@@ -24688,7 +28514,7 @@
       <w:r>
         <w:t xml:space="preserve"> </w:t>
       </w:r>
-      <w:hyperlink r:id="rId101">
+      <w:hyperlink r:id="rId127">
         <w:r>
           <w:rPr>
             <w:rStyle w:val="Hyperlink"/>
@@ -24701,7 +28527,7 @@
       </w:r>
     </w:p>
   </w:footnote>
-  <w:footnote w:id="102">
+  <w:footnote w:id="128">
     <w:p>
       <w:pPr>
         <w:pStyle w:val="FootnoteText"/>
@@ -24715,7 +28541,7 @@
       <w:r>
         <w:t xml:space="preserve"> </w:t>
       </w:r>
-      <w:hyperlink r:id="rId103">
+      <w:hyperlink r:id="rId129">
         <w:r>
           <w:rPr>
             <w:rStyle w:val="Hyperlink"/>
@@ -24732,7 +28558,7 @@
       <w:r>
         <w:t xml:space="preserve"> </w:t>
       </w:r>
-      <w:hyperlink r:id="rId104">
+      <w:hyperlink r:id="rId130">
         <w:r>
           <w:rPr>
             <w:rStyle w:val="Hyperlink"/>
@@ -24745,7 +28571,7 @@
       </w:r>
     </w:p>
   </w:footnote>
-  <w:footnote w:id="108">
+  <w:footnote w:id="134">
     <w:p>
       <w:pPr>
         <w:pStyle w:val="FootnoteText"/>
@@ -24777,7 +28603,7 @@
       <w:r>
         <w:t xml:space="preserve"> </w:t>
       </w:r>
-      <w:hyperlink r:id="rId93">
+      <w:hyperlink r:id="rId119">
         <w:r>
           <w:rPr>
             <w:rStyle w:val="Hyperlink"/>
@@ -24791,7 +28617,7 @@
       <w:r>
         <w:t xml:space="preserve"> </w:t>
       </w:r>
-      <w:hyperlink r:id="rId109">
+      <w:hyperlink r:id="rId135">
         <w:r>
           <w:rPr>
             <w:rStyle w:val="Hyperlink"/>
@@ -24805,7 +28631,7 @@
       <w:r>
         <w:t xml:space="preserve"> </w:t>
       </w:r>
-      <w:hyperlink r:id="rId110">
+      <w:hyperlink r:id="rId136">
         <w:r>
           <w:rPr>
             <w:rStyle w:val="Hyperlink"/>
@@ -24830,7 +28656,7 @@
       </w:r>
     </w:p>
   </w:footnote>
-  <w:footnote w:id="114">
+  <w:footnote w:id="140">
     <w:p>
       <w:pPr>
         <w:pStyle w:val="FootnoteText"/>
@@ -24850,7 +28676,7 @@
       <w:r>
         <w:t xml:space="preserve"> </w:t>
       </w:r>
-      <w:hyperlink r:id="rId74">
+      <w:hyperlink r:id="rId100">
         <w:r>
           <w:rPr>
             <w:rStyle w:val="Hyperlink"/>
@@ -24902,7 +28728,7 @@
       </w:r>
     </w:p>
   </w:footnote>
-  <w:footnote w:id="125">
+  <w:footnote w:id="151">
     <w:p>
       <w:pPr>
         <w:pStyle w:val="FootnoteText"/>
@@ -24922,7 +28748,7 @@
       <w:r>
         <w:t xml:space="preserve"> </w:t>
       </w:r>
-      <w:hyperlink r:id="rId79">
+      <w:hyperlink r:id="rId105">
         <w:r>
           <w:rPr>
             <w:rStyle w:val="Hyperlink"/>
@@ -24936,7 +28762,7 @@
       <w:r>
         <w:t xml:space="preserve"> </w:t>
       </w:r>
-      <w:hyperlink r:id="rId80">
+      <w:hyperlink r:id="rId106">
         <w:r>
           <w:rPr>
             <w:rStyle w:val="Hyperlink"/>
@@ -24950,7 +28776,7 @@
       <w:r>
         <w:t xml:space="preserve"> </w:t>
       </w:r>
-      <w:hyperlink r:id="rId81">
+      <w:hyperlink r:id="rId107">
         <w:r>
           <w:rPr>
             <w:rStyle w:val="Hyperlink"/>
@@ -24964,7 +28790,7 @@
       <w:r>
         <w:t xml:space="preserve"> </w:t>
       </w:r>
-      <w:hyperlink r:id="rId126">
+      <w:hyperlink r:id="rId152">
         <w:r>
           <w:rPr>
             <w:rStyle w:val="Hyperlink"/>
@@ -24977,7 +28803,7 @@
       </w:r>
     </w:p>
   </w:footnote>
-  <w:footnote w:id="133">
+  <w:footnote w:id="159">
     <w:p>
       <w:pPr>
         <w:pStyle w:val="FootnoteText"/>
@@ -24997,7 +28823,7 @@
       <w:r>
         <w:t xml:space="preserve"> </w:t>
       </w:r>
-      <w:hyperlink r:id="rId134">
+      <w:hyperlink r:id="rId160">
         <w:r>
           <w:rPr>
             <w:rStyle w:val="Hyperlink"/>
@@ -25014,7 +28840,7 @@
       <w:r>
         <w:t xml:space="preserve"> </w:t>
       </w:r>
-      <w:hyperlink r:id="rId135">
+      <w:hyperlink r:id="rId161">
         <w:r>
           <w:rPr>
             <w:rStyle w:val="Hyperlink"/>
@@ -25039,7 +28865,7 @@
       </w:r>
     </w:p>
   </w:footnote>
-  <w:footnote w:id="137">
+  <w:footnote w:id="163">
     <w:p>
       <w:pPr>
         <w:pStyle w:val="FootnoteText"/>
@@ -25059,7 +28885,7 @@
       <w:r>
         <w:t xml:space="preserve"> </w:t>
       </w:r>
-      <w:hyperlink r:id="rId138">
+      <w:hyperlink r:id="rId164">
         <w:r>
           <w:rPr>
             <w:rStyle w:val="Hyperlink"/>
@@ -25072,7 +28898,7 @@
       </w:r>
     </w:p>
   </w:footnote>
-  <w:footnote w:id="139">
+  <w:footnote w:id="165">
     <w:p>
       <w:pPr>
         <w:pStyle w:val="FootnoteText"/>
@@ -25092,7 +28918,7 @@
       <w:r>
         <w:t xml:space="preserve"> </w:t>
       </w:r>
-      <w:hyperlink r:id="rId140">
+      <w:hyperlink r:id="rId166">
         <w:r>
           <w:rPr>
             <w:rStyle w:val="Hyperlink"/>
@@ -25106,7 +28932,7 @@
       <w:r>
         <w:t xml:space="preserve"> </w:t>
       </w:r>
-      <w:hyperlink r:id="rId141">
+      <w:hyperlink r:id="rId167">
         <w:r>
           <w:rPr>
             <w:rStyle w:val="Hyperlink"/>
@@ -25120,7 +28946,7 @@
       <w:r>
         <w:t xml:space="preserve"> </w:t>
       </w:r>
-      <w:hyperlink r:id="rId142">
+      <w:hyperlink r:id="rId168">
         <w:r>
           <w:rPr>
             <w:rStyle w:val="Hyperlink"/>
@@ -25133,7 +28959,7 @@
       </w:r>
     </w:p>
   </w:footnote>
-  <w:footnote w:id="144">
+  <w:footnote w:id="170">
     <w:p>
       <w:pPr>
         <w:pStyle w:val="FootnoteText"/>
@@ -25153,7 +28979,7 @@
       <w:r>
         <w:t xml:space="preserve"> </w:t>
       </w:r>
-      <w:hyperlink r:id="rId145">
+      <w:hyperlink r:id="rId171">
         <w:r>
           <w:rPr>
             <w:rStyle w:val="Hyperlink"/>
@@ -25170,7 +28996,7 @@
       <w:r>
         <w:t xml:space="preserve"> </w:t>
       </w:r>
-      <w:hyperlink r:id="rId146">
+      <w:hyperlink r:id="rId172">
         <w:r>
           <w:rPr>
             <w:rStyle w:val="Hyperlink"/>
@@ -25183,7 +29009,7 @@
       </w:r>
     </w:p>
   </w:footnote>
-  <w:footnote w:id="148">
+  <w:footnote w:id="174">
     <w:p>
       <w:pPr>
         <w:pStyle w:val="FootnoteText"/>
@@ -25203,7 +29029,7 @@
       <w:r>
         <w:t xml:space="preserve"> </w:t>
       </w:r>
-      <w:hyperlink r:id="rId149">
+      <w:hyperlink r:id="rId175">
         <w:r>
           <w:rPr>
             <w:rStyle w:val="Hyperlink"/>
@@ -25220,7 +29046,7 @@
       <w:r>
         <w:t xml:space="preserve"> </w:t>
       </w:r>
-      <w:hyperlink r:id="rId150">
+      <w:hyperlink r:id="rId176">
         <w:r>
           <w:rPr>
             <w:rStyle w:val="Hyperlink"/>
